--- a/HealtCareProject.docx
+++ b/HealtCareProject.docx
@@ -6272,8 +6272,9 @@
     <w:p>
       <w:pPr>
         <w:rPr>
-          <w:rFonts w:asciiTheme="majorBidi" w:hAnsiTheme="majorBidi"/>
-          <w:sz w:val="28"/>
+          <w:rFonts w:asciiTheme="majorBidi" w:hAnsiTheme="majorBidi" w:hint="cs"/>
+          <w:sz w:val="28"/>
+          <w:rtl/>
         </w:rPr>
       </w:pPr>
       <w:r>
@@ -6294,21 +6295,20 @@
     </w:p>
     <w:p>
       <w:pPr>
-        <w:rPr>
-          <w:rFonts w:asciiTheme="majorBidi" w:hAnsiTheme="majorBidi"/>
-          <w:sz w:val="28"/>
-        </w:rPr>
-      </w:pPr>
-      <w:r>
-        <w:rPr>
-          <w:rFonts w:asciiTheme="majorBidi" w:hAnsiTheme="majorBidi"/>
-          <w:sz w:val="28"/>
-        </w:rPr>
+        <w:pStyle w:val="2"/>
+        <w:numPr>
+          <w:ilvl w:val="0"/>
+          <w:numId w:val="0"/>
+        </w:numPr>
+        <w:spacing w:line="360" w:lineRule="auto"/>
+      </w:pPr>
+      <w:r>
         <w:t>1.3</w:t>
       </w:r>
       <w:r>
         <w:rPr>
-          <w:rFonts w:asciiTheme="majorBidi" w:hAnsiTheme="majorBidi"/>
+          <w:rFonts w:asciiTheme="majorBidi" w:eastAsiaTheme="minorHAnsi" w:hAnsiTheme="majorBidi"/>
+          <w:bCs w:val="0"/>
           <w:sz w:val="28"/>
           <w:rtl/>
         </w:rPr>
@@ -6316,7 +6316,8 @@
       </w:r>
       <w:r>
         <w:rPr>
-          <w:rFonts w:asciiTheme="majorBidi" w:hAnsiTheme="majorBidi"/>
+          <w:rFonts w:asciiTheme="majorBidi" w:eastAsiaTheme="minorHAnsi" w:hAnsiTheme="majorBidi"/>
+          <w:bCs w:val="0"/>
           <w:sz w:val="28"/>
         </w:rPr>
         <w:t>Project Problem</w:t>
@@ -6540,6 +6541,7 @@
     <w:p>
       <w:pPr>
         <w:pStyle w:val="2"/>
+        <w:ind w:left="-424"/>
         <w:jc w:val="both"/>
         <w:rPr>
           <w:sz w:val="32"/>
@@ -9070,6 +9072,7 @@
     <w:p>
       <w:pPr>
         <w:pStyle w:val="2"/>
+        <w:ind w:left="-424"/>
         <w:jc w:val="both"/>
         <w:rPr>
           <w:sz w:val="32"/>
@@ -12614,7 +12617,6 @@
           <w:sz w:val="28"/>
           <w:rtl/>
         </w:rPr>
-        <w:lastRenderedPageBreak/>
         <w:t xml:space="preserve"> </w:t>
       </w:r>
     </w:p>
@@ -12636,6 +12638,7 @@
           <w:sz w:val="28"/>
           <w:rtl/>
         </w:rPr>
+        <w:lastRenderedPageBreak/>
         <w:t>الوصول،</w:t>
       </w:r>
       <w:r>
@@ -13564,10 +13567,7 @@
     <w:p>
       <w:pPr>
         <w:pStyle w:val="2"/>
-        <w:jc w:val="both"/>
-        <w:rPr>
-          <w:sz w:val="32"/>
-          <w:szCs w:val="32"/>
+        <w:rPr>
           <w:rtl/>
         </w:rPr>
       </w:pPr>
@@ -13575,27 +13575,32 @@
       <w:r>
         <w:rPr>
           <w:rFonts w:hint="cs"/>
-          <w:sz w:val="32"/>
-          <w:szCs w:val="32"/>
-          <w:rtl/>
-        </w:rPr>
-        <w:t>مشكلة المشروع (</w:t>
+          <w:rtl/>
+        </w:rPr>
+        <w:t xml:space="preserve">مشكلة </w:t>
+      </w:r>
+      <w:r>
+        <w:rPr>
+          <w:rtl/>
+        </w:rPr>
+        <w:t>المشروع</w:t>
+      </w:r>
+      <w:r>
+        <w:rPr>
+          <w:rFonts w:hint="cs"/>
+          <w:rtl/>
+        </w:rPr>
+        <w:t xml:space="preserve"> (</w:t>
       </w:r>
       <w:r>
         <w:rPr>
           <w:rFonts w:asciiTheme="majorBidi" w:hAnsiTheme="majorBidi"/>
           <w:b/>
           <w:bCs w:val="0"/>
-          <w:sz w:val="32"/>
-          <w:szCs w:val="32"/>
         </w:rPr>
         <w:t>Project</w:t>
       </w:r>
       <w:r>
-        <w:rPr>
-          <w:sz w:val="32"/>
-          <w:szCs w:val="32"/>
-        </w:rPr>
         <w:t xml:space="preserve"> </w:t>
       </w:r>
       <w:r>
@@ -13603,16 +13608,12 @@
           <w:rFonts w:asciiTheme="majorBidi" w:hAnsiTheme="majorBidi"/>
           <w:b/>
           <w:bCs w:val="0"/>
-          <w:sz w:val="32"/>
-          <w:szCs w:val="32"/>
         </w:rPr>
         <w:t>Problem</w:t>
       </w:r>
       <w:r>
         <w:rPr>
           <w:rFonts w:hint="cs"/>
-          <w:sz w:val="32"/>
-          <w:szCs w:val="32"/>
           <w:rtl/>
         </w:rPr>
         <w:t>)</w:t>
@@ -18528,7 +18529,6 @@
           <w:rFonts w:cs="Times New Roman"/>
           <w:rtl/>
         </w:rPr>
-        <w:lastRenderedPageBreak/>
         <w:t xml:space="preserve"> </w:t>
       </w:r>
     </w:p>
@@ -18545,6 +18545,7 @@
           <w:rFonts w:cs="Times New Roman" w:hint="cs"/>
           <w:rtl/>
         </w:rPr>
+        <w:lastRenderedPageBreak/>
         <w:t>بعد</w:t>
       </w:r>
       <w:r>
@@ -22883,7 +22884,6 @@
           <w:szCs w:val="32"/>
           <w:rtl/>
         </w:rPr>
-        <w:lastRenderedPageBreak/>
         <w:t>أهمية المشروع (</w:t>
       </w:r>
       <w:r>
@@ -23400,6 +23400,7 @@
           <w:sz w:val="28"/>
           <w:rtl/>
         </w:rPr>
+        <w:lastRenderedPageBreak/>
         <w:t>تعزيز</w:t>
       </w:r>
       <w:r>
@@ -27397,16 +27398,7 @@
           <w:sz w:val="28"/>
           <w:rtl/>
         </w:rPr>
-        <w:t xml:space="preserve">، وهي أطر تنظّم عملية بناء الأنظمة وتساعد على ضبط التخطيط والتنفيذ. </w:t>
-      </w:r>
-      <w:r>
-        <w:rPr>
-          <w:rFonts w:asciiTheme="majorBidi" w:hAnsiTheme="majorBidi"/>
-          <w:sz w:val="28"/>
-          <w:rtl/>
-        </w:rPr>
-        <w:lastRenderedPageBreak/>
-        <w:t xml:space="preserve">وتتنوع هذه المنهجيات بحسب طبيعة المشروع، ومن </w:t>
+        <w:t xml:space="preserve">، وهي أطر تنظّم عملية بناء الأنظمة وتساعد على ضبط التخطيط والتنفيذ. وتتنوع هذه المنهجيات بحسب طبيعة المشروع، ومن </w:t>
       </w:r>
       <w:proofErr w:type="gramStart"/>
       <w:r>
@@ -27616,6 +27608,7 @@
           <w:sz w:val="28"/>
           <w:rtl/>
         </w:rPr>
+        <w:lastRenderedPageBreak/>
         <w:t xml:space="preserve">وبين هذه النماذج، وقع اختيارنا على منهجية </w:t>
       </w:r>
       <w:proofErr w:type="gramStart"/>
@@ -27847,7 +27840,7 @@
           <w:lang w:val="ar-SA"/>
         </w:rPr>
         <w:drawing>
-          <wp:inline distT="0" distB="0" distL="0" distR="0" wp14:anchorId="544E6ED6" wp14:editId="2A494D58">
+          <wp:inline distT="0" distB="0" distL="0" distR="0" wp14:anchorId="544E6ED6" wp14:editId="4651303D">
             <wp:extent cx="5731510" cy="4109720"/>
             <wp:effectExtent l="0" t="0" r="2540" b="5080"/>
             <wp:docPr id="1" name="Picture 1"/>
@@ -31894,7 +31887,6 @@
           <w:rFonts w:asciiTheme="majorBidi" w:hAnsiTheme="majorBidi"/>
           <w:sz w:val="28"/>
         </w:rPr>
-        <w:lastRenderedPageBreak/>
         <w:t xml:space="preserve"> </w:t>
       </w:r>
       <w:r>
@@ -32071,6 +32063,7 @@
           <w:sz w:val="28"/>
           <w:rtl/>
         </w:rPr>
+        <w:lastRenderedPageBreak/>
         <w:t>وصولا</w:t>
       </w:r>
       <w:r>
@@ -32434,7 +32427,6 @@
     <w:p>
       <w:pPr>
         <w:rPr>
-          <w:rFonts w:hint="cs"/>
           <w:rtl/>
         </w:rPr>
       </w:pPr>
@@ -32765,7 +32757,7 @@
           <w:rtl/>
         </w:rPr>
         <w:lastRenderedPageBreak/>
-        <w:t xml:space="preserve">الفصل الثاني: الإطار النظري والدراسات السابقة </w:t>
+        <w:t>الفصل الثاني: الإطار النظري والدراسات السابقة</w:t>
       </w:r>
     </w:p>
     <w:p>
@@ -32781,15 +32773,16 @@
           <w:rFonts w:hint="cs"/>
           <w:rtl/>
         </w:rPr>
-        <w:t>المقدمة (</w:t>
-      </w:r>
-      <w:r>
-        <w:rPr>
-          <w:rFonts w:asciiTheme="majorBidi" w:hAnsiTheme="majorBidi"/>
-          <w:b/>
-          <w:bCs w:val="0"/>
-          <w:sz w:val="28"/>
-        </w:rPr>
+        <w:t>المقدمة</w:t>
+      </w:r>
+      <w:r>
+        <w:rPr>
+          <w:rFonts w:hint="cs"/>
+          <w:rtl/>
+        </w:rPr>
+        <w:t xml:space="preserve"> (</w:t>
+      </w:r>
+      <w:r>
         <w:t>Introduction</w:t>
       </w:r>
       <w:r>
@@ -33013,7 +33006,7 @@
       <w:pPr>
         <w:jc w:val="both"/>
         <w:rPr>
-          <w:rFonts w:asciiTheme="majorBidi" w:hAnsiTheme="majorBidi" w:hint="cs"/>
+          <w:rFonts w:asciiTheme="majorBidi" w:hAnsiTheme="majorBidi"/>
           <w:sz w:val="28"/>
           <w:rtl/>
         </w:rPr>
@@ -33083,7 +33076,6 @@
         <w:rPr>
           <w:rFonts w:asciiTheme="majorBidi" w:hAnsiTheme="majorBidi"/>
           <w:b/>
-          <w:bCs w:val="0"/>
           <w:sz w:val="28"/>
         </w:rPr>
         <w:t>Pervious</w:t>
@@ -33099,7 +33091,6 @@
         <w:rPr>
           <w:rFonts w:asciiTheme="majorBidi" w:hAnsiTheme="majorBidi"/>
           <w:b/>
-          <w:bCs w:val="0"/>
           <w:sz w:val="28"/>
         </w:rPr>
         <w:t>Studies</w:t>
@@ -33158,7 +33149,7 @@
           <w:sz w:val="28"/>
           <w:rtl/>
         </w:rPr>
-        <w:t>2</w:t>
+        <w:t xml:space="preserve">2  </w:t>
       </w:r>
       <w:r>
         <w:rPr>
@@ -33168,7 +33159,18 @@
           <w:sz w:val="28"/>
           <w:rtl/>
         </w:rPr>
-        <w:t xml:space="preserve">  </w:t>
+        <w:t>منصة</w:t>
+      </w:r>
+      <w:proofErr w:type="gramEnd"/>
+      <w:r>
+        <w:rPr>
+          <w:rFonts w:asciiTheme="majorBidi" w:hAnsiTheme="majorBidi"/>
+          <w:b/>
+          <w:bCs/>
+          <w:sz w:val="28"/>
+          <w:rtl/>
+        </w:rPr>
+        <w:t xml:space="preserve"> </w:t>
       </w:r>
       <w:r>
         <w:rPr>
@@ -33178,9 +33180,8 @@
           <w:sz w:val="28"/>
           <w:rtl/>
         </w:rPr>
-        <w:t>منصة</w:t>
-      </w:r>
-      <w:proofErr w:type="gramEnd"/>
+        <w:t>صحتي</w:t>
+      </w:r>
       <w:r>
         <w:rPr>
           <w:rFonts w:asciiTheme="majorBidi" w:hAnsiTheme="majorBidi"/>
@@ -33189,7 +33190,28 @@
           <w:sz w:val="28"/>
           <w:rtl/>
         </w:rPr>
-        <w:t xml:space="preserve"> </w:t>
+        <w:t xml:space="preserve"> (</w:t>
+      </w:r>
+      <w:proofErr w:type="spellStart"/>
+      <w:r>
+        <w:rPr>
+          <w:rFonts w:asciiTheme="majorBidi" w:hAnsiTheme="majorBidi"/>
+          <w:b/>
+          <w:bCs/>
+          <w:sz w:val="28"/>
+        </w:rPr>
+        <w:t>Sehhaty</w:t>
+      </w:r>
+      <w:proofErr w:type="spellEnd"/>
+      <w:r>
+        <w:rPr>
+          <w:rFonts w:asciiTheme="majorBidi" w:hAnsiTheme="majorBidi"/>
+          <w:b/>
+          <w:bCs/>
+          <w:sz w:val="28"/>
+          <w:rtl/>
+        </w:rPr>
+        <w:t xml:space="preserve">) – </w:t>
       </w:r>
       <w:r>
         <w:rPr>
@@ -33199,7 +33221,7 @@
           <w:sz w:val="28"/>
           <w:rtl/>
         </w:rPr>
-        <w:t>صحتي</w:t>
+        <w:t>المملكة</w:t>
       </w:r>
       <w:r>
         <w:rPr>
@@ -33209,28 +33231,27 @@
           <w:sz w:val="28"/>
           <w:rtl/>
         </w:rPr>
-        <w:t xml:space="preserve"> (</w:t>
-      </w:r>
-      <w:proofErr w:type="spellStart"/>
+        <w:t xml:space="preserve"> </w:t>
+      </w:r>
+      <w:r>
+        <w:rPr>
+          <w:rFonts w:asciiTheme="majorBidi" w:hAnsiTheme="majorBidi" w:hint="cs"/>
+          <w:b/>
+          <w:bCs/>
+          <w:sz w:val="28"/>
+          <w:rtl/>
+        </w:rPr>
+        <w:t>العربية</w:t>
+      </w:r>
       <w:r>
         <w:rPr>
           <w:rFonts w:asciiTheme="majorBidi" w:hAnsiTheme="majorBidi"/>
           <w:b/>
           <w:bCs/>
           <w:sz w:val="28"/>
-        </w:rPr>
-        <w:t>Sehhaty</w:t>
-      </w:r>
-      <w:proofErr w:type="spellEnd"/>
-      <w:r>
-        <w:rPr>
-          <w:rFonts w:asciiTheme="majorBidi" w:hAnsiTheme="majorBidi"/>
-          <w:b/>
-          <w:bCs/>
-          <w:sz w:val="28"/>
-          <w:rtl/>
-        </w:rPr>
-        <w:t xml:space="preserve">) – </w:t>
+          <w:rtl/>
+        </w:rPr>
+        <w:t xml:space="preserve"> </w:t>
       </w:r>
       <w:r>
         <w:rPr>
@@ -33240,57 +33261,7 @@
           <w:sz w:val="28"/>
           <w:rtl/>
         </w:rPr>
-        <w:t>المملكة</w:t>
-      </w:r>
-      <w:r>
-        <w:rPr>
-          <w:rFonts w:asciiTheme="majorBidi" w:hAnsiTheme="majorBidi"/>
-          <w:b/>
-          <w:bCs/>
-          <w:sz w:val="28"/>
-          <w:rtl/>
-        </w:rPr>
-        <w:t xml:space="preserve"> </w:t>
-      </w:r>
-      <w:r>
-        <w:rPr>
-          <w:rFonts w:asciiTheme="majorBidi" w:hAnsiTheme="majorBidi" w:hint="cs"/>
-          <w:b/>
-          <w:bCs/>
-          <w:sz w:val="28"/>
-          <w:rtl/>
-        </w:rPr>
-        <w:t>العربية</w:t>
-      </w:r>
-      <w:r>
-        <w:rPr>
-          <w:rFonts w:asciiTheme="majorBidi" w:hAnsiTheme="majorBidi"/>
-          <w:b/>
-          <w:bCs/>
-          <w:sz w:val="28"/>
-          <w:rtl/>
-        </w:rPr>
-        <w:t xml:space="preserve"> </w:t>
-      </w:r>
-      <w:r>
-        <w:rPr>
-          <w:rFonts w:asciiTheme="majorBidi" w:hAnsiTheme="majorBidi" w:hint="cs"/>
-          <w:b/>
-          <w:bCs/>
-          <w:sz w:val="28"/>
-          <w:rtl/>
-        </w:rPr>
-        <w:t>السعودية</w:t>
-      </w:r>
-      <w:r>
-        <w:rPr>
-          <w:rFonts w:asciiTheme="majorBidi" w:hAnsiTheme="majorBidi" w:hint="cs"/>
-          <w:b/>
-          <w:bCs/>
-          <w:sz w:val="28"/>
-          <w:rtl/>
-        </w:rPr>
-        <w:t>:</w:t>
+        <w:t>السعودية:</w:t>
       </w:r>
     </w:p>
     <w:p>
@@ -33332,15 +33303,7 @@
           <w:sz w:val="28"/>
           <w:rtl/>
         </w:rPr>
-        <w:t xml:space="preserve"> </w:t>
-      </w:r>
-      <w:r>
-        <w:rPr>
-          <w:rFonts w:asciiTheme="majorBidi" w:hAnsiTheme="majorBidi" w:cstheme="majorBidi" w:hint="cs"/>
-          <w:sz w:val="28"/>
-          <w:rtl/>
-        </w:rPr>
-        <w:t>تُعد</w:t>
+        <w:t xml:space="preserve"> تُعد</w:t>
       </w:r>
       <w:r>
         <w:rPr>
@@ -34806,16 +34769,7 @@
           <w:bCs/>
           <w:sz w:val="28"/>
         </w:rPr>
-        <w:t>.2.</w:t>
-      </w:r>
-      <w:r>
-        <w:rPr>
-          <w:rFonts w:asciiTheme="majorBidi" w:hAnsiTheme="majorBidi"/>
-          <w:b/>
-          <w:bCs/>
-          <w:sz w:val="28"/>
-        </w:rPr>
-        <w:t xml:space="preserve">2     </w:t>
+        <w:t xml:space="preserve">.2.2     </w:t>
       </w:r>
       <w:proofErr w:type="gramStart"/>
       <w:r>
@@ -35281,7 +35235,7 @@
           <w:bCs/>
           <w:sz w:val="28"/>
         </w:rPr>
-        <w:t>1</w:t>
+        <w:t>3</w:t>
       </w:r>
       <w:r>
         <w:rPr>
@@ -35405,7 +35359,7 @@
     <w:p>
       <w:pPr>
         <w:rPr>
-          <w:rFonts w:asciiTheme="majorBidi" w:hAnsiTheme="majorBidi" w:hint="cs"/>
+          <w:rFonts w:asciiTheme="majorBidi" w:hAnsiTheme="majorBidi"/>
           <w:sz w:val="28"/>
           <w:rtl/>
         </w:rPr>
@@ -35845,11 +35799,7 @@
     </w:p>
     <w:p>
       <w:pPr>
-        <w:pStyle w:val="2"/>
-        <w:numPr>
-          <w:ilvl w:val="0"/>
-          <w:numId w:val="3"/>
-        </w:numPr>
+        <w:pStyle w:val="3"/>
         <w:rPr>
           <w:rtl/>
         </w:rPr>
@@ -36357,16 +36307,7 @@
           <w:sz w:val="28"/>
           <w:rtl/>
         </w:rPr>
-        <w:t xml:space="preserve">وقدرتها </w:t>
-      </w:r>
-      <w:r>
-        <w:rPr>
-          <w:rFonts w:asciiTheme="majorBidi" w:hAnsiTheme="majorBidi"/>
-          <w:sz w:val="28"/>
-          <w:rtl/>
-        </w:rPr>
-        <w:lastRenderedPageBreak/>
-        <w:t>على معالجة الطلبات بشكل غير متزامن</w:t>
+        <w:t>وقدرتها على معالجة الطلبات بشكل غير متزامن</w:t>
       </w:r>
       <w:r>
         <w:rPr>
@@ -36439,6 +36380,7 @@
           <w:rFonts w:asciiTheme="majorBidi" w:hAnsiTheme="majorBidi"/>
           <w:sz w:val="28"/>
         </w:rPr>
+        <w:lastRenderedPageBreak/>
         <w:t xml:space="preserve"> </w:t>
       </w:r>
       <w:r>
@@ -36570,181 +36512,6 @@
           <w:rtl/>
         </w:rPr>
         <w:t xml:space="preserve"> </w:t>
-      </w:r>
-    </w:p>
-    <w:p>
-      <w:pPr>
-        <w:pStyle w:val="a9"/>
-        <w:spacing w:after="0"/>
-        <w:rPr>
-          <w:rFonts w:asciiTheme="majorBidi" w:hAnsiTheme="majorBidi" w:cstheme="majorBidi"/>
-          <w:b/>
-          <w:sz w:val="28"/>
-        </w:rPr>
-      </w:pPr>
-      <w:r>
-        <w:rPr>
-          <w:rFonts w:asciiTheme="majorBidi" w:hAnsiTheme="majorBidi" w:cstheme="majorBidi"/>
-          <w:b/>
-          <w:bCs/>
-          <w:sz w:val="28"/>
-        </w:rPr>
-        <w:t>Prisma (ORM</w:t>
-      </w:r>
-      <w:proofErr w:type="gramStart"/>
-      <w:r>
-        <w:rPr>
-          <w:rFonts w:asciiTheme="majorBidi" w:hAnsiTheme="majorBidi" w:cstheme="majorBidi"/>
-          <w:b/>
-          <w:bCs/>
-          <w:sz w:val="28"/>
-        </w:rPr>
-        <w:t>)</w:t>
-      </w:r>
-      <w:r>
-        <w:rPr>
-          <w:rFonts w:asciiTheme="majorBidi" w:hAnsiTheme="majorBidi" w:cstheme="majorBidi"/>
-          <w:b/>
-          <w:sz w:val="28"/>
-          <w:rtl/>
-        </w:rPr>
-        <w:t xml:space="preserve"> :</w:t>
-      </w:r>
-      <w:proofErr w:type="gramEnd"/>
-    </w:p>
-    <w:p>
-      <w:pPr>
-        <w:spacing w:after="0"/>
-        <w:jc w:val="both"/>
-        <w:rPr>
-          <w:rFonts w:asciiTheme="majorBidi" w:hAnsiTheme="majorBidi"/>
-          <w:b/>
-          <w:bCs/>
-          <w:sz w:val="28"/>
-          <w:rtl/>
-        </w:rPr>
-      </w:pPr>
-      <w:r>
-        <w:rPr>
-          <w:rFonts w:asciiTheme="majorBidi" w:hAnsiTheme="majorBidi"/>
-          <w:sz w:val="28"/>
-          <w:rtl/>
-        </w:rPr>
-        <w:t xml:space="preserve">              </w:t>
-      </w:r>
-      <w:r>
-        <w:rPr>
-          <w:rFonts w:asciiTheme="majorBidi" w:hAnsiTheme="majorBidi"/>
-          <w:sz w:val="28"/>
-          <w:rtl/>
-        </w:rPr>
-        <w:t xml:space="preserve">أداة حديثة لرسم الخرائط الكائنية </w:t>
-      </w:r>
-      <w:r>
-        <w:rPr>
-          <w:rFonts w:asciiTheme="majorBidi" w:hAnsiTheme="majorBidi" w:hint="cs"/>
-          <w:sz w:val="28"/>
-          <w:rtl/>
-        </w:rPr>
-        <w:t>العلائقية</w:t>
-      </w:r>
-      <w:r>
-        <w:rPr>
-          <w:rFonts w:asciiTheme="majorBidi" w:hAnsiTheme="majorBidi"/>
-          <w:sz w:val="28"/>
-        </w:rPr>
-        <w:t xml:space="preserve"> (ORM) </w:t>
-      </w:r>
-      <w:r>
-        <w:rPr>
-          <w:rFonts w:asciiTheme="majorBidi" w:hAnsiTheme="majorBidi"/>
-          <w:sz w:val="28"/>
-          <w:rtl/>
-        </w:rPr>
-        <w:t>تستخدم للتعامل مع قواعد البيانات في بيئة</w:t>
-      </w:r>
-      <w:r>
-        <w:rPr>
-          <w:rFonts w:asciiTheme="majorBidi" w:hAnsiTheme="majorBidi"/>
-          <w:sz w:val="28"/>
-        </w:rPr>
-        <w:t xml:space="preserve"> Node.js. </w:t>
-      </w:r>
-      <w:r>
-        <w:rPr>
-          <w:rFonts w:asciiTheme="majorBidi" w:hAnsiTheme="majorBidi" w:hint="cs"/>
-          <w:sz w:val="28"/>
-          <w:rtl/>
-        </w:rPr>
-        <w:t xml:space="preserve"> </w:t>
-      </w:r>
-      <w:r>
-        <w:rPr>
-          <w:rFonts w:asciiTheme="majorBidi" w:hAnsiTheme="majorBidi"/>
-          <w:sz w:val="28"/>
-          <w:rtl/>
-        </w:rPr>
-        <w:t>تُسهّل</w:t>
-      </w:r>
-      <w:r>
-        <w:rPr>
-          <w:rFonts w:asciiTheme="majorBidi" w:hAnsiTheme="majorBidi"/>
-          <w:sz w:val="28"/>
-        </w:rPr>
-        <w:t xml:space="preserve"> Prisma </w:t>
-      </w:r>
-      <w:r>
-        <w:rPr>
-          <w:rFonts w:asciiTheme="majorBidi" w:hAnsiTheme="majorBidi"/>
-          <w:sz w:val="28"/>
-          <w:rtl/>
-        </w:rPr>
-        <w:t>عملية كتابة الاستعلامات وإدارة مخطط قاعدة البيانات</w:t>
-      </w:r>
-      <w:r>
-        <w:rPr>
-          <w:rFonts w:asciiTheme="majorBidi" w:hAnsiTheme="majorBidi"/>
-          <w:sz w:val="28"/>
-        </w:rPr>
-        <w:t xml:space="preserve"> (Schema) </w:t>
-      </w:r>
-      <w:r>
-        <w:rPr>
-          <w:rFonts w:asciiTheme="majorBidi" w:hAnsiTheme="majorBidi"/>
-          <w:sz w:val="28"/>
-          <w:rtl/>
-        </w:rPr>
-        <w:t>من خلال توفير واجهة برمجية آمنة</w:t>
-      </w:r>
-      <w:r>
-        <w:rPr>
-          <w:rFonts w:asciiTheme="majorBidi" w:hAnsiTheme="majorBidi"/>
-          <w:sz w:val="28"/>
-        </w:rPr>
-        <w:t xml:space="preserve"> (Type-safe) </w:t>
-      </w:r>
-      <w:r>
-        <w:rPr>
-          <w:rFonts w:asciiTheme="majorBidi" w:hAnsiTheme="majorBidi"/>
-          <w:sz w:val="28"/>
-          <w:rtl/>
-        </w:rPr>
-        <w:t>تضمن دقة البيانات وسرعة التطوير عند التعامل مع سجلات المرضى والأطباء</w:t>
-      </w:r>
-      <w:r>
-        <w:rPr>
-          <w:rFonts w:asciiTheme="majorBidi" w:hAnsiTheme="majorBidi"/>
-          <w:sz w:val="28"/>
-        </w:rPr>
-        <w:t>.</w:t>
-      </w:r>
-      <w:r>
-        <w:rPr>
-          <w:rFonts w:asciiTheme="majorBidi" w:hAnsiTheme="majorBidi"/>
-          <w:sz w:val="28"/>
-          <w:rtl/>
-        </w:rPr>
-        <w:t xml:space="preserve">  </w:t>
       </w:r>
     </w:p>
     <w:p>
@@ -36756,31 +36523,49 @@
         </w:numPr>
         <w:spacing w:after="0"/>
         <w:rPr>
-          <w:rFonts w:asciiTheme="majorBidi" w:hAnsiTheme="majorBidi" w:cstheme="majorBidi"/>
+          <w:rFonts w:asciiTheme="majorBidi" w:hAnsiTheme="majorBidi"/>
           <w:b/>
           <w:sz w:val="28"/>
         </w:rPr>
       </w:pPr>
       <w:r>
         <w:rPr>
-          <w:rFonts w:asciiTheme="majorBidi" w:hAnsiTheme="majorBidi" w:cstheme="majorBidi"/>
+          <w:rFonts w:asciiTheme="majorBidi" w:hAnsiTheme="majorBidi"/>
           <w:b/>
-          <w:sz w:val="28"/>
-        </w:rPr>
-        <w:t xml:space="preserve">MariaDB </w:t>
+          <w:bCs/>
+          <w:sz w:val="28"/>
+        </w:rPr>
+        <w:t>Prisma (</w:t>
       </w:r>
       <w:proofErr w:type="gramStart"/>
       <w:r>
         <w:rPr>
-          <w:rFonts w:asciiTheme="majorBidi" w:hAnsiTheme="majorBidi" w:cstheme="majorBidi"/>
+          <w:rFonts w:asciiTheme="majorBidi" w:hAnsiTheme="majorBidi"/>
           <w:b/>
-          <w:sz w:val="28"/>
-        </w:rPr>
-        <w:t>Server</w:t>
-      </w:r>
-      <w:r>
-        <w:rPr>
-          <w:rFonts w:asciiTheme="majorBidi" w:hAnsiTheme="majorBidi" w:cstheme="majorBidi" w:hint="cs"/>
+          <w:bCs/>
+          <w:sz w:val="28"/>
+        </w:rPr>
+        <w:t>ORM</w:t>
+      </w:r>
+      <w:r>
+        <w:rPr>
+          <w:rFonts w:asciiTheme="majorBidi" w:hAnsiTheme="majorBidi"/>
+          <w:b/>
+          <w:sz w:val="28"/>
+        </w:rPr>
+        <w:t>)</w:t>
+      </w:r>
+      <w:r>
+        <w:rPr>
+          <w:rFonts w:asciiTheme="majorBidi" w:hAnsiTheme="majorBidi"/>
+          <w:b/>
+          <w:sz w:val="28"/>
+        </w:rPr>
+        <w:t xml:space="preserve"> </w:t>
+      </w:r>
+      <w:r>
+        <w:rPr>
+          <w:rFonts w:asciiTheme="majorBidi" w:hAnsiTheme="majorBidi"/>
           <w:b/>
           <w:sz w:val="28"/>
           <w:rtl/>
@@ -36791,9 +36576,12 @@
     </w:p>
     <w:p>
       <w:pPr>
+        <w:spacing w:after="0"/>
         <w:jc w:val="both"/>
         <w:rPr>
           <w:rFonts w:asciiTheme="majorBidi" w:hAnsiTheme="majorBidi"/>
+          <w:b/>
+          <w:bCs/>
           <w:sz w:val="28"/>
           <w:rtl/>
         </w:rPr>
@@ -36804,22 +36592,30 @@
           <w:sz w:val="28"/>
           <w:rtl/>
         </w:rPr>
-        <w:t xml:space="preserve">            </w:t>
+        <w:t xml:space="preserve">              </w:t>
       </w:r>
       <w:r>
         <w:rPr>
           <w:rFonts w:asciiTheme="majorBidi" w:hAnsiTheme="majorBidi"/>
           <w:sz w:val="28"/>
-        </w:rPr>
-        <w:t> </w:t>
+          <w:rtl/>
+        </w:rPr>
+        <w:t xml:space="preserve">أداة حديثة لرسم الخرائط الكائنية </w:t>
+      </w:r>
+      <w:r>
+        <w:rPr>
+          <w:rFonts w:asciiTheme="majorBidi" w:hAnsiTheme="majorBidi" w:hint="cs"/>
+          <w:sz w:val="28"/>
+          <w:rtl/>
+        </w:rPr>
+        <w:t>العلائقية</w:t>
       </w:r>
       <w:r>
         <w:rPr>
           <w:rFonts w:asciiTheme="majorBidi" w:hAnsiTheme="majorBidi"/>
           <w:sz w:val="28"/>
-          <w:rtl/>
-        </w:rPr>
-        <w:t>نظام إدارة قواعد بيانات علائقية مفتوح المصدر ومستقر للغاية. يُستخدم في هذا المشروع لتخزين كافة البيانات الحساسة مثل معلومات المستخدمين، المواعيد الطبية، وسجلات التتبع الصحي، مع ضمان سرعة استرجاع البيانات وحمايتها من خلال تقنيات التخزين المتقدمة</w:t>
+        </w:rPr>
+        <w:t xml:space="preserve"> (ORM) </w:t>
       </w:r>
       <w:r>
         <w:rPr>
@@ -36827,7 +36623,90 @@
           <w:sz w:val="28"/>
           <w:rtl/>
         </w:rPr>
+        <w:t>تستخدم للتعامل مع قواعد البيانات في بيئة</w:t>
+      </w:r>
+      <w:r>
+        <w:rPr>
+          <w:rFonts w:asciiTheme="majorBidi" w:hAnsiTheme="majorBidi"/>
+          <w:sz w:val="28"/>
+        </w:rPr>
+        <w:t xml:space="preserve"> Node.js. </w:t>
+      </w:r>
+      <w:r>
+        <w:rPr>
+          <w:rFonts w:asciiTheme="majorBidi" w:hAnsiTheme="majorBidi" w:hint="cs"/>
+          <w:sz w:val="28"/>
+          <w:rtl/>
+        </w:rPr>
+        <w:t xml:space="preserve"> </w:t>
+      </w:r>
+      <w:r>
+        <w:rPr>
+          <w:rFonts w:asciiTheme="majorBidi" w:hAnsiTheme="majorBidi"/>
+          <w:sz w:val="28"/>
+          <w:rtl/>
+        </w:rPr>
+        <w:t>تُسهّل</w:t>
+      </w:r>
+      <w:r>
+        <w:rPr>
+          <w:rFonts w:asciiTheme="majorBidi" w:hAnsiTheme="majorBidi"/>
+          <w:sz w:val="28"/>
+        </w:rPr>
+        <w:t xml:space="preserve"> Prisma </w:t>
+      </w:r>
+      <w:r>
+        <w:rPr>
+          <w:rFonts w:asciiTheme="majorBidi" w:hAnsiTheme="majorBidi"/>
+          <w:sz w:val="28"/>
+          <w:rtl/>
+        </w:rPr>
+        <w:t>عملية كتابة الاستعلامات وإدارة مخطط قاعدة البيانات</w:t>
+      </w:r>
+      <w:r>
+        <w:rPr>
+          <w:rFonts w:asciiTheme="majorBidi" w:hAnsiTheme="majorBidi"/>
+          <w:sz w:val="28"/>
+        </w:rPr>
+        <w:t xml:space="preserve"> (Schema) </w:t>
+      </w:r>
+      <w:r>
+        <w:rPr>
+          <w:rFonts w:asciiTheme="majorBidi" w:hAnsiTheme="majorBidi"/>
+          <w:sz w:val="28"/>
+          <w:rtl/>
+        </w:rPr>
+        <w:t>من خلال توفير واجهة برمجية آمنة</w:t>
+      </w:r>
+      <w:r>
+        <w:rPr>
+          <w:rFonts w:asciiTheme="majorBidi" w:hAnsiTheme="majorBidi"/>
+          <w:sz w:val="28"/>
+        </w:rPr>
+        <w:t xml:space="preserve"> (Type-safe) </w:t>
+      </w:r>
+      <w:r>
+        <w:rPr>
+          <w:rFonts w:asciiTheme="majorBidi" w:hAnsiTheme="majorBidi"/>
+          <w:sz w:val="28"/>
+          <w:rtl/>
+        </w:rPr>
+        <w:t>تضمن دقة البيانات وسرعة التطوير عند التعامل مع سجلات المرضى والأطباء</w:t>
+      </w:r>
+      <w:r>
+        <w:rPr>
+          <w:rFonts w:asciiTheme="majorBidi" w:hAnsiTheme="majorBidi"/>
+          <w:sz w:val="28"/>
+        </w:rPr>
         <w:t>.</w:t>
+      </w:r>
+      <w:r>
+        <w:rPr>
+          <w:rFonts w:asciiTheme="majorBidi" w:hAnsiTheme="majorBidi"/>
+          <w:sz w:val="28"/>
+          <w:rtl/>
+        </w:rPr>
+        <w:t xml:space="preserve">  </w:t>
       </w:r>
     </w:p>
     <w:p>
@@ -36839,33 +36718,31 @@
         </w:numPr>
         <w:spacing w:after="0"/>
         <w:rPr>
-          <w:rFonts w:asciiTheme="majorBidi" w:hAnsiTheme="majorBidi" w:cstheme="majorBidi"/>
+          <w:rFonts w:asciiTheme="majorBidi" w:hAnsiTheme="majorBidi"/>
           <w:b/>
           <w:sz w:val="28"/>
         </w:rPr>
       </w:pPr>
       <w:r>
         <w:rPr>
-          <w:rFonts w:asciiTheme="majorBidi" w:hAnsiTheme="majorBidi" w:cstheme="majorBidi"/>
+          <w:rFonts w:asciiTheme="majorBidi" w:hAnsiTheme="majorBidi"/>
           <w:b/>
-          <w:bCs/>
-          <w:sz w:val="28"/>
-        </w:rPr>
-        <w:t>HTML</w:t>
+          <w:sz w:val="28"/>
+        </w:rPr>
+        <w:t xml:space="preserve">MariaDB </w:t>
       </w:r>
       <w:proofErr w:type="gramStart"/>
       <w:r>
         <w:rPr>
-          <w:rFonts w:asciiTheme="majorBidi" w:hAnsiTheme="majorBidi" w:cstheme="majorBidi"/>
+          <w:rFonts w:asciiTheme="majorBidi" w:hAnsiTheme="majorBidi"/>
           <w:b/>
-          <w:bCs/>
-          <w:sz w:val="28"/>
-        </w:rPr>
-        <w:t>5</w:t>
-      </w:r>
-      <w:r>
-        <w:rPr>
-          <w:rFonts w:asciiTheme="majorBidi" w:hAnsiTheme="majorBidi" w:cstheme="majorBidi" w:hint="cs"/>
+          <w:sz w:val="28"/>
+        </w:rPr>
+        <w:t>Server</w:t>
+      </w:r>
+      <w:r>
+        <w:rPr>
+          <w:rFonts w:asciiTheme="majorBidi" w:hAnsiTheme="majorBidi" w:hint="cs"/>
           <w:b/>
           <w:sz w:val="28"/>
           <w:rtl/>
@@ -36876,153 +36753,39 @@
     </w:p>
     <w:p>
       <w:pPr>
-        <w:pStyle w:val="a9"/>
-        <w:spacing w:after="0"/>
         <w:jc w:val="both"/>
         <w:rPr>
-          <w:rFonts w:asciiTheme="majorBidi" w:hAnsiTheme="majorBidi" w:cstheme="majorBidi"/>
-          <w:b/>
-          <w:sz w:val="28"/>
-        </w:rPr>
-      </w:pPr>
-      <w:r>
-        <w:rPr>
-          <w:rFonts w:asciiTheme="majorBidi" w:hAnsiTheme="majorBidi" w:cstheme="majorBidi" w:hint="cs"/>
-          <w:b/>
-          <w:sz w:val="28"/>
-          <w:rtl/>
-        </w:rPr>
-        <w:t xml:space="preserve">   </w:t>
-      </w:r>
-      <w:r>
-        <w:rPr>
-          <w:rFonts w:asciiTheme="majorBidi" w:hAnsiTheme="majorBidi" w:cstheme="majorBidi" w:hint="cs"/>
-          <w:b/>
-          <w:sz w:val="28"/>
-          <w:rtl/>
-        </w:rPr>
-        <w:t xml:space="preserve"> </w:t>
-      </w:r>
-      <w:r>
-        <w:rPr>
-          <w:rFonts w:asciiTheme="majorBidi" w:hAnsiTheme="majorBidi" w:cstheme="majorBidi" w:hint="cs"/>
-          <w:b/>
-          <w:sz w:val="28"/>
-          <w:rtl/>
-        </w:rPr>
-        <w:t xml:space="preserve">   </w:t>
-      </w:r>
-      <w:r>
-        <w:rPr>
-          <w:rFonts w:asciiTheme="majorBidi" w:hAnsiTheme="majorBidi" w:cstheme="majorBidi"/>
-          <w:b/>
-          <w:sz w:val="28"/>
-          <w:rtl/>
-        </w:rPr>
-        <w:t>لغة التوصيف الأساسية التي تُشكل الهيكل الإنشائي لصفحات المنصة الطبية. تدعم</w:t>
-      </w:r>
-      <w:r>
-        <w:rPr>
-          <w:rFonts w:asciiTheme="majorBidi" w:hAnsiTheme="majorBidi" w:cstheme="majorBidi"/>
-          <w:b/>
-          <w:sz w:val="28"/>
-        </w:rPr>
-        <w:t xml:space="preserve"> HTML</w:t>
-      </w:r>
-      <w:proofErr w:type="gramStart"/>
-      <w:r>
-        <w:rPr>
-          <w:rFonts w:asciiTheme="majorBidi" w:hAnsiTheme="majorBidi" w:cstheme="majorBidi"/>
-          <w:b/>
-          <w:sz w:val="28"/>
-        </w:rPr>
-        <w:t xml:space="preserve">5 </w:t>
-      </w:r>
-      <w:r>
-        <w:rPr>
-          <w:rFonts w:asciiTheme="majorBidi" w:hAnsiTheme="majorBidi" w:cstheme="majorBidi" w:hint="cs"/>
-          <w:b/>
-          <w:sz w:val="28"/>
-          <w:rtl/>
-        </w:rPr>
-        <w:t xml:space="preserve"> </w:t>
-      </w:r>
-      <w:r>
-        <w:rPr>
-          <w:rFonts w:asciiTheme="majorBidi" w:hAnsiTheme="majorBidi" w:cstheme="majorBidi"/>
-          <w:b/>
-          <w:sz w:val="28"/>
-          <w:rtl/>
-        </w:rPr>
-        <w:t>الميزات</w:t>
-      </w:r>
-      <w:proofErr w:type="gramEnd"/>
-      <w:r>
-        <w:rPr>
-          <w:rFonts w:asciiTheme="majorBidi" w:hAnsiTheme="majorBidi" w:cstheme="majorBidi"/>
-          <w:b/>
-          <w:sz w:val="28"/>
-          <w:rtl/>
-        </w:rPr>
-        <w:t xml:space="preserve"> الحديثة مثل الوسائط المتعددة (فيديوهات المقالات الطبية) والعناصر الدلالية</w:t>
-      </w:r>
-      <w:r>
-        <w:rPr>
-          <w:rFonts w:asciiTheme="majorBidi" w:hAnsiTheme="majorBidi" w:cstheme="majorBidi"/>
-          <w:b/>
-          <w:sz w:val="28"/>
-        </w:rPr>
-        <w:t xml:space="preserve"> (Semantic </w:t>
-      </w:r>
-      <w:proofErr w:type="gramStart"/>
-      <w:r>
-        <w:rPr>
-          <w:rFonts w:asciiTheme="majorBidi" w:hAnsiTheme="majorBidi" w:cstheme="majorBidi"/>
-          <w:b/>
-          <w:sz w:val="28"/>
-        </w:rPr>
-        <w:t xml:space="preserve">Tags) </w:t>
-      </w:r>
-      <w:r>
-        <w:rPr>
-          <w:rFonts w:asciiTheme="majorBidi" w:hAnsiTheme="majorBidi" w:cstheme="majorBidi" w:hint="cs"/>
-          <w:b/>
-          <w:sz w:val="28"/>
-          <w:rtl/>
-        </w:rPr>
-        <w:t xml:space="preserve"> </w:t>
-      </w:r>
-      <w:r>
-        <w:rPr>
-          <w:rFonts w:asciiTheme="majorBidi" w:hAnsiTheme="majorBidi" w:cstheme="majorBidi"/>
-          <w:b/>
-          <w:sz w:val="28"/>
-          <w:rtl/>
-        </w:rPr>
-        <w:t>التي</w:t>
-      </w:r>
-      <w:proofErr w:type="gramEnd"/>
-      <w:r>
-        <w:rPr>
-          <w:rFonts w:asciiTheme="majorBidi" w:hAnsiTheme="majorBidi" w:cstheme="majorBidi"/>
-          <w:b/>
-          <w:sz w:val="28"/>
-          <w:rtl/>
-        </w:rPr>
-        <w:t xml:space="preserve"> تحسن من تجربة المستخدم وأداء محركات البحث</w:t>
-      </w:r>
-      <w:r>
-        <w:rPr>
-          <w:rFonts w:asciiTheme="majorBidi" w:hAnsiTheme="majorBidi" w:cstheme="majorBidi"/>
-          <w:b/>
-          <w:sz w:val="28"/>
-        </w:rPr>
-        <w:t xml:space="preserve"> (SEO)</w:t>
-      </w:r>
-      <w:r>
-        <w:rPr>
-          <w:rFonts w:asciiTheme="majorBidi" w:hAnsiTheme="majorBidi" w:cstheme="majorBidi" w:hint="cs"/>
-          <w:b/>
+          <w:rFonts w:asciiTheme="majorBidi" w:hAnsiTheme="majorBidi"/>
+          <w:sz w:val="28"/>
+          <w:rtl/>
+        </w:rPr>
+      </w:pPr>
+      <w:r>
+        <w:rPr>
+          <w:rFonts w:asciiTheme="majorBidi" w:hAnsiTheme="majorBidi"/>
+          <w:sz w:val="28"/>
+          <w:rtl/>
+        </w:rPr>
+        <w:t xml:space="preserve">            </w:t>
+      </w:r>
+      <w:r>
+        <w:rPr>
+          <w:rFonts w:asciiTheme="majorBidi" w:hAnsiTheme="majorBidi"/>
+          <w:sz w:val="28"/>
+        </w:rPr>
+        <w:t> </w:t>
+      </w:r>
+      <w:r>
+        <w:rPr>
+          <w:rFonts w:asciiTheme="majorBidi" w:hAnsiTheme="majorBidi"/>
+          <w:sz w:val="28"/>
+          <w:rtl/>
+        </w:rPr>
+        <w:t>نظام إدارة قواعد بيانات علائقية مفتوح المصدر ومستقر للغاية. يُستخدم في هذا المشروع لتخزين كافة البيانات الحساسة مثل معلومات المستخدمين، المواعيد الطبية، وسجلات التتبع الصحي، مع ضمان سرعة استرجاع البيانات وحمايتها من خلال تقنيات التخزين المتقدمة</w:t>
+      </w:r>
+      <w:r>
+        <w:rPr>
+          <w:rFonts w:asciiTheme="majorBidi" w:hAnsiTheme="majorBidi"/>
           <w:sz w:val="28"/>
           <w:rtl/>
         </w:rPr>
@@ -37038,11 +36801,21 @@
         </w:numPr>
         <w:spacing w:after="0"/>
         <w:rPr>
+          <w:rFonts w:asciiTheme="majorBidi" w:hAnsiTheme="majorBidi" w:cstheme="majorBidi"/>
+          <w:b/>
+          <w:sz w:val="28"/>
+        </w:rPr>
+      </w:pPr>
+      <w:r>
+        <w:rPr>
+          <w:rFonts w:asciiTheme="majorBidi" w:hAnsiTheme="majorBidi" w:cstheme="majorBidi"/>
           <w:b/>
           <w:bCs/>
-          <w:sz w:val="24"/>
-        </w:rPr>
-      </w:pPr>
+          <w:sz w:val="28"/>
+        </w:rPr>
+        <w:t>HTML</w:t>
+      </w:r>
+      <w:proofErr w:type="gramStart"/>
       <w:r>
         <w:rPr>
           <w:rFonts w:asciiTheme="majorBidi" w:hAnsiTheme="majorBidi" w:cstheme="majorBidi"/>
@@ -37050,90 +36823,186 @@
           <w:bCs/>
           <w:sz w:val="28"/>
         </w:rPr>
-        <w:t>CSS3 &amp; Vanilla CSS</w:t>
+        <w:t>5</w:t>
       </w:r>
       <w:r>
         <w:rPr>
           <w:rFonts w:asciiTheme="majorBidi" w:hAnsiTheme="majorBidi" w:cstheme="majorBidi" w:hint="cs"/>
           <w:b/>
-          <w:bCs/>
-          <w:sz w:val="28"/>
-          <w:rtl/>
-        </w:rPr>
-        <w:t>:</w:t>
-      </w:r>
+          <w:sz w:val="28"/>
+          <w:rtl/>
+        </w:rPr>
+        <w:t xml:space="preserve"> :</w:t>
+      </w:r>
+      <w:proofErr w:type="gramEnd"/>
     </w:p>
     <w:p>
       <w:pPr>
+        <w:pStyle w:val="a9"/>
         <w:spacing w:after="0"/>
         <w:jc w:val="both"/>
         <w:rPr>
-          <w:rFonts w:asciiTheme="majorBidi" w:hAnsiTheme="majorBidi"/>
-          <w:sz w:val="28"/>
-          <w:rtl/>
-        </w:rPr>
-      </w:pPr>
-      <w:r>
-        <w:rPr>
-          <w:rFonts w:asciiTheme="majorBidi" w:hAnsiTheme="majorBidi"/>
-          <w:sz w:val="28"/>
-          <w:rtl/>
-        </w:rPr>
-        <w:t xml:space="preserve">               </w:t>
-      </w:r>
-      <w:r>
-        <w:rPr>
-          <w:rFonts w:asciiTheme="majorBidi" w:hAnsiTheme="majorBidi"/>
-          <w:sz w:val="28"/>
-          <w:rtl/>
-        </w:rPr>
-        <w:t>لغة التنسيق المستخدمة لتصميم الواجهات المرئية للمنصة. تم الاعتماد على</w:t>
-      </w:r>
-      <w:r>
-        <w:rPr>
-          <w:rFonts w:asciiTheme="majorBidi" w:hAnsiTheme="majorBidi"/>
-          <w:sz w:val="28"/>
-        </w:rPr>
-        <w:t xml:space="preserve"> CSS3 </w:t>
-      </w:r>
-      <w:r>
-        <w:rPr>
-          <w:rFonts w:asciiTheme="majorBidi" w:hAnsiTheme="majorBidi"/>
-          <w:sz w:val="28"/>
-          <w:rtl/>
-        </w:rPr>
-        <w:t>لبناء تصميم عصري ومتميز يعتمد على المتغيرات</w:t>
-      </w:r>
-      <w:r>
-        <w:rPr>
-          <w:rFonts w:asciiTheme="majorBidi" w:hAnsiTheme="majorBidi"/>
-          <w:sz w:val="28"/>
-        </w:rPr>
-        <w:t xml:space="preserve"> (CSS Variables) </w:t>
-      </w:r>
-      <w:r>
-        <w:rPr>
-          <w:rFonts w:asciiTheme="majorBidi" w:hAnsiTheme="majorBidi"/>
-          <w:sz w:val="28"/>
-          <w:rtl/>
-        </w:rPr>
-        <w:t>والتنسيقات المتجاوبة، مما يضمن ظهور المنصة بشكل احترافي على كافة أحجام الشاشات (الهواتف، الأجهزة اللوحية، والحواسيب)</w:t>
-      </w:r>
-      <w:r>
-        <w:rPr>
-          <w:rFonts w:asciiTheme="majorBidi" w:hAnsiTheme="majorBidi"/>
-          <w:sz w:val="28"/>
+          <w:rFonts w:asciiTheme="majorBidi" w:hAnsiTheme="majorBidi" w:cstheme="majorBidi"/>
+          <w:b/>
+          <w:sz w:val="28"/>
+          <w:rtl/>
+        </w:rPr>
+      </w:pPr>
+      <w:r>
+        <w:rPr>
+          <w:rFonts w:asciiTheme="majorBidi" w:hAnsiTheme="majorBidi" w:cstheme="majorBidi" w:hint="cs"/>
+          <w:b/>
+          <w:sz w:val="28"/>
+          <w:rtl/>
+        </w:rPr>
+        <w:t xml:space="preserve">   </w:t>
+      </w:r>
+      <w:r>
+        <w:rPr>
+          <w:rFonts w:asciiTheme="majorBidi" w:hAnsiTheme="majorBidi" w:cstheme="majorBidi" w:hint="cs"/>
+          <w:b/>
+          <w:sz w:val="28"/>
+          <w:rtl/>
+        </w:rPr>
+        <w:t xml:space="preserve"> </w:t>
+      </w:r>
+      <w:r>
+        <w:rPr>
+          <w:rFonts w:asciiTheme="majorBidi" w:hAnsiTheme="majorBidi" w:cstheme="majorBidi" w:hint="cs"/>
+          <w:b/>
+          <w:sz w:val="28"/>
+          <w:rtl/>
+        </w:rPr>
+        <w:t xml:space="preserve">   </w:t>
+      </w:r>
+      <w:r>
+        <w:rPr>
+          <w:rFonts w:asciiTheme="majorBidi" w:hAnsiTheme="majorBidi" w:cstheme="majorBidi"/>
+          <w:b/>
+          <w:sz w:val="28"/>
+          <w:rtl/>
+        </w:rPr>
+        <w:t>لغة التوصيف الأساسية التي تُشكل الهيكل الإنشائي لصفحات المنصة الطبية. تدعم</w:t>
+      </w:r>
+      <w:r>
+        <w:rPr>
+          <w:rFonts w:asciiTheme="majorBidi" w:hAnsiTheme="majorBidi" w:cstheme="majorBidi"/>
+          <w:b/>
+          <w:sz w:val="28"/>
+        </w:rPr>
+        <w:t xml:space="preserve"> HTML</w:t>
+      </w:r>
+      <w:proofErr w:type="gramStart"/>
+      <w:r>
+        <w:rPr>
+          <w:rFonts w:asciiTheme="majorBidi" w:hAnsiTheme="majorBidi" w:cstheme="majorBidi"/>
+          <w:b/>
+          <w:sz w:val="28"/>
+        </w:rPr>
+        <w:t xml:space="preserve">5 </w:t>
+      </w:r>
+      <w:r>
+        <w:rPr>
+          <w:rFonts w:asciiTheme="majorBidi" w:hAnsiTheme="majorBidi" w:cstheme="majorBidi" w:hint="cs"/>
+          <w:b/>
+          <w:sz w:val="28"/>
+          <w:rtl/>
+        </w:rPr>
+        <w:t xml:space="preserve"> </w:t>
+      </w:r>
+      <w:r>
+        <w:rPr>
+          <w:rFonts w:asciiTheme="majorBidi" w:hAnsiTheme="majorBidi" w:cstheme="majorBidi"/>
+          <w:b/>
+          <w:sz w:val="28"/>
+          <w:rtl/>
+        </w:rPr>
+        <w:t>الميزات</w:t>
+      </w:r>
+      <w:proofErr w:type="gramEnd"/>
+      <w:r>
+        <w:rPr>
+          <w:rFonts w:asciiTheme="majorBidi" w:hAnsiTheme="majorBidi" w:cstheme="majorBidi"/>
+          <w:b/>
+          <w:sz w:val="28"/>
+          <w:rtl/>
+        </w:rPr>
+        <w:t xml:space="preserve"> الحديثة مثل الوسائط المتعددة (فيديوهات المقالات الطبية) والعناصر الدلالية</w:t>
+      </w:r>
+      <w:r>
+        <w:rPr>
+          <w:rFonts w:asciiTheme="majorBidi" w:hAnsiTheme="majorBidi" w:cstheme="majorBidi"/>
+          <w:b/>
+          <w:sz w:val="28"/>
+        </w:rPr>
+        <w:t xml:space="preserve"> (Semantic </w:t>
+      </w:r>
+      <w:proofErr w:type="gramStart"/>
+      <w:r>
+        <w:rPr>
+          <w:rFonts w:asciiTheme="majorBidi" w:hAnsiTheme="majorBidi" w:cstheme="majorBidi"/>
+          <w:b/>
+          <w:sz w:val="28"/>
+        </w:rPr>
+        <w:t xml:space="preserve">Tags) </w:t>
+      </w:r>
+      <w:r>
+        <w:rPr>
+          <w:rFonts w:asciiTheme="majorBidi" w:hAnsiTheme="majorBidi" w:cstheme="majorBidi" w:hint="cs"/>
+          <w:b/>
+          <w:sz w:val="28"/>
+          <w:rtl/>
+        </w:rPr>
+        <w:t xml:space="preserve"> </w:t>
+      </w:r>
+      <w:r>
+        <w:rPr>
+          <w:rFonts w:asciiTheme="majorBidi" w:hAnsiTheme="majorBidi" w:cstheme="majorBidi"/>
+          <w:b/>
+          <w:sz w:val="28"/>
+          <w:rtl/>
+        </w:rPr>
+        <w:t>التي</w:t>
+      </w:r>
+      <w:proofErr w:type="gramEnd"/>
+      <w:r>
+        <w:rPr>
+          <w:rFonts w:asciiTheme="majorBidi" w:hAnsiTheme="majorBidi" w:cstheme="majorBidi"/>
+          <w:b/>
+          <w:sz w:val="28"/>
+          <w:rtl/>
+        </w:rPr>
+        <w:t xml:space="preserve"> تحسن من تجربة المستخدم وأداء محركات البحث</w:t>
+      </w:r>
+      <w:r>
+        <w:rPr>
+          <w:rFonts w:asciiTheme="majorBidi" w:hAnsiTheme="majorBidi" w:cstheme="majorBidi"/>
+          <w:b/>
+          <w:sz w:val="28"/>
+        </w:rPr>
+        <w:t xml:space="preserve"> (SEO)</w:t>
+      </w:r>
+      <w:r>
+        <w:rPr>
+          <w:rFonts w:asciiTheme="majorBidi" w:hAnsiTheme="majorBidi" w:cstheme="majorBidi" w:hint="cs"/>
+          <w:b/>
+          <w:sz w:val="28"/>
+          <w:rtl/>
         </w:rPr>
         <w:t>.</w:t>
       </w:r>
-      <w:r>
-        <w:rPr>
-          <w:rFonts w:asciiTheme="majorBidi" w:hAnsiTheme="majorBidi"/>
-          <w:sz w:val="28"/>
-          <w:rtl/>
-        </w:rPr>
-        <w:t>.</w:t>
-      </w:r>
+    </w:p>
+    <w:p>
+      <w:pPr>
+        <w:pStyle w:val="a9"/>
+        <w:spacing w:after="0"/>
+        <w:jc w:val="both"/>
+        <w:rPr>
+          <w:rFonts w:asciiTheme="majorBidi" w:hAnsiTheme="majorBidi" w:cstheme="majorBidi"/>
+          <w:b/>
+          <w:sz w:val="28"/>
+        </w:rPr>
+      </w:pPr>
     </w:p>
     <w:p>
       <w:pPr>
@@ -37144,7 +37013,6 @@
         </w:numPr>
         <w:spacing w:after="0"/>
         <w:rPr>
-          <w:rFonts w:asciiTheme="majorBidi" w:hAnsiTheme="majorBidi" w:cstheme="majorBidi"/>
           <w:b/>
           <w:bCs/>
           <w:sz w:val="24"/>
@@ -37157,11 +37025,11 @@
           <w:bCs/>
           <w:sz w:val="28"/>
         </w:rPr>
-        <w:t>JavaScript (ES6+)</w:t>
-      </w:r>
-      <w:r>
-        <w:rPr>
-          <w:rFonts w:asciiTheme="majorBidi" w:hAnsiTheme="majorBidi" w:cstheme="majorBidi"/>
+        <w:t>CSS3 &amp; Vanilla CSS</w:t>
+      </w:r>
+      <w:r>
+        <w:rPr>
+          <w:rFonts w:asciiTheme="majorBidi" w:hAnsiTheme="majorBidi" w:cstheme="majorBidi" w:hint="cs"/>
           <w:b/>
           <w:bCs/>
           <w:sz w:val="28"/>
@@ -37182,11 +37050,42 @@
       </w:pPr>
       <w:r>
         <w:rPr>
+          <w:rFonts w:asciiTheme="majorBidi" w:hAnsiTheme="majorBidi"/>
+          <w:sz w:val="28"/>
+          <w:rtl/>
+        </w:rPr>
+        <w:t xml:space="preserve">               </w:t>
+      </w:r>
+      <w:r>
+        <w:rPr>
+          <w:rFonts w:asciiTheme="majorBidi" w:hAnsiTheme="majorBidi"/>
+          <w:sz w:val="28"/>
+          <w:rtl/>
+        </w:rPr>
+        <w:t>لغة التنسيق المستخدمة لتصميم الواجهات المرئية للمنصة. تم الاعتماد على</w:t>
+      </w:r>
+      <w:r>
+        <w:rPr>
+          <w:rFonts w:asciiTheme="majorBidi" w:hAnsiTheme="majorBidi"/>
+          <w:sz w:val="28"/>
+        </w:rPr>
+        <w:t xml:space="preserve"> CSS3 </w:t>
+      </w:r>
+      <w:r>
+        <w:rPr>
+          <w:rFonts w:asciiTheme="majorBidi" w:hAnsiTheme="majorBidi"/>
+          <w:sz w:val="28"/>
+          <w:rtl/>
+        </w:rPr>
+        <w:t xml:space="preserve">لبناء </w:t>
+      </w:r>
+      <w:r>
+        <w:rPr>
           <w:rFonts w:asciiTheme="majorBidi" w:hAnsiTheme="majorBidi" w:hint="cs"/>
           <w:sz w:val="28"/>
           <w:rtl/>
         </w:rPr>
-        <w:t xml:space="preserve">              </w:t>
+        <w:t xml:space="preserve">    </w:t>
       </w:r>
       <w:r>
         <w:rPr>
@@ -37194,86 +37093,40 @@
           <w:sz w:val="28"/>
           <w:rtl/>
         </w:rPr>
-        <w:t>اللغة البرمجية الأساسية لإضافة التفاعل والديناميكية في الواجهة الأمامية للمنصة. تُستخدم جافا سكريبت لإدارة العمليات في المتصفح مثل حساب كتلة الجسم</w:t>
+        <w:t>تصميم عصري ومتميز يعتمد على المتغيرات</w:t>
       </w:r>
       <w:r>
         <w:rPr>
           <w:rFonts w:asciiTheme="majorBidi" w:hAnsiTheme="majorBidi"/>
           <w:sz w:val="28"/>
         </w:rPr>
-        <w:t xml:space="preserve"> (BMI</w:t>
-      </w:r>
-      <w:proofErr w:type="gramStart"/>
+        <w:t xml:space="preserve"> (CSS Variables) </w:t>
+      </w:r>
       <w:r>
         <w:rPr>
           <w:rFonts w:asciiTheme="majorBidi" w:hAnsiTheme="majorBidi"/>
           <w:sz w:val="28"/>
-        </w:rPr>
-        <w:t>)</w:t>
+          <w:rtl/>
+        </w:rPr>
+        <w:t>والتنسيقات المتجاوبة، مما يضمن ظهور المنصة بشكل احترافي على كافة أحجام الشاشات (الهواتف، الأجهزة اللوحية، والحواسيب)</w:t>
       </w:r>
       <w:r>
         <w:rPr>
           <w:rFonts w:asciiTheme="majorBidi" w:hAnsiTheme="majorBidi"/>
           <w:sz w:val="28"/>
         </w:rPr>
-        <w:t xml:space="preserve"> </w:t>
-      </w:r>
-      <w:r>
+        <w:t>.</w:t>
+      </w:r>
+    </w:p>
+    <w:p>
+      <w:pPr>
+        <w:spacing w:after="0"/>
+        <w:jc w:val="both"/>
         <w:rPr>
           <w:rFonts w:asciiTheme="majorBidi" w:hAnsiTheme="majorBidi"/>
           <w:sz w:val="28"/>
-          <w:rtl/>
-        </w:rPr>
-        <w:t>،</w:t>
-      </w:r>
-      <w:proofErr w:type="gramEnd"/>
-      <w:r>
-        <w:rPr>
-          <w:rFonts w:asciiTheme="majorBidi" w:hAnsiTheme="majorBidi"/>
-          <w:sz w:val="28"/>
-          <w:rtl/>
-        </w:rPr>
-        <w:t xml:space="preserve"> تحديث بيانات التتبع الصحي </w:t>
-      </w:r>
-      <w:r>
-        <w:rPr>
-          <w:rFonts w:asciiTheme="majorBidi" w:hAnsiTheme="majorBidi"/>
-          <w:sz w:val="28"/>
-          <w:rtl/>
-        </w:rPr>
-        <w:lastRenderedPageBreak/>
-        <w:t>لحظياً، والاتصال بواجهات البرمجة</w:t>
-      </w:r>
-      <w:r>
-        <w:rPr>
-          <w:rFonts w:asciiTheme="majorBidi" w:hAnsiTheme="majorBidi"/>
-          <w:sz w:val="28"/>
-        </w:rPr>
-        <w:t xml:space="preserve"> (APIs) </w:t>
-      </w:r>
-      <w:r>
-        <w:rPr>
-          <w:rFonts w:asciiTheme="majorBidi" w:hAnsiTheme="majorBidi"/>
-          <w:sz w:val="28"/>
-          <w:rtl/>
-        </w:rPr>
-        <w:t>لجلب المقالات والمواعيد دون الحاجة لإعادة تحميل الصفحة</w:t>
-      </w:r>
-      <w:r>
-        <w:rPr>
-          <w:rFonts w:asciiTheme="majorBidi" w:hAnsiTheme="majorBidi"/>
-          <w:sz w:val="28"/>
-        </w:rPr>
-        <w:t>.</w:t>
-      </w:r>
-      <w:r>
-        <w:rPr>
-          <w:rFonts w:asciiTheme="majorBidi" w:hAnsiTheme="majorBidi"/>
-          <w:sz w:val="28"/>
-          <w:rtl/>
-        </w:rPr>
-        <w:t>.</w:t>
-      </w:r>
+        </w:rPr>
+      </w:pPr>
     </w:p>
     <w:p>
       <w:pPr>
@@ -37284,6 +37137,7 @@
         </w:numPr>
         <w:spacing w:after="0"/>
         <w:rPr>
+          <w:rFonts w:asciiTheme="majorBidi" w:hAnsiTheme="majorBidi" w:cstheme="majorBidi"/>
           <w:b/>
           <w:bCs/>
           <w:sz w:val="24"/>
@@ -37296,6 +37150,137 @@
           <w:bCs/>
           <w:sz w:val="28"/>
         </w:rPr>
+        <w:t>JavaScript (ES6+)</w:t>
+      </w:r>
+      <w:r>
+        <w:rPr>
+          <w:rFonts w:asciiTheme="majorBidi" w:hAnsiTheme="majorBidi" w:cstheme="majorBidi"/>
+          <w:b/>
+          <w:bCs/>
+          <w:sz w:val="28"/>
+          <w:rtl/>
+        </w:rPr>
+        <w:t>:</w:t>
+      </w:r>
+    </w:p>
+    <w:p>
+      <w:pPr>
+        <w:spacing w:after="0"/>
+        <w:jc w:val="both"/>
+        <w:rPr>
+          <w:rFonts w:asciiTheme="majorBidi" w:hAnsiTheme="majorBidi"/>
+          <w:sz w:val="28"/>
+          <w:rtl/>
+        </w:rPr>
+      </w:pPr>
+      <w:r>
+        <w:rPr>
+          <w:rFonts w:asciiTheme="majorBidi" w:hAnsiTheme="majorBidi" w:hint="cs"/>
+          <w:sz w:val="28"/>
+          <w:rtl/>
+        </w:rPr>
+        <w:t xml:space="preserve">              </w:t>
+      </w:r>
+      <w:r>
+        <w:rPr>
+          <w:rFonts w:asciiTheme="majorBidi" w:hAnsiTheme="majorBidi"/>
+          <w:sz w:val="28"/>
+          <w:rtl/>
+        </w:rPr>
+        <w:t>اللغة البرمجية الأساسية لإضافة التفاعل والديناميكية في الواجهة الأمامية للمنصة. تُستخدم جافا سكريبت لإدارة العمليات في المتصفح مثل حساب كتلة الجسم</w:t>
+      </w:r>
+      <w:r>
+        <w:rPr>
+          <w:rFonts w:asciiTheme="majorBidi" w:hAnsiTheme="majorBidi"/>
+          <w:sz w:val="28"/>
+        </w:rPr>
+        <w:t xml:space="preserve"> (BMI</w:t>
+      </w:r>
+      <w:proofErr w:type="gramStart"/>
+      <w:r>
+        <w:rPr>
+          <w:rFonts w:asciiTheme="majorBidi" w:hAnsiTheme="majorBidi"/>
+          <w:sz w:val="28"/>
+        </w:rPr>
+        <w:t>)</w:t>
+      </w:r>
+      <w:r>
+        <w:rPr>
+          <w:rFonts w:asciiTheme="majorBidi" w:hAnsiTheme="majorBidi"/>
+          <w:sz w:val="28"/>
+        </w:rPr>
+        <w:t xml:space="preserve"> </w:t>
+      </w:r>
+      <w:r>
+        <w:rPr>
+          <w:rFonts w:asciiTheme="majorBidi" w:hAnsiTheme="majorBidi"/>
+          <w:sz w:val="28"/>
+          <w:rtl/>
+        </w:rPr>
+        <w:t>،</w:t>
+      </w:r>
+      <w:proofErr w:type="gramEnd"/>
+      <w:r>
+        <w:rPr>
+          <w:rFonts w:asciiTheme="majorBidi" w:hAnsiTheme="majorBidi"/>
+          <w:sz w:val="28"/>
+          <w:rtl/>
+        </w:rPr>
+        <w:t xml:space="preserve"> تحديث بيانات التتبع الصحي لحظياً، والاتصال بواجهات البرمجة</w:t>
+      </w:r>
+      <w:r>
+        <w:rPr>
+          <w:rFonts w:asciiTheme="majorBidi" w:hAnsiTheme="majorBidi"/>
+          <w:sz w:val="28"/>
+        </w:rPr>
+        <w:t xml:space="preserve"> (APIs) </w:t>
+      </w:r>
+      <w:r>
+        <w:rPr>
+          <w:rFonts w:asciiTheme="majorBidi" w:hAnsiTheme="majorBidi"/>
+          <w:sz w:val="28"/>
+          <w:rtl/>
+        </w:rPr>
+        <w:t>لجلب المقالات والمواعيد دون الحاجة لإعادة تحميل الصفحة</w:t>
+      </w:r>
+      <w:r>
+        <w:rPr>
+          <w:rFonts w:asciiTheme="majorBidi" w:hAnsiTheme="majorBidi"/>
+          <w:sz w:val="28"/>
+        </w:rPr>
+        <w:t>.</w:t>
+      </w:r>
+      <w:r>
+        <w:rPr>
+          <w:rFonts w:asciiTheme="majorBidi" w:hAnsiTheme="majorBidi"/>
+          <w:sz w:val="28"/>
+          <w:rtl/>
+        </w:rPr>
+        <w:t>.</w:t>
+      </w:r>
+    </w:p>
+    <w:p>
+      <w:pPr>
+        <w:pStyle w:val="a9"/>
+        <w:numPr>
+          <w:ilvl w:val="0"/>
+          <w:numId w:val="7"/>
+        </w:numPr>
+        <w:spacing w:after="0"/>
+        <w:rPr>
+          <w:b/>
+          <w:bCs/>
+          <w:sz w:val="24"/>
+        </w:rPr>
+      </w:pPr>
+      <w:r>
+        <w:rPr>
+          <w:rFonts w:asciiTheme="majorBidi" w:hAnsiTheme="majorBidi" w:cstheme="majorBidi"/>
+          <w:b/>
+          <w:bCs/>
+          <w:sz w:val="28"/>
+        </w:rPr>
+        <w:lastRenderedPageBreak/>
         <w:t>Firebase (Cloud Messaging)</w:t>
       </w:r>
       <w:r>
@@ -38517,142 +38502,150 @@
           <w:sz w:val="28"/>
           <w:rtl/>
         </w:rPr>
+        <w:t xml:space="preserve">              </w:t>
+      </w:r>
+      <w:r>
+        <w:rPr>
+          <w:rFonts w:asciiTheme="majorBidi" w:hAnsiTheme="majorBidi"/>
+          <w:sz w:val="28"/>
+          <w:rtl/>
+        </w:rPr>
+        <w:t xml:space="preserve">نظام </w:t>
+      </w:r>
+      <w:r>
+        <w:rPr>
+          <w:rFonts w:asciiTheme="majorBidi" w:hAnsiTheme="majorBidi"/>
+          <w:sz w:val="28"/>
+          <w:rtl/>
+        </w:rPr>
+        <w:t>موزع</w:t>
+      </w:r>
+      <w:r>
+        <w:rPr>
+          <w:rFonts w:asciiTheme="majorBidi" w:hAnsiTheme="majorBidi"/>
+          <w:sz w:val="28"/>
+          <w:rtl/>
+        </w:rPr>
+        <w:t xml:space="preserve"> لإدارة الإصدارات</w:t>
+      </w:r>
+      <w:r>
+        <w:rPr>
+          <w:rFonts w:asciiTheme="majorBidi" w:hAnsiTheme="majorBidi"/>
+          <w:sz w:val="28"/>
+        </w:rPr>
+        <w:t xml:space="preserve"> (</w:t>
+      </w:r>
+      <w:r>
+        <w:rPr>
+          <w:rFonts w:asciiTheme="majorBidi" w:hAnsiTheme="majorBidi"/>
+          <w:sz w:val="28"/>
+        </w:rPr>
+        <w:t xml:space="preserve">Distributed </w:t>
+      </w:r>
+      <w:r>
+        <w:rPr>
+          <w:rFonts w:asciiTheme="majorBidi" w:hAnsiTheme="majorBidi"/>
+          <w:sz w:val="28"/>
+        </w:rPr>
+        <w:t xml:space="preserve">Version Control </w:t>
+      </w:r>
+      <w:proofErr w:type="gramStart"/>
+      <w:r>
+        <w:rPr>
+          <w:rFonts w:asciiTheme="majorBidi" w:hAnsiTheme="majorBidi"/>
+          <w:sz w:val="28"/>
+        </w:rPr>
+        <w:t xml:space="preserve">System)  </w:t>
+      </w:r>
+      <w:r>
+        <w:rPr>
+          <w:rFonts w:asciiTheme="majorBidi" w:hAnsiTheme="majorBidi"/>
+          <w:sz w:val="28"/>
+          <w:rtl/>
+        </w:rPr>
+        <w:t>مفتوح</w:t>
+      </w:r>
+      <w:proofErr w:type="gramEnd"/>
+      <w:r>
+        <w:rPr>
+          <w:rFonts w:asciiTheme="majorBidi" w:hAnsiTheme="majorBidi"/>
+          <w:sz w:val="28"/>
+          <w:rtl/>
+        </w:rPr>
+        <w:t xml:space="preserve"> </w:t>
+      </w:r>
+      <w:proofErr w:type="gramStart"/>
+      <w:r>
+        <w:rPr>
+          <w:rFonts w:asciiTheme="majorBidi" w:hAnsiTheme="majorBidi"/>
+          <w:sz w:val="28"/>
+          <w:rtl/>
+        </w:rPr>
+        <w:t>المصدر</w:t>
+      </w:r>
+      <w:r>
+        <w:rPr>
+          <w:rFonts w:asciiTheme="majorBidi" w:hAnsiTheme="majorBidi"/>
+          <w:sz w:val="28"/>
+          <w:rtl/>
+        </w:rPr>
+        <w:t xml:space="preserve"> ،</w:t>
+      </w:r>
+      <w:proofErr w:type="gramEnd"/>
+      <w:r>
+        <w:rPr>
+          <w:rFonts w:asciiTheme="majorBidi" w:hAnsiTheme="majorBidi"/>
+          <w:sz w:val="28"/>
+          <w:rtl/>
+        </w:rPr>
+        <w:t xml:space="preserve"> يُستخدم</w:t>
+      </w:r>
+      <w:r>
+        <w:rPr>
+          <w:rFonts w:asciiTheme="majorBidi" w:hAnsiTheme="majorBidi"/>
+          <w:sz w:val="28"/>
+        </w:rPr>
+        <w:t xml:space="preserve"> Git </w:t>
+      </w:r>
+      <w:r>
+        <w:rPr>
+          <w:rFonts w:asciiTheme="majorBidi" w:hAnsiTheme="majorBidi"/>
+          <w:sz w:val="28"/>
+          <w:rtl/>
+        </w:rPr>
+        <w:t xml:space="preserve">لتتبع التغييرات </w:t>
+      </w:r>
+      <w:r>
+        <w:rPr>
+          <w:rFonts w:asciiTheme="majorBidi" w:hAnsiTheme="majorBidi"/>
+          <w:sz w:val="28"/>
+          <w:rtl/>
+        </w:rPr>
+        <w:t xml:space="preserve">في ملفات المشروع والتنسيق بين فرق التطوير. يتيح </w:t>
+      </w:r>
+      <w:r>
+        <w:rPr>
+          <w:rFonts w:asciiTheme="majorBidi" w:hAnsiTheme="majorBidi"/>
+          <w:sz w:val="28"/>
+        </w:rPr>
+        <w:t>Git</w:t>
+      </w:r>
+      <w:r>
+        <w:rPr>
+          <w:rFonts w:asciiTheme="majorBidi" w:hAnsiTheme="majorBidi"/>
+          <w:sz w:val="28"/>
+          <w:rtl/>
+        </w:rPr>
+        <w:t xml:space="preserve"> للمطورين </w:t>
+      </w:r>
+      <w:r>
+        <w:rPr>
+          <w:rFonts w:asciiTheme="majorBidi" w:hAnsiTheme="majorBidi"/>
+          <w:sz w:val="28"/>
+          <w:rtl/>
+        </w:rPr>
         <w:lastRenderedPageBreak/>
-        <w:t xml:space="preserve">              </w:t>
-      </w:r>
-      <w:r>
-        <w:rPr>
-          <w:rFonts w:asciiTheme="majorBidi" w:hAnsiTheme="majorBidi"/>
-          <w:sz w:val="28"/>
-          <w:rtl/>
-        </w:rPr>
-        <w:t xml:space="preserve">نظام </w:t>
-      </w:r>
-      <w:r>
-        <w:rPr>
-          <w:rFonts w:asciiTheme="majorBidi" w:hAnsiTheme="majorBidi"/>
-          <w:sz w:val="28"/>
-          <w:rtl/>
-        </w:rPr>
-        <w:t>موزع</w:t>
-      </w:r>
-      <w:r>
-        <w:rPr>
-          <w:rFonts w:asciiTheme="majorBidi" w:hAnsiTheme="majorBidi"/>
-          <w:sz w:val="28"/>
-          <w:rtl/>
-        </w:rPr>
-        <w:t xml:space="preserve"> لإدارة الإصدارات</w:t>
-      </w:r>
-      <w:r>
-        <w:rPr>
-          <w:rFonts w:asciiTheme="majorBidi" w:hAnsiTheme="majorBidi"/>
-          <w:sz w:val="28"/>
-        </w:rPr>
-        <w:t xml:space="preserve"> (</w:t>
-      </w:r>
-      <w:r>
-        <w:rPr>
-          <w:rFonts w:asciiTheme="majorBidi" w:hAnsiTheme="majorBidi"/>
-          <w:sz w:val="28"/>
-        </w:rPr>
-        <w:t xml:space="preserve">Distributed </w:t>
-      </w:r>
-      <w:r>
-        <w:rPr>
-          <w:rFonts w:asciiTheme="majorBidi" w:hAnsiTheme="majorBidi"/>
-          <w:sz w:val="28"/>
-        </w:rPr>
-        <w:t xml:space="preserve">Version Control </w:t>
-      </w:r>
-      <w:proofErr w:type="gramStart"/>
-      <w:r>
-        <w:rPr>
-          <w:rFonts w:asciiTheme="majorBidi" w:hAnsiTheme="majorBidi"/>
-          <w:sz w:val="28"/>
-        </w:rPr>
-        <w:t xml:space="preserve">System)  </w:t>
-      </w:r>
-      <w:r>
-        <w:rPr>
-          <w:rFonts w:asciiTheme="majorBidi" w:hAnsiTheme="majorBidi"/>
-          <w:sz w:val="28"/>
-          <w:rtl/>
-        </w:rPr>
-        <w:t>مفتوح</w:t>
-      </w:r>
-      <w:proofErr w:type="gramEnd"/>
-      <w:r>
-        <w:rPr>
-          <w:rFonts w:asciiTheme="majorBidi" w:hAnsiTheme="majorBidi"/>
-          <w:sz w:val="28"/>
-          <w:rtl/>
-        </w:rPr>
-        <w:t xml:space="preserve"> </w:t>
-      </w:r>
-      <w:proofErr w:type="gramStart"/>
-      <w:r>
-        <w:rPr>
-          <w:rFonts w:asciiTheme="majorBidi" w:hAnsiTheme="majorBidi"/>
-          <w:sz w:val="28"/>
-          <w:rtl/>
-        </w:rPr>
-        <w:t>المصدر</w:t>
-      </w:r>
-      <w:r>
-        <w:rPr>
-          <w:rFonts w:asciiTheme="majorBidi" w:hAnsiTheme="majorBidi"/>
-          <w:sz w:val="28"/>
-          <w:rtl/>
-        </w:rPr>
-        <w:t xml:space="preserve"> ،</w:t>
-      </w:r>
-      <w:proofErr w:type="gramEnd"/>
-      <w:r>
-        <w:rPr>
-          <w:rFonts w:asciiTheme="majorBidi" w:hAnsiTheme="majorBidi"/>
-          <w:sz w:val="28"/>
-          <w:rtl/>
-        </w:rPr>
-        <w:t xml:space="preserve"> يُستخدم</w:t>
-      </w:r>
-      <w:r>
-        <w:rPr>
-          <w:rFonts w:asciiTheme="majorBidi" w:hAnsiTheme="majorBidi"/>
-          <w:sz w:val="28"/>
-        </w:rPr>
-        <w:t xml:space="preserve"> Git </w:t>
-      </w:r>
-      <w:r>
-        <w:rPr>
-          <w:rFonts w:asciiTheme="majorBidi" w:hAnsiTheme="majorBidi"/>
-          <w:sz w:val="28"/>
-          <w:rtl/>
-        </w:rPr>
-        <w:t xml:space="preserve">لتتبع التغييرات </w:t>
-      </w:r>
-      <w:r>
-        <w:rPr>
-          <w:rFonts w:asciiTheme="majorBidi" w:hAnsiTheme="majorBidi"/>
-          <w:sz w:val="28"/>
-          <w:rtl/>
-        </w:rPr>
-        <w:t xml:space="preserve">في ملفات المشروع والتنسيق بين فرق التطوير. يتيح </w:t>
-      </w:r>
-      <w:r>
-        <w:rPr>
-          <w:rFonts w:asciiTheme="majorBidi" w:hAnsiTheme="majorBidi"/>
-          <w:sz w:val="28"/>
-        </w:rPr>
-        <w:t>Git</w:t>
-      </w:r>
-      <w:r>
-        <w:rPr>
-          <w:rFonts w:asciiTheme="majorBidi" w:hAnsiTheme="majorBidi"/>
-          <w:sz w:val="28"/>
-          <w:rtl/>
-        </w:rPr>
-        <w:t xml:space="preserve"> للمطورين العمل على نسخ متعددة من المشروع في نفس الوقت، دمج التغييرات بسهولة، والرجوع إلى الإصدارات السابقة عند الحاجة. يتميز بسرعة الأداء، كفاءته في التعامل مع المشاريع الكبيرة، ودعمه للعمل الموزع (</w:t>
+        <w:t>العمل على نسخ متعددة من المشروع في نفس الوقت، دمج التغييرات بسهولة، والرجوع إلى الإصدارات السابقة عند الحاجة. يتميز بسرعة الأداء، كفاءته في التعامل مع المشاريع الكبيرة، ودعمه للعمل الموزع (</w:t>
       </w:r>
       <w:r>
         <w:rPr>
@@ -39245,7 +39238,6 @@
         <w:rPr>
           <w:rFonts w:asciiTheme="majorBidi" w:hAnsiTheme="majorBidi"/>
           <w:b/>
-          <w:bCs w:val="0"/>
           <w:sz w:val="28"/>
         </w:rPr>
         <w:t>Chapter</w:t>
@@ -39257,7 +39249,6 @@
         <w:rPr>
           <w:rFonts w:asciiTheme="majorBidi" w:hAnsiTheme="majorBidi"/>
           <w:b/>
-          <w:bCs w:val="0"/>
           <w:sz w:val="28"/>
         </w:rPr>
         <w:t>Summary</w:t>
@@ -43842,7 +43833,6 @@
           <w:color w:val="1F1F1F"/>
           <w:rtl/>
         </w:rPr>
-        <w:lastRenderedPageBreak/>
         <w:t>المسؤوليات الرئيسية</w:t>
       </w:r>
       <w:r>
@@ -43874,6 +43864,7 @@
           <w:color w:val="1F1F1F"/>
           <w:rtl/>
         </w:rPr>
+        <w:lastRenderedPageBreak/>
         <w:t>الاطلاع على التقارير الإحصائية العامة (نسب النجاح، نسب الحضور الإجمالية على مستوى الكلية)</w:t>
       </w:r>
       <w:r>
@@ -51959,7 +51950,7 @@
   <w:abstractNum w:abstractNumId="0" w15:restartNumberingAfterBreak="0">
     <w:nsid w:val="0E31217E"/>
     <w:multiLevelType w:val="multilevel"/>
-    <w:tmpl w:val="DAA47BC0"/>
+    <w:tmpl w:val="222A1AB2"/>
     <w:lvl w:ilvl="0">
       <w:start w:val="1"/>
       <w:numFmt w:val="decimal"/>
@@ -52137,29 +52128,30 @@
   <w:abstractNum w:abstractNumId="1" w15:restartNumberingAfterBreak="0">
     <w:nsid w:val="0F695EEC"/>
     <w:multiLevelType w:val="hybridMultilevel"/>
-    <w:tmpl w:val="E61C4D48"/>
-    <w:lvl w:ilvl="0" w:tplc="04090001">
+    <w:tmpl w:val="D9EA8D44"/>
+    <w:lvl w:ilvl="0" w:tplc="04090003">
       <w:start w:val="1"/>
       <w:numFmt w:val="bullet"/>
-      <w:lvlText w:val=""/>
+      <w:lvlText w:val="o"/>
       <w:lvlJc w:val="left"/>
       <w:pPr>
         <w:ind w:left="706"/>
       </w:pPr>
       <w:rPr>
-        <w:rFonts w:ascii="Symbol" w:hAnsi="Symbol" w:hint="default"/>
+        <w:rFonts w:ascii="Courier New" w:hAnsi="Courier New" w:cs="Courier New" w:hint="default"/>
         <w:b/>
         <w:bCs/>
         <w:i w:val="0"/>
         <w:strike w:val="0"/>
         <w:dstrike w:val="0"/>
         <w:color w:val="000000"/>
-        <w:sz w:val="26"/>
+        <w:sz w:val="24"/>
         <w:szCs w:val="26"/>
         <w:u w:val="none" w:color="000000"/>
         <w:bdr w:val="none" w:sz="0" w:space="0" w:color="auto"/>
         <w:shd w:val="clear" w:color="auto" w:fill="auto"/>
         <w:vertAlign w:val="baseline"/>
+        <w:lang w:bidi="ar-SA"/>
       </w:rPr>
     </w:lvl>
     <w:lvl w:ilvl="1" w:tplc="A490D30E">
@@ -53162,6 +53154,119 @@
     </w:lvl>
   </w:abstractNum>
   <w:abstractNum w:abstractNumId="10" w15:restartNumberingAfterBreak="0">
+    <w:nsid w:val="4B0376B7"/>
+    <w:multiLevelType w:val="hybridMultilevel"/>
+    <w:tmpl w:val="6F6C075E"/>
+    <w:lvl w:ilvl="0" w:tplc="04090003">
+      <w:start w:val="1"/>
+      <w:numFmt w:val="bullet"/>
+      <w:lvlText w:val="o"/>
+      <w:lvlJc w:val="left"/>
+      <w:pPr>
+        <w:ind w:left="1080" w:hanging="360"/>
+      </w:pPr>
+      <w:rPr>
+        <w:rFonts w:ascii="Courier New" w:hAnsi="Courier New" w:cs="Courier New" w:hint="default"/>
+      </w:rPr>
+    </w:lvl>
+    <w:lvl w:ilvl="1" w:tplc="04090003" w:tentative="1">
+      <w:start w:val="1"/>
+      <w:numFmt w:val="bullet"/>
+      <w:lvlText w:val="o"/>
+      <w:lvlJc w:val="left"/>
+      <w:pPr>
+        <w:ind w:left="1800" w:hanging="360"/>
+      </w:pPr>
+      <w:rPr>
+        <w:rFonts w:ascii="Courier New" w:hAnsi="Courier New" w:cs="Courier New" w:hint="default"/>
+      </w:rPr>
+    </w:lvl>
+    <w:lvl w:ilvl="2" w:tplc="04090005" w:tentative="1">
+      <w:start w:val="1"/>
+      <w:numFmt w:val="bullet"/>
+      <w:lvlText w:val=""/>
+      <w:lvlJc w:val="left"/>
+      <w:pPr>
+        <w:ind w:left="2520" w:hanging="360"/>
+      </w:pPr>
+      <w:rPr>
+        <w:rFonts w:ascii="Wingdings" w:hAnsi="Wingdings" w:hint="default"/>
+      </w:rPr>
+    </w:lvl>
+    <w:lvl w:ilvl="3" w:tplc="04090001" w:tentative="1">
+      <w:start w:val="1"/>
+      <w:numFmt w:val="bullet"/>
+      <w:lvlText w:val=""/>
+      <w:lvlJc w:val="left"/>
+      <w:pPr>
+        <w:ind w:left="3240" w:hanging="360"/>
+      </w:pPr>
+      <w:rPr>
+        <w:rFonts w:ascii="Symbol" w:hAnsi="Symbol" w:hint="default"/>
+      </w:rPr>
+    </w:lvl>
+    <w:lvl w:ilvl="4" w:tplc="04090003" w:tentative="1">
+      <w:start w:val="1"/>
+      <w:numFmt w:val="bullet"/>
+      <w:lvlText w:val="o"/>
+      <w:lvlJc w:val="left"/>
+      <w:pPr>
+        <w:ind w:left="3960" w:hanging="360"/>
+      </w:pPr>
+      <w:rPr>
+        <w:rFonts w:ascii="Courier New" w:hAnsi="Courier New" w:cs="Courier New" w:hint="default"/>
+      </w:rPr>
+    </w:lvl>
+    <w:lvl w:ilvl="5" w:tplc="04090005" w:tentative="1">
+      <w:start w:val="1"/>
+      <w:numFmt w:val="bullet"/>
+      <w:lvlText w:val=""/>
+      <w:lvlJc w:val="left"/>
+      <w:pPr>
+        <w:ind w:left="4680" w:hanging="360"/>
+      </w:pPr>
+      <w:rPr>
+        <w:rFonts w:ascii="Wingdings" w:hAnsi="Wingdings" w:hint="default"/>
+      </w:rPr>
+    </w:lvl>
+    <w:lvl w:ilvl="6" w:tplc="04090001" w:tentative="1">
+      <w:start w:val="1"/>
+      <w:numFmt w:val="bullet"/>
+      <w:lvlText w:val=""/>
+      <w:lvlJc w:val="left"/>
+      <w:pPr>
+        <w:ind w:left="5400" w:hanging="360"/>
+      </w:pPr>
+      <w:rPr>
+        <w:rFonts w:ascii="Symbol" w:hAnsi="Symbol" w:hint="default"/>
+      </w:rPr>
+    </w:lvl>
+    <w:lvl w:ilvl="7" w:tplc="04090003" w:tentative="1">
+      <w:start w:val="1"/>
+      <w:numFmt w:val="bullet"/>
+      <w:lvlText w:val="o"/>
+      <w:lvlJc w:val="left"/>
+      <w:pPr>
+        <w:ind w:left="6120" w:hanging="360"/>
+      </w:pPr>
+      <w:rPr>
+        <w:rFonts w:ascii="Courier New" w:hAnsi="Courier New" w:cs="Courier New" w:hint="default"/>
+      </w:rPr>
+    </w:lvl>
+    <w:lvl w:ilvl="8" w:tplc="04090005" w:tentative="1">
+      <w:start w:val="1"/>
+      <w:numFmt w:val="bullet"/>
+      <w:lvlText w:val=""/>
+      <w:lvlJc w:val="left"/>
+      <w:pPr>
+        <w:ind w:left="6840" w:hanging="360"/>
+      </w:pPr>
+      <w:rPr>
+        <w:rFonts w:ascii="Wingdings" w:hAnsi="Wingdings" w:hint="default"/>
+      </w:rPr>
+    </w:lvl>
+  </w:abstractNum>
+  <w:abstractNum w:abstractNumId="11" w15:restartNumberingAfterBreak="0">
     <w:nsid w:val="4B496195"/>
     <w:multiLevelType w:val="hybridMultilevel"/>
     <w:tmpl w:val="129C2C1E"/>
@@ -53382,7 +53487,7 @@
       </w:rPr>
     </w:lvl>
   </w:abstractNum>
-  <w:abstractNum w:abstractNumId="11" w15:restartNumberingAfterBreak="0">
+  <w:abstractNum w:abstractNumId="12" w15:restartNumberingAfterBreak="0">
     <w:nsid w:val="4E887778"/>
     <w:multiLevelType w:val="multilevel"/>
     <w:tmpl w:val="CA7C7794"/>
@@ -53496,10 +53601,209 @@
       </w:rPr>
     </w:lvl>
   </w:abstractNum>
-  <w:abstractNum w:abstractNumId="12" w15:restartNumberingAfterBreak="0">
+  <w:abstractNum w:abstractNumId="13" w15:restartNumberingAfterBreak="0">
+    <w:nsid w:val="51A62010"/>
+    <w:multiLevelType w:val="multilevel"/>
+    <w:tmpl w:val="0409001F"/>
+    <w:lvl w:ilvl="0">
+      <w:start w:val="1"/>
+      <w:numFmt w:val="decimal"/>
+      <w:lvlText w:val="%1."/>
+      <w:lvlJc w:val="left"/>
+      <w:pPr>
+        <w:ind w:left="360" w:hanging="360"/>
+      </w:pPr>
+    </w:lvl>
+    <w:lvl w:ilvl="1">
+      <w:start w:val="1"/>
+      <w:numFmt w:val="decimal"/>
+      <w:lvlText w:val="%1.%2."/>
+      <w:lvlJc w:val="left"/>
+      <w:pPr>
+        <w:ind w:left="792" w:hanging="432"/>
+      </w:pPr>
+    </w:lvl>
+    <w:lvl w:ilvl="2">
+      <w:start w:val="1"/>
+      <w:numFmt w:val="decimal"/>
+      <w:lvlText w:val="%1.%2.%3."/>
+      <w:lvlJc w:val="left"/>
+      <w:pPr>
+        <w:ind w:left="1224" w:hanging="504"/>
+      </w:pPr>
+    </w:lvl>
+    <w:lvl w:ilvl="3">
+      <w:start w:val="1"/>
+      <w:numFmt w:val="decimal"/>
+      <w:lvlText w:val="%1.%2.%3.%4."/>
+      <w:lvlJc w:val="left"/>
+      <w:pPr>
+        <w:ind w:left="1728" w:hanging="648"/>
+      </w:pPr>
+    </w:lvl>
+    <w:lvl w:ilvl="4">
+      <w:start w:val="1"/>
+      <w:numFmt w:val="decimal"/>
+      <w:lvlText w:val="%1.%2.%3.%4.%5."/>
+      <w:lvlJc w:val="left"/>
+      <w:pPr>
+        <w:ind w:left="2232" w:hanging="792"/>
+      </w:pPr>
+    </w:lvl>
+    <w:lvl w:ilvl="5">
+      <w:start w:val="1"/>
+      <w:numFmt w:val="decimal"/>
+      <w:lvlText w:val="%1.%2.%3.%4.%5.%6."/>
+      <w:lvlJc w:val="left"/>
+      <w:pPr>
+        <w:ind w:left="2736" w:hanging="936"/>
+      </w:pPr>
+    </w:lvl>
+    <w:lvl w:ilvl="6">
+      <w:start w:val="1"/>
+      <w:numFmt w:val="decimal"/>
+      <w:lvlText w:val="%1.%2.%3.%4.%5.%6.%7."/>
+      <w:lvlJc w:val="left"/>
+      <w:pPr>
+        <w:ind w:left="3240" w:hanging="1080"/>
+      </w:pPr>
+    </w:lvl>
+    <w:lvl w:ilvl="7">
+      <w:start w:val="1"/>
+      <w:numFmt w:val="decimal"/>
+      <w:lvlText w:val="%1.%2.%3.%4.%5.%6.%7.%8."/>
+      <w:lvlJc w:val="left"/>
+      <w:pPr>
+        <w:ind w:left="3744" w:hanging="1224"/>
+      </w:pPr>
+    </w:lvl>
+    <w:lvl w:ilvl="8">
+      <w:start w:val="1"/>
+      <w:numFmt w:val="decimal"/>
+      <w:lvlText w:val="%1.%2.%3.%4.%5.%6.%7.%8.%9."/>
+      <w:lvlJc w:val="left"/>
+      <w:pPr>
+        <w:ind w:left="4320" w:hanging="1440"/>
+      </w:pPr>
+    </w:lvl>
+  </w:abstractNum>
+  <w:abstractNum w:abstractNumId="14" w15:restartNumberingAfterBreak="0">
+    <w:nsid w:val="5C166FC3"/>
+    <w:multiLevelType w:val="hybridMultilevel"/>
+    <w:tmpl w:val="CA781D0A"/>
+    <w:lvl w:ilvl="0" w:tplc="04090001">
+      <w:start w:val="1"/>
+      <w:numFmt w:val="bullet"/>
+      <w:lvlText w:val=""/>
+      <w:lvlJc w:val="left"/>
+      <w:pPr>
+        <w:ind w:left="1440" w:hanging="360"/>
+      </w:pPr>
+      <w:rPr>
+        <w:rFonts w:ascii="Symbol" w:hAnsi="Symbol" w:hint="default"/>
+      </w:rPr>
+    </w:lvl>
+    <w:lvl w:ilvl="1" w:tplc="04090003" w:tentative="1">
+      <w:start w:val="1"/>
+      <w:numFmt w:val="bullet"/>
+      <w:lvlText w:val="o"/>
+      <w:lvlJc w:val="left"/>
+      <w:pPr>
+        <w:ind w:left="2160" w:hanging="360"/>
+      </w:pPr>
+      <w:rPr>
+        <w:rFonts w:ascii="Courier New" w:hAnsi="Courier New" w:cs="Courier New" w:hint="default"/>
+      </w:rPr>
+    </w:lvl>
+    <w:lvl w:ilvl="2" w:tplc="04090005" w:tentative="1">
+      <w:start w:val="1"/>
+      <w:numFmt w:val="bullet"/>
+      <w:lvlText w:val=""/>
+      <w:lvlJc w:val="left"/>
+      <w:pPr>
+        <w:ind w:left="2880" w:hanging="360"/>
+      </w:pPr>
+      <w:rPr>
+        <w:rFonts w:ascii="Wingdings" w:hAnsi="Wingdings" w:hint="default"/>
+      </w:rPr>
+    </w:lvl>
+    <w:lvl w:ilvl="3" w:tplc="04090001" w:tentative="1">
+      <w:start w:val="1"/>
+      <w:numFmt w:val="bullet"/>
+      <w:lvlText w:val=""/>
+      <w:lvlJc w:val="left"/>
+      <w:pPr>
+        <w:ind w:left="3600" w:hanging="360"/>
+      </w:pPr>
+      <w:rPr>
+        <w:rFonts w:ascii="Symbol" w:hAnsi="Symbol" w:hint="default"/>
+      </w:rPr>
+    </w:lvl>
+    <w:lvl w:ilvl="4" w:tplc="04090003" w:tentative="1">
+      <w:start w:val="1"/>
+      <w:numFmt w:val="bullet"/>
+      <w:lvlText w:val="o"/>
+      <w:lvlJc w:val="left"/>
+      <w:pPr>
+        <w:ind w:left="4320" w:hanging="360"/>
+      </w:pPr>
+      <w:rPr>
+        <w:rFonts w:ascii="Courier New" w:hAnsi="Courier New" w:cs="Courier New" w:hint="default"/>
+      </w:rPr>
+    </w:lvl>
+    <w:lvl w:ilvl="5" w:tplc="04090005" w:tentative="1">
+      <w:start w:val="1"/>
+      <w:numFmt w:val="bullet"/>
+      <w:lvlText w:val=""/>
+      <w:lvlJc w:val="left"/>
+      <w:pPr>
+        <w:ind w:left="5040" w:hanging="360"/>
+      </w:pPr>
+      <w:rPr>
+        <w:rFonts w:ascii="Wingdings" w:hAnsi="Wingdings" w:hint="default"/>
+      </w:rPr>
+    </w:lvl>
+    <w:lvl w:ilvl="6" w:tplc="04090001" w:tentative="1">
+      <w:start w:val="1"/>
+      <w:numFmt w:val="bullet"/>
+      <w:lvlText w:val=""/>
+      <w:lvlJc w:val="left"/>
+      <w:pPr>
+        <w:ind w:left="5760" w:hanging="360"/>
+      </w:pPr>
+      <w:rPr>
+        <w:rFonts w:ascii="Symbol" w:hAnsi="Symbol" w:hint="default"/>
+      </w:rPr>
+    </w:lvl>
+    <w:lvl w:ilvl="7" w:tplc="04090003" w:tentative="1">
+      <w:start w:val="1"/>
+      <w:numFmt w:val="bullet"/>
+      <w:lvlText w:val="o"/>
+      <w:lvlJc w:val="left"/>
+      <w:pPr>
+        <w:ind w:left="6480" w:hanging="360"/>
+      </w:pPr>
+      <w:rPr>
+        <w:rFonts w:ascii="Courier New" w:hAnsi="Courier New" w:cs="Courier New" w:hint="default"/>
+      </w:rPr>
+    </w:lvl>
+    <w:lvl w:ilvl="8" w:tplc="04090005" w:tentative="1">
+      <w:start w:val="1"/>
+      <w:numFmt w:val="bullet"/>
+      <w:lvlText w:val=""/>
+      <w:lvlJc w:val="left"/>
+      <w:pPr>
+        <w:ind w:left="7200" w:hanging="360"/>
+      </w:pPr>
+      <w:rPr>
+        <w:rFonts w:ascii="Wingdings" w:hAnsi="Wingdings" w:hint="default"/>
+      </w:rPr>
+    </w:lvl>
+  </w:abstractNum>
+  <w:abstractNum w:abstractNumId="15" w15:restartNumberingAfterBreak="0">
     <w:nsid w:val="5DDA5017"/>
     <w:multiLevelType w:val="hybridMultilevel"/>
-    <w:tmpl w:val="46C0B60A"/>
+    <w:tmpl w:val="3BB4C14A"/>
     <w:lvl w:ilvl="0" w:tplc="04090003">
       <w:start w:val="1"/>
       <w:numFmt w:val="bullet"/>
@@ -53611,10 +53915,10 @@
       </w:rPr>
     </w:lvl>
   </w:abstractNum>
-  <w:abstractNum w:abstractNumId="13" w15:restartNumberingAfterBreak="0">
+  <w:abstractNum w:abstractNumId="16" w15:restartNumberingAfterBreak="0">
     <w:nsid w:val="64B65F15"/>
     <w:multiLevelType w:val="hybridMultilevel"/>
-    <w:tmpl w:val="B956D11A"/>
+    <w:tmpl w:val="CFA2FB46"/>
     <w:lvl w:ilvl="0" w:tplc="04090003">
       <w:start w:val="1"/>
       <w:numFmt w:val="bullet"/>
@@ -53726,7 +54030,7 @@
       </w:rPr>
     </w:lvl>
   </w:abstractNum>
-  <w:abstractNum w:abstractNumId="14" w15:restartNumberingAfterBreak="0">
+  <w:abstractNum w:abstractNumId="17" w15:restartNumberingAfterBreak="0">
     <w:nsid w:val="678106B3"/>
     <w:multiLevelType w:val="hybridMultilevel"/>
     <w:tmpl w:val="1EFC320A"/>
@@ -53815,7 +54119,7 @@
       </w:pPr>
     </w:lvl>
   </w:abstractNum>
-  <w:abstractNum w:abstractNumId="15" w15:restartNumberingAfterBreak="0">
+  <w:abstractNum w:abstractNumId="18" w15:restartNumberingAfterBreak="0">
     <w:nsid w:val="6FB1242A"/>
     <w:multiLevelType w:val="multilevel"/>
     <w:tmpl w:val="32F67926"/>
@@ -53930,7 +54234,7 @@
       </w:rPr>
     </w:lvl>
   </w:abstractNum>
-  <w:abstractNum w:abstractNumId="16" w15:restartNumberingAfterBreak="0">
+  <w:abstractNum w:abstractNumId="19" w15:restartNumberingAfterBreak="0">
     <w:nsid w:val="71B466FF"/>
     <w:multiLevelType w:val="hybridMultilevel"/>
     <w:tmpl w:val="307C6134"/>
@@ -54026,7 +54330,7 @@
     <w:abstractNumId w:val="1"/>
   </w:num>
   <w:num w:numId="4" w16cid:durableId="1305159793">
-    <w:abstractNumId w:val="10"/>
+    <w:abstractNumId w:val="11"/>
   </w:num>
   <w:num w:numId="5" w16cid:durableId="598173589">
     <w:abstractNumId w:val="3"/>
@@ -54035,13 +54339,13 @@
     <w:abstractNumId w:val="9"/>
   </w:num>
   <w:num w:numId="7" w16cid:durableId="983389078">
-    <w:abstractNumId w:val="13"/>
+    <w:abstractNumId w:val="16"/>
   </w:num>
   <w:num w:numId="8" w16cid:durableId="595360051">
     <w:abstractNumId w:val="0"/>
   </w:num>
   <w:num w:numId="9" w16cid:durableId="121462866">
-    <w:abstractNumId w:val="15"/>
+    <w:abstractNumId w:val="18"/>
   </w:num>
   <w:num w:numId="10" w16cid:durableId="1028406469">
     <w:abstractNumId w:val="6"/>
@@ -54050,16 +54354,16 @@
     <w:abstractNumId w:val="5"/>
   </w:num>
   <w:num w:numId="12" w16cid:durableId="938491951">
-    <w:abstractNumId w:val="14"/>
+    <w:abstractNumId w:val="17"/>
   </w:num>
   <w:num w:numId="13" w16cid:durableId="629358744">
-    <w:abstractNumId w:val="11"/>
+    <w:abstractNumId w:val="12"/>
   </w:num>
   <w:num w:numId="14" w16cid:durableId="1242376873">
-    <w:abstractNumId w:val="12"/>
+    <w:abstractNumId w:val="15"/>
   </w:num>
   <w:num w:numId="15" w16cid:durableId="2042784571">
-    <w:abstractNumId w:val="16"/>
+    <w:abstractNumId w:val="19"/>
   </w:num>
   <w:num w:numId="16" w16cid:durableId="430901329">
     <w:abstractNumId w:val="7"/>
@@ -54071,10 +54375,10 @@
     <w:abstractNumId w:val="4"/>
   </w:num>
   <w:num w:numId="19" w16cid:durableId="1241720268">
-    <w:abstractNumId w:val="12"/>
+    <w:abstractNumId w:val="15"/>
   </w:num>
   <w:num w:numId="20" w16cid:durableId="571744195">
-    <w:abstractNumId w:val="16"/>
+    <w:abstractNumId w:val="19"/>
     <w:lvlOverride w:ilvl="0">
       <w:startOverride w:val="1"/>
     </w:lvlOverride>
@@ -54132,6 +54436,18 @@
     <w:lvlOverride w:ilvl="8">
       <w:startOverride w:val="1"/>
     </w:lvlOverride>
+  </w:num>
+  <w:num w:numId="22" w16cid:durableId="528955707">
+    <w:abstractNumId w:val="13"/>
+  </w:num>
+  <w:num w:numId="23" w16cid:durableId="375012971">
+    <w:abstractNumId w:val="0"/>
+  </w:num>
+  <w:num w:numId="24" w16cid:durableId="1252273326">
+    <w:abstractNumId w:val="14"/>
+  </w:num>
+  <w:num w:numId="25" w16cid:durableId="1956211937">
+    <w:abstractNumId w:val="10"/>
   </w:num>
 </w:numbering>
 </file>
@@ -54536,7 +54852,7 @@
   <w:style w:type="paragraph" w:default="1" w:styleId="a">
     <w:name w:val="Normal"/>
     <w:qFormat/>
-    <w:rsid w:val="005A75B1"/>
+    <w:rsid w:val="00FA7A45"/>
     <w:pPr>
       <w:bidi/>
       <w:spacing w:line="360" w:lineRule="auto"/>
@@ -54577,7 +54893,7 @@
     <w:uiPriority w:val="9"/>
     <w:unhideWhenUsed/>
     <w:qFormat/>
-    <w:rsid w:val="005E5B37"/>
+    <w:rsid w:val="00FA7A45"/>
     <w:pPr>
       <w:keepNext/>
       <w:keepLines/>
@@ -54585,7 +54901,8 @@
         <w:ilvl w:val="1"/>
         <w:numId w:val="1"/>
       </w:numPr>
-      <w:spacing w:before="40" w:after="0"/>
+      <w:spacing w:before="40" w:after="0" w:line="240" w:lineRule="auto"/>
+      <w:ind w:left="0"/>
       <w:outlineLvl w:val="1"/>
     </w:pPr>
     <w:rPr>
@@ -54777,6 +55094,7 @@
   <w:style w:type="character" w:default="1" w:styleId="a0">
     <w:name w:val="Default Paragraph Font"/>
     <w:uiPriority w:val="1"/>
+    <w:semiHidden/>
     <w:unhideWhenUsed/>
   </w:style>
   <w:style w:type="table" w:default="1" w:styleId="a1">
@@ -54805,7 +55123,7 @@
     <w:basedOn w:val="a0"/>
     <w:link w:val="2"/>
     <w:uiPriority w:val="9"/>
-    <w:rsid w:val="005E5B37"/>
+    <w:rsid w:val="00FA7A45"/>
     <w:rPr>
       <w:rFonts w:asciiTheme="majorHAnsi" w:eastAsiaTheme="majorEastAsia" w:hAnsiTheme="majorHAnsi" w:cstheme="majorBidi"/>
       <w:bCs/>

--- a/HealtCareProject.docx
+++ b/HealtCareProject.docx
@@ -6272,7 +6272,7 @@
     <w:p>
       <w:pPr>
         <w:rPr>
-          <w:rFonts w:asciiTheme="majorBidi" w:hAnsiTheme="majorBidi" w:hint="cs"/>
+          <w:rFonts w:asciiTheme="majorBidi" w:hAnsiTheme="majorBidi"/>
           <w:sz w:val="28"/>
           <w:rtl/>
         </w:rPr>
@@ -6822,17 +6822,14 @@
         </w:rPr>
         <w:t>على</w:t>
       </w:r>
-    </w:p>
-    <w:p>
-      <w:pPr>
-        <w:spacing w:after="0"/>
-        <w:jc w:val="both"/>
-        <w:rPr>
-          <w:rFonts w:asciiTheme="majorBidi" w:hAnsiTheme="majorBidi"/>
-          <w:sz w:val="28"/>
-          <w:rtl/>
-        </w:rPr>
-      </w:pPr>
+      <w:r>
+        <w:rPr>
+          <w:rFonts w:asciiTheme="majorBidi" w:hAnsiTheme="majorBidi" w:hint="cs"/>
+          <w:sz w:val="28"/>
+          <w:rtl/>
+        </w:rPr>
+        <w:t xml:space="preserve"> </w:t>
+      </w:r>
       <w:r>
         <w:rPr>
           <w:rFonts w:asciiTheme="majorBidi" w:hAnsiTheme="majorBidi" w:cs="Times New Roman" w:hint="cs"/>
@@ -9373,6 +9370,744 @@
         </w:rPr>
         <w:t>الأركان،</w:t>
       </w:r>
+      <w:r>
+        <w:rPr>
+          <w:rStyle w:val="citation-358"/>
+          <w:rFonts w:asciiTheme="majorBidi" w:hAnsiTheme="majorBidi" w:hint="cs"/>
+          <w:sz w:val="28"/>
+          <w:rtl/>
+        </w:rPr>
+        <w:t xml:space="preserve"> </w:t>
+      </w:r>
+      <w:r>
+        <w:rPr>
+          <w:rStyle w:val="citation-358"/>
+          <w:rFonts w:asciiTheme="majorBidi" w:hAnsiTheme="majorBidi" w:cs="Times New Roman" w:hint="cs"/>
+          <w:sz w:val="28"/>
+          <w:rtl/>
+        </w:rPr>
+        <w:t>خُصصت</w:t>
+      </w:r>
+      <w:r>
+        <w:rPr>
+          <w:rStyle w:val="citation-358"/>
+          <w:rFonts w:asciiTheme="majorBidi" w:hAnsiTheme="majorBidi" w:cs="Times New Roman"/>
+          <w:sz w:val="28"/>
+          <w:rtl/>
+        </w:rPr>
+        <w:t xml:space="preserve"> </w:t>
+      </w:r>
+      <w:r>
+        <w:rPr>
+          <w:rStyle w:val="citation-358"/>
+          <w:rFonts w:asciiTheme="majorBidi" w:hAnsiTheme="majorBidi" w:cs="Times New Roman" w:hint="cs"/>
+          <w:sz w:val="28"/>
+          <w:rtl/>
+        </w:rPr>
+        <w:t>لتكون</w:t>
+      </w:r>
+      <w:r>
+        <w:rPr>
+          <w:rStyle w:val="citation-358"/>
+          <w:rFonts w:asciiTheme="majorBidi" w:hAnsiTheme="majorBidi" w:cs="Times New Roman"/>
+          <w:sz w:val="28"/>
+          <w:rtl/>
+        </w:rPr>
+        <w:t xml:space="preserve"> </w:t>
+      </w:r>
+      <w:r>
+        <w:rPr>
+          <w:rStyle w:val="citation-358"/>
+          <w:rFonts w:asciiTheme="majorBidi" w:hAnsiTheme="majorBidi" w:cs="Times New Roman" w:hint="cs"/>
+          <w:sz w:val="28"/>
+          <w:rtl/>
+        </w:rPr>
+        <w:t>الواجهة</w:t>
+      </w:r>
+      <w:r>
+        <w:rPr>
+          <w:rStyle w:val="citation-358"/>
+          <w:rFonts w:asciiTheme="majorBidi" w:hAnsiTheme="majorBidi" w:cs="Times New Roman"/>
+          <w:sz w:val="28"/>
+          <w:rtl/>
+        </w:rPr>
+        <w:t xml:space="preserve"> </w:t>
+      </w:r>
+      <w:r>
+        <w:rPr>
+          <w:rStyle w:val="citation-358"/>
+          <w:rFonts w:asciiTheme="majorBidi" w:hAnsiTheme="majorBidi" w:cs="Times New Roman" w:hint="cs"/>
+          <w:sz w:val="28"/>
+          <w:rtl/>
+        </w:rPr>
+        <w:t>الصحية</w:t>
+      </w:r>
+      <w:r>
+        <w:rPr>
+          <w:rStyle w:val="citation-358"/>
+          <w:rFonts w:asciiTheme="majorBidi" w:hAnsiTheme="majorBidi" w:cs="Times New Roman"/>
+          <w:sz w:val="28"/>
+          <w:rtl/>
+        </w:rPr>
+        <w:t xml:space="preserve"> </w:t>
+      </w:r>
+      <w:r>
+        <w:rPr>
+          <w:rStyle w:val="citation-358"/>
+          <w:rFonts w:asciiTheme="majorBidi" w:hAnsiTheme="majorBidi" w:cs="Times New Roman" w:hint="cs"/>
+          <w:sz w:val="28"/>
+          <w:rtl/>
+        </w:rPr>
+        <w:t>الرقمية</w:t>
+      </w:r>
+      <w:r>
+        <w:rPr>
+          <w:rStyle w:val="citation-358"/>
+          <w:rFonts w:asciiTheme="majorBidi" w:hAnsiTheme="majorBidi" w:cs="Times New Roman"/>
+          <w:sz w:val="28"/>
+          <w:rtl/>
+        </w:rPr>
+        <w:t xml:space="preserve"> </w:t>
+      </w:r>
+      <w:r>
+        <w:rPr>
+          <w:rStyle w:val="citation-358"/>
+          <w:rFonts w:asciiTheme="majorBidi" w:hAnsiTheme="majorBidi" w:cs="Times New Roman" w:hint="cs"/>
+          <w:sz w:val="28"/>
+          <w:rtl/>
+        </w:rPr>
+        <w:t>للمرضى</w:t>
+      </w:r>
+      <w:r>
+        <w:rPr>
+          <w:rStyle w:val="citation-358"/>
+          <w:rFonts w:asciiTheme="majorBidi" w:hAnsiTheme="majorBidi" w:cs="Times New Roman"/>
+          <w:sz w:val="28"/>
+          <w:rtl/>
+        </w:rPr>
+        <w:t xml:space="preserve"> </w:t>
+      </w:r>
+      <w:r>
+        <w:rPr>
+          <w:rStyle w:val="citation-358"/>
+          <w:rFonts w:asciiTheme="majorBidi" w:hAnsiTheme="majorBidi" w:cs="Times New Roman" w:hint="cs"/>
+          <w:sz w:val="28"/>
+          <w:rtl/>
+        </w:rPr>
+        <w:t>ومقدمي</w:t>
+      </w:r>
+      <w:r>
+        <w:rPr>
+          <w:rStyle w:val="citation-358"/>
+          <w:rFonts w:asciiTheme="majorBidi" w:hAnsiTheme="majorBidi" w:cs="Times New Roman"/>
+          <w:sz w:val="28"/>
+          <w:rtl/>
+        </w:rPr>
+        <w:t xml:space="preserve"> </w:t>
+      </w:r>
+      <w:r>
+        <w:rPr>
+          <w:rStyle w:val="citation-358"/>
+          <w:rFonts w:asciiTheme="majorBidi" w:hAnsiTheme="majorBidi" w:cs="Times New Roman" w:hint="cs"/>
+          <w:sz w:val="28"/>
+          <w:rtl/>
+        </w:rPr>
+        <w:t>الرعاية</w:t>
+      </w:r>
+      <w:r>
+        <w:rPr>
+          <w:rStyle w:val="citation-358"/>
+          <w:rFonts w:asciiTheme="majorBidi" w:hAnsiTheme="majorBidi" w:cs="Times New Roman"/>
+          <w:sz w:val="28"/>
+          <w:rtl/>
+        </w:rPr>
+        <w:t xml:space="preserve"> </w:t>
+      </w:r>
+      <w:r>
+        <w:rPr>
+          <w:rStyle w:val="citation-358"/>
+          <w:rFonts w:asciiTheme="majorBidi" w:hAnsiTheme="majorBidi" w:cs="Times New Roman" w:hint="cs"/>
+          <w:sz w:val="28"/>
+          <w:rtl/>
+        </w:rPr>
+        <w:t>الصحية،</w:t>
+      </w:r>
+      <w:r>
+        <w:rPr>
+          <w:rStyle w:val="citation-358"/>
+          <w:rFonts w:asciiTheme="majorBidi" w:hAnsiTheme="majorBidi" w:cs="Times New Roman"/>
+          <w:sz w:val="28"/>
+          <w:rtl/>
+        </w:rPr>
+        <w:t xml:space="preserve"> </w:t>
+      </w:r>
+      <w:r>
+        <w:rPr>
+          <w:rStyle w:val="citation-358"/>
+          <w:rFonts w:asciiTheme="majorBidi" w:hAnsiTheme="majorBidi" w:cs="Times New Roman" w:hint="cs"/>
+          <w:sz w:val="28"/>
+          <w:rtl/>
+        </w:rPr>
+        <w:t>بحيث</w:t>
+      </w:r>
+      <w:r>
+        <w:rPr>
+          <w:rStyle w:val="citation-358"/>
+          <w:rFonts w:asciiTheme="majorBidi" w:hAnsiTheme="majorBidi" w:cs="Times New Roman"/>
+          <w:sz w:val="28"/>
+          <w:rtl/>
+        </w:rPr>
+        <w:t xml:space="preserve"> </w:t>
+      </w:r>
+      <w:r>
+        <w:rPr>
+          <w:rStyle w:val="citation-358"/>
+          <w:rFonts w:asciiTheme="majorBidi" w:hAnsiTheme="majorBidi" w:cs="Times New Roman" w:hint="cs"/>
+          <w:sz w:val="28"/>
+          <w:rtl/>
+        </w:rPr>
+        <w:t>تعمل</w:t>
+      </w:r>
+      <w:r>
+        <w:rPr>
+          <w:rStyle w:val="citation-358"/>
+          <w:rFonts w:asciiTheme="majorBidi" w:hAnsiTheme="majorBidi" w:cs="Times New Roman"/>
+          <w:sz w:val="28"/>
+          <w:rtl/>
+        </w:rPr>
+        <w:t xml:space="preserve"> </w:t>
+      </w:r>
+      <w:r>
+        <w:rPr>
+          <w:rStyle w:val="citation-358"/>
+          <w:rFonts w:asciiTheme="majorBidi" w:hAnsiTheme="majorBidi" w:cs="Times New Roman" w:hint="cs"/>
+          <w:sz w:val="28"/>
+          <w:rtl/>
+        </w:rPr>
+        <w:t>كمنصة</w:t>
+      </w:r>
+      <w:r>
+        <w:rPr>
+          <w:rStyle w:val="citation-358"/>
+          <w:rFonts w:asciiTheme="majorBidi" w:hAnsiTheme="majorBidi" w:cs="Times New Roman"/>
+          <w:sz w:val="28"/>
+          <w:rtl/>
+        </w:rPr>
+        <w:t xml:space="preserve"> </w:t>
+      </w:r>
+      <w:r>
+        <w:rPr>
+          <w:rStyle w:val="citation-358"/>
+          <w:rFonts w:asciiTheme="majorBidi" w:hAnsiTheme="majorBidi" w:cs="Times New Roman" w:hint="cs"/>
+          <w:sz w:val="28"/>
+          <w:rtl/>
+        </w:rPr>
+        <w:t>محورية</w:t>
+      </w:r>
+      <w:r>
+        <w:rPr>
+          <w:rStyle w:val="citation-358"/>
+          <w:rFonts w:asciiTheme="majorBidi" w:hAnsiTheme="majorBidi" w:cs="Times New Roman"/>
+          <w:sz w:val="28"/>
+          <w:rtl/>
+        </w:rPr>
+        <w:t xml:space="preserve"> </w:t>
+      </w:r>
+      <w:r>
+        <w:rPr>
+          <w:rStyle w:val="citation-358"/>
+          <w:rFonts w:asciiTheme="majorBidi" w:hAnsiTheme="majorBidi" w:cs="Times New Roman" w:hint="cs"/>
+          <w:sz w:val="28"/>
+          <w:rtl/>
+        </w:rPr>
+        <w:t>تجمع</w:t>
+      </w:r>
+      <w:r>
+        <w:rPr>
+          <w:rStyle w:val="citation-358"/>
+          <w:rFonts w:asciiTheme="majorBidi" w:hAnsiTheme="majorBidi" w:cs="Times New Roman"/>
+          <w:sz w:val="28"/>
+          <w:rtl/>
+        </w:rPr>
+        <w:t xml:space="preserve"> </w:t>
+      </w:r>
+      <w:r>
+        <w:rPr>
+          <w:rStyle w:val="citation-358"/>
+          <w:rFonts w:asciiTheme="majorBidi" w:hAnsiTheme="majorBidi" w:cs="Times New Roman" w:hint="cs"/>
+          <w:sz w:val="28"/>
+          <w:rtl/>
+        </w:rPr>
+        <w:t>بين</w:t>
+      </w:r>
+      <w:r>
+        <w:rPr>
+          <w:rStyle w:val="citation-358"/>
+          <w:rFonts w:asciiTheme="majorBidi" w:hAnsiTheme="majorBidi" w:cs="Times New Roman"/>
+          <w:sz w:val="28"/>
+          <w:rtl/>
+        </w:rPr>
+        <w:t xml:space="preserve"> </w:t>
+      </w:r>
+      <w:r>
+        <w:rPr>
+          <w:rStyle w:val="citation-358"/>
+          <w:rFonts w:asciiTheme="majorBidi" w:hAnsiTheme="majorBidi" w:cs="Times New Roman" w:hint="cs"/>
+          <w:sz w:val="28"/>
+          <w:rtl/>
+        </w:rPr>
+        <w:t>كافة</w:t>
+      </w:r>
+      <w:r>
+        <w:rPr>
+          <w:rStyle w:val="citation-358"/>
+          <w:rFonts w:asciiTheme="majorBidi" w:hAnsiTheme="majorBidi" w:cs="Times New Roman"/>
+          <w:sz w:val="28"/>
+          <w:rtl/>
+        </w:rPr>
+        <w:t xml:space="preserve"> </w:t>
+      </w:r>
+      <w:r>
+        <w:rPr>
+          <w:rStyle w:val="citation-358"/>
+          <w:rFonts w:asciiTheme="majorBidi" w:hAnsiTheme="majorBidi" w:cs="Times New Roman" w:hint="cs"/>
+          <w:sz w:val="28"/>
+          <w:rtl/>
+        </w:rPr>
+        <w:t>الأطراف</w:t>
+      </w:r>
+      <w:r>
+        <w:rPr>
+          <w:rStyle w:val="citation-358"/>
+          <w:rFonts w:asciiTheme="majorBidi" w:hAnsiTheme="majorBidi" w:cs="Times New Roman"/>
+          <w:sz w:val="28"/>
+          <w:rtl/>
+        </w:rPr>
+        <w:t xml:space="preserve"> </w:t>
+      </w:r>
+      <w:r>
+        <w:rPr>
+          <w:rStyle w:val="citation-358"/>
+          <w:rFonts w:asciiTheme="majorBidi" w:hAnsiTheme="majorBidi" w:cs="Times New Roman" w:hint="cs"/>
+          <w:sz w:val="28"/>
+          <w:rtl/>
+        </w:rPr>
+        <w:t>الفاعلة</w:t>
+      </w:r>
+      <w:r>
+        <w:rPr>
+          <w:rStyle w:val="citation-358"/>
+          <w:rFonts w:asciiTheme="majorBidi" w:hAnsiTheme="majorBidi" w:cs="Times New Roman"/>
+          <w:sz w:val="28"/>
+          <w:rtl/>
+        </w:rPr>
+        <w:t xml:space="preserve"> </w:t>
+      </w:r>
+      <w:r>
+        <w:rPr>
+          <w:rStyle w:val="citation-358"/>
+          <w:rFonts w:asciiTheme="majorBidi" w:hAnsiTheme="majorBidi" w:cs="Times New Roman" w:hint="cs"/>
+          <w:sz w:val="28"/>
+          <w:rtl/>
+        </w:rPr>
+        <w:t>في</w:t>
+      </w:r>
+      <w:r>
+        <w:rPr>
+          <w:rStyle w:val="citation-358"/>
+          <w:rFonts w:asciiTheme="majorBidi" w:hAnsiTheme="majorBidi" w:cs="Times New Roman"/>
+          <w:sz w:val="28"/>
+          <w:rtl/>
+        </w:rPr>
+        <w:t xml:space="preserve"> </w:t>
+      </w:r>
+      <w:r>
+        <w:rPr>
+          <w:rStyle w:val="citation-358"/>
+          <w:rFonts w:asciiTheme="majorBidi" w:hAnsiTheme="majorBidi" w:cs="Times New Roman" w:hint="cs"/>
+          <w:sz w:val="28"/>
+          <w:rtl/>
+        </w:rPr>
+        <w:t>المنظومة</w:t>
+      </w:r>
+      <w:r>
+        <w:rPr>
+          <w:rStyle w:val="citation-358"/>
+          <w:rFonts w:asciiTheme="majorBidi" w:hAnsiTheme="majorBidi" w:cs="Times New Roman"/>
+          <w:sz w:val="28"/>
+          <w:rtl/>
+        </w:rPr>
+        <w:t xml:space="preserve"> </w:t>
+      </w:r>
+      <w:r>
+        <w:rPr>
+          <w:rStyle w:val="citation-358"/>
+          <w:rFonts w:asciiTheme="majorBidi" w:hAnsiTheme="majorBidi" w:cs="Times New Roman" w:hint="cs"/>
+          <w:sz w:val="28"/>
+          <w:rtl/>
+        </w:rPr>
+        <w:t>الصحية،</w:t>
+      </w:r>
+      <w:r>
+        <w:rPr>
+          <w:rStyle w:val="citation-358"/>
+          <w:rFonts w:asciiTheme="majorBidi" w:hAnsiTheme="majorBidi" w:cs="Times New Roman"/>
+          <w:sz w:val="28"/>
+          <w:rtl/>
+        </w:rPr>
+        <w:t xml:space="preserve"> </w:t>
+      </w:r>
+      <w:r>
+        <w:rPr>
+          <w:rStyle w:val="citation-358"/>
+          <w:rFonts w:asciiTheme="majorBidi" w:hAnsiTheme="majorBidi" w:cs="Times New Roman" w:hint="cs"/>
+          <w:sz w:val="28"/>
+          <w:rtl/>
+        </w:rPr>
+        <w:t>من</w:t>
+      </w:r>
+      <w:r>
+        <w:rPr>
+          <w:rStyle w:val="citation-358"/>
+          <w:rFonts w:asciiTheme="majorBidi" w:hAnsiTheme="majorBidi" w:cs="Times New Roman"/>
+          <w:sz w:val="28"/>
+          <w:rtl/>
+        </w:rPr>
+        <w:t xml:space="preserve"> </w:t>
+      </w:r>
+      <w:r>
+        <w:rPr>
+          <w:rStyle w:val="citation-358"/>
+          <w:rFonts w:asciiTheme="majorBidi" w:hAnsiTheme="majorBidi" w:cs="Times New Roman" w:hint="cs"/>
+          <w:sz w:val="28"/>
+          <w:rtl/>
+        </w:rPr>
+        <w:t>أطباء</w:t>
+      </w:r>
+      <w:r>
+        <w:rPr>
+          <w:rStyle w:val="citation-358"/>
+          <w:rFonts w:asciiTheme="majorBidi" w:hAnsiTheme="majorBidi" w:cs="Times New Roman"/>
+          <w:sz w:val="28"/>
+          <w:rtl/>
+        </w:rPr>
+        <w:t xml:space="preserve"> </w:t>
+      </w:r>
+      <w:r>
+        <w:rPr>
+          <w:rStyle w:val="citation-358"/>
+          <w:rFonts w:asciiTheme="majorBidi" w:hAnsiTheme="majorBidi" w:cs="Times New Roman" w:hint="cs"/>
+          <w:sz w:val="28"/>
+          <w:rtl/>
+        </w:rPr>
+        <w:t>متخصصين،</w:t>
+      </w:r>
+      <w:r>
+        <w:rPr>
+          <w:rStyle w:val="citation-358"/>
+          <w:rFonts w:asciiTheme="majorBidi" w:hAnsiTheme="majorBidi" w:cs="Times New Roman"/>
+          <w:sz w:val="28"/>
+          <w:rtl/>
+        </w:rPr>
+        <w:t xml:space="preserve"> </w:t>
+      </w:r>
+      <w:r>
+        <w:rPr>
+          <w:rStyle w:val="citation-358"/>
+          <w:rFonts w:asciiTheme="majorBidi" w:hAnsiTheme="majorBidi" w:cs="Times New Roman" w:hint="cs"/>
+          <w:sz w:val="28"/>
+          <w:rtl/>
+        </w:rPr>
+        <w:t>وممرضين،</w:t>
+      </w:r>
+      <w:r>
+        <w:rPr>
+          <w:rStyle w:val="citation-358"/>
+          <w:rFonts w:asciiTheme="majorBidi" w:hAnsiTheme="majorBidi" w:cs="Times New Roman"/>
+          <w:sz w:val="28"/>
+          <w:rtl/>
+        </w:rPr>
+        <w:t xml:space="preserve"> </w:t>
+      </w:r>
+      <w:r>
+        <w:rPr>
+          <w:rStyle w:val="citation-358"/>
+          <w:rFonts w:asciiTheme="majorBidi" w:hAnsiTheme="majorBidi" w:cs="Times New Roman" w:hint="cs"/>
+          <w:sz w:val="28"/>
+          <w:rtl/>
+        </w:rPr>
+        <w:t>وإداريين،</w:t>
+      </w:r>
+      <w:r>
+        <w:rPr>
+          <w:rStyle w:val="citation-358"/>
+          <w:rFonts w:asciiTheme="majorBidi" w:hAnsiTheme="majorBidi" w:cs="Times New Roman"/>
+          <w:sz w:val="28"/>
+          <w:rtl/>
+        </w:rPr>
+        <w:t xml:space="preserve"> </w:t>
+      </w:r>
+      <w:r>
+        <w:rPr>
+          <w:rStyle w:val="citation-358"/>
+          <w:rFonts w:asciiTheme="majorBidi" w:hAnsiTheme="majorBidi" w:cs="Times New Roman" w:hint="cs"/>
+          <w:sz w:val="28"/>
+          <w:rtl/>
+        </w:rPr>
+        <w:t>وصولا</w:t>
+      </w:r>
+      <w:r>
+        <w:rPr>
+          <w:rStyle w:val="citation-358"/>
+          <w:rFonts w:asciiTheme="majorBidi" w:hAnsiTheme="majorBidi" w:cs="Times New Roman" w:hint="cs"/>
+          <w:sz w:val="28"/>
+          <w:rtl/>
+        </w:rPr>
+        <w:t xml:space="preserve">ً </w:t>
+      </w:r>
+      <w:r>
+        <w:rPr>
+          <w:rStyle w:val="citation-358"/>
+          <w:rFonts w:asciiTheme="majorBidi" w:hAnsiTheme="majorBidi" w:cs="Times New Roman" w:hint="cs"/>
+          <w:sz w:val="28"/>
+          <w:rtl/>
+        </w:rPr>
+        <w:t>إلى</w:t>
+      </w:r>
+      <w:r>
+        <w:rPr>
+          <w:rStyle w:val="citation-358"/>
+          <w:rFonts w:asciiTheme="majorBidi" w:hAnsiTheme="majorBidi" w:cs="Times New Roman"/>
+          <w:sz w:val="28"/>
+          <w:rtl/>
+        </w:rPr>
+        <w:t xml:space="preserve"> </w:t>
+      </w:r>
+      <w:r>
+        <w:rPr>
+          <w:rStyle w:val="citation-358"/>
+          <w:rFonts w:asciiTheme="majorBidi" w:hAnsiTheme="majorBidi" w:cs="Times New Roman" w:hint="cs"/>
+          <w:sz w:val="28"/>
+          <w:rtl/>
+        </w:rPr>
+        <w:t>المريض</w:t>
+      </w:r>
+      <w:r>
+        <w:rPr>
+          <w:rStyle w:val="citation-358"/>
+          <w:rFonts w:asciiTheme="majorBidi" w:hAnsiTheme="majorBidi" w:cs="Times New Roman"/>
+          <w:sz w:val="28"/>
+          <w:rtl/>
+        </w:rPr>
+        <w:t xml:space="preserve"> </w:t>
+      </w:r>
+      <w:r>
+        <w:rPr>
+          <w:rStyle w:val="citation-358"/>
+          <w:rFonts w:asciiTheme="majorBidi" w:hAnsiTheme="majorBidi" w:cs="Times New Roman" w:hint="cs"/>
+          <w:sz w:val="28"/>
+          <w:rtl/>
+        </w:rPr>
+        <w:t>كونه</w:t>
+      </w:r>
+      <w:r>
+        <w:rPr>
+          <w:rStyle w:val="citation-358"/>
+          <w:rFonts w:asciiTheme="majorBidi" w:hAnsiTheme="majorBidi" w:cs="Times New Roman"/>
+          <w:sz w:val="28"/>
+          <w:rtl/>
+        </w:rPr>
+        <w:t xml:space="preserve"> </w:t>
+      </w:r>
+      <w:r>
+        <w:rPr>
+          <w:rStyle w:val="citation-358"/>
+          <w:rFonts w:asciiTheme="majorBidi" w:hAnsiTheme="majorBidi" w:cs="Times New Roman" w:hint="cs"/>
+          <w:sz w:val="28"/>
+          <w:rtl/>
+        </w:rPr>
+        <w:t>محور</w:t>
+      </w:r>
+      <w:r>
+        <w:rPr>
+          <w:rStyle w:val="citation-358"/>
+          <w:rFonts w:asciiTheme="majorBidi" w:hAnsiTheme="majorBidi" w:cs="Times New Roman"/>
+          <w:sz w:val="28"/>
+          <w:rtl/>
+        </w:rPr>
+        <w:t xml:space="preserve"> </w:t>
+      </w:r>
+      <w:r>
+        <w:rPr>
+          <w:rStyle w:val="citation-358"/>
+          <w:rFonts w:asciiTheme="majorBidi" w:hAnsiTheme="majorBidi" w:cs="Times New Roman" w:hint="cs"/>
+          <w:sz w:val="28"/>
+          <w:rtl/>
+        </w:rPr>
+        <w:t>العملية</w:t>
+      </w:r>
+      <w:r>
+        <w:rPr>
+          <w:rStyle w:val="citation-358"/>
+          <w:rFonts w:asciiTheme="majorBidi" w:hAnsiTheme="majorBidi" w:cs="Times New Roman"/>
+          <w:sz w:val="28"/>
+          <w:rtl/>
+        </w:rPr>
+        <w:t xml:space="preserve"> </w:t>
+      </w:r>
+      <w:r>
+        <w:rPr>
+          <w:rStyle w:val="citation-358"/>
+          <w:rFonts w:asciiTheme="majorBidi" w:hAnsiTheme="majorBidi" w:cs="Times New Roman" w:hint="cs"/>
+          <w:sz w:val="28"/>
+          <w:rtl/>
+        </w:rPr>
+        <w:t>الصحية</w:t>
+      </w:r>
+      <w:r>
+        <w:rPr>
+          <w:rStyle w:val="citation-358"/>
+          <w:rFonts w:asciiTheme="majorBidi" w:hAnsiTheme="majorBidi" w:cs="Times New Roman"/>
+          <w:sz w:val="28"/>
+          <w:rtl/>
+        </w:rPr>
+        <w:t xml:space="preserve">. </w:t>
+      </w:r>
+      <w:r>
+        <w:rPr>
+          <w:rStyle w:val="citation-358"/>
+          <w:rFonts w:asciiTheme="majorBidi" w:hAnsiTheme="majorBidi" w:cs="Times New Roman" w:hint="cs"/>
+          <w:sz w:val="28"/>
+          <w:rtl/>
+        </w:rPr>
+        <w:t>وتعتمد</w:t>
+      </w:r>
+      <w:r>
+        <w:rPr>
+          <w:rStyle w:val="citation-358"/>
+          <w:rFonts w:asciiTheme="majorBidi" w:hAnsiTheme="majorBidi" w:cs="Times New Roman"/>
+          <w:sz w:val="28"/>
+          <w:rtl/>
+        </w:rPr>
+        <w:t xml:space="preserve"> </w:t>
+      </w:r>
+      <w:r>
+        <w:rPr>
+          <w:rStyle w:val="citation-358"/>
+          <w:rFonts w:asciiTheme="majorBidi" w:hAnsiTheme="majorBidi" w:cs="Times New Roman" w:hint="cs"/>
+          <w:sz w:val="28"/>
+          <w:rtl/>
+        </w:rPr>
+        <w:t>الفلسفة</w:t>
+      </w:r>
+      <w:r>
+        <w:rPr>
+          <w:rStyle w:val="citation-358"/>
+          <w:rFonts w:asciiTheme="majorBidi" w:hAnsiTheme="majorBidi" w:cs="Times New Roman"/>
+          <w:sz w:val="28"/>
+          <w:rtl/>
+        </w:rPr>
+        <w:t xml:space="preserve"> </w:t>
+      </w:r>
+      <w:r>
+        <w:rPr>
+          <w:rStyle w:val="citation-358"/>
+          <w:rFonts w:asciiTheme="majorBidi" w:hAnsiTheme="majorBidi" w:cs="Times New Roman" w:hint="cs"/>
+          <w:sz w:val="28"/>
+          <w:rtl/>
+        </w:rPr>
+        <w:t>الجوهرية</w:t>
+      </w:r>
+      <w:r>
+        <w:rPr>
+          <w:rStyle w:val="citation-358"/>
+          <w:rFonts w:asciiTheme="majorBidi" w:hAnsiTheme="majorBidi" w:cs="Times New Roman"/>
+          <w:sz w:val="28"/>
+          <w:rtl/>
+        </w:rPr>
+        <w:t xml:space="preserve"> </w:t>
+      </w:r>
+      <w:r>
+        <w:rPr>
+          <w:rStyle w:val="citation-358"/>
+          <w:rFonts w:asciiTheme="majorBidi" w:hAnsiTheme="majorBidi" w:cs="Times New Roman" w:hint="cs"/>
+          <w:sz w:val="28"/>
+          <w:rtl/>
+        </w:rPr>
+        <w:t>للمنصة</w:t>
+      </w:r>
+      <w:r>
+        <w:rPr>
+          <w:rStyle w:val="citation-358"/>
+          <w:rFonts w:asciiTheme="majorBidi" w:hAnsiTheme="majorBidi" w:cs="Times New Roman"/>
+          <w:sz w:val="28"/>
+          <w:rtl/>
+        </w:rPr>
+        <w:t xml:space="preserve"> </w:t>
+      </w:r>
+      <w:r>
+        <w:rPr>
+          <w:rStyle w:val="citation-358"/>
+          <w:rFonts w:asciiTheme="majorBidi" w:hAnsiTheme="majorBidi" w:cs="Times New Roman" w:hint="cs"/>
+          <w:sz w:val="28"/>
+          <w:rtl/>
+        </w:rPr>
+        <w:t>على</w:t>
+      </w:r>
+      <w:r>
+        <w:rPr>
+          <w:rStyle w:val="citation-358"/>
+          <w:rFonts w:asciiTheme="majorBidi" w:hAnsiTheme="majorBidi" w:cs="Times New Roman"/>
+          <w:sz w:val="28"/>
+          <w:rtl/>
+        </w:rPr>
+        <w:t xml:space="preserve"> </w:t>
+      </w:r>
+      <w:r>
+        <w:rPr>
+          <w:rStyle w:val="citation-358"/>
+          <w:rFonts w:asciiTheme="majorBidi" w:hAnsiTheme="majorBidi" w:cs="Times New Roman" w:hint="cs"/>
+          <w:sz w:val="28"/>
+          <w:rtl/>
+        </w:rPr>
+        <w:t>بناء</w:t>
+      </w:r>
+      <w:r>
+        <w:rPr>
+          <w:rStyle w:val="citation-358"/>
+          <w:rFonts w:asciiTheme="majorBidi" w:hAnsiTheme="majorBidi" w:cs="Times New Roman"/>
+          <w:sz w:val="28"/>
+          <w:rtl/>
+        </w:rPr>
+        <w:t xml:space="preserve"> </w:t>
+      </w:r>
+      <w:r>
+        <w:rPr>
+          <w:rStyle w:val="citation-358"/>
+          <w:rFonts w:asciiTheme="majorBidi" w:hAnsiTheme="majorBidi" w:cs="Times New Roman" w:hint="cs"/>
+          <w:sz w:val="28"/>
+          <w:rtl/>
+        </w:rPr>
+        <w:t>هيكل</w:t>
+      </w:r>
+      <w:r>
+        <w:rPr>
+          <w:rStyle w:val="citation-358"/>
+          <w:rFonts w:asciiTheme="majorBidi" w:hAnsiTheme="majorBidi" w:cs="Times New Roman"/>
+          <w:sz w:val="28"/>
+          <w:rtl/>
+        </w:rPr>
+        <w:t xml:space="preserve"> </w:t>
+      </w:r>
+      <w:r>
+        <w:rPr>
+          <w:rStyle w:val="citation-358"/>
+          <w:rFonts w:asciiTheme="majorBidi" w:hAnsiTheme="majorBidi" w:cs="Times New Roman" w:hint="cs"/>
+          <w:sz w:val="28"/>
+          <w:rtl/>
+        </w:rPr>
+        <w:t>صحي</w:t>
+      </w:r>
     </w:p>
     <w:p>
       <w:pPr>
@@ -9392,7 +10127,7 @@
           <w:sz w:val="28"/>
           <w:rtl/>
         </w:rPr>
-        <w:t>خُصصت</w:t>
+        <w:t>متين</w:t>
       </w:r>
       <w:r>
         <w:rPr>
@@ -9410,7 +10145,7 @@
           <w:sz w:val="28"/>
           <w:rtl/>
         </w:rPr>
-        <w:t>لتكون</w:t>
+        <w:t>وشديد</w:t>
       </w:r>
       <w:r>
         <w:rPr>
@@ -9428,7 +10163,7 @@
           <w:sz w:val="28"/>
           <w:rtl/>
         </w:rPr>
-        <w:t>الواجهة</w:t>
+        <w:t>الدقة،</w:t>
       </w:r>
       <w:r>
         <w:rPr>
@@ -9446,6 +10181,96 @@
           <w:sz w:val="28"/>
           <w:rtl/>
         </w:rPr>
+        <w:t>حيث</w:t>
+      </w:r>
+      <w:r>
+        <w:rPr>
+          <w:rStyle w:val="citation-358"/>
+          <w:rFonts w:asciiTheme="majorBidi" w:hAnsiTheme="majorBidi" w:cs="Times New Roman"/>
+          <w:sz w:val="28"/>
+          <w:rtl/>
+        </w:rPr>
+        <w:t xml:space="preserve"> </w:t>
+      </w:r>
+      <w:r>
+        <w:rPr>
+          <w:rStyle w:val="citation-358"/>
+          <w:rFonts w:asciiTheme="majorBidi" w:hAnsiTheme="majorBidi" w:cs="Times New Roman" w:hint="cs"/>
+          <w:sz w:val="28"/>
+          <w:rtl/>
+        </w:rPr>
+        <w:t>يتم</w:t>
+      </w:r>
+      <w:r>
+        <w:rPr>
+          <w:rStyle w:val="citation-358"/>
+          <w:rFonts w:asciiTheme="majorBidi" w:hAnsiTheme="majorBidi" w:cs="Times New Roman"/>
+          <w:sz w:val="28"/>
+          <w:rtl/>
+        </w:rPr>
+        <w:t xml:space="preserve"> </w:t>
+      </w:r>
+      <w:r>
+        <w:rPr>
+          <w:rStyle w:val="citation-358"/>
+          <w:rFonts w:asciiTheme="majorBidi" w:hAnsiTheme="majorBidi" w:cs="Times New Roman" w:hint="cs"/>
+          <w:sz w:val="28"/>
+          <w:rtl/>
+        </w:rPr>
+        <w:t>ربط</w:t>
+      </w:r>
+      <w:r>
+        <w:rPr>
+          <w:rStyle w:val="citation-358"/>
+          <w:rFonts w:asciiTheme="majorBidi" w:hAnsiTheme="majorBidi" w:cs="Times New Roman"/>
+          <w:sz w:val="28"/>
+          <w:rtl/>
+        </w:rPr>
+        <w:t xml:space="preserve"> </w:t>
+      </w:r>
+      <w:r>
+        <w:rPr>
+          <w:rStyle w:val="citation-358"/>
+          <w:rFonts w:asciiTheme="majorBidi" w:hAnsiTheme="majorBidi" w:cs="Times New Roman" w:hint="cs"/>
+          <w:sz w:val="28"/>
+          <w:rtl/>
+        </w:rPr>
+        <w:t>جميع</w:t>
+      </w:r>
+      <w:r>
+        <w:rPr>
+          <w:rStyle w:val="citation-358"/>
+          <w:rFonts w:asciiTheme="majorBidi" w:hAnsiTheme="majorBidi" w:cs="Times New Roman"/>
+          <w:sz w:val="28"/>
+          <w:rtl/>
+        </w:rPr>
+        <w:t xml:space="preserve"> </w:t>
+      </w:r>
+      <w:r>
+        <w:rPr>
+          <w:rStyle w:val="citation-358"/>
+          <w:rFonts w:asciiTheme="majorBidi" w:hAnsiTheme="majorBidi" w:cs="Times New Roman" w:hint="cs"/>
+          <w:sz w:val="28"/>
+          <w:rtl/>
+        </w:rPr>
+        <w:t>الخدمات</w:t>
+      </w:r>
+      <w:r>
+        <w:rPr>
+          <w:rStyle w:val="citation-358"/>
+          <w:rFonts w:asciiTheme="majorBidi" w:hAnsiTheme="majorBidi" w:cs="Times New Roman"/>
+          <w:sz w:val="28"/>
+          <w:rtl/>
+        </w:rPr>
+        <w:t xml:space="preserve"> </w:t>
+      </w:r>
+      <w:r>
+        <w:rPr>
+          <w:rStyle w:val="citation-358"/>
+          <w:rFonts w:asciiTheme="majorBidi" w:hAnsiTheme="majorBidi" w:cs="Times New Roman" w:hint="cs"/>
+          <w:sz w:val="28"/>
+          <w:rtl/>
+        </w:rPr>
         <w:t>الصحية</w:t>
       </w:r>
       <w:r>
@@ -9464,7 +10289,7 @@
           <w:sz w:val="28"/>
           <w:rtl/>
         </w:rPr>
-        <w:t>الرقمية</w:t>
+        <w:t>في</w:t>
       </w:r>
       <w:r>
         <w:rPr>
@@ -9482,7 +10307,7 @@
           <w:sz w:val="28"/>
           <w:rtl/>
         </w:rPr>
-        <w:t>للمرضى</w:t>
+        <w:t>مكان</w:t>
       </w:r>
       <w:r>
         <w:rPr>
@@ -9500,7 +10325,7 @@
           <w:sz w:val="28"/>
           <w:rtl/>
         </w:rPr>
-        <w:t>ومقدمي</w:t>
+        <w:t>واحد،</w:t>
       </w:r>
       <w:r>
         <w:rPr>
@@ -9518,7 +10343,7 @@
           <w:sz w:val="28"/>
           <w:rtl/>
         </w:rPr>
-        <w:t>الرعاية</w:t>
+        <w:t>من</w:t>
       </w:r>
       <w:r>
         <w:rPr>
@@ -9536,7 +10361,7 @@
           <w:sz w:val="28"/>
           <w:rtl/>
         </w:rPr>
-        <w:t>الصحية،</w:t>
+        <w:t>إدارة</w:t>
       </w:r>
       <w:r>
         <w:rPr>
@@ -9554,7 +10379,7 @@
           <w:sz w:val="28"/>
           <w:rtl/>
         </w:rPr>
-        <w:t>بحيث</w:t>
+        <w:t>المواعيد</w:t>
       </w:r>
       <w:r>
         <w:rPr>
@@ -9572,547 +10397,7 @@
           <w:sz w:val="28"/>
           <w:rtl/>
         </w:rPr>
-        <w:t>تعمل</w:t>
-      </w:r>
-      <w:r>
-        <w:rPr>
-          <w:rStyle w:val="citation-358"/>
-          <w:rFonts w:asciiTheme="majorBidi" w:hAnsiTheme="majorBidi" w:cs="Times New Roman"/>
-          <w:sz w:val="28"/>
-          <w:rtl/>
-        </w:rPr>
-        <w:t xml:space="preserve"> </w:t>
-      </w:r>
-      <w:r>
-        <w:rPr>
-          <w:rStyle w:val="citation-358"/>
-          <w:rFonts w:asciiTheme="majorBidi" w:hAnsiTheme="majorBidi" w:cs="Times New Roman" w:hint="cs"/>
-          <w:sz w:val="28"/>
-          <w:rtl/>
-        </w:rPr>
-        <w:t>كمنصة</w:t>
-      </w:r>
-      <w:r>
-        <w:rPr>
-          <w:rStyle w:val="citation-358"/>
-          <w:rFonts w:asciiTheme="majorBidi" w:hAnsiTheme="majorBidi" w:cs="Times New Roman"/>
-          <w:sz w:val="28"/>
-          <w:rtl/>
-        </w:rPr>
-        <w:t xml:space="preserve"> </w:t>
-      </w:r>
-      <w:r>
-        <w:rPr>
-          <w:rStyle w:val="citation-358"/>
-          <w:rFonts w:asciiTheme="majorBidi" w:hAnsiTheme="majorBidi" w:cs="Times New Roman" w:hint="cs"/>
-          <w:sz w:val="28"/>
-          <w:rtl/>
-        </w:rPr>
-        <w:t>محورية</w:t>
-      </w:r>
-      <w:r>
-        <w:rPr>
-          <w:rStyle w:val="citation-358"/>
-          <w:rFonts w:asciiTheme="majorBidi" w:hAnsiTheme="majorBidi" w:cs="Times New Roman"/>
-          <w:sz w:val="28"/>
-          <w:rtl/>
-        </w:rPr>
-        <w:t xml:space="preserve"> </w:t>
-      </w:r>
-      <w:r>
-        <w:rPr>
-          <w:rStyle w:val="citation-358"/>
-          <w:rFonts w:asciiTheme="majorBidi" w:hAnsiTheme="majorBidi" w:cs="Times New Roman" w:hint="cs"/>
-          <w:sz w:val="28"/>
-          <w:rtl/>
-        </w:rPr>
-        <w:t>تجمع</w:t>
-      </w:r>
-      <w:r>
-        <w:rPr>
-          <w:rStyle w:val="citation-358"/>
-          <w:rFonts w:asciiTheme="majorBidi" w:hAnsiTheme="majorBidi" w:cs="Times New Roman"/>
-          <w:sz w:val="28"/>
-          <w:rtl/>
-        </w:rPr>
-        <w:t xml:space="preserve"> </w:t>
-      </w:r>
-      <w:r>
-        <w:rPr>
-          <w:rStyle w:val="citation-358"/>
-          <w:rFonts w:asciiTheme="majorBidi" w:hAnsiTheme="majorBidi" w:cs="Times New Roman" w:hint="cs"/>
-          <w:sz w:val="28"/>
-          <w:rtl/>
-        </w:rPr>
-        <w:t>بين</w:t>
-      </w:r>
-      <w:r>
-        <w:rPr>
-          <w:rStyle w:val="citation-358"/>
-          <w:rFonts w:asciiTheme="majorBidi" w:hAnsiTheme="majorBidi" w:cs="Times New Roman"/>
-          <w:sz w:val="28"/>
-          <w:rtl/>
-        </w:rPr>
-        <w:t xml:space="preserve"> </w:t>
-      </w:r>
-      <w:r>
-        <w:rPr>
-          <w:rStyle w:val="citation-358"/>
-          <w:rFonts w:asciiTheme="majorBidi" w:hAnsiTheme="majorBidi" w:cs="Times New Roman" w:hint="cs"/>
-          <w:sz w:val="28"/>
-          <w:rtl/>
-        </w:rPr>
-        <w:t>كافة</w:t>
-      </w:r>
-      <w:r>
-        <w:rPr>
-          <w:rStyle w:val="citation-358"/>
-          <w:rFonts w:asciiTheme="majorBidi" w:hAnsiTheme="majorBidi" w:cs="Times New Roman"/>
-          <w:sz w:val="28"/>
-          <w:rtl/>
-        </w:rPr>
-        <w:t xml:space="preserve"> </w:t>
-      </w:r>
-      <w:r>
-        <w:rPr>
-          <w:rStyle w:val="citation-358"/>
-          <w:rFonts w:asciiTheme="majorBidi" w:hAnsiTheme="majorBidi" w:cs="Times New Roman" w:hint="cs"/>
-          <w:sz w:val="28"/>
-          <w:rtl/>
-        </w:rPr>
-        <w:t>الأطراف</w:t>
-      </w:r>
-      <w:r>
-        <w:rPr>
-          <w:rStyle w:val="citation-358"/>
-          <w:rFonts w:asciiTheme="majorBidi" w:hAnsiTheme="majorBidi" w:cs="Times New Roman"/>
-          <w:sz w:val="28"/>
-          <w:rtl/>
-        </w:rPr>
-        <w:t xml:space="preserve"> </w:t>
-      </w:r>
-      <w:r>
-        <w:rPr>
-          <w:rStyle w:val="citation-358"/>
-          <w:rFonts w:asciiTheme="majorBidi" w:hAnsiTheme="majorBidi" w:cs="Times New Roman" w:hint="cs"/>
-          <w:sz w:val="28"/>
-          <w:rtl/>
-        </w:rPr>
-        <w:t>الفاعلة</w:t>
-      </w:r>
-      <w:r>
-        <w:rPr>
-          <w:rStyle w:val="citation-358"/>
-          <w:rFonts w:asciiTheme="majorBidi" w:hAnsiTheme="majorBidi" w:cs="Times New Roman"/>
-          <w:sz w:val="28"/>
-          <w:rtl/>
-        </w:rPr>
-        <w:t xml:space="preserve"> </w:t>
-      </w:r>
-      <w:r>
-        <w:rPr>
-          <w:rStyle w:val="citation-358"/>
-          <w:rFonts w:asciiTheme="majorBidi" w:hAnsiTheme="majorBidi" w:cs="Times New Roman" w:hint="cs"/>
-          <w:sz w:val="28"/>
-          <w:rtl/>
-        </w:rPr>
-        <w:t>في</w:t>
-      </w:r>
-      <w:r>
-        <w:rPr>
-          <w:rStyle w:val="citation-358"/>
-          <w:rFonts w:asciiTheme="majorBidi" w:hAnsiTheme="majorBidi" w:cs="Times New Roman"/>
-          <w:sz w:val="28"/>
-          <w:rtl/>
-        </w:rPr>
-        <w:t xml:space="preserve"> </w:t>
-      </w:r>
-      <w:r>
-        <w:rPr>
-          <w:rStyle w:val="citation-358"/>
-          <w:rFonts w:asciiTheme="majorBidi" w:hAnsiTheme="majorBidi" w:cs="Times New Roman" w:hint="cs"/>
-          <w:sz w:val="28"/>
-          <w:rtl/>
-        </w:rPr>
-        <w:t>المنظومة</w:t>
-      </w:r>
-      <w:r>
-        <w:rPr>
-          <w:rStyle w:val="citation-358"/>
-          <w:rFonts w:asciiTheme="majorBidi" w:hAnsiTheme="majorBidi" w:cs="Times New Roman"/>
-          <w:sz w:val="28"/>
-          <w:rtl/>
-        </w:rPr>
-        <w:t xml:space="preserve"> </w:t>
-      </w:r>
-      <w:r>
-        <w:rPr>
-          <w:rStyle w:val="citation-358"/>
-          <w:rFonts w:asciiTheme="majorBidi" w:hAnsiTheme="majorBidi" w:cs="Times New Roman" w:hint="cs"/>
-          <w:sz w:val="28"/>
-          <w:rtl/>
-        </w:rPr>
-        <w:t>الصحية،</w:t>
-      </w:r>
-      <w:r>
-        <w:rPr>
-          <w:rStyle w:val="citation-358"/>
-          <w:rFonts w:asciiTheme="majorBidi" w:hAnsiTheme="majorBidi" w:cs="Times New Roman"/>
-          <w:sz w:val="28"/>
-          <w:rtl/>
-        </w:rPr>
-        <w:t xml:space="preserve"> </w:t>
-      </w:r>
-      <w:r>
-        <w:rPr>
-          <w:rStyle w:val="citation-358"/>
-          <w:rFonts w:asciiTheme="majorBidi" w:hAnsiTheme="majorBidi" w:cs="Times New Roman" w:hint="cs"/>
-          <w:sz w:val="28"/>
-          <w:rtl/>
-        </w:rPr>
-        <w:t>من</w:t>
-      </w:r>
-      <w:r>
-        <w:rPr>
-          <w:rStyle w:val="citation-358"/>
-          <w:rFonts w:asciiTheme="majorBidi" w:hAnsiTheme="majorBidi" w:cs="Times New Roman"/>
-          <w:sz w:val="28"/>
-          <w:rtl/>
-        </w:rPr>
-        <w:t xml:space="preserve"> </w:t>
-      </w:r>
-      <w:r>
-        <w:rPr>
-          <w:rStyle w:val="citation-358"/>
-          <w:rFonts w:asciiTheme="majorBidi" w:hAnsiTheme="majorBidi" w:cs="Times New Roman" w:hint="cs"/>
-          <w:sz w:val="28"/>
-          <w:rtl/>
-        </w:rPr>
-        <w:t>أطباء</w:t>
-      </w:r>
-      <w:r>
-        <w:rPr>
-          <w:rStyle w:val="citation-358"/>
-          <w:rFonts w:asciiTheme="majorBidi" w:hAnsiTheme="majorBidi" w:cs="Times New Roman"/>
-          <w:sz w:val="28"/>
-          <w:rtl/>
-        </w:rPr>
-        <w:t xml:space="preserve"> </w:t>
-      </w:r>
-      <w:r>
-        <w:rPr>
-          <w:rStyle w:val="citation-358"/>
-          <w:rFonts w:asciiTheme="majorBidi" w:hAnsiTheme="majorBidi" w:cs="Times New Roman" w:hint="cs"/>
-          <w:sz w:val="28"/>
-          <w:rtl/>
-        </w:rPr>
-        <w:t>متخصصين،</w:t>
-      </w:r>
-      <w:r>
-        <w:rPr>
-          <w:rStyle w:val="citation-358"/>
-          <w:rFonts w:asciiTheme="majorBidi" w:hAnsiTheme="majorBidi" w:cs="Times New Roman"/>
-          <w:sz w:val="28"/>
-          <w:rtl/>
-        </w:rPr>
-        <w:t xml:space="preserve"> </w:t>
-      </w:r>
-      <w:r>
-        <w:rPr>
-          <w:rStyle w:val="citation-358"/>
-          <w:rFonts w:asciiTheme="majorBidi" w:hAnsiTheme="majorBidi" w:cs="Times New Roman" w:hint="cs"/>
-          <w:sz w:val="28"/>
-          <w:rtl/>
-        </w:rPr>
-        <w:t>وممرضين،</w:t>
-      </w:r>
-      <w:r>
-        <w:rPr>
-          <w:rStyle w:val="citation-358"/>
-          <w:rFonts w:asciiTheme="majorBidi" w:hAnsiTheme="majorBidi" w:cs="Times New Roman"/>
-          <w:sz w:val="28"/>
-          <w:rtl/>
-        </w:rPr>
-        <w:t xml:space="preserve"> </w:t>
-      </w:r>
-      <w:r>
-        <w:rPr>
-          <w:rStyle w:val="citation-358"/>
-          <w:rFonts w:asciiTheme="majorBidi" w:hAnsiTheme="majorBidi" w:cs="Times New Roman" w:hint="cs"/>
-          <w:sz w:val="28"/>
-          <w:rtl/>
-        </w:rPr>
-        <w:t>وإداريين،</w:t>
-      </w:r>
-      <w:r>
-        <w:rPr>
-          <w:rStyle w:val="citation-358"/>
-          <w:rFonts w:asciiTheme="majorBidi" w:hAnsiTheme="majorBidi" w:cs="Times New Roman"/>
-          <w:sz w:val="28"/>
-          <w:rtl/>
-        </w:rPr>
-        <w:t xml:space="preserve"> </w:t>
-      </w:r>
-      <w:r>
-        <w:rPr>
-          <w:rStyle w:val="citation-358"/>
-          <w:rFonts w:asciiTheme="majorBidi" w:hAnsiTheme="majorBidi" w:cs="Times New Roman" w:hint="cs"/>
-          <w:sz w:val="28"/>
-          <w:rtl/>
-        </w:rPr>
-        <w:t>وصولا</w:t>
-      </w:r>
-      <w:r>
-        <w:rPr>
-          <w:rStyle w:val="citation-358"/>
-          <w:rFonts w:asciiTheme="majorBidi" w:hAnsiTheme="majorBidi" w:cs="Times New Roman" w:hint="cs"/>
-          <w:sz w:val="28"/>
-          <w:rtl/>
-        </w:rPr>
-        <w:t xml:space="preserve">ً </w:t>
-      </w:r>
-      <w:r>
-        <w:rPr>
-          <w:rStyle w:val="citation-358"/>
-          <w:rFonts w:asciiTheme="majorBidi" w:hAnsiTheme="majorBidi" w:cs="Times New Roman" w:hint="cs"/>
-          <w:sz w:val="28"/>
-          <w:rtl/>
-        </w:rPr>
-        <w:t>إلى</w:t>
-      </w:r>
-      <w:r>
-        <w:rPr>
-          <w:rStyle w:val="citation-358"/>
-          <w:rFonts w:asciiTheme="majorBidi" w:hAnsiTheme="majorBidi" w:cs="Times New Roman"/>
-          <w:sz w:val="28"/>
-          <w:rtl/>
-        </w:rPr>
-        <w:t xml:space="preserve"> </w:t>
-      </w:r>
-      <w:r>
-        <w:rPr>
-          <w:rStyle w:val="citation-358"/>
-          <w:rFonts w:asciiTheme="majorBidi" w:hAnsiTheme="majorBidi" w:cs="Times New Roman" w:hint="cs"/>
-          <w:sz w:val="28"/>
-          <w:rtl/>
-        </w:rPr>
-        <w:t>المريض</w:t>
-      </w:r>
-      <w:r>
-        <w:rPr>
-          <w:rStyle w:val="citation-358"/>
-          <w:rFonts w:asciiTheme="majorBidi" w:hAnsiTheme="majorBidi" w:cs="Times New Roman"/>
-          <w:sz w:val="28"/>
-          <w:rtl/>
-        </w:rPr>
-        <w:t xml:space="preserve"> </w:t>
-      </w:r>
-      <w:r>
-        <w:rPr>
-          <w:rStyle w:val="citation-358"/>
-          <w:rFonts w:asciiTheme="majorBidi" w:hAnsiTheme="majorBidi" w:cs="Times New Roman" w:hint="cs"/>
-          <w:sz w:val="28"/>
-          <w:rtl/>
-        </w:rPr>
-        <w:t>كونه</w:t>
-      </w:r>
-      <w:r>
-        <w:rPr>
-          <w:rStyle w:val="citation-358"/>
-          <w:rFonts w:asciiTheme="majorBidi" w:hAnsiTheme="majorBidi" w:cs="Times New Roman"/>
-          <w:sz w:val="28"/>
-          <w:rtl/>
-        </w:rPr>
-        <w:t xml:space="preserve"> </w:t>
-      </w:r>
-      <w:r>
-        <w:rPr>
-          <w:rStyle w:val="citation-358"/>
-          <w:rFonts w:asciiTheme="majorBidi" w:hAnsiTheme="majorBidi" w:cs="Times New Roman" w:hint="cs"/>
-          <w:sz w:val="28"/>
-          <w:rtl/>
-        </w:rPr>
-        <w:t>محور</w:t>
-      </w:r>
-      <w:r>
-        <w:rPr>
-          <w:rStyle w:val="citation-358"/>
-          <w:rFonts w:asciiTheme="majorBidi" w:hAnsiTheme="majorBidi" w:cs="Times New Roman"/>
-          <w:sz w:val="28"/>
-          <w:rtl/>
-        </w:rPr>
-        <w:t xml:space="preserve"> </w:t>
-      </w:r>
-      <w:r>
-        <w:rPr>
-          <w:rStyle w:val="citation-358"/>
-          <w:rFonts w:asciiTheme="majorBidi" w:hAnsiTheme="majorBidi" w:cs="Times New Roman" w:hint="cs"/>
-          <w:sz w:val="28"/>
-          <w:rtl/>
-        </w:rPr>
-        <w:t>العملية</w:t>
-      </w:r>
-      <w:r>
-        <w:rPr>
-          <w:rStyle w:val="citation-358"/>
-          <w:rFonts w:asciiTheme="majorBidi" w:hAnsiTheme="majorBidi" w:cs="Times New Roman"/>
-          <w:sz w:val="28"/>
-          <w:rtl/>
-        </w:rPr>
-        <w:t xml:space="preserve"> </w:t>
-      </w:r>
-      <w:r>
-        <w:rPr>
-          <w:rStyle w:val="citation-358"/>
-          <w:rFonts w:asciiTheme="majorBidi" w:hAnsiTheme="majorBidi" w:cs="Times New Roman" w:hint="cs"/>
-          <w:sz w:val="28"/>
-          <w:rtl/>
-        </w:rPr>
-        <w:t>الصحية</w:t>
-      </w:r>
-      <w:r>
-        <w:rPr>
-          <w:rStyle w:val="citation-358"/>
-          <w:rFonts w:asciiTheme="majorBidi" w:hAnsiTheme="majorBidi" w:cs="Times New Roman"/>
-          <w:sz w:val="28"/>
-          <w:rtl/>
-        </w:rPr>
-        <w:t xml:space="preserve">. </w:t>
-      </w:r>
-      <w:r>
-        <w:rPr>
-          <w:rStyle w:val="citation-358"/>
-          <w:rFonts w:asciiTheme="majorBidi" w:hAnsiTheme="majorBidi" w:cs="Times New Roman" w:hint="cs"/>
-          <w:sz w:val="28"/>
-          <w:rtl/>
-        </w:rPr>
-        <w:t>وتعتمد</w:t>
-      </w:r>
-      <w:r>
-        <w:rPr>
-          <w:rStyle w:val="citation-358"/>
-          <w:rFonts w:asciiTheme="majorBidi" w:hAnsiTheme="majorBidi" w:cs="Times New Roman"/>
-          <w:sz w:val="28"/>
-          <w:rtl/>
-        </w:rPr>
-        <w:t xml:space="preserve"> </w:t>
-      </w:r>
-      <w:r>
-        <w:rPr>
-          <w:rStyle w:val="citation-358"/>
-          <w:rFonts w:asciiTheme="majorBidi" w:hAnsiTheme="majorBidi" w:cs="Times New Roman" w:hint="cs"/>
-          <w:sz w:val="28"/>
-          <w:rtl/>
-        </w:rPr>
-        <w:t>الفلسفة</w:t>
-      </w:r>
-      <w:r>
-        <w:rPr>
-          <w:rStyle w:val="citation-358"/>
-          <w:rFonts w:asciiTheme="majorBidi" w:hAnsiTheme="majorBidi" w:cs="Times New Roman"/>
-          <w:sz w:val="28"/>
-          <w:rtl/>
-        </w:rPr>
-        <w:t xml:space="preserve"> </w:t>
-      </w:r>
-      <w:r>
-        <w:rPr>
-          <w:rStyle w:val="citation-358"/>
-          <w:rFonts w:asciiTheme="majorBidi" w:hAnsiTheme="majorBidi" w:cs="Times New Roman" w:hint="cs"/>
-          <w:sz w:val="28"/>
-          <w:rtl/>
-        </w:rPr>
-        <w:t>الجوهرية</w:t>
-      </w:r>
-      <w:r>
-        <w:rPr>
-          <w:rStyle w:val="citation-358"/>
-          <w:rFonts w:asciiTheme="majorBidi" w:hAnsiTheme="majorBidi" w:cs="Times New Roman"/>
-          <w:sz w:val="28"/>
-          <w:rtl/>
-        </w:rPr>
-        <w:t xml:space="preserve"> </w:t>
-      </w:r>
-      <w:r>
-        <w:rPr>
-          <w:rStyle w:val="citation-358"/>
-          <w:rFonts w:asciiTheme="majorBidi" w:hAnsiTheme="majorBidi" w:cs="Times New Roman" w:hint="cs"/>
-          <w:sz w:val="28"/>
-          <w:rtl/>
-        </w:rPr>
-        <w:t>للمنصة</w:t>
-      </w:r>
-      <w:r>
-        <w:rPr>
-          <w:rStyle w:val="citation-358"/>
-          <w:rFonts w:asciiTheme="majorBidi" w:hAnsiTheme="majorBidi" w:cs="Times New Roman"/>
-          <w:sz w:val="28"/>
-          <w:rtl/>
-        </w:rPr>
-        <w:t xml:space="preserve"> </w:t>
-      </w:r>
-      <w:r>
-        <w:rPr>
-          <w:rStyle w:val="citation-358"/>
-          <w:rFonts w:asciiTheme="majorBidi" w:hAnsiTheme="majorBidi" w:cs="Times New Roman" w:hint="cs"/>
-          <w:sz w:val="28"/>
-          <w:rtl/>
-        </w:rPr>
-        <w:t>على</w:t>
-      </w:r>
-      <w:r>
-        <w:rPr>
-          <w:rStyle w:val="citation-358"/>
-          <w:rFonts w:asciiTheme="majorBidi" w:hAnsiTheme="majorBidi" w:cs="Times New Roman"/>
-          <w:sz w:val="28"/>
-          <w:rtl/>
-        </w:rPr>
-        <w:t xml:space="preserve"> </w:t>
-      </w:r>
-      <w:r>
-        <w:rPr>
-          <w:rStyle w:val="citation-358"/>
-          <w:rFonts w:asciiTheme="majorBidi" w:hAnsiTheme="majorBidi" w:cs="Times New Roman" w:hint="cs"/>
-          <w:sz w:val="28"/>
-          <w:rtl/>
-        </w:rPr>
-        <w:t>بناء</w:t>
-      </w:r>
-      <w:r>
-        <w:rPr>
-          <w:rStyle w:val="citation-358"/>
-          <w:rFonts w:asciiTheme="majorBidi" w:hAnsiTheme="majorBidi" w:cs="Times New Roman"/>
-          <w:sz w:val="28"/>
-          <w:rtl/>
-        </w:rPr>
-        <w:t xml:space="preserve"> </w:t>
-      </w:r>
-      <w:r>
-        <w:rPr>
-          <w:rStyle w:val="citation-358"/>
-          <w:rFonts w:asciiTheme="majorBidi" w:hAnsiTheme="majorBidi" w:cs="Times New Roman" w:hint="cs"/>
-          <w:sz w:val="28"/>
-          <w:rtl/>
-        </w:rPr>
-        <w:t>هيكل</w:t>
-      </w:r>
-      <w:r>
-        <w:rPr>
-          <w:rStyle w:val="citation-358"/>
-          <w:rFonts w:asciiTheme="majorBidi" w:hAnsiTheme="majorBidi" w:cs="Times New Roman"/>
-          <w:sz w:val="28"/>
-          <w:rtl/>
-        </w:rPr>
-        <w:t xml:space="preserve"> </w:t>
-      </w:r>
-      <w:r>
-        <w:rPr>
-          <w:rStyle w:val="citation-358"/>
-          <w:rFonts w:asciiTheme="majorBidi" w:hAnsiTheme="majorBidi" w:cs="Times New Roman" w:hint="cs"/>
-          <w:sz w:val="28"/>
-          <w:rtl/>
-        </w:rPr>
-        <w:t>صحي</w:t>
+        <w:t>الطبية،</w:t>
       </w:r>
     </w:p>
     <w:p>
@@ -10133,7 +10418,7 @@
           <w:sz w:val="28"/>
           <w:rtl/>
         </w:rPr>
-        <w:t>متين</w:t>
+        <w:t>والاستشارات</w:t>
       </w:r>
       <w:r>
         <w:rPr>
@@ -10151,7 +10436,7 @@
           <w:sz w:val="28"/>
           <w:rtl/>
         </w:rPr>
-        <w:t>وشديد</w:t>
+        <w:t>عن</w:t>
       </w:r>
       <w:r>
         <w:rPr>
@@ -10169,7 +10454,7 @@
           <w:sz w:val="28"/>
           <w:rtl/>
         </w:rPr>
-        <w:t>الدقة،</w:t>
+        <w:t>بُعد،</w:t>
       </w:r>
       <w:r>
         <w:rPr>
@@ -10187,7 +10472,7 @@
           <w:sz w:val="28"/>
           <w:rtl/>
         </w:rPr>
-        <w:t>حيث</w:t>
+        <w:t>والمتابعة</w:t>
       </w:r>
       <w:r>
         <w:rPr>
@@ -10205,7 +10490,7 @@
           <w:sz w:val="28"/>
           <w:rtl/>
         </w:rPr>
-        <w:t>يتم</w:t>
+        <w:t>الصحية</w:t>
       </w:r>
       <w:r>
         <w:rPr>
@@ -10223,7 +10508,7 @@
           <w:sz w:val="28"/>
           <w:rtl/>
         </w:rPr>
-        <w:t>ربط</w:t>
+        <w:t>المستمرة،</w:t>
       </w:r>
       <w:r>
         <w:rPr>
@@ -10241,7 +10526,7 @@
           <w:sz w:val="28"/>
           <w:rtl/>
         </w:rPr>
-        <w:t>جميع</w:t>
+        <w:t>مما</w:t>
       </w:r>
       <w:r>
         <w:rPr>
@@ -10259,7 +10544,7 @@
           <w:sz w:val="28"/>
           <w:rtl/>
         </w:rPr>
-        <w:t>الخدمات</w:t>
+        <w:t>يضمن</w:t>
       </w:r>
       <w:r>
         <w:rPr>
@@ -10277,6 +10562,60 @@
           <w:sz w:val="28"/>
           <w:rtl/>
         </w:rPr>
+        <w:t>مطابقة</w:t>
+      </w:r>
+      <w:r>
+        <w:rPr>
+          <w:rStyle w:val="citation-358"/>
+          <w:rFonts w:asciiTheme="majorBidi" w:hAnsiTheme="majorBidi" w:cs="Times New Roman"/>
+          <w:sz w:val="28"/>
+          <w:rtl/>
+        </w:rPr>
+        <w:t xml:space="preserve"> </w:t>
+      </w:r>
+      <w:r>
+        <w:rPr>
+          <w:rStyle w:val="citation-358"/>
+          <w:rFonts w:asciiTheme="majorBidi" w:hAnsiTheme="majorBidi" w:cs="Times New Roman" w:hint="cs"/>
+          <w:sz w:val="28"/>
+          <w:rtl/>
+        </w:rPr>
+        <w:t>المنصة</w:t>
+      </w:r>
+      <w:r>
+        <w:rPr>
+          <w:rStyle w:val="citation-358"/>
+          <w:rFonts w:asciiTheme="majorBidi" w:hAnsiTheme="majorBidi" w:cs="Times New Roman"/>
+          <w:sz w:val="28"/>
+          <w:rtl/>
+        </w:rPr>
+        <w:t xml:space="preserve"> </w:t>
+      </w:r>
+      <w:r>
+        <w:rPr>
+          <w:rStyle w:val="citation-358"/>
+          <w:rFonts w:asciiTheme="majorBidi" w:hAnsiTheme="majorBidi" w:cs="Times New Roman" w:hint="cs"/>
+          <w:sz w:val="28"/>
+          <w:rtl/>
+        </w:rPr>
+        <w:t>للمعايير</w:t>
+      </w:r>
+      <w:r>
+        <w:rPr>
+          <w:rStyle w:val="citation-358"/>
+          <w:rFonts w:asciiTheme="majorBidi" w:hAnsiTheme="majorBidi" w:cs="Times New Roman"/>
+          <w:sz w:val="28"/>
+          <w:rtl/>
+        </w:rPr>
+        <w:t xml:space="preserve"> </w:t>
+      </w:r>
+      <w:r>
+        <w:rPr>
+          <w:rStyle w:val="citation-358"/>
+          <w:rFonts w:asciiTheme="majorBidi" w:hAnsiTheme="majorBidi" w:cs="Times New Roman" w:hint="cs"/>
+          <w:sz w:val="28"/>
+          <w:rtl/>
+        </w:rPr>
         <w:t>الصحية</w:t>
       </w:r>
       <w:r>
@@ -10295,115 +10634,7 @@
           <w:sz w:val="28"/>
           <w:rtl/>
         </w:rPr>
-        <w:t>في</w:t>
-      </w:r>
-      <w:r>
-        <w:rPr>
-          <w:rStyle w:val="citation-358"/>
-          <w:rFonts w:asciiTheme="majorBidi" w:hAnsiTheme="majorBidi" w:cs="Times New Roman"/>
-          <w:sz w:val="28"/>
-          <w:rtl/>
-        </w:rPr>
-        <w:t xml:space="preserve"> </w:t>
-      </w:r>
-      <w:r>
-        <w:rPr>
-          <w:rStyle w:val="citation-358"/>
-          <w:rFonts w:asciiTheme="majorBidi" w:hAnsiTheme="majorBidi" w:cs="Times New Roman" w:hint="cs"/>
-          <w:sz w:val="28"/>
-          <w:rtl/>
-        </w:rPr>
-        <w:t>مكان</w:t>
-      </w:r>
-      <w:r>
-        <w:rPr>
-          <w:rStyle w:val="citation-358"/>
-          <w:rFonts w:asciiTheme="majorBidi" w:hAnsiTheme="majorBidi" w:cs="Times New Roman"/>
-          <w:sz w:val="28"/>
-          <w:rtl/>
-        </w:rPr>
-        <w:t xml:space="preserve"> </w:t>
-      </w:r>
-      <w:r>
-        <w:rPr>
-          <w:rStyle w:val="citation-358"/>
-          <w:rFonts w:asciiTheme="majorBidi" w:hAnsiTheme="majorBidi" w:cs="Times New Roman" w:hint="cs"/>
-          <w:sz w:val="28"/>
-          <w:rtl/>
-        </w:rPr>
-        <w:t>واحد،</w:t>
-      </w:r>
-      <w:r>
-        <w:rPr>
-          <w:rStyle w:val="citation-358"/>
-          <w:rFonts w:asciiTheme="majorBidi" w:hAnsiTheme="majorBidi" w:cs="Times New Roman"/>
-          <w:sz w:val="28"/>
-          <w:rtl/>
-        </w:rPr>
-        <w:t xml:space="preserve"> </w:t>
-      </w:r>
-      <w:r>
-        <w:rPr>
-          <w:rStyle w:val="citation-358"/>
-          <w:rFonts w:asciiTheme="majorBidi" w:hAnsiTheme="majorBidi" w:cs="Times New Roman" w:hint="cs"/>
-          <w:sz w:val="28"/>
-          <w:rtl/>
-        </w:rPr>
-        <w:t>من</w:t>
-      </w:r>
-      <w:r>
-        <w:rPr>
-          <w:rStyle w:val="citation-358"/>
-          <w:rFonts w:asciiTheme="majorBidi" w:hAnsiTheme="majorBidi" w:cs="Times New Roman"/>
-          <w:sz w:val="28"/>
-          <w:rtl/>
-        </w:rPr>
-        <w:t xml:space="preserve"> </w:t>
-      </w:r>
-      <w:r>
-        <w:rPr>
-          <w:rStyle w:val="citation-358"/>
-          <w:rFonts w:asciiTheme="majorBidi" w:hAnsiTheme="majorBidi" w:cs="Times New Roman" w:hint="cs"/>
-          <w:sz w:val="28"/>
-          <w:rtl/>
-        </w:rPr>
-        <w:t>إدارة</w:t>
-      </w:r>
-      <w:r>
-        <w:rPr>
-          <w:rStyle w:val="citation-358"/>
-          <w:rFonts w:asciiTheme="majorBidi" w:hAnsiTheme="majorBidi" w:cs="Times New Roman"/>
-          <w:sz w:val="28"/>
-          <w:rtl/>
-        </w:rPr>
-        <w:t xml:space="preserve"> </w:t>
-      </w:r>
-      <w:r>
-        <w:rPr>
-          <w:rStyle w:val="citation-358"/>
-          <w:rFonts w:asciiTheme="majorBidi" w:hAnsiTheme="majorBidi" w:cs="Times New Roman" w:hint="cs"/>
-          <w:sz w:val="28"/>
-          <w:rtl/>
-        </w:rPr>
-        <w:t>المواعيد</w:t>
-      </w:r>
-      <w:r>
-        <w:rPr>
-          <w:rStyle w:val="citation-358"/>
-          <w:rFonts w:asciiTheme="majorBidi" w:hAnsiTheme="majorBidi" w:cs="Times New Roman"/>
-          <w:sz w:val="28"/>
-          <w:rtl/>
-        </w:rPr>
-        <w:t xml:space="preserve"> </w:t>
-      </w:r>
-      <w:r>
-        <w:rPr>
-          <w:rStyle w:val="citation-358"/>
-          <w:rFonts w:asciiTheme="majorBidi" w:hAnsiTheme="majorBidi" w:cs="Times New Roman" w:hint="cs"/>
-          <w:sz w:val="28"/>
-          <w:rtl/>
-        </w:rPr>
-        <w:t>الطبية،</w:t>
+        <w:t>الحديثة</w:t>
       </w:r>
     </w:p>
     <w:p>
@@ -10424,7 +10655,7 @@
           <w:sz w:val="28"/>
           <w:rtl/>
         </w:rPr>
-        <w:t>والاستشارات</w:t>
+        <w:t>والاحتياجات</w:t>
       </w:r>
       <w:r>
         <w:rPr>
@@ -10442,7 +10673,7 @@
           <w:sz w:val="28"/>
           <w:rtl/>
         </w:rPr>
-        <w:t>عن</w:t>
+        <w:t>الفعلية</w:t>
       </w:r>
       <w:r>
         <w:rPr>
@@ -10460,7 +10691,7 @@
           <w:sz w:val="28"/>
           <w:rtl/>
         </w:rPr>
-        <w:t>بُعد،</w:t>
+        <w:t>للمرضى</w:t>
       </w:r>
       <w:r>
         <w:rPr>
@@ -10478,7 +10709,7 @@
           <w:sz w:val="28"/>
           <w:rtl/>
         </w:rPr>
-        <w:t>والمتابعة</w:t>
+        <w:t>ومقدمي</w:t>
       </w:r>
       <w:r>
         <w:rPr>
@@ -10496,6 +10727,924 @@
           <w:sz w:val="28"/>
           <w:rtl/>
         </w:rPr>
+        <w:t>الرعاية</w:t>
+      </w:r>
+      <w:r>
+        <w:rPr>
+          <w:rStyle w:val="citation-358"/>
+          <w:rFonts w:asciiTheme="majorBidi" w:hAnsiTheme="majorBidi" w:cs="Times New Roman"/>
+          <w:sz w:val="28"/>
+          <w:rtl/>
+        </w:rPr>
+        <w:t xml:space="preserve">. </w:t>
+      </w:r>
+      <w:r>
+        <w:rPr>
+          <w:rStyle w:val="citation-358"/>
+          <w:rFonts w:asciiTheme="majorBidi" w:hAnsiTheme="majorBidi" w:cs="Times New Roman" w:hint="cs"/>
+          <w:sz w:val="28"/>
+          <w:rtl/>
+        </w:rPr>
+        <w:t>كما</w:t>
+      </w:r>
+      <w:r>
+        <w:rPr>
+          <w:rStyle w:val="citation-358"/>
+          <w:rFonts w:asciiTheme="majorBidi" w:hAnsiTheme="majorBidi" w:cs="Times New Roman"/>
+          <w:sz w:val="28"/>
+          <w:rtl/>
+        </w:rPr>
+        <w:t xml:space="preserve"> </w:t>
+      </w:r>
+      <w:r>
+        <w:rPr>
+          <w:rStyle w:val="citation-358"/>
+          <w:rFonts w:asciiTheme="majorBidi" w:hAnsiTheme="majorBidi" w:cs="Times New Roman" w:hint="cs"/>
+          <w:sz w:val="28"/>
+          <w:rtl/>
+        </w:rPr>
+        <w:t>تتبنى</w:t>
+      </w:r>
+      <w:r>
+        <w:rPr>
+          <w:rStyle w:val="citation-358"/>
+          <w:rFonts w:asciiTheme="majorBidi" w:hAnsiTheme="majorBidi" w:cs="Times New Roman"/>
+          <w:sz w:val="28"/>
+          <w:rtl/>
+        </w:rPr>
+        <w:t xml:space="preserve"> </w:t>
+      </w:r>
+      <w:r>
+        <w:rPr>
+          <w:rStyle w:val="citation-358"/>
+          <w:rFonts w:asciiTheme="majorBidi" w:hAnsiTheme="majorBidi" w:cs="Times New Roman" w:hint="cs"/>
+          <w:sz w:val="28"/>
+          <w:rtl/>
+        </w:rPr>
+        <w:t>المنصة</w:t>
+      </w:r>
+      <w:r>
+        <w:rPr>
+          <w:rStyle w:val="citation-358"/>
+          <w:rFonts w:asciiTheme="majorBidi" w:hAnsiTheme="majorBidi" w:cs="Times New Roman"/>
+          <w:sz w:val="28"/>
+          <w:rtl/>
+        </w:rPr>
+        <w:t xml:space="preserve"> </w:t>
+      </w:r>
+      <w:r>
+        <w:rPr>
+          <w:rStyle w:val="citation-358"/>
+          <w:rFonts w:asciiTheme="majorBidi" w:hAnsiTheme="majorBidi" w:cs="Times New Roman" w:hint="cs"/>
+          <w:sz w:val="28"/>
+          <w:rtl/>
+        </w:rPr>
+        <w:t>تقنيات</w:t>
+      </w:r>
+      <w:r>
+        <w:rPr>
+          <w:rStyle w:val="citation-358"/>
+          <w:rFonts w:asciiTheme="majorBidi" w:hAnsiTheme="majorBidi" w:cs="Times New Roman"/>
+          <w:sz w:val="28"/>
+          <w:rtl/>
+        </w:rPr>
+        <w:t xml:space="preserve"> </w:t>
+      </w:r>
+      <w:r>
+        <w:rPr>
+          <w:rStyle w:val="citation-358"/>
+          <w:rFonts w:asciiTheme="majorBidi" w:hAnsiTheme="majorBidi" w:cs="Times New Roman" w:hint="cs"/>
+          <w:sz w:val="28"/>
+          <w:rtl/>
+        </w:rPr>
+        <w:t>ذكية</w:t>
+      </w:r>
+      <w:r>
+        <w:rPr>
+          <w:rStyle w:val="citation-358"/>
+          <w:rFonts w:asciiTheme="majorBidi" w:hAnsiTheme="majorBidi" w:cs="Times New Roman"/>
+          <w:sz w:val="28"/>
+          <w:rtl/>
+        </w:rPr>
+        <w:t xml:space="preserve"> </w:t>
+      </w:r>
+      <w:r>
+        <w:rPr>
+          <w:rStyle w:val="citation-358"/>
+          <w:rFonts w:asciiTheme="majorBidi" w:hAnsiTheme="majorBidi" w:cs="Times New Roman" w:hint="cs"/>
+          <w:sz w:val="28"/>
+          <w:rtl/>
+        </w:rPr>
+        <w:t>لتحسين</w:t>
+      </w:r>
+      <w:r>
+        <w:rPr>
+          <w:rStyle w:val="citation-358"/>
+          <w:rFonts w:asciiTheme="majorBidi" w:hAnsiTheme="majorBidi" w:cs="Times New Roman"/>
+          <w:sz w:val="28"/>
+          <w:rtl/>
+        </w:rPr>
+        <w:t xml:space="preserve"> </w:t>
+      </w:r>
+      <w:r>
+        <w:rPr>
+          <w:rStyle w:val="citation-358"/>
+          <w:rFonts w:asciiTheme="majorBidi" w:hAnsiTheme="majorBidi" w:cs="Times New Roman" w:hint="cs"/>
+          <w:sz w:val="28"/>
+          <w:rtl/>
+        </w:rPr>
+        <w:t>جودة</w:t>
+      </w:r>
+      <w:r>
+        <w:rPr>
+          <w:rStyle w:val="citation-358"/>
+          <w:rFonts w:asciiTheme="majorBidi" w:hAnsiTheme="majorBidi" w:cs="Times New Roman"/>
+          <w:sz w:val="28"/>
+          <w:rtl/>
+        </w:rPr>
+        <w:t xml:space="preserve"> </w:t>
+      </w:r>
+      <w:r>
+        <w:rPr>
+          <w:rStyle w:val="citation-358"/>
+          <w:rFonts w:asciiTheme="majorBidi" w:hAnsiTheme="majorBidi" w:cs="Times New Roman" w:hint="cs"/>
+          <w:sz w:val="28"/>
+          <w:rtl/>
+        </w:rPr>
+        <w:t>الرعاية</w:t>
+      </w:r>
+      <w:r>
+        <w:rPr>
+          <w:rStyle w:val="citation-358"/>
+          <w:rFonts w:asciiTheme="majorBidi" w:hAnsiTheme="majorBidi" w:hint="cs"/>
+          <w:sz w:val="28"/>
+          <w:rtl/>
+        </w:rPr>
+        <w:t xml:space="preserve"> </w:t>
+      </w:r>
+      <w:r>
+        <w:rPr>
+          <w:rStyle w:val="citation-358"/>
+          <w:rFonts w:asciiTheme="majorBidi" w:hAnsiTheme="majorBidi" w:cs="Times New Roman" w:hint="cs"/>
+          <w:sz w:val="28"/>
+          <w:rtl/>
+        </w:rPr>
+        <w:t>الصحية،</w:t>
+      </w:r>
+      <w:r>
+        <w:rPr>
+          <w:rStyle w:val="citation-358"/>
+          <w:rFonts w:asciiTheme="majorBidi" w:hAnsiTheme="majorBidi" w:cs="Times New Roman"/>
+          <w:sz w:val="28"/>
+          <w:rtl/>
+        </w:rPr>
+        <w:t xml:space="preserve"> </w:t>
+      </w:r>
+      <w:r>
+        <w:rPr>
+          <w:rStyle w:val="citation-358"/>
+          <w:rFonts w:asciiTheme="majorBidi" w:hAnsiTheme="majorBidi" w:cs="Times New Roman" w:hint="cs"/>
+          <w:sz w:val="28"/>
+          <w:rtl/>
+        </w:rPr>
+        <w:t>من</w:t>
+      </w:r>
+      <w:r>
+        <w:rPr>
+          <w:rStyle w:val="citation-358"/>
+          <w:rFonts w:asciiTheme="majorBidi" w:hAnsiTheme="majorBidi" w:cs="Times New Roman"/>
+          <w:sz w:val="28"/>
+          <w:rtl/>
+        </w:rPr>
+        <w:t xml:space="preserve"> </w:t>
+      </w:r>
+      <w:r>
+        <w:rPr>
+          <w:rStyle w:val="citation-358"/>
+          <w:rFonts w:asciiTheme="majorBidi" w:hAnsiTheme="majorBidi" w:cs="Times New Roman" w:hint="cs"/>
+          <w:sz w:val="28"/>
+          <w:rtl/>
+        </w:rPr>
+        <w:t>خلال</w:t>
+      </w:r>
+      <w:r>
+        <w:rPr>
+          <w:rStyle w:val="citation-358"/>
+          <w:rFonts w:asciiTheme="majorBidi" w:hAnsiTheme="majorBidi" w:cs="Times New Roman"/>
+          <w:sz w:val="28"/>
+          <w:rtl/>
+        </w:rPr>
+        <w:t xml:space="preserve"> </w:t>
+      </w:r>
+      <w:r>
+        <w:rPr>
+          <w:rStyle w:val="citation-358"/>
+          <w:rFonts w:asciiTheme="majorBidi" w:hAnsiTheme="majorBidi" w:cs="Times New Roman" w:hint="cs"/>
+          <w:sz w:val="28"/>
+          <w:rtl/>
+        </w:rPr>
+        <w:t>توظيف</w:t>
+      </w:r>
+      <w:r>
+        <w:rPr>
+          <w:rStyle w:val="citation-358"/>
+          <w:rFonts w:asciiTheme="majorBidi" w:hAnsiTheme="majorBidi" w:cs="Times New Roman"/>
+          <w:sz w:val="28"/>
+          <w:rtl/>
+        </w:rPr>
+        <w:t xml:space="preserve"> </w:t>
+      </w:r>
+      <w:r>
+        <w:rPr>
+          <w:rStyle w:val="citation-358"/>
+          <w:rFonts w:asciiTheme="majorBidi" w:hAnsiTheme="majorBidi" w:cs="Times New Roman" w:hint="cs"/>
+          <w:sz w:val="28"/>
+          <w:rtl/>
+        </w:rPr>
+        <w:t>أدوات</w:t>
+      </w:r>
+      <w:r>
+        <w:rPr>
+          <w:rStyle w:val="citation-358"/>
+          <w:rFonts w:asciiTheme="majorBidi" w:hAnsiTheme="majorBidi" w:cs="Times New Roman"/>
+          <w:sz w:val="28"/>
+          <w:rtl/>
+        </w:rPr>
+        <w:t xml:space="preserve"> </w:t>
+      </w:r>
+      <w:r>
+        <w:rPr>
+          <w:rStyle w:val="citation-358"/>
+          <w:rFonts w:asciiTheme="majorBidi" w:hAnsiTheme="majorBidi" w:cs="Times New Roman" w:hint="cs"/>
+          <w:sz w:val="28"/>
+          <w:rtl/>
+        </w:rPr>
+        <w:t>تتبع</w:t>
+      </w:r>
+      <w:r>
+        <w:rPr>
+          <w:rStyle w:val="citation-358"/>
+          <w:rFonts w:asciiTheme="majorBidi" w:hAnsiTheme="majorBidi" w:cs="Times New Roman"/>
+          <w:sz w:val="28"/>
+          <w:rtl/>
+        </w:rPr>
+        <w:t xml:space="preserve"> </w:t>
+      </w:r>
+      <w:r>
+        <w:rPr>
+          <w:rStyle w:val="citation-358"/>
+          <w:rFonts w:asciiTheme="majorBidi" w:hAnsiTheme="majorBidi" w:cs="Times New Roman" w:hint="cs"/>
+          <w:sz w:val="28"/>
+          <w:rtl/>
+        </w:rPr>
+        <w:t>صحية</w:t>
+      </w:r>
+      <w:r>
+        <w:rPr>
+          <w:rStyle w:val="citation-358"/>
+          <w:rFonts w:asciiTheme="majorBidi" w:hAnsiTheme="majorBidi" w:cs="Times New Roman"/>
+          <w:sz w:val="28"/>
+          <w:rtl/>
+        </w:rPr>
+        <w:t xml:space="preserve"> </w:t>
+      </w:r>
+      <w:r>
+        <w:rPr>
+          <w:rStyle w:val="citation-358"/>
+          <w:rFonts w:asciiTheme="majorBidi" w:hAnsiTheme="majorBidi" w:cs="Times New Roman" w:hint="cs"/>
+          <w:sz w:val="28"/>
+          <w:rtl/>
+        </w:rPr>
+        <w:t>متقدمة</w:t>
+      </w:r>
+      <w:r>
+        <w:rPr>
+          <w:rStyle w:val="citation-358"/>
+          <w:rFonts w:asciiTheme="majorBidi" w:hAnsiTheme="majorBidi" w:cs="Times New Roman"/>
+          <w:sz w:val="28"/>
+          <w:rtl/>
+        </w:rPr>
+        <w:t xml:space="preserve"> </w:t>
+      </w:r>
+      <w:r>
+        <w:rPr>
+          <w:rStyle w:val="citation-358"/>
+          <w:rFonts w:asciiTheme="majorBidi" w:hAnsiTheme="majorBidi" w:cs="Times New Roman" w:hint="cs"/>
+          <w:sz w:val="28"/>
+          <w:rtl/>
+        </w:rPr>
+        <w:t>لمراقبة</w:t>
+      </w:r>
+      <w:r>
+        <w:rPr>
+          <w:rStyle w:val="citation-358"/>
+          <w:rFonts w:asciiTheme="majorBidi" w:hAnsiTheme="majorBidi" w:cs="Times New Roman"/>
+          <w:sz w:val="28"/>
+          <w:rtl/>
+        </w:rPr>
+        <w:t xml:space="preserve"> </w:t>
+      </w:r>
+      <w:r>
+        <w:rPr>
+          <w:rStyle w:val="citation-358"/>
+          <w:rFonts w:asciiTheme="majorBidi" w:hAnsiTheme="majorBidi" w:cs="Times New Roman" w:hint="cs"/>
+          <w:sz w:val="28"/>
+          <w:rtl/>
+        </w:rPr>
+        <w:t>مؤشرات</w:t>
+      </w:r>
+      <w:r>
+        <w:rPr>
+          <w:rStyle w:val="citation-358"/>
+          <w:rFonts w:asciiTheme="majorBidi" w:hAnsiTheme="majorBidi" w:cs="Times New Roman"/>
+          <w:sz w:val="28"/>
+          <w:rtl/>
+        </w:rPr>
+        <w:t xml:space="preserve"> </w:t>
+      </w:r>
+      <w:r>
+        <w:rPr>
+          <w:rStyle w:val="citation-358"/>
+          <w:rFonts w:asciiTheme="majorBidi" w:hAnsiTheme="majorBidi" w:cs="Times New Roman" w:hint="cs"/>
+          <w:sz w:val="28"/>
+          <w:rtl/>
+        </w:rPr>
+        <w:t>الصحة</w:t>
+      </w:r>
+      <w:r>
+        <w:rPr>
+          <w:rStyle w:val="citation-358"/>
+          <w:rFonts w:asciiTheme="majorBidi" w:hAnsiTheme="majorBidi" w:cs="Times New Roman"/>
+          <w:sz w:val="28"/>
+          <w:rtl/>
+        </w:rPr>
+        <w:t xml:space="preserve"> </w:t>
+      </w:r>
+      <w:r>
+        <w:rPr>
+          <w:rStyle w:val="citation-358"/>
+          <w:rFonts w:asciiTheme="majorBidi" w:hAnsiTheme="majorBidi" w:cs="Times New Roman" w:hint="cs"/>
+          <w:sz w:val="28"/>
+          <w:rtl/>
+        </w:rPr>
+        <w:t>اليومية</w:t>
+      </w:r>
+      <w:r>
+        <w:rPr>
+          <w:rStyle w:val="citation-358"/>
+          <w:rFonts w:asciiTheme="majorBidi" w:hAnsiTheme="majorBidi" w:cs="Times New Roman"/>
+          <w:sz w:val="28"/>
+          <w:rtl/>
+        </w:rPr>
+        <w:t xml:space="preserve"> </w:t>
+      </w:r>
+      <w:r>
+        <w:rPr>
+          <w:rStyle w:val="citation-358"/>
+          <w:rFonts w:asciiTheme="majorBidi" w:hAnsiTheme="majorBidi" w:cs="Times New Roman" w:hint="cs"/>
+          <w:sz w:val="28"/>
+          <w:rtl/>
+        </w:rPr>
+        <w:t>مثل</w:t>
+      </w:r>
+      <w:r>
+        <w:rPr>
+          <w:rStyle w:val="citation-358"/>
+          <w:rFonts w:asciiTheme="majorBidi" w:hAnsiTheme="majorBidi" w:cs="Times New Roman"/>
+          <w:sz w:val="28"/>
+          <w:rtl/>
+        </w:rPr>
+        <w:t xml:space="preserve"> </w:t>
+      </w:r>
+      <w:r>
+        <w:rPr>
+          <w:rStyle w:val="citation-358"/>
+          <w:rFonts w:asciiTheme="majorBidi" w:hAnsiTheme="majorBidi" w:cs="Times New Roman" w:hint="cs"/>
+          <w:sz w:val="28"/>
+          <w:rtl/>
+        </w:rPr>
+        <w:t>استهلاك</w:t>
+      </w:r>
+      <w:r>
+        <w:rPr>
+          <w:rStyle w:val="citation-358"/>
+          <w:rFonts w:asciiTheme="majorBidi" w:hAnsiTheme="majorBidi" w:cs="Times New Roman"/>
+          <w:sz w:val="28"/>
+          <w:rtl/>
+        </w:rPr>
+        <w:t xml:space="preserve"> </w:t>
+      </w:r>
+      <w:r>
+        <w:rPr>
+          <w:rStyle w:val="citation-358"/>
+          <w:rFonts w:asciiTheme="majorBidi" w:hAnsiTheme="majorBidi" w:cs="Times New Roman" w:hint="cs"/>
+          <w:sz w:val="28"/>
+          <w:rtl/>
+        </w:rPr>
+        <w:t>الماء،</w:t>
+      </w:r>
+      <w:r>
+        <w:rPr>
+          <w:rStyle w:val="citation-358"/>
+          <w:rFonts w:asciiTheme="majorBidi" w:hAnsiTheme="majorBidi" w:cs="Times New Roman"/>
+          <w:sz w:val="28"/>
+          <w:rtl/>
+        </w:rPr>
+        <w:t xml:space="preserve"> </w:t>
+      </w:r>
+      <w:r>
+        <w:rPr>
+          <w:rStyle w:val="citation-358"/>
+          <w:rFonts w:asciiTheme="majorBidi" w:hAnsiTheme="majorBidi" w:cs="Times New Roman" w:hint="cs"/>
+          <w:sz w:val="28"/>
+          <w:rtl/>
+        </w:rPr>
+        <w:t>وعدد</w:t>
+      </w:r>
+      <w:r>
+        <w:rPr>
+          <w:rStyle w:val="citation-358"/>
+          <w:rFonts w:asciiTheme="majorBidi" w:hAnsiTheme="majorBidi" w:cs="Times New Roman"/>
+          <w:sz w:val="28"/>
+          <w:rtl/>
+        </w:rPr>
+        <w:t xml:space="preserve"> </w:t>
+      </w:r>
+      <w:r>
+        <w:rPr>
+          <w:rStyle w:val="citation-358"/>
+          <w:rFonts w:asciiTheme="majorBidi" w:hAnsiTheme="majorBidi" w:cs="Times New Roman" w:hint="cs"/>
+          <w:sz w:val="28"/>
+          <w:rtl/>
+        </w:rPr>
+        <w:t>الخطوات،</w:t>
+      </w:r>
+      <w:r>
+        <w:rPr>
+          <w:rStyle w:val="citation-358"/>
+          <w:rFonts w:asciiTheme="majorBidi" w:hAnsiTheme="majorBidi" w:cs="Times New Roman"/>
+          <w:sz w:val="28"/>
+          <w:rtl/>
+        </w:rPr>
+        <w:t xml:space="preserve"> </w:t>
+      </w:r>
+      <w:r>
+        <w:rPr>
+          <w:rStyle w:val="citation-358"/>
+          <w:rFonts w:asciiTheme="majorBidi" w:hAnsiTheme="majorBidi" w:cs="Times New Roman" w:hint="cs"/>
+          <w:sz w:val="28"/>
+          <w:rtl/>
+        </w:rPr>
+        <w:t>وساعات</w:t>
+      </w:r>
+      <w:r>
+        <w:rPr>
+          <w:rStyle w:val="citation-358"/>
+          <w:rFonts w:asciiTheme="majorBidi" w:hAnsiTheme="majorBidi" w:cs="Times New Roman"/>
+          <w:sz w:val="28"/>
+          <w:rtl/>
+        </w:rPr>
+        <w:t xml:space="preserve"> </w:t>
+      </w:r>
+      <w:r>
+        <w:rPr>
+          <w:rStyle w:val="citation-358"/>
+          <w:rFonts w:asciiTheme="majorBidi" w:hAnsiTheme="majorBidi" w:cs="Times New Roman" w:hint="cs"/>
+          <w:sz w:val="28"/>
+          <w:rtl/>
+        </w:rPr>
+        <w:t>النوم،</w:t>
+      </w:r>
+      <w:r>
+        <w:rPr>
+          <w:rStyle w:val="citation-358"/>
+          <w:rFonts w:asciiTheme="majorBidi" w:hAnsiTheme="majorBidi" w:cs="Times New Roman"/>
+          <w:sz w:val="28"/>
+          <w:rtl/>
+        </w:rPr>
+        <w:t xml:space="preserve"> </w:t>
+      </w:r>
+      <w:r>
+        <w:rPr>
+          <w:rStyle w:val="citation-358"/>
+          <w:rFonts w:asciiTheme="majorBidi" w:hAnsiTheme="majorBidi" w:cs="Times New Roman" w:hint="cs"/>
+          <w:sz w:val="28"/>
+          <w:rtl/>
+        </w:rPr>
+        <w:t>وربط</w:t>
+      </w:r>
+      <w:r>
+        <w:rPr>
+          <w:rStyle w:val="citation-358"/>
+          <w:rFonts w:asciiTheme="majorBidi" w:hAnsiTheme="majorBidi" w:cs="Times New Roman"/>
+          <w:sz w:val="28"/>
+          <w:rtl/>
+        </w:rPr>
+        <w:t xml:space="preserve"> </w:t>
+      </w:r>
+      <w:r>
+        <w:rPr>
+          <w:rStyle w:val="citation-358"/>
+          <w:rFonts w:asciiTheme="majorBidi" w:hAnsiTheme="majorBidi" w:cs="Times New Roman" w:hint="cs"/>
+          <w:sz w:val="28"/>
+          <w:rtl/>
+        </w:rPr>
+        <w:t>هذه</w:t>
+      </w:r>
+      <w:r>
+        <w:rPr>
+          <w:rStyle w:val="citation-358"/>
+          <w:rFonts w:asciiTheme="majorBidi" w:hAnsiTheme="majorBidi" w:cs="Times New Roman"/>
+          <w:sz w:val="28"/>
+          <w:rtl/>
+        </w:rPr>
+        <w:t xml:space="preserve"> </w:t>
+      </w:r>
+      <w:r>
+        <w:rPr>
+          <w:rStyle w:val="citation-358"/>
+          <w:rFonts w:asciiTheme="majorBidi" w:hAnsiTheme="majorBidi" w:cs="Times New Roman" w:hint="cs"/>
+          <w:sz w:val="28"/>
+          <w:rtl/>
+        </w:rPr>
+        <w:t>البيانات</w:t>
+      </w:r>
+      <w:r>
+        <w:rPr>
+          <w:rStyle w:val="citation-358"/>
+          <w:rFonts w:asciiTheme="majorBidi" w:hAnsiTheme="majorBidi" w:cs="Times New Roman"/>
+          <w:sz w:val="28"/>
+          <w:rtl/>
+        </w:rPr>
+        <w:t xml:space="preserve"> </w:t>
+      </w:r>
+      <w:r>
+        <w:rPr>
+          <w:rStyle w:val="citation-358"/>
+          <w:rFonts w:asciiTheme="majorBidi" w:hAnsiTheme="majorBidi" w:cs="Times New Roman" w:hint="cs"/>
+          <w:sz w:val="28"/>
+          <w:rtl/>
+        </w:rPr>
+        <w:t>بالسجل</w:t>
+      </w:r>
+      <w:r>
+        <w:rPr>
+          <w:rStyle w:val="citation-358"/>
+          <w:rFonts w:asciiTheme="majorBidi" w:hAnsiTheme="majorBidi" w:cs="Times New Roman"/>
+          <w:sz w:val="28"/>
+          <w:rtl/>
+        </w:rPr>
+        <w:t xml:space="preserve"> </w:t>
+      </w:r>
+      <w:r>
+        <w:rPr>
+          <w:rStyle w:val="citation-358"/>
+          <w:rFonts w:asciiTheme="majorBidi" w:hAnsiTheme="majorBidi" w:cs="Times New Roman" w:hint="cs"/>
+          <w:sz w:val="28"/>
+          <w:rtl/>
+        </w:rPr>
+        <w:t>الصحي</w:t>
+      </w:r>
+      <w:r>
+        <w:rPr>
+          <w:rStyle w:val="citation-358"/>
+          <w:rFonts w:asciiTheme="majorBidi" w:hAnsiTheme="majorBidi" w:cs="Times New Roman"/>
+          <w:sz w:val="28"/>
+          <w:rtl/>
+        </w:rPr>
+        <w:t xml:space="preserve"> </w:t>
+      </w:r>
+      <w:r>
+        <w:rPr>
+          <w:rStyle w:val="citation-358"/>
+          <w:rFonts w:asciiTheme="majorBidi" w:hAnsiTheme="majorBidi" w:cs="Times New Roman" w:hint="cs"/>
+          <w:sz w:val="28"/>
+          <w:rtl/>
+        </w:rPr>
+        <w:t>العام</w:t>
+      </w:r>
+      <w:r>
+        <w:rPr>
+          <w:rStyle w:val="citation-358"/>
+          <w:rFonts w:asciiTheme="majorBidi" w:hAnsiTheme="majorBidi" w:cs="Times New Roman"/>
+          <w:sz w:val="28"/>
+          <w:rtl/>
+        </w:rPr>
+        <w:t xml:space="preserve"> </w:t>
+      </w:r>
+      <w:r>
+        <w:rPr>
+          <w:rStyle w:val="citation-358"/>
+          <w:rFonts w:asciiTheme="majorBidi" w:hAnsiTheme="majorBidi" w:cs="Times New Roman" w:hint="cs"/>
+          <w:sz w:val="28"/>
+          <w:rtl/>
+        </w:rPr>
+        <w:t>للمريض</w:t>
+      </w:r>
+      <w:r>
+        <w:rPr>
+          <w:rStyle w:val="citation-358"/>
+          <w:rFonts w:asciiTheme="majorBidi" w:hAnsiTheme="majorBidi" w:cs="Times New Roman"/>
+          <w:sz w:val="28"/>
+          <w:rtl/>
+        </w:rPr>
+        <w:t xml:space="preserve"> </w:t>
+      </w:r>
+      <w:r>
+        <w:rPr>
+          <w:rStyle w:val="citation-358"/>
+          <w:rFonts w:asciiTheme="majorBidi" w:hAnsiTheme="majorBidi" w:cs="Times New Roman" w:hint="cs"/>
+          <w:sz w:val="28"/>
+          <w:rtl/>
+        </w:rPr>
+        <w:t>لتمكين</w:t>
+      </w:r>
+      <w:r>
+        <w:rPr>
+          <w:rStyle w:val="citation-358"/>
+          <w:rFonts w:asciiTheme="majorBidi" w:hAnsiTheme="majorBidi" w:cs="Times New Roman"/>
+          <w:sz w:val="28"/>
+          <w:rtl/>
+        </w:rPr>
+        <w:t xml:space="preserve"> </w:t>
+      </w:r>
+      <w:r>
+        <w:rPr>
+          <w:rStyle w:val="citation-358"/>
+          <w:rFonts w:asciiTheme="majorBidi" w:hAnsiTheme="majorBidi" w:cs="Times New Roman" w:hint="cs"/>
+          <w:sz w:val="28"/>
+          <w:rtl/>
+        </w:rPr>
+        <w:t>الطبيب</w:t>
+      </w:r>
+      <w:r>
+        <w:rPr>
+          <w:rStyle w:val="citation-358"/>
+          <w:rFonts w:asciiTheme="majorBidi" w:hAnsiTheme="majorBidi" w:cs="Times New Roman"/>
+          <w:sz w:val="28"/>
+          <w:rtl/>
+        </w:rPr>
+        <w:t xml:space="preserve"> </w:t>
+      </w:r>
+      <w:r>
+        <w:rPr>
+          <w:rStyle w:val="citation-358"/>
+          <w:rFonts w:asciiTheme="majorBidi" w:hAnsiTheme="majorBidi" w:cs="Times New Roman" w:hint="cs"/>
+          <w:sz w:val="28"/>
+          <w:rtl/>
+        </w:rPr>
+        <w:t>من</w:t>
+      </w:r>
+      <w:r>
+        <w:rPr>
+          <w:rStyle w:val="citation-358"/>
+          <w:rFonts w:asciiTheme="majorBidi" w:hAnsiTheme="majorBidi" w:cs="Times New Roman"/>
+          <w:sz w:val="28"/>
+          <w:rtl/>
+        </w:rPr>
+        <w:t xml:space="preserve"> </w:t>
+      </w:r>
+      <w:r>
+        <w:rPr>
+          <w:rStyle w:val="citation-358"/>
+          <w:rFonts w:asciiTheme="majorBidi" w:hAnsiTheme="majorBidi" w:cs="Times New Roman" w:hint="cs"/>
+          <w:sz w:val="28"/>
+          <w:rtl/>
+        </w:rPr>
+        <w:t>تقديم</w:t>
+      </w:r>
+      <w:r>
+        <w:rPr>
+          <w:rStyle w:val="citation-358"/>
+          <w:rFonts w:asciiTheme="majorBidi" w:hAnsiTheme="majorBidi" w:cs="Times New Roman"/>
+          <w:sz w:val="28"/>
+          <w:rtl/>
+        </w:rPr>
+        <w:t xml:space="preserve"> </w:t>
+      </w:r>
+      <w:r>
+        <w:rPr>
+          <w:rStyle w:val="citation-358"/>
+          <w:rFonts w:asciiTheme="majorBidi" w:hAnsiTheme="majorBidi" w:cs="Times New Roman" w:hint="cs"/>
+          <w:sz w:val="28"/>
+          <w:rtl/>
+        </w:rPr>
+        <w:t>رعاية</w:t>
+      </w:r>
+      <w:r>
+        <w:rPr>
+          <w:rStyle w:val="citation-358"/>
+          <w:rFonts w:asciiTheme="majorBidi" w:hAnsiTheme="majorBidi" w:cs="Times New Roman"/>
+          <w:sz w:val="28"/>
+          <w:rtl/>
+        </w:rPr>
+        <w:t xml:space="preserve"> </w:t>
+      </w:r>
+      <w:r>
+        <w:rPr>
+          <w:rStyle w:val="citation-358"/>
+          <w:rFonts w:asciiTheme="majorBidi" w:hAnsiTheme="majorBidi" w:cs="Times New Roman" w:hint="cs"/>
+          <w:sz w:val="28"/>
+          <w:rtl/>
+        </w:rPr>
+        <w:t>مخصصة</w:t>
+      </w:r>
+      <w:r>
+        <w:rPr>
+          <w:rStyle w:val="citation-358"/>
+          <w:rFonts w:asciiTheme="majorBidi" w:hAnsiTheme="majorBidi" w:cs="Times New Roman"/>
+          <w:sz w:val="28"/>
+          <w:rtl/>
+        </w:rPr>
+        <w:t xml:space="preserve"> </w:t>
+      </w:r>
+      <w:r>
+        <w:rPr>
+          <w:rStyle w:val="citation-358"/>
+          <w:rFonts w:asciiTheme="majorBidi" w:hAnsiTheme="majorBidi" w:cs="Times New Roman" w:hint="cs"/>
+          <w:sz w:val="28"/>
+          <w:rtl/>
+        </w:rPr>
+        <w:t>ودقيقة</w:t>
+      </w:r>
+      <w:r>
+        <w:rPr>
+          <w:rStyle w:val="citation-358"/>
+          <w:rFonts w:asciiTheme="majorBidi" w:hAnsiTheme="majorBidi" w:cs="Times New Roman"/>
+          <w:sz w:val="28"/>
+          <w:rtl/>
+        </w:rPr>
+        <w:t xml:space="preserve">. </w:t>
+      </w:r>
+      <w:r>
+        <w:rPr>
+          <w:rStyle w:val="citation-358"/>
+          <w:rFonts w:asciiTheme="majorBidi" w:hAnsiTheme="majorBidi" w:cs="Times New Roman" w:hint="cs"/>
+          <w:sz w:val="28"/>
+          <w:rtl/>
+        </w:rPr>
+        <w:t>وتنبثق</w:t>
+      </w:r>
+      <w:r>
+        <w:rPr>
+          <w:rStyle w:val="citation-358"/>
+          <w:rFonts w:asciiTheme="majorBidi" w:hAnsiTheme="majorBidi" w:cs="Times New Roman"/>
+          <w:sz w:val="28"/>
+          <w:rtl/>
+        </w:rPr>
+        <w:t xml:space="preserve"> </w:t>
+      </w:r>
+      <w:r>
+        <w:rPr>
+          <w:rStyle w:val="citation-358"/>
+          <w:rFonts w:asciiTheme="majorBidi" w:hAnsiTheme="majorBidi" w:cs="Times New Roman" w:hint="cs"/>
+          <w:sz w:val="28"/>
+          <w:rtl/>
+        </w:rPr>
+        <w:t>فكرة</w:t>
+      </w:r>
+      <w:r>
+        <w:rPr>
+          <w:rStyle w:val="citation-358"/>
+          <w:rFonts w:asciiTheme="majorBidi" w:hAnsiTheme="majorBidi" w:cs="Times New Roman"/>
+          <w:sz w:val="28"/>
+          <w:rtl/>
+        </w:rPr>
+        <w:t xml:space="preserve"> </w:t>
+      </w:r>
+      <w:r>
+        <w:rPr>
+          <w:rStyle w:val="citation-358"/>
+          <w:rFonts w:asciiTheme="majorBidi" w:hAnsiTheme="majorBidi" w:cs="Times New Roman" w:hint="cs"/>
+          <w:sz w:val="28"/>
+          <w:rtl/>
+        </w:rPr>
+        <w:t>المنصة</w:t>
+      </w:r>
+      <w:r>
+        <w:rPr>
+          <w:rStyle w:val="citation-358"/>
+          <w:rFonts w:asciiTheme="majorBidi" w:hAnsiTheme="majorBidi" w:cs="Times New Roman"/>
+          <w:sz w:val="28"/>
+          <w:rtl/>
+        </w:rPr>
+        <w:t xml:space="preserve"> </w:t>
+      </w:r>
+      <w:r>
+        <w:rPr>
+          <w:rStyle w:val="citation-358"/>
+          <w:rFonts w:asciiTheme="majorBidi" w:hAnsiTheme="majorBidi" w:cs="Times New Roman" w:hint="cs"/>
+          <w:sz w:val="28"/>
+          <w:rtl/>
+        </w:rPr>
+        <w:t>أيضا</w:t>
+      </w:r>
+      <w:r>
+        <w:rPr>
+          <w:rStyle w:val="citation-358"/>
+          <w:rFonts w:asciiTheme="majorBidi" w:hAnsiTheme="majorBidi" w:cs="Times New Roman" w:hint="cs"/>
+          <w:sz w:val="28"/>
+          <w:rtl/>
+        </w:rPr>
+        <w:t xml:space="preserve">ً </w:t>
+      </w:r>
+      <w:r>
+        <w:rPr>
+          <w:rStyle w:val="citation-358"/>
+          <w:rFonts w:asciiTheme="majorBidi" w:hAnsiTheme="majorBidi" w:cs="Times New Roman" w:hint="cs"/>
+          <w:sz w:val="28"/>
+          <w:rtl/>
+        </w:rPr>
+        <w:t>من</w:t>
+      </w:r>
+      <w:r>
+        <w:rPr>
+          <w:rStyle w:val="citation-358"/>
+          <w:rFonts w:asciiTheme="majorBidi" w:hAnsiTheme="majorBidi" w:cs="Times New Roman"/>
+          <w:sz w:val="28"/>
+          <w:rtl/>
+        </w:rPr>
+        <w:t xml:space="preserve"> </w:t>
+      </w:r>
+      <w:r>
+        <w:rPr>
+          <w:rStyle w:val="citation-358"/>
+          <w:rFonts w:asciiTheme="majorBidi" w:hAnsiTheme="majorBidi" w:cs="Times New Roman" w:hint="cs"/>
+          <w:sz w:val="28"/>
+          <w:rtl/>
+        </w:rPr>
+        <w:t>مبدأ</w:t>
+      </w:r>
+      <w:r>
+        <w:rPr>
+          <w:rStyle w:val="citation-358"/>
+          <w:rFonts w:asciiTheme="majorBidi" w:hAnsiTheme="majorBidi" w:cs="Times New Roman"/>
+          <w:sz w:val="28"/>
+          <w:rtl/>
+        </w:rPr>
+        <w:t xml:space="preserve"> "</w:t>
+      </w:r>
+      <w:r>
+        <w:rPr>
+          <w:rStyle w:val="citation-358"/>
+          <w:rFonts w:asciiTheme="majorBidi" w:hAnsiTheme="majorBidi" w:cs="Times New Roman" w:hint="cs"/>
+          <w:sz w:val="28"/>
+          <w:rtl/>
+        </w:rPr>
+        <w:t>الوصول</w:t>
+      </w:r>
+      <w:r>
+        <w:rPr>
+          <w:rStyle w:val="citation-358"/>
+          <w:rFonts w:asciiTheme="majorBidi" w:hAnsiTheme="majorBidi" w:cs="Times New Roman"/>
+          <w:sz w:val="28"/>
+          <w:rtl/>
+        </w:rPr>
+        <w:t xml:space="preserve"> </w:t>
+      </w:r>
+      <w:r>
+        <w:rPr>
+          <w:rStyle w:val="citation-358"/>
+          <w:rFonts w:asciiTheme="majorBidi" w:hAnsiTheme="majorBidi" w:cs="Times New Roman" w:hint="cs"/>
+          <w:sz w:val="28"/>
+          <w:rtl/>
+        </w:rPr>
+        <w:t>المفتوح</w:t>
+      </w:r>
+      <w:r>
+        <w:rPr>
+          <w:rStyle w:val="citation-358"/>
+          <w:rFonts w:asciiTheme="majorBidi" w:hAnsiTheme="majorBidi" w:cs="Times New Roman"/>
+          <w:sz w:val="28"/>
+          <w:rtl/>
+        </w:rPr>
+        <w:t xml:space="preserve"> </w:t>
+      </w:r>
+      <w:r>
+        <w:rPr>
+          <w:rStyle w:val="citation-358"/>
+          <w:rFonts w:asciiTheme="majorBidi" w:hAnsiTheme="majorBidi" w:cs="Times New Roman" w:hint="cs"/>
+          <w:sz w:val="28"/>
+          <w:rtl/>
+        </w:rPr>
+        <w:t>للمعلومات</w:t>
+      </w:r>
+      <w:r>
+        <w:rPr>
+          <w:rStyle w:val="citation-358"/>
+          <w:rFonts w:asciiTheme="majorBidi" w:hAnsiTheme="majorBidi" w:cs="Times New Roman"/>
+          <w:sz w:val="28"/>
+          <w:rtl/>
+        </w:rPr>
+        <w:t xml:space="preserve"> </w:t>
+      </w:r>
+      <w:r>
+        <w:rPr>
+          <w:rStyle w:val="citation-358"/>
+          <w:rFonts w:asciiTheme="majorBidi" w:hAnsiTheme="majorBidi" w:cs="Times New Roman" w:hint="cs"/>
+          <w:sz w:val="28"/>
+          <w:rtl/>
+        </w:rPr>
         <w:t>الصحية</w:t>
       </w:r>
       <w:r>
@@ -10505,7 +11654,7 @@
           <w:sz w:val="28"/>
           <w:rtl/>
         </w:rPr>
-        <w:t xml:space="preserve"> </w:t>
+        <w:t>"</w:t>
       </w:r>
       <w:r>
         <w:rPr>
@@ -10514,7 +11663,7 @@
           <w:sz w:val="28"/>
           <w:rtl/>
         </w:rPr>
-        <w:t>المستمرة،</w:t>
+        <w:t>،</w:t>
       </w:r>
       <w:r>
         <w:rPr>
@@ -10532,7 +11681,7 @@
           <w:sz w:val="28"/>
           <w:rtl/>
         </w:rPr>
-        <w:t>مما</w:t>
+        <w:t>حيث</w:t>
       </w:r>
       <w:r>
         <w:rPr>
@@ -10550,7 +11699,7 @@
           <w:sz w:val="28"/>
           <w:rtl/>
         </w:rPr>
-        <w:t>يضمن</w:t>
+        <w:t>يتيح</w:t>
       </w:r>
       <w:r>
         <w:rPr>
@@ -10568,7 +11717,7 @@
           <w:sz w:val="28"/>
           <w:rtl/>
         </w:rPr>
-        <w:t>مطابقة</w:t>
+        <w:t>للزوار</w:t>
       </w:r>
       <w:r>
         <w:rPr>
@@ -10586,7 +11735,7 @@
           <w:sz w:val="28"/>
           <w:rtl/>
         </w:rPr>
-        <w:t>المنصة</w:t>
+        <w:t>والمرضى</w:t>
       </w:r>
       <w:r>
         <w:rPr>
@@ -10604,7 +11753,7 @@
           <w:sz w:val="28"/>
           <w:rtl/>
         </w:rPr>
-        <w:t>للمعايير</w:t>
+        <w:t>إمكانية</w:t>
       </w:r>
       <w:r>
         <w:rPr>
@@ -10622,7 +11771,7 @@
           <w:sz w:val="28"/>
           <w:rtl/>
         </w:rPr>
-        <w:t>الصحية</w:t>
+        <w:t>التصفح</w:t>
       </w:r>
       <w:r>
         <w:rPr>
@@ -10640,7 +11789,115 @@
           <w:sz w:val="28"/>
           <w:rtl/>
         </w:rPr>
-        <w:t>الحديثة</w:t>
+        <w:t>الحر</w:t>
+      </w:r>
+      <w:r>
+        <w:rPr>
+          <w:rStyle w:val="citation-358"/>
+          <w:rFonts w:asciiTheme="majorBidi" w:hAnsiTheme="majorBidi" w:cs="Times New Roman"/>
+          <w:sz w:val="28"/>
+          <w:rtl/>
+        </w:rPr>
+        <w:t xml:space="preserve"> </w:t>
+      </w:r>
+      <w:r>
+        <w:rPr>
+          <w:rStyle w:val="citation-358"/>
+          <w:rFonts w:asciiTheme="majorBidi" w:hAnsiTheme="majorBidi" w:cs="Times New Roman" w:hint="cs"/>
+          <w:sz w:val="28"/>
+          <w:rtl/>
+        </w:rPr>
+        <w:t>للمقالات</w:t>
+      </w:r>
+      <w:r>
+        <w:rPr>
+          <w:rStyle w:val="citation-358"/>
+          <w:rFonts w:asciiTheme="majorBidi" w:hAnsiTheme="majorBidi" w:cs="Times New Roman"/>
+          <w:sz w:val="28"/>
+          <w:rtl/>
+        </w:rPr>
+        <w:t xml:space="preserve"> </w:t>
+      </w:r>
+      <w:r>
+        <w:rPr>
+          <w:rStyle w:val="citation-358"/>
+          <w:rFonts w:asciiTheme="majorBidi" w:hAnsiTheme="majorBidi" w:cs="Times New Roman" w:hint="cs"/>
+          <w:sz w:val="28"/>
+          <w:rtl/>
+        </w:rPr>
+        <w:t>الطبية،</w:t>
+      </w:r>
+      <w:r>
+        <w:rPr>
+          <w:rStyle w:val="citation-358"/>
+          <w:rFonts w:asciiTheme="majorBidi" w:hAnsiTheme="majorBidi" w:cs="Times New Roman"/>
+          <w:sz w:val="28"/>
+          <w:rtl/>
+        </w:rPr>
+        <w:t xml:space="preserve"> </w:t>
+      </w:r>
+      <w:r>
+        <w:rPr>
+          <w:rStyle w:val="citation-358"/>
+          <w:rFonts w:asciiTheme="majorBidi" w:hAnsiTheme="majorBidi" w:cs="Times New Roman" w:hint="cs"/>
+          <w:sz w:val="28"/>
+          <w:rtl/>
+        </w:rPr>
+        <w:t>والفيديوهات</w:t>
+      </w:r>
+      <w:r>
+        <w:rPr>
+          <w:rStyle w:val="citation-358"/>
+          <w:rFonts w:asciiTheme="majorBidi" w:hAnsiTheme="majorBidi" w:cs="Times New Roman"/>
+          <w:sz w:val="28"/>
+          <w:rtl/>
+        </w:rPr>
+        <w:t xml:space="preserve"> </w:t>
+      </w:r>
+      <w:r>
+        <w:rPr>
+          <w:rStyle w:val="citation-358"/>
+          <w:rFonts w:asciiTheme="majorBidi" w:hAnsiTheme="majorBidi" w:cs="Times New Roman" w:hint="cs"/>
+          <w:sz w:val="28"/>
+          <w:rtl/>
+        </w:rPr>
+        <w:t>التثقيفية،</w:t>
+      </w:r>
+      <w:r>
+        <w:rPr>
+          <w:rStyle w:val="citation-358"/>
+          <w:rFonts w:asciiTheme="majorBidi" w:hAnsiTheme="majorBidi" w:cs="Times New Roman"/>
+          <w:sz w:val="28"/>
+          <w:rtl/>
+        </w:rPr>
+        <w:t xml:space="preserve"> </w:t>
+      </w:r>
+      <w:r>
+        <w:rPr>
+          <w:rStyle w:val="citation-358"/>
+          <w:rFonts w:asciiTheme="majorBidi" w:hAnsiTheme="majorBidi" w:cs="Times New Roman" w:hint="cs"/>
+          <w:sz w:val="28"/>
+          <w:rtl/>
+        </w:rPr>
+        <w:t>وقوائم</w:t>
+      </w:r>
+      <w:r>
+        <w:rPr>
+          <w:rStyle w:val="citation-358"/>
+          <w:rFonts w:asciiTheme="majorBidi" w:hAnsiTheme="majorBidi" w:cs="Times New Roman"/>
+          <w:sz w:val="28"/>
+          <w:rtl/>
+        </w:rPr>
+        <w:t xml:space="preserve"> </w:t>
+      </w:r>
+      <w:r>
+        <w:rPr>
+          <w:rStyle w:val="citation-358"/>
+          <w:rFonts w:asciiTheme="majorBidi" w:hAnsiTheme="majorBidi" w:cs="Times New Roman" w:hint="cs"/>
+          <w:sz w:val="28"/>
+          <w:rtl/>
+        </w:rPr>
+        <w:t>الأطباء</w:t>
       </w:r>
     </w:p>
     <w:p>
@@ -10661,7 +11918,7 @@
           <w:sz w:val="28"/>
           <w:rtl/>
         </w:rPr>
-        <w:t>والاحتياجات</w:t>
+        <w:t>المتاحين</w:t>
       </w:r>
       <w:r>
         <w:rPr>
@@ -10679,7 +11936,7 @@
           <w:sz w:val="28"/>
           <w:rtl/>
         </w:rPr>
-        <w:t>الفعلية</w:t>
+        <w:t>دون</w:t>
       </w:r>
       <w:r>
         <w:rPr>
@@ -10697,7 +11954,7 @@
           <w:sz w:val="28"/>
           <w:rtl/>
         </w:rPr>
-        <w:t>للمرضى</w:t>
+        <w:t>الحاجة</w:t>
       </w:r>
       <w:r>
         <w:rPr>
@@ -10715,7 +11972,7 @@
           <w:sz w:val="28"/>
           <w:rtl/>
         </w:rPr>
-        <w:t>ومقدمي</w:t>
+        <w:t>لتسجيل</w:t>
       </w:r>
       <w:r>
         <w:rPr>
@@ -10733,7 +11990,7 @@
           <w:sz w:val="28"/>
           <w:rtl/>
         </w:rPr>
-        <w:t>الرعاية</w:t>
+        <w:t>الدخول،</w:t>
       </w:r>
       <w:r>
         <w:rPr>
@@ -10742,7 +11999,7 @@
           <w:sz w:val="28"/>
           <w:rtl/>
         </w:rPr>
-        <w:t xml:space="preserve">. </w:t>
+        <w:t xml:space="preserve"> </w:t>
       </w:r>
       <w:r>
         <w:rPr>
@@ -10751,7 +12008,7 @@
           <w:sz w:val="28"/>
           <w:rtl/>
         </w:rPr>
-        <w:t>كما</w:t>
+        <w:t>بينما</w:t>
       </w:r>
       <w:r>
         <w:rPr>
@@ -10769,7 +12026,7 @@
           <w:sz w:val="28"/>
           <w:rtl/>
         </w:rPr>
-        <w:t>تتبنى</w:t>
+        <w:t>تظل</w:t>
       </w:r>
       <w:r>
         <w:rPr>
@@ -10787,7 +12044,7 @@
           <w:sz w:val="28"/>
           <w:rtl/>
         </w:rPr>
-        <w:t>المنصة</w:t>
+        <w:t>العمليات</w:t>
       </w:r>
       <w:r>
         <w:rPr>
@@ -10805,7 +12062,7 @@
           <w:sz w:val="28"/>
           <w:rtl/>
         </w:rPr>
-        <w:t>تقنيات</w:t>
+        <w:t>التفاعلية</w:t>
       </w:r>
       <w:r>
         <w:rPr>
@@ -10823,7 +12080,7 @@
           <w:sz w:val="28"/>
           <w:rtl/>
         </w:rPr>
-        <w:t>ذكية</w:t>
+        <w:t>العميقة</w:t>
       </w:r>
       <w:r>
         <w:rPr>
@@ -10841,7 +12098,7 @@
           <w:sz w:val="28"/>
           <w:rtl/>
         </w:rPr>
-        <w:t>لتحسين</w:t>
+        <w:t>مثل</w:t>
       </w:r>
       <w:r>
         <w:rPr>
@@ -10859,7 +12116,7 @@
           <w:sz w:val="28"/>
           <w:rtl/>
         </w:rPr>
-        <w:t>جودة</w:t>
+        <w:t>حجز</w:t>
       </w:r>
       <w:r>
         <w:rPr>
@@ -10877,7 +12134,7 @@
           <w:sz w:val="28"/>
           <w:rtl/>
         </w:rPr>
-        <w:t>الرعاية</w:t>
+        <w:t>المواعيد،</w:t>
       </w:r>
     </w:p>
     <w:p>
@@ -10898,6 +12155,78 @@
           <w:sz w:val="28"/>
           <w:rtl/>
         </w:rPr>
+        <w:t>والاستشارات</w:t>
+      </w:r>
+      <w:r>
+        <w:rPr>
+          <w:rStyle w:val="citation-358"/>
+          <w:rFonts w:asciiTheme="majorBidi" w:hAnsiTheme="majorBidi" w:cs="Times New Roman"/>
+          <w:sz w:val="28"/>
+          <w:rtl/>
+        </w:rPr>
+        <w:t xml:space="preserve"> </w:t>
+      </w:r>
+      <w:r>
+        <w:rPr>
+          <w:rStyle w:val="citation-358"/>
+          <w:rFonts w:asciiTheme="majorBidi" w:hAnsiTheme="majorBidi" w:cs="Times New Roman" w:hint="cs"/>
+          <w:sz w:val="28"/>
+          <w:rtl/>
+        </w:rPr>
+        <w:t>الخاصة،</w:t>
+      </w:r>
+      <w:r>
+        <w:rPr>
+          <w:rStyle w:val="citation-358"/>
+          <w:rFonts w:asciiTheme="majorBidi" w:hAnsiTheme="majorBidi" w:cs="Times New Roman"/>
+          <w:sz w:val="28"/>
+          <w:rtl/>
+        </w:rPr>
+        <w:t xml:space="preserve"> </w:t>
+      </w:r>
+      <w:r>
+        <w:rPr>
+          <w:rStyle w:val="citation-358"/>
+          <w:rFonts w:asciiTheme="majorBidi" w:hAnsiTheme="majorBidi" w:cs="Times New Roman" w:hint="cs"/>
+          <w:sz w:val="28"/>
+          <w:rtl/>
+        </w:rPr>
+        <w:t>ومتابعة</w:t>
+      </w:r>
+      <w:r>
+        <w:rPr>
+          <w:rStyle w:val="citation-358"/>
+          <w:rFonts w:asciiTheme="majorBidi" w:hAnsiTheme="majorBidi" w:cs="Times New Roman"/>
+          <w:sz w:val="28"/>
+          <w:rtl/>
+        </w:rPr>
+        <w:t xml:space="preserve"> </w:t>
+      </w:r>
+      <w:r>
+        <w:rPr>
+          <w:rStyle w:val="citation-358"/>
+          <w:rFonts w:asciiTheme="majorBidi" w:hAnsiTheme="majorBidi" w:cs="Times New Roman" w:hint="cs"/>
+          <w:sz w:val="28"/>
+          <w:rtl/>
+        </w:rPr>
+        <w:t>السجلات</w:t>
+      </w:r>
+      <w:r>
+        <w:rPr>
+          <w:rStyle w:val="citation-358"/>
+          <w:rFonts w:asciiTheme="majorBidi" w:hAnsiTheme="majorBidi" w:cs="Times New Roman"/>
+          <w:sz w:val="28"/>
+          <w:rtl/>
+        </w:rPr>
+        <w:t xml:space="preserve"> </w:t>
+      </w:r>
+      <w:r>
+        <w:rPr>
+          <w:rStyle w:val="citation-358"/>
+          <w:rFonts w:asciiTheme="majorBidi" w:hAnsiTheme="majorBidi" w:cs="Times New Roman" w:hint="cs"/>
+          <w:sz w:val="28"/>
+          <w:rtl/>
+        </w:rPr>
         <w:t>الصحية،</w:t>
       </w:r>
       <w:r>
@@ -10916,7 +12245,7 @@
           <w:sz w:val="28"/>
           <w:rtl/>
         </w:rPr>
-        <w:t>من</w:t>
+        <w:t>وتلقي</w:t>
       </w:r>
       <w:r>
         <w:rPr>
@@ -10934,7 +12263,7 @@
           <w:sz w:val="28"/>
           <w:rtl/>
         </w:rPr>
-        <w:t>خلال</w:t>
+        <w:t>الإشعارات،</w:t>
       </w:r>
       <w:r>
         <w:rPr>
@@ -10952,7 +12281,7 @@
           <w:sz w:val="28"/>
           <w:rtl/>
         </w:rPr>
-        <w:t>توظيف</w:t>
+        <w:t>محصورة</w:t>
       </w:r>
       <w:r>
         <w:rPr>
@@ -10970,7 +12299,7 @@
           <w:sz w:val="28"/>
           <w:rtl/>
         </w:rPr>
-        <w:t>أدوات</w:t>
+        <w:t>بالمستخدمين</w:t>
       </w:r>
       <w:r>
         <w:rPr>
@@ -10988,7 +12317,7 @@
           <w:sz w:val="28"/>
           <w:rtl/>
         </w:rPr>
-        <w:t>تتبع</w:t>
+        <w:t>المسجلين</w:t>
       </w:r>
       <w:r>
         <w:rPr>
@@ -11006,7 +12335,7 @@
           <w:sz w:val="28"/>
           <w:rtl/>
         </w:rPr>
-        <w:t>صحية</w:t>
+        <w:t>لضمان</w:t>
       </w:r>
       <w:r>
         <w:rPr>
@@ -11024,7 +12353,7 @@
           <w:sz w:val="28"/>
           <w:rtl/>
         </w:rPr>
-        <w:t>متقدمة</w:t>
+        <w:t>أمن</w:t>
       </w:r>
       <w:r>
         <w:rPr>
@@ -11042,7 +12371,7 @@
           <w:sz w:val="28"/>
           <w:rtl/>
         </w:rPr>
-        <w:t>لمراقبة</w:t>
+        <w:t>وخصوصية</w:t>
       </w:r>
       <w:r>
         <w:rPr>
@@ -11060,7 +12389,7 @@
           <w:sz w:val="28"/>
           <w:rtl/>
         </w:rPr>
-        <w:t>مؤشرات</w:t>
+        <w:t>البيانات</w:t>
       </w:r>
       <w:r>
         <w:rPr>
@@ -11078,7 +12407,7 @@
           <w:sz w:val="28"/>
           <w:rtl/>
         </w:rPr>
-        <w:t>الصحة</w:t>
+        <w:t>الصحية</w:t>
       </w:r>
       <w:r>
         <w:rPr>
@@ -11087,7 +12416,7 @@
           <w:sz w:val="28"/>
           <w:rtl/>
         </w:rPr>
-        <w:t xml:space="preserve"> </w:t>
+        <w:t xml:space="preserve">. </w:t>
       </w:r>
       <w:r>
         <w:rPr>
@@ -11096,7 +12425,7 @@
           <w:sz w:val="28"/>
           <w:rtl/>
         </w:rPr>
-        <w:t>اليومية</w:t>
+        <w:t>ومن</w:t>
       </w:r>
       <w:r>
         <w:rPr>
@@ -11114,7 +12443,7 @@
           <w:sz w:val="28"/>
           <w:rtl/>
         </w:rPr>
-        <w:t>مثل</w:t>
+        <w:t>الناحية</w:t>
       </w:r>
       <w:r>
         <w:rPr>
@@ -11132,7 +12461,7 @@
           <w:sz w:val="28"/>
           <w:rtl/>
         </w:rPr>
-        <w:t>استهلاك</w:t>
+        <w:t>التقنية،</w:t>
       </w:r>
       <w:r>
         <w:rPr>
@@ -11150,7 +12479,7 @@
           <w:sz w:val="28"/>
           <w:rtl/>
         </w:rPr>
-        <w:t>الماء،</w:t>
+        <w:t>تم</w:t>
       </w:r>
       <w:r>
         <w:rPr>
@@ -11168,7 +12497,7 @@
           <w:sz w:val="28"/>
           <w:rtl/>
         </w:rPr>
-        <w:t>وعدد</w:t>
+        <w:t>تصميم</w:t>
       </w:r>
       <w:r>
         <w:rPr>
@@ -11186,7 +12515,7 @@
           <w:sz w:val="28"/>
           <w:rtl/>
         </w:rPr>
-        <w:t>الخطوات،</w:t>
+        <w:t>فكرة</w:t>
       </w:r>
       <w:r>
         <w:rPr>
@@ -11204,7 +12533,7 @@
           <w:sz w:val="28"/>
           <w:rtl/>
         </w:rPr>
-        <w:t>وساعات</w:t>
+        <w:t>المنصة</w:t>
       </w:r>
       <w:r>
         <w:rPr>
@@ -11222,7 +12551,7 @@
           <w:sz w:val="28"/>
           <w:rtl/>
         </w:rPr>
-        <w:t>النوم،</w:t>
+        <w:t>لتكون</w:t>
       </w:r>
       <w:r>
         <w:rPr>
@@ -11240,7 +12569,7 @@
           <w:sz w:val="28"/>
           <w:rtl/>
         </w:rPr>
-        <w:t>وربط</w:t>
+        <w:t>مرنة</w:t>
       </w:r>
       <w:r>
         <w:rPr>
@@ -11258,655 +12587,7 @@
           <w:sz w:val="28"/>
           <w:rtl/>
         </w:rPr>
-        <w:t>هذه</w:t>
-      </w:r>
-      <w:r>
-        <w:rPr>
-          <w:rStyle w:val="citation-358"/>
-          <w:rFonts w:asciiTheme="majorBidi" w:hAnsiTheme="majorBidi" w:cs="Times New Roman"/>
-          <w:sz w:val="28"/>
-          <w:rtl/>
-        </w:rPr>
-        <w:t xml:space="preserve"> </w:t>
-      </w:r>
-      <w:r>
-        <w:rPr>
-          <w:rStyle w:val="citation-358"/>
-          <w:rFonts w:asciiTheme="majorBidi" w:hAnsiTheme="majorBidi" w:cs="Times New Roman" w:hint="cs"/>
-          <w:sz w:val="28"/>
-          <w:rtl/>
-        </w:rPr>
-        <w:t>البيانات</w:t>
-      </w:r>
-      <w:r>
-        <w:rPr>
-          <w:rStyle w:val="citation-358"/>
-          <w:rFonts w:asciiTheme="majorBidi" w:hAnsiTheme="majorBidi" w:cs="Times New Roman"/>
-          <w:sz w:val="28"/>
-          <w:rtl/>
-        </w:rPr>
-        <w:t xml:space="preserve"> </w:t>
-      </w:r>
-      <w:r>
-        <w:rPr>
-          <w:rStyle w:val="citation-358"/>
-          <w:rFonts w:asciiTheme="majorBidi" w:hAnsiTheme="majorBidi" w:cs="Times New Roman" w:hint="cs"/>
-          <w:sz w:val="28"/>
-          <w:rtl/>
-        </w:rPr>
-        <w:t>بالسجل</w:t>
-      </w:r>
-      <w:r>
-        <w:rPr>
-          <w:rStyle w:val="citation-358"/>
-          <w:rFonts w:asciiTheme="majorBidi" w:hAnsiTheme="majorBidi" w:cs="Times New Roman"/>
-          <w:sz w:val="28"/>
-          <w:rtl/>
-        </w:rPr>
-        <w:t xml:space="preserve"> </w:t>
-      </w:r>
-      <w:r>
-        <w:rPr>
-          <w:rStyle w:val="citation-358"/>
-          <w:rFonts w:asciiTheme="majorBidi" w:hAnsiTheme="majorBidi" w:cs="Times New Roman" w:hint="cs"/>
-          <w:sz w:val="28"/>
-          <w:rtl/>
-        </w:rPr>
-        <w:t>الصحي</w:t>
-      </w:r>
-      <w:r>
-        <w:rPr>
-          <w:rStyle w:val="citation-358"/>
-          <w:rFonts w:asciiTheme="majorBidi" w:hAnsiTheme="majorBidi" w:cs="Times New Roman"/>
-          <w:sz w:val="28"/>
-          <w:rtl/>
-        </w:rPr>
-        <w:t xml:space="preserve"> </w:t>
-      </w:r>
-      <w:r>
-        <w:rPr>
-          <w:rStyle w:val="citation-358"/>
-          <w:rFonts w:asciiTheme="majorBidi" w:hAnsiTheme="majorBidi" w:cs="Times New Roman" w:hint="cs"/>
-          <w:sz w:val="28"/>
-          <w:rtl/>
-        </w:rPr>
-        <w:t>العام</w:t>
-      </w:r>
-      <w:r>
-        <w:rPr>
-          <w:rStyle w:val="citation-358"/>
-          <w:rFonts w:asciiTheme="majorBidi" w:hAnsiTheme="majorBidi" w:cs="Times New Roman"/>
-          <w:sz w:val="28"/>
-          <w:rtl/>
-        </w:rPr>
-        <w:t xml:space="preserve"> </w:t>
-      </w:r>
-      <w:r>
-        <w:rPr>
-          <w:rStyle w:val="citation-358"/>
-          <w:rFonts w:asciiTheme="majorBidi" w:hAnsiTheme="majorBidi" w:cs="Times New Roman" w:hint="cs"/>
-          <w:sz w:val="28"/>
-          <w:rtl/>
-        </w:rPr>
-        <w:t>للمريض</w:t>
-      </w:r>
-      <w:r>
-        <w:rPr>
-          <w:rStyle w:val="citation-358"/>
-          <w:rFonts w:asciiTheme="majorBidi" w:hAnsiTheme="majorBidi" w:cs="Times New Roman"/>
-          <w:sz w:val="28"/>
-          <w:rtl/>
-        </w:rPr>
-        <w:t xml:space="preserve"> </w:t>
-      </w:r>
-      <w:r>
-        <w:rPr>
-          <w:rStyle w:val="citation-358"/>
-          <w:rFonts w:asciiTheme="majorBidi" w:hAnsiTheme="majorBidi" w:cs="Times New Roman" w:hint="cs"/>
-          <w:sz w:val="28"/>
-          <w:rtl/>
-        </w:rPr>
-        <w:t>لتمكين</w:t>
-      </w:r>
-      <w:r>
-        <w:rPr>
-          <w:rStyle w:val="citation-358"/>
-          <w:rFonts w:asciiTheme="majorBidi" w:hAnsiTheme="majorBidi" w:cs="Times New Roman"/>
-          <w:sz w:val="28"/>
-          <w:rtl/>
-        </w:rPr>
-        <w:t xml:space="preserve"> </w:t>
-      </w:r>
-      <w:r>
-        <w:rPr>
-          <w:rStyle w:val="citation-358"/>
-          <w:rFonts w:asciiTheme="majorBidi" w:hAnsiTheme="majorBidi" w:cs="Times New Roman" w:hint="cs"/>
-          <w:sz w:val="28"/>
-          <w:rtl/>
-        </w:rPr>
-        <w:t>الطبيب</w:t>
-      </w:r>
-      <w:r>
-        <w:rPr>
-          <w:rStyle w:val="citation-358"/>
-          <w:rFonts w:asciiTheme="majorBidi" w:hAnsiTheme="majorBidi" w:cs="Times New Roman"/>
-          <w:sz w:val="28"/>
-          <w:rtl/>
-        </w:rPr>
-        <w:t xml:space="preserve"> </w:t>
-      </w:r>
-      <w:r>
-        <w:rPr>
-          <w:rStyle w:val="citation-358"/>
-          <w:rFonts w:asciiTheme="majorBidi" w:hAnsiTheme="majorBidi" w:cs="Times New Roman" w:hint="cs"/>
-          <w:sz w:val="28"/>
-          <w:rtl/>
-        </w:rPr>
-        <w:t>من</w:t>
-      </w:r>
-      <w:r>
-        <w:rPr>
-          <w:rStyle w:val="citation-358"/>
-          <w:rFonts w:asciiTheme="majorBidi" w:hAnsiTheme="majorBidi" w:cs="Times New Roman"/>
-          <w:sz w:val="28"/>
-          <w:rtl/>
-        </w:rPr>
-        <w:t xml:space="preserve"> </w:t>
-      </w:r>
-      <w:r>
-        <w:rPr>
-          <w:rStyle w:val="citation-358"/>
-          <w:rFonts w:asciiTheme="majorBidi" w:hAnsiTheme="majorBidi" w:cs="Times New Roman" w:hint="cs"/>
-          <w:sz w:val="28"/>
-          <w:rtl/>
-        </w:rPr>
-        <w:t>تقديم</w:t>
-      </w:r>
-      <w:r>
-        <w:rPr>
-          <w:rStyle w:val="citation-358"/>
-          <w:rFonts w:asciiTheme="majorBidi" w:hAnsiTheme="majorBidi" w:cs="Times New Roman"/>
-          <w:sz w:val="28"/>
-          <w:rtl/>
-        </w:rPr>
-        <w:t xml:space="preserve"> </w:t>
-      </w:r>
-      <w:r>
-        <w:rPr>
-          <w:rStyle w:val="citation-358"/>
-          <w:rFonts w:asciiTheme="majorBidi" w:hAnsiTheme="majorBidi" w:cs="Times New Roman" w:hint="cs"/>
-          <w:sz w:val="28"/>
-          <w:rtl/>
-        </w:rPr>
-        <w:t>رعاية</w:t>
-      </w:r>
-      <w:r>
-        <w:rPr>
-          <w:rStyle w:val="citation-358"/>
-          <w:rFonts w:asciiTheme="majorBidi" w:hAnsiTheme="majorBidi" w:cs="Times New Roman"/>
-          <w:sz w:val="28"/>
-          <w:rtl/>
-        </w:rPr>
-        <w:t xml:space="preserve"> </w:t>
-      </w:r>
-      <w:r>
-        <w:rPr>
-          <w:rStyle w:val="citation-358"/>
-          <w:rFonts w:asciiTheme="majorBidi" w:hAnsiTheme="majorBidi" w:cs="Times New Roman" w:hint="cs"/>
-          <w:sz w:val="28"/>
-          <w:rtl/>
-        </w:rPr>
-        <w:t>مخصصة</w:t>
-      </w:r>
-      <w:r>
-        <w:rPr>
-          <w:rStyle w:val="citation-358"/>
-          <w:rFonts w:asciiTheme="majorBidi" w:hAnsiTheme="majorBidi" w:cs="Times New Roman"/>
-          <w:sz w:val="28"/>
-          <w:rtl/>
-        </w:rPr>
-        <w:t xml:space="preserve"> </w:t>
-      </w:r>
-      <w:r>
-        <w:rPr>
-          <w:rStyle w:val="citation-358"/>
-          <w:rFonts w:asciiTheme="majorBidi" w:hAnsiTheme="majorBidi" w:cs="Times New Roman" w:hint="cs"/>
-          <w:sz w:val="28"/>
-          <w:rtl/>
-        </w:rPr>
-        <w:t>ودقيقة</w:t>
-      </w:r>
-      <w:r>
-        <w:rPr>
-          <w:rStyle w:val="citation-358"/>
-          <w:rFonts w:asciiTheme="majorBidi" w:hAnsiTheme="majorBidi" w:cs="Times New Roman"/>
-          <w:sz w:val="28"/>
-          <w:rtl/>
-        </w:rPr>
-        <w:t xml:space="preserve">. </w:t>
-      </w:r>
-      <w:r>
-        <w:rPr>
-          <w:rStyle w:val="citation-358"/>
-          <w:rFonts w:asciiTheme="majorBidi" w:hAnsiTheme="majorBidi" w:cs="Times New Roman" w:hint="cs"/>
-          <w:sz w:val="28"/>
-          <w:rtl/>
-        </w:rPr>
-        <w:t>وتنبثق</w:t>
-      </w:r>
-      <w:r>
-        <w:rPr>
-          <w:rStyle w:val="citation-358"/>
-          <w:rFonts w:asciiTheme="majorBidi" w:hAnsiTheme="majorBidi" w:cs="Times New Roman"/>
-          <w:sz w:val="28"/>
-          <w:rtl/>
-        </w:rPr>
-        <w:t xml:space="preserve"> </w:t>
-      </w:r>
-      <w:r>
-        <w:rPr>
-          <w:rStyle w:val="citation-358"/>
-          <w:rFonts w:asciiTheme="majorBidi" w:hAnsiTheme="majorBidi" w:cs="Times New Roman" w:hint="cs"/>
-          <w:sz w:val="28"/>
-          <w:rtl/>
-        </w:rPr>
-        <w:t>فكرة</w:t>
-      </w:r>
-      <w:r>
-        <w:rPr>
-          <w:rStyle w:val="citation-358"/>
-          <w:rFonts w:asciiTheme="majorBidi" w:hAnsiTheme="majorBidi" w:cs="Times New Roman"/>
-          <w:sz w:val="28"/>
-          <w:rtl/>
-        </w:rPr>
-        <w:t xml:space="preserve"> </w:t>
-      </w:r>
-      <w:r>
-        <w:rPr>
-          <w:rStyle w:val="citation-358"/>
-          <w:rFonts w:asciiTheme="majorBidi" w:hAnsiTheme="majorBidi" w:cs="Times New Roman" w:hint="cs"/>
-          <w:sz w:val="28"/>
-          <w:rtl/>
-        </w:rPr>
-        <w:t>المنصة</w:t>
-      </w:r>
-      <w:r>
-        <w:rPr>
-          <w:rStyle w:val="citation-358"/>
-          <w:rFonts w:asciiTheme="majorBidi" w:hAnsiTheme="majorBidi" w:cs="Times New Roman"/>
-          <w:sz w:val="28"/>
-          <w:rtl/>
-        </w:rPr>
-        <w:t xml:space="preserve"> </w:t>
-      </w:r>
-      <w:r>
-        <w:rPr>
-          <w:rStyle w:val="citation-358"/>
-          <w:rFonts w:asciiTheme="majorBidi" w:hAnsiTheme="majorBidi" w:cs="Times New Roman" w:hint="cs"/>
-          <w:sz w:val="28"/>
-          <w:rtl/>
-        </w:rPr>
-        <w:t>أيضا</w:t>
-      </w:r>
-      <w:r>
-        <w:rPr>
-          <w:rStyle w:val="citation-358"/>
-          <w:rFonts w:asciiTheme="majorBidi" w:hAnsiTheme="majorBidi" w:cs="Times New Roman" w:hint="cs"/>
-          <w:sz w:val="28"/>
-          <w:rtl/>
-        </w:rPr>
-        <w:t xml:space="preserve">ً </w:t>
-      </w:r>
-      <w:r>
-        <w:rPr>
-          <w:rStyle w:val="citation-358"/>
-          <w:rFonts w:asciiTheme="majorBidi" w:hAnsiTheme="majorBidi" w:cs="Times New Roman" w:hint="cs"/>
-          <w:sz w:val="28"/>
-          <w:rtl/>
-        </w:rPr>
-        <w:t>من</w:t>
-      </w:r>
-      <w:r>
-        <w:rPr>
-          <w:rStyle w:val="citation-358"/>
-          <w:rFonts w:asciiTheme="majorBidi" w:hAnsiTheme="majorBidi" w:cs="Times New Roman"/>
-          <w:sz w:val="28"/>
-          <w:rtl/>
-        </w:rPr>
-        <w:t xml:space="preserve"> </w:t>
-      </w:r>
-      <w:r>
-        <w:rPr>
-          <w:rStyle w:val="citation-358"/>
-          <w:rFonts w:asciiTheme="majorBidi" w:hAnsiTheme="majorBidi" w:cs="Times New Roman" w:hint="cs"/>
-          <w:sz w:val="28"/>
-          <w:rtl/>
-        </w:rPr>
-        <w:t>مبدأ</w:t>
-      </w:r>
-      <w:r>
-        <w:rPr>
-          <w:rStyle w:val="citation-358"/>
-          <w:rFonts w:asciiTheme="majorBidi" w:hAnsiTheme="majorBidi" w:cs="Times New Roman"/>
-          <w:sz w:val="28"/>
-          <w:rtl/>
-        </w:rPr>
-        <w:t xml:space="preserve"> "</w:t>
-      </w:r>
-      <w:r>
-        <w:rPr>
-          <w:rStyle w:val="citation-358"/>
-          <w:rFonts w:asciiTheme="majorBidi" w:hAnsiTheme="majorBidi" w:cs="Times New Roman" w:hint="cs"/>
-          <w:sz w:val="28"/>
-          <w:rtl/>
-        </w:rPr>
-        <w:t>الوصول</w:t>
-      </w:r>
-      <w:r>
-        <w:rPr>
-          <w:rStyle w:val="citation-358"/>
-          <w:rFonts w:asciiTheme="majorBidi" w:hAnsiTheme="majorBidi" w:cs="Times New Roman"/>
-          <w:sz w:val="28"/>
-          <w:rtl/>
-        </w:rPr>
-        <w:t xml:space="preserve"> </w:t>
-      </w:r>
-      <w:r>
-        <w:rPr>
-          <w:rStyle w:val="citation-358"/>
-          <w:rFonts w:asciiTheme="majorBidi" w:hAnsiTheme="majorBidi" w:cs="Times New Roman" w:hint="cs"/>
-          <w:sz w:val="28"/>
-          <w:rtl/>
-        </w:rPr>
-        <w:t>المفتوح</w:t>
-      </w:r>
-      <w:r>
-        <w:rPr>
-          <w:rStyle w:val="citation-358"/>
-          <w:rFonts w:asciiTheme="majorBidi" w:hAnsiTheme="majorBidi" w:cs="Times New Roman"/>
-          <w:sz w:val="28"/>
-          <w:rtl/>
-        </w:rPr>
-        <w:t xml:space="preserve"> </w:t>
-      </w:r>
-      <w:r>
-        <w:rPr>
-          <w:rStyle w:val="citation-358"/>
-          <w:rFonts w:asciiTheme="majorBidi" w:hAnsiTheme="majorBidi" w:cs="Times New Roman" w:hint="cs"/>
-          <w:sz w:val="28"/>
-          <w:rtl/>
-        </w:rPr>
-        <w:t>للمعلومات</w:t>
-      </w:r>
-      <w:r>
-        <w:rPr>
-          <w:rStyle w:val="citation-358"/>
-          <w:rFonts w:asciiTheme="majorBidi" w:hAnsiTheme="majorBidi" w:cs="Times New Roman"/>
-          <w:sz w:val="28"/>
-          <w:rtl/>
-        </w:rPr>
-        <w:t xml:space="preserve"> </w:t>
-      </w:r>
-      <w:r>
-        <w:rPr>
-          <w:rStyle w:val="citation-358"/>
-          <w:rFonts w:asciiTheme="majorBidi" w:hAnsiTheme="majorBidi" w:cs="Times New Roman" w:hint="cs"/>
-          <w:sz w:val="28"/>
-          <w:rtl/>
-        </w:rPr>
-        <w:t>الصحية</w:t>
-      </w:r>
-      <w:r>
-        <w:rPr>
-          <w:rStyle w:val="citation-358"/>
-          <w:rFonts w:asciiTheme="majorBidi" w:hAnsiTheme="majorBidi" w:cs="Times New Roman"/>
-          <w:sz w:val="28"/>
-          <w:rtl/>
-        </w:rPr>
-        <w:t>"</w:t>
-      </w:r>
-      <w:r>
-        <w:rPr>
-          <w:rStyle w:val="citation-358"/>
-          <w:rFonts w:asciiTheme="majorBidi" w:hAnsiTheme="majorBidi" w:cs="Times New Roman" w:hint="cs"/>
-          <w:sz w:val="28"/>
-          <w:rtl/>
-        </w:rPr>
-        <w:t>،</w:t>
-      </w:r>
-      <w:r>
-        <w:rPr>
-          <w:rStyle w:val="citation-358"/>
-          <w:rFonts w:asciiTheme="majorBidi" w:hAnsiTheme="majorBidi" w:cs="Times New Roman"/>
-          <w:sz w:val="28"/>
-          <w:rtl/>
-        </w:rPr>
-        <w:t xml:space="preserve"> </w:t>
-      </w:r>
-      <w:r>
-        <w:rPr>
-          <w:rStyle w:val="citation-358"/>
-          <w:rFonts w:asciiTheme="majorBidi" w:hAnsiTheme="majorBidi" w:cs="Times New Roman" w:hint="cs"/>
-          <w:sz w:val="28"/>
-          <w:rtl/>
-        </w:rPr>
-        <w:t>حيث</w:t>
-      </w:r>
-      <w:r>
-        <w:rPr>
-          <w:rStyle w:val="citation-358"/>
-          <w:rFonts w:asciiTheme="majorBidi" w:hAnsiTheme="majorBidi" w:cs="Times New Roman"/>
-          <w:sz w:val="28"/>
-          <w:rtl/>
-        </w:rPr>
-        <w:t xml:space="preserve"> </w:t>
-      </w:r>
-      <w:r>
-        <w:rPr>
-          <w:rStyle w:val="citation-358"/>
-          <w:rFonts w:asciiTheme="majorBidi" w:hAnsiTheme="majorBidi" w:cs="Times New Roman" w:hint="cs"/>
-          <w:sz w:val="28"/>
-          <w:rtl/>
-        </w:rPr>
-        <w:t>يتيح</w:t>
-      </w:r>
-      <w:r>
-        <w:rPr>
-          <w:rStyle w:val="citation-358"/>
-          <w:rFonts w:asciiTheme="majorBidi" w:hAnsiTheme="majorBidi" w:cs="Times New Roman"/>
-          <w:sz w:val="28"/>
-          <w:rtl/>
-        </w:rPr>
-        <w:t xml:space="preserve"> </w:t>
-      </w:r>
-      <w:r>
-        <w:rPr>
-          <w:rStyle w:val="citation-358"/>
-          <w:rFonts w:asciiTheme="majorBidi" w:hAnsiTheme="majorBidi" w:cs="Times New Roman" w:hint="cs"/>
-          <w:sz w:val="28"/>
-          <w:rtl/>
-        </w:rPr>
-        <w:t>للزوار</w:t>
-      </w:r>
-      <w:r>
-        <w:rPr>
-          <w:rStyle w:val="citation-358"/>
-          <w:rFonts w:asciiTheme="majorBidi" w:hAnsiTheme="majorBidi" w:cs="Times New Roman"/>
-          <w:sz w:val="28"/>
-          <w:rtl/>
-        </w:rPr>
-        <w:t xml:space="preserve"> </w:t>
-      </w:r>
-      <w:r>
-        <w:rPr>
-          <w:rStyle w:val="citation-358"/>
-          <w:rFonts w:asciiTheme="majorBidi" w:hAnsiTheme="majorBidi" w:cs="Times New Roman" w:hint="cs"/>
-          <w:sz w:val="28"/>
-          <w:rtl/>
-        </w:rPr>
-        <w:t>والمرضى</w:t>
-      </w:r>
-      <w:r>
-        <w:rPr>
-          <w:rStyle w:val="citation-358"/>
-          <w:rFonts w:asciiTheme="majorBidi" w:hAnsiTheme="majorBidi" w:cs="Times New Roman"/>
-          <w:sz w:val="28"/>
-          <w:rtl/>
-        </w:rPr>
-        <w:t xml:space="preserve"> </w:t>
-      </w:r>
-      <w:r>
-        <w:rPr>
-          <w:rStyle w:val="citation-358"/>
-          <w:rFonts w:asciiTheme="majorBidi" w:hAnsiTheme="majorBidi" w:cs="Times New Roman" w:hint="cs"/>
-          <w:sz w:val="28"/>
-          <w:rtl/>
-        </w:rPr>
-        <w:t>إمكانية</w:t>
-      </w:r>
-      <w:r>
-        <w:rPr>
-          <w:rStyle w:val="citation-358"/>
-          <w:rFonts w:asciiTheme="majorBidi" w:hAnsiTheme="majorBidi" w:cs="Times New Roman"/>
-          <w:sz w:val="28"/>
-          <w:rtl/>
-        </w:rPr>
-        <w:t xml:space="preserve"> </w:t>
-      </w:r>
-      <w:r>
-        <w:rPr>
-          <w:rStyle w:val="citation-358"/>
-          <w:rFonts w:asciiTheme="majorBidi" w:hAnsiTheme="majorBidi" w:cs="Times New Roman" w:hint="cs"/>
-          <w:sz w:val="28"/>
-          <w:rtl/>
-        </w:rPr>
-        <w:t>التصفح</w:t>
-      </w:r>
-      <w:r>
-        <w:rPr>
-          <w:rStyle w:val="citation-358"/>
-          <w:rFonts w:asciiTheme="majorBidi" w:hAnsiTheme="majorBidi" w:cs="Times New Roman"/>
-          <w:sz w:val="28"/>
-          <w:rtl/>
-        </w:rPr>
-        <w:t xml:space="preserve"> </w:t>
-      </w:r>
-      <w:r>
-        <w:rPr>
-          <w:rStyle w:val="citation-358"/>
-          <w:rFonts w:asciiTheme="majorBidi" w:hAnsiTheme="majorBidi" w:cs="Times New Roman" w:hint="cs"/>
-          <w:sz w:val="28"/>
-          <w:rtl/>
-        </w:rPr>
-        <w:t>الحر</w:t>
-      </w:r>
-      <w:r>
-        <w:rPr>
-          <w:rStyle w:val="citation-358"/>
-          <w:rFonts w:asciiTheme="majorBidi" w:hAnsiTheme="majorBidi" w:cs="Times New Roman"/>
-          <w:sz w:val="28"/>
-          <w:rtl/>
-        </w:rPr>
-        <w:t xml:space="preserve"> </w:t>
-      </w:r>
-      <w:r>
-        <w:rPr>
-          <w:rStyle w:val="citation-358"/>
-          <w:rFonts w:asciiTheme="majorBidi" w:hAnsiTheme="majorBidi" w:cs="Times New Roman" w:hint="cs"/>
-          <w:sz w:val="28"/>
-          <w:rtl/>
-        </w:rPr>
-        <w:t>للمقالات</w:t>
-      </w:r>
-      <w:r>
-        <w:rPr>
-          <w:rStyle w:val="citation-358"/>
-          <w:rFonts w:asciiTheme="majorBidi" w:hAnsiTheme="majorBidi" w:cs="Times New Roman"/>
-          <w:sz w:val="28"/>
-          <w:rtl/>
-        </w:rPr>
-        <w:t xml:space="preserve"> </w:t>
-      </w:r>
-      <w:r>
-        <w:rPr>
-          <w:rStyle w:val="citation-358"/>
-          <w:rFonts w:asciiTheme="majorBidi" w:hAnsiTheme="majorBidi" w:cs="Times New Roman" w:hint="cs"/>
-          <w:sz w:val="28"/>
-          <w:rtl/>
-        </w:rPr>
-        <w:t>الطبية،</w:t>
-      </w:r>
-      <w:r>
-        <w:rPr>
-          <w:rStyle w:val="citation-358"/>
-          <w:rFonts w:asciiTheme="majorBidi" w:hAnsiTheme="majorBidi" w:cs="Times New Roman"/>
-          <w:sz w:val="28"/>
-          <w:rtl/>
-        </w:rPr>
-        <w:t xml:space="preserve"> </w:t>
-      </w:r>
-      <w:r>
-        <w:rPr>
-          <w:rStyle w:val="citation-358"/>
-          <w:rFonts w:asciiTheme="majorBidi" w:hAnsiTheme="majorBidi" w:cs="Times New Roman" w:hint="cs"/>
-          <w:sz w:val="28"/>
-          <w:rtl/>
-        </w:rPr>
-        <w:t>والفيديوهات</w:t>
-      </w:r>
-      <w:r>
-        <w:rPr>
-          <w:rStyle w:val="citation-358"/>
-          <w:rFonts w:asciiTheme="majorBidi" w:hAnsiTheme="majorBidi" w:cs="Times New Roman"/>
-          <w:sz w:val="28"/>
-          <w:rtl/>
-        </w:rPr>
-        <w:t xml:space="preserve"> </w:t>
-      </w:r>
-      <w:r>
-        <w:rPr>
-          <w:rStyle w:val="citation-358"/>
-          <w:rFonts w:asciiTheme="majorBidi" w:hAnsiTheme="majorBidi" w:cs="Times New Roman" w:hint="cs"/>
-          <w:sz w:val="28"/>
-          <w:rtl/>
-        </w:rPr>
-        <w:t>التثقيفية،</w:t>
-      </w:r>
-      <w:r>
-        <w:rPr>
-          <w:rStyle w:val="citation-358"/>
-          <w:rFonts w:asciiTheme="majorBidi" w:hAnsiTheme="majorBidi" w:cs="Times New Roman"/>
-          <w:sz w:val="28"/>
-          <w:rtl/>
-        </w:rPr>
-        <w:t xml:space="preserve"> </w:t>
-      </w:r>
-      <w:r>
-        <w:rPr>
-          <w:rStyle w:val="citation-358"/>
-          <w:rFonts w:asciiTheme="majorBidi" w:hAnsiTheme="majorBidi" w:cs="Times New Roman" w:hint="cs"/>
-          <w:sz w:val="28"/>
-          <w:rtl/>
-        </w:rPr>
-        <w:t>وقوائم</w:t>
-      </w:r>
-      <w:r>
-        <w:rPr>
-          <w:rStyle w:val="citation-358"/>
-          <w:rFonts w:asciiTheme="majorBidi" w:hAnsiTheme="majorBidi" w:cs="Times New Roman"/>
-          <w:sz w:val="28"/>
-          <w:rtl/>
-        </w:rPr>
-        <w:t xml:space="preserve"> </w:t>
-      </w:r>
-      <w:r>
-        <w:rPr>
-          <w:rStyle w:val="citation-358"/>
-          <w:rFonts w:asciiTheme="majorBidi" w:hAnsiTheme="majorBidi" w:cs="Times New Roman" w:hint="cs"/>
-          <w:sz w:val="28"/>
-          <w:rtl/>
-        </w:rPr>
-        <w:t>الأطباء</w:t>
+        <w:t>وسهلة</w:t>
       </w:r>
     </w:p>
     <w:p>
@@ -11923,227 +12604,11 @@
       <w:r>
         <w:rPr>
           <w:rStyle w:val="citation-358"/>
-          <w:rFonts w:asciiTheme="majorBidi" w:hAnsiTheme="majorBidi" w:cs="Times New Roman" w:hint="cs"/>
-          <w:sz w:val="28"/>
-          <w:rtl/>
-        </w:rPr>
-        <w:t>المتاحين</w:t>
-      </w:r>
-      <w:r>
-        <w:rPr>
-          <w:rStyle w:val="citation-358"/>
-          <w:rFonts w:asciiTheme="majorBidi" w:hAnsiTheme="majorBidi" w:cs="Times New Roman"/>
-          <w:sz w:val="28"/>
-          <w:rtl/>
-        </w:rPr>
-        <w:t xml:space="preserve"> </w:t>
-      </w:r>
-      <w:r>
-        <w:rPr>
-          <w:rStyle w:val="citation-358"/>
-          <w:rFonts w:asciiTheme="majorBidi" w:hAnsiTheme="majorBidi" w:cs="Times New Roman" w:hint="cs"/>
-          <w:sz w:val="28"/>
-          <w:rtl/>
-        </w:rPr>
-        <w:t>دون</w:t>
-      </w:r>
-      <w:r>
-        <w:rPr>
-          <w:rStyle w:val="citation-358"/>
-          <w:rFonts w:asciiTheme="majorBidi" w:hAnsiTheme="majorBidi" w:cs="Times New Roman"/>
-          <w:sz w:val="28"/>
-          <w:rtl/>
-        </w:rPr>
-        <w:t xml:space="preserve"> </w:t>
-      </w:r>
-      <w:r>
-        <w:rPr>
-          <w:rStyle w:val="citation-358"/>
-          <w:rFonts w:asciiTheme="majorBidi" w:hAnsiTheme="majorBidi" w:cs="Times New Roman" w:hint="cs"/>
-          <w:sz w:val="28"/>
-          <w:rtl/>
-        </w:rPr>
-        <w:t>الحاجة</w:t>
-      </w:r>
-      <w:r>
-        <w:rPr>
-          <w:rStyle w:val="citation-358"/>
-          <w:rFonts w:asciiTheme="majorBidi" w:hAnsiTheme="majorBidi" w:cs="Times New Roman"/>
-          <w:sz w:val="28"/>
-          <w:rtl/>
-        </w:rPr>
-        <w:t xml:space="preserve"> </w:t>
-      </w:r>
-      <w:r>
-        <w:rPr>
-          <w:rStyle w:val="citation-358"/>
-          <w:rFonts w:asciiTheme="majorBidi" w:hAnsiTheme="majorBidi" w:cs="Times New Roman" w:hint="cs"/>
-          <w:sz w:val="28"/>
-          <w:rtl/>
-        </w:rPr>
-        <w:t>لتسجيل</w:t>
-      </w:r>
-      <w:r>
-        <w:rPr>
-          <w:rStyle w:val="citation-358"/>
-          <w:rFonts w:asciiTheme="majorBidi" w:hAnsiTheme="majorBidi" w:cs="Times New Roman"/>
-          <w:sz w:val="28"/>
-          <w:rtl/>
-        </w:rPr>
-        <w:t xml:space="preserve"> </w:t>
-      </w:r>
-      <w:r>
-        <w:rPr>
-          <w:rStyle w:val="citation-358"/>
-          <w:rFonts w:asciiTheme="majorBidi" w:hAnsiTheme="majorBidi" w:cs="Times New Roman" w:hint="cs"/>
-          <w:sz w:val="28"/>
-          <w:rtl/>
-        </w:rPr>
-        <w:t>الدخول،</w:t>
-      </w:r>
-      <w:r>
-        <w:rPr>
-          <w:rStyle w:val="citation-358"/>
-          <w:rFonts w:asciiTheme="majorBidi" w:hAnsiTheme="majorBidi" w:cs="Times New Roman"/>
-          <w:sz w:val="28"/>
-          <w:rtl/>
-        </w:rPr>
-        <w:t xml:space="preserve"> </w:t>
-      </w:r>
-      <w:r>
-        <w:rPr>
-          <w:rStyle w:val="citation-358"/>
-          <w:rFonts w:asciiTheme="majorBidi" w:hAnsiTheme="majorBidi" w:cs="Times New Roman" w:hint="cs"/>
-          <w:sz w:val="28"/>
-          <w:rtl/>
-        </w:rPr>
-        <w:t>بينما</w:t>
-      </w:r>
-      <w:r>
-        <w:rPr>
-          <w:rStyle w:val="citation-358"/>
-          <w:rFonts w:asciiTheme="majorBidi" w:hAnsiTheme="majorBidi" w:cs="Times New Roman"/>
-          <w:sz w:val="28"/>
-          <w:rtl/>
-        </w:rPr>
-        <w:t xml:space="preserve"> </w:t>
-      </w:r>
-      <w:r>
-        <w:rPr>
-          <w:rStyle w:val="citation-358"/>
-          <w:rFonts w:asciiTheme="majorBidi" w:hAnsiTheme="majorBidi" w:cs="Times New Roman" w:hint="cs"/>
-          <w:sz w:val="28"/>
-          <w:rtl/>
-        </w:rPr>
-        <w:t>تظل</w:t>
-      </w:r>
-      <w:r>
-        <w:rPr>
-          <w:rStyle w:val="citation-358"/>
-          <w:rFonts w:asciiTheme="majorBidi" w:hAnsiTheme="majorBidi" w:cs="Times New Roman"/>
-          <w:sz w:val="28"/>
-          <w:rtl/>
-        </w:rPr>
-        <w:t xml:space="preserve"> </w:t>
-      </w:r>
-      <w:r>
-        <w:rPr>
-          <w:rStyle w:val="citation-358"/>
-          <w:rFonts w:asciiTheme="majorBidi" w:hAnsiTheme="majorBidi" w:cs="Times New Roman" w:hint="cs"/>
-          <w:sz w:val="28"/>
-          <w:rtl/>
-        </w:rPr>
-        <w:t>العمليات</w:t>
-      </w:r>
-      <w:r>
-        <w:rPr>
-          <w:rStyle w:val="citation-358"/>
-          <w:rFonts w:asciiTheme="majorBidi" w:hAnsiTheme="majorBidi" w:cs="Times New Roman"/>
-          <w:sz w:val="28"/>
-          <w:rtl/>
-        </w:rPr>
-        <w:t xml:space="preserve"> </w:t>
-      </w:r>
-      <w:r>
-        <w:rPr>
-          <w:rStyle w:val="citation-358"/>
-          <w:rFonts w:asciiTheme="majorBidi" w:hAnsiTheme="majorBidi" w:cs="Times New Roman" w:hint="cs"/>
-          <w:sz w:val="28"/>
-          <w:rtl/>
-        </w:rPr>
-        <w:t>التفاعلية</w:t>
-      </w:r>
-      <w:r>
-        <w:rPr>
-          <w:rStyle w:val="citation-358"/>
-          <w:rFonts w:asciiTheme="majorBidi" w:hAnsiTheme="majorBidi" w:cs="Times New Roman"/>
-          <w:sz w:val="28"/>
-          <w:rtl/>
-        </w:rPr>
-        <w:t xml:space="preserve"> </w:t>
-      </w:r>
-      <w:r>
-        <w:rPr>
-          <w:rStyle w:val="citation-358"/>
-          <w:rFonts w:asciiTheme="majorBidi" w:hAnsiTheme="majorBidi" w:cs="Times New Roman" w:hint="cs"/>
-          <w:sz w:val="28"/>
-          <w:rtl/>
-        </w:rPr>
-        <w:t>العميقة</w:t>
-      </w:r>
-      <w:r>
-        <w:rPr>
-          <w:rStyle w:val="citation-358"/>
-          <w:rFonts w:asciiTheme="majorBidi" w:hAnsiTheme="majorBidi" w:cs="Times New Roman"/>
-          <w:sz w:val="28"/>
-          <w:rtl/>
-        </w:rPr>
-        <w:t xml:space="preserve"> </w:t>
-      </w:r>
-      <w:r>
-        <w:rPr>
-          <w:rStyle w:val="citation-358"/>
-          <w:rFonts w:asciiTheme="majorBidi" w:hAnsiTheme="majorBidi" w:cs="Times New Roman" w:hint="cs"/>
-          <w:sz w:val="28"/>
-          <w:rtl/>
-        </w:rPr>
-        <w:t>مثل</w:t>
-      </w:r>
-      <w:r>
-        <w:rPr>
-          <w:rStyle w:val="citation-358"/>
-          <w:rFonts w:asciiTheme="majorBidi" w:hAnsiTheme="majorBidi" w:cs="Times New Roman"/>
-          <w:sz w:val="28"/>
-          <w:rtl/>
-        </w:rPr>
-        <w:t xml:space="preserve"> </w:t>
-      </w:r>
-      <w:r>
-        <w:rPr>
-          <w:rStyle w:val="citation-358"/>
-          <w:rFonts w:asciiTheme="majorBidi" w:hAnsiTheme="majorBidi" w:cs="Times New Roman" w:hint="cs"/>
-          <w:sz w:val="28"/>
-          <w:rtl/>
-        </w:rPr>
-        <w:t>حجز</w:t>
-      </w:r>
-      <w:r>
-        <w:rPr>
-          <w:rStyle w:val="citation-358"/>
-          <w:rFonts w:asciiTheme="majorBidi" w:hAnsiTheme="majorBidi" w:cs="Times New Roman"/>
-          <w:sz w:val="28"/>
-          <w:rtl/>
-        </w:rPr>
-        <w:t xml:space="preserve"> </w:t>
-      </w:r>
-      <w:r>
-        <w:rPr>
-          <w:rStyle w:val="citation-358"/>
-          <w:rFonts w:asciiTheme="majorBidi" w:hAnsiTheme="majorBidi" w:cs="Times New Roman" w:hint="cs"/>
-          <w:sz w:val="28"/>
-          <w:rtl/>
-        </w:rPr>
-        <w:t>المواعيد،</w:t>
+          <w:rFonts w:asciiTheme="majorBidi" w:hAnsiTheme="majorBidi" w:cs="Times New Roman"/>
+          <w:sz w:val="28"/>
+          <w:rtl/>
+        </w:rPr>
+        <w:t xml:space="preserve"> </w:t>
       </w:r>
     </w:p>
     <w:p>
@@ -12151,481 +12616,6 @@
         <w:spacing w:after="0"/>
         <w:jc w:val="both"/>
         <w:rPr>
-          <w:rStyle w:val="citation-358"/>
-          <w:rFonts w:asciiTheme="majorBidi" w:hAnsiTheme="majorBidi"/>
-          <w:sz w:val="28"/>
-          <w:rtl/>
-        </w:rPr>
-      </w:pPr>
-      <w:r>
-        <w:rPr>
-          <w:rStyle w:val="citation-358"/>
-          <w:rFonts w:asciiTheme="majorBidi" w:hAnsiTheme="majorBidi" w:cs="Times New Roman" w:hint="cs"/>
-          <w:sz w:val="28"/>
-          <w:rtl/>
-        </w:rPr>
-        <w:t>والاستشارات</w:t>
-      </w:r>
-      <w:r>
-        <w:rPr>
-          <w:rStyle w:val="citation-358"/>
-          <w:rFonts w:asciiTheme="majorBidi" w:hAnsiTheme="majorBidi" w:cs="Times New Roman"/>
-          <w:sz w:val="28"/>
-          <w:rtl/>
-        </w:rPr>
-        <w:t xml:space="preserve"> </w:t>
-      </w:r>
-      <w:r>
-        <w:rPr>
-          <w:rStyle w:val="citation-358"/>
-          <w:rFonts w:asciiTheme="majorBidi" w:hAnsiTheme="majorBidi" w:cs="Times New Roman" w:hint="cs"/>
-          <w:sz w:val="28"/>
-          <w:rtl/>
-        </w:rPr>
-        <w:t>الخاصة،</w:t>
-      </w:r>
-      <w:r>
-        <w:rPr>
-          <w:rStyle w:val="citation-358"/>
-          <w:rFonts w:asciiTheme="majorBidi" w:hAnsiTheme="majorBidi" w:cs="Times New Roman"/>
-          <w:sz w:val="28"/>
-          <w:rtl/>
-        </w:rPr>
-        <w:t xml:space="preserve"> </w:t>
-      </w:r>
-      <w:r>
-        <w:rPr>
-          <w:rStyle w:val="citation-358"/>
-          <w:rFonts w:asciiTheme="majorBidi" w:hAnsiTheme="majorBidi" w:cs="Times New Roman" w:hint="cs"/>
-          <w:sz w:val="28"/>
-          <w:rtl/>
-        </w:rPr>
-        <w:t>ومتابعة</w:t>
-      </w:r>
-      <w:r>
-        <w:rPr>
-          <w:rStyle w:val="citation-358"/>
-          <w:rFonts w:asciiTheme="majorBidi" w:hAnsiTheme="majorBidi" w:cs="Times New Roman"/>
-          <w:sz w:val="28"/>
-          <w:rtl/>
-        </w:rPr>
-        <w:t xml:space="preserve"> </w:t>
-      </w:r>
-      <w:r>
-        <w:rPr>
-          <w:rStyle w:val="citation-358"/>
-          <w:rFonts w:asciiTheme="majorBidi" w:hAnsiTheme="majorBidi" w:cs="Times New Roman" w:hint="cs"/>
-          <w:sz w:val="28"/>
-          <w:rtl/>
-        </w:rPr>
-        <w:t>السجلات</w:t>
-      </w:r>
-      <w:r>
-        <w:rPr>
-          <w:rStyle w:val="citation-358"/>
-          <w:rFonts w:asciiTheme="majorBidi" w:hAnsiTheme="majorBidi" w:cs="Times New Roman"/>
-          <w:sz w:val="28"/>
-          <w:rtl/>
-        </w:rPr>
-        <w:t xml:space="preserve"> </w:t>
-      </w:r>
-      <w:r>
-        <w:rPr>
-          <w:rStyle w:val="citation-358"/>
-          <w:rFonts w:asciiTheme="majorBidi" w:hAnsiTheme="majorBidi" w:cs="Times New Roman" w:hint="cs"/>
-          <w:sz w:val="28"/>
-          <w:rtl/>
-        </w:rPr>
-        <w:t>الصحية،</w:t>
-      </w:r>
-      <w:r>
-        <w:rPr>
-          <w:rStyle w:val="citation-358"/>
-          <w:rFonts w:asciiTheme="majorBidi" w:hAnsiTheme="majorBidi" w:cs="Times New Roman"/>
-          <w:sz w:val="28"/>
-          <w:rtl/>
-        </w:rPr>
-        <w:t xml:space="preserve"> </w:t>
-      </w:r>
-      <w:r>
-        <w:rPr>
-          <w:rStyle w:val="citation-358"/>
-          <w:rFonts w:asciiTheme="majorBidi" w:hAnsiTheme="majorBidi" w:cs="Times New Roman" w:hint="cs"/>
-          <w:sz w:val="28"/>
-          <w:rtl/>
-        </w:rPr>
-        <w:t>وتلقي</w:t>
-      </w:r>
-      <w:r>
-        <w:rPr>
-          <w:rStyle w:val="citation-358"/>
-          <w:rFonts w:asciiTheme="majorBidi" w:hAnsiTheme="majorBidi" w:cs="Times New Roman"/>
-          <w:sz w:val="28"/>
-          <w:rtl/>
-        </w:rPr>
-        <w:t xml:space="preserve"> </w:t>
-      </w:r>
-      <w:r>
-        <w:rPr>
-          <w:rStyle w:val="citation-358"/>
-          <w:rFonts w:asciiTheme="majorBidi" w:hAnsiTheme="majorBidi" w:cs="Times New Roman" w:hint="cs"/>
-          <w:sz w:val="28"/>
-          <w:rtl/>
-        </w:rPr>
-        <w:t>الإشعارات،</w:t>
-      </w:r>
-      <w:r>
-        <w:rPr>
-          <w:rStyle w:val="citation-358"/>
-          <w:rFonts w:asciiTheme="majorBidi" w:hAnsiTheme="majorBidi" w:cs="Times New Roman"/>
-          <w:sz w:val="28"/>
-          <w:rtl/>
-        </w:rPr>
-        <w:t xml:space="preserve"> </w:t>
-      </w:r>
-      <w:r>
-        <w:rPr>
-          <w:rStyle w:val="citation-358"/>
-          <w:rFonts w:asciiTheme="majorBidi" w:hAnsiTheme="majorBidi" w:cs="Times New Roman" w:hint="cs"/>
-          <w:sz w:val="28"/>
-          <w:rtl/>
-        </w:rPr>
-        <w:t>محصورة</w:t>
-      </w:r>
-      <w:r>
-        <w:rPr>
-          <w:rStyle w:val="citation-358"/>
-          <w:rFonts w:asciiTheme="majorBidi" w:hAnsiTheme="majorBidi" w:cs="Times New Roman"/>
-          <w:sz w:val="28"/>
-          <w:rtl/>
-        </w:rPr>
-        <w:t xml:space="preserve"> </w:t>
-      </w:r>
-      <w:r>
-        <w:rPr>
-          <w:rStyle w:val="citation-358"/>
-          <w:rFonts w:asciiTheme="majorBidi" w:hAnsiTheme="majorBidi" w:cs="Times New Roman" w:hint="cs"/>
-          <w:sz w:val="28"/>
-          <w:rtl/>
-        </w:rPr>
-        <w:t>بالمستخدمين</w:t>
-      </w:r>
-      <w:r>
-        <w:rPr>
-          <w:rStyle w:val="citation-358"/>
-          <w:rFonts w:asciiTheme="majorBidi" w:hAnsiTheme="majorBidi" w:cs="Times New Roman"/>
-          <w:sz w:val="28"/>
-          <w:rtl/>
-        </w:rPr>
-        <w:t xml:space="preserve"> </w:t>
-      </w:r>
-      <w:r>
-        <w:rPr>
-          <w:rStyle w:val="citation-358"/>
-          <w:rFonts w:asciiTheme="majorBidi" w:hAnsiTheme="majorBidi" w:cs="Times New Roman" w:hint="cs"/>
-          <w:sz w:val="28"/>
-          <w:rtl/>
-        </w:rPr>
-        <w:t>المسجلين</w:t>
-      </w:r>
-      <w:r>
-        <w:rPr>
-          <w:rStyle w:val="citation-358"/>
-          <w:rFonts w:asciiTheme="majorBidi" w:hAnsiTheme="majorBidi" w:cs="Times New Roman"/>
-          <w:sz w:val="28"/>
-          <w:rtl/>
-        </w:rPr>
-        <w:t xml:space="preserve"> </w:t>
-      </w:r>
-      <w:r>
-        <w:rPr>
-          <w:rStyle w:val="citation-358"/>
-          <w:rFonts w:asciiTheme="majorBidi" w:hAnsiTheme="majorBidi" w:cs="Times New Roman" w:hint="cs"/>
-          <w:sz w:val="28"/>
-          <w:rtl/>
-        </w:rPr>
-        <w:t>لضمان</w:t>
-      </w:r>
-      <w:r>
-        <w:rPr>
-          <w:rStyle w:val="citation-358"/>
-          <w:rFonts w:asciiTheme="majorBidi" w:hAnsiTheme="majorBidi" w:cs="Times New Roman"/>
-          <w:sz w:val="28"/>
-          <w:rtl/>
-        </w:rPr>
-        <w:t xml:space="preserve"> </w:t>
-      </w:r>
-      <w:r>
-        <w:rPr>
-          <w:rStyle w:val="citation-358"/>
-          <w:rFonts w:asciiTheme="majorBidi" w:hAnsiTheme="majorBidi" w:cs="Times New Roman" w:hint="cs"/>
-          <w:sz w:val="28"/>
-          <w:rtl/>
-        </w:rPr>
-        <w:t>أمن</w:t>
-      </w:r>
-      <w:r>
-        <w:rPr>
-          <w:rStyle w:val="citation-358"/>
-          <w:rFonts w:asciiTheme="majorBidi" w:hAnsiTheme="majorBidi" w:cs="Times New Roman"/>
-          <w:sz w:val="28"/>
-          <w:rtl/>
-        </w:rPr>
-        <w:t xml:space="preserve"> </w:t>
-      </w:r>
-      <w:r>
-        <w:rPr>
-          <w:rStyle w:val="citation-358"/>
-          <w:rFonts w:asciiTheme="majorBidi" w:hAnsiTheme="majorBidi" w:cs="Times New Roman" w:hint="cs"/>
-          <w:sz w:val="28"/>
-          <w:rtl/>
-        </w:rPr>
-        <w:t>وخصوصية</w:t>
-      </w:r>
-      <w:r>
-        <w:rPr>
-          <w:rStyle w:val="citation-358"/>
-          <w:rFonts w:asciiTheme="majorBidi" w:hAnsiTheme="majorBidi" w:cs="Times New Roman"/>
-          <w:sz w:val="28"/>
-          <w:rtl/>
-        </w:rPr>
-        <w:t xml:space="preserve"> </w:t>
-      </w:r>
-      <w:r>
-        <w:rPr>
-          <w:rStyle w:val="citation-358"/>
-          <w:rFonts w:asciiTheme="majorBidi" w:hAnsiTheme="majorBidi" w:cs="Times New Roman" w:hint="cs"/>
-          <w:sz w:val="28"/>
-          <w:rtl/>
-        </w:rPr>
-        <w:t>البيانات</w:t>
-      </w:r>
-      <w:r>
-        <w:rPr>
-          <w:rStyle w:val="citation-358"/>
-          <w:rFonts w:asciiTheme="majorBidi" w:hAnsiTheme="majorBidi" w:cs="Times New Roman"/>
-          <w:sz w:val="28"/>
-          <w:rtl/>
-        </w:rPr>
-        <w:t xml:space="preserve"> </w:t>
-      </w:r>
-      <w:r>
-        <w:rPr>
-          <w:rStyle w:val="citation-358"/>
-          <w:rFonts w:asciiTheme="majorBidi" w:hAnsiTheme="majorBidi" w:cs="Times New Roman" w:hint="cs"/>
-          <w:sz w:val="28"/>
-          <w:rtl/>
-        </w:rPr>
-        <w:t>الصحية</w:t>
-      </w:r>
-      <w:r>
-        <w:rPr>
-          <w:rStyle w:val="citation-358"/>
-          <w:rFonts w:asciiTheme="majorBidi" w:hAnsiTheme="majorBidi" w:cs="Times New Roman"/>
-          <w:sz w:val="28"/>
-          <w:rtl/>
-        </w:rPr>
-        <w:t xml:space="preserve">. </w:t>
-      </w:r>
-      <w:r>
-        <w:rPr>
-          <w:rStyle w:val="citation-358"/>
-          <w:rFonts w:asciiTheme="majorBidi" w:hAnsiTheme="majorBidi" w:cs="Times New Roman" w:hint="cs"/>
-          <w:sz w:val="28"/>
-          <w:rtl/>
-        </w:rPr>
-        <w:t>ومن</w:t>
-      </w:r>
-      <w:r>
-        <w:rPr>
-          <w:rStyle w:val="citation-358"/>
-          <w:rFonts w:asciiTheme="majorBidi" w:hAnsiTheme="majorBidi" w:cs="Times New Roman"/>
-          <w:sz w:val="28"/>
-          <w:rtl/>
-        </w:rPr>
-        <w:t xml:space="preserve"> </w:t>
-      </w:r>
-      <w:r>
-        <w:rPr>
-          <w:rStyle w:val="citation-358"/>
-          <w:rFonts w:asciiTheme="majorBidi" w:hAnsiTheme="majorBidi" w:cs="Times New Roman" w:hint="cs"/>
-          <w:sz w:val="28"/>
-          <w:rtl/>
-        </w:rPr>
-        <w:t>الناحية</w:t>
-      </w:r>
-      <w:r>
-        <w:rPr>
-          <w:rStyle w:val="citation-358"/>
-          <w:rFonts w:asciiTheme="majorBidi" w:hAnsiTheme="majorBidi" w:cs="Times New Roman"/>
-          <w:sz w:val="28"/>
-          <w:rtl/>
-        </w:rPr>
-        <w:t xml:space="preserve"> </w:t>
-      </w:r>
-      <w:r>
-        <w:rPr>
-          <w:rStyle w:val="citation-358"/>
-          <w:rFonts w:asciiTheme="majorBidi" w:hAnsiTheme="majorBidi" w:cs="Times New Roman" w:hint="cs"/>
-          <w:sz w:val="28"/>
-          <w:rtl/>
-        </w:rPr>
-        <w:t>التقنية،</w:t>
-      </w:r>
-      <w:r>
-        <w:rPr>
-          <w:rStyle w:val="citation-358"/>
-          <w:rFonts w:asciiTheme="majorBidi" w:hAnsiTheme="majorBidi" w:cs="Times New Roman"/>
-          <w:sz w:val="28"/>
-          <w:rtl/>
-        </w:rPr>
-        <w:t xml:space="preserve"> </w:t>
-      </w:r>
-      <w:r>
-        <w:rPr>
-          <w:rStyle w:val="citation-358"/>
-          <w:rFonts w:asciiTheme="majorBidi" w:hAnsiTheme="majorBidi" w:cs="Times New Roman" w:hint="cs"/>
-          <w:sz w:val="28"/>
-          <w:rtl/>
-        </w:rPr>
-        <w:t>تم</w:t>
-      </w:r>
-      <w:r>
-        <w:rPr>
-          <w:rStyle w:val="citation-358"/>
-          <w:rFonts w:asciiTheme="majorBidi" w:hAnsiTheme="majorBidi" w:cs="Times New Roman"/>
-          <w:sz w:val="28"/>
-          <w:rtl/>
-        </w:rPr>
-        <w:t xml:space="preserve"> </w:t>
-      </w:r>
-      <w:r>
-        <w:rPr>
-          <w:rStyle w:val="citation-358"/>
-          <w:rFonts w:asciiTheme="majorBidi" w:hAnsiTheme="majorBidi" w:cs="Times New Roman" w:hint="cs"/>
-          <w:sz w:val="28"/>
-          <w:rtl/>
-        </w:rPr>
-        <w:t>تصميم</w:t>
-      </w:r>
-      <w:r>
-        <w:rPr>
-          <w:rStyle w:val="citation-358"/>
-          <w:rFonts w:asciiTheme="majorBidi" w:hAnsiTheme="majorBidi" w:cs="Times New Roman"/>
-          <w:sz w:val="28"/>
-          <w:rtl/>
-        </w:rPr>
-        <w:t xml:space="preserve"> </w:t>
-      </w:r>
-      <w:r>
-        <w:rPr>
-          <w:rStyle w:val="citation-358"/>
-          <w:rFonts w:asciiTheme="majorBidi" w:hAnsiTheme="majorBidi" w:cs="Times New Roman" w:hint="cs"/>
-          <w:sz w:val="28"/>
-          <w:rtl/>
-        </w:rPr>
-        <w:t>فكرة</w:t>
-      </w:r>
-      <w:r>
-        <w:rPr>
-          <w:rStyle w:val="citation-358"/>
-          <w:rFonts w:asciiTheme="majorBidi" w:hAnsiTheme="majorBidi" w:cs="Times New Roman"/>
-          <w:sz w:val="28"/>
-          <w:rtl/>
-        </w:rPr>
-        <w:t xml:space="preserve"> </w:t>
-      </w:r>
-      <w:r>
-        <w:rPr>
-          <w:rStyle w:val="citation-358"/>
-          <w:rFonts w:asciiTheme="majorBidi" w:hAnsiTheme="majorBidi" w:cs="Times New Roman" w:hint="cs"/>
-          <w:sz w:val="28"/>
-          <w:rtl/>
-        </w:rPr>
-        <w:t>المنصة</w:t>
-      </w:r>
-      <w:r>
-        <w:rPr>
-          <w:rStyle w:val="citation-358"/>
-          <w:rFonts w:asciiTheme="majorBidi" w:hAnsiTheme="majorBidi" w:cs="Times New Roman"/>
-          <w:sz w:val="28"/>
-          <w:rtl/>
-        </w:rPr>
-        <w:t xml:space="preserve"> </w:t>
-      </w:r>
-      <w:r>
-        <w:rPr>
-          <w:rStyle w:val="citation-358"/>
-          <w:rFonts w:asciiTheme="majorBidi" w:hAnsiTheme="majorBidi" w:cs="Times New Roman" w:hint="cs"/>
-          <w:sz w:val="28"/>
-          <w:rtl/>
-        </w:rPr>
-        <w:t>لتكون</w:t>
-      </w:r>
-      <w:r>
-        <w:rPr>
-          <w:rStyle w:val="citation-358"/>
-          <w:rFonts w:asciiTheme="majorBidi" w:hAnsiTheme="majorBidi" w:cs="Times New Roman"/>
-          <w:sz w:val="28"/>
-          <w:rtl/>
-        </w:rPr>
-        <w:t xml:space="preserve"> </w:t>
-      </w:r>
-      <w:r>
-        <w:rPr>
-          <w:rStyle w:val="citation-358"/>
-          <w:rFonts w:asciiTheme="majorBidi" w:hAnsiTheme="majorBidi" w:cs="Times New Roman" w:hint="cs"/>
-          <w:sz w:val="28"/>
-          <w:rtl/>
-        </w:rPr>
-        <w:t>مرنة</w:t>
-      </w:r>
-      <w:r>
-        <w:rPr>
-          <w:rStyle w:val="citation-358"/>
-          <w:rFonts w:asciiTheme="majorBidi" w:hAnsiTheme="majorBidi" w:cs="Times New Roman"/>
-          <w:sz w:val="28"/>
-          <w:rtl/>
-        </w:rPr>
-        <w:t xml:space="preserve"> </w:t>
-      </w:r>
-      <w:r>
-        <w:rPr>
-          <w:rStyle w:val="citation-358"/>
-          <w:rFonts w:asciiTheme="majorBidi" w:hAnsiTheme="majorBidi" w:cs="Times New Roman" w:hint="cs"/>
-          <w:sz w:val="28"/>
-          <w:rtl/>
-        </w:rPr>
-        <w:t>وسهلة</w:t>
-      </w:r>
-    </w:p>
-    <w:p>
-      <w:pPr>
-        <w:spacing w:after="0"/>
-        <w:jc w:val="both"/>
-        <w:rPr>
-          <w:rStyle w:val="citation-358"/>
-          <w:rFonts w:asciiTheme="majorBidi" w:hAnsiTheme="majorBidi"/>
-          <w:sz w:val="28"/>
-          <w:rtl/>
-        </w:rPr>
-      </w:pPr>
-      <w:r>
-        <w:rPr>
-          <w:rStyle w:val="citation-358"/>
-          <w:rFonts w:asciiTheme="majorBidi" w:hAnsiTheme="majorBidi" w:cs="Times New Roman"/>
-          <w:sz w:val="28"/>
-          <w:rtl/>
-        </w:rPr>
-        <w:t xml:space="preserve"> </w:t>
-      </w:r>
-    </w:p>
-    <w:p>
-      <w:pPr>
-        <w:spacing w:after="0"/>
-        <w:jc w:val="both"/>
-        <w:rPr>
-          <w:rStyle w:val="citation-358"/>
           <w:rFonts w:asciiTheme="majorBidi" w:hAnsiTheme="majorBidi"/>
           <w:sz w:val="28"/>
           <w:rtl/>
@@ -12884,20 +12874,18 @@
         </w:rPr>
         <w:t>الهواتف</w:t>
       </w:r>
-    </w:p>
-    <w:p>
-      <w:pPr>
-        <w:spacing w:after="0"/>
-        <w:jc w:val="both"/>
-        <w:rPr>
-          <w:rFonts w:asciiTheme="majorBidi" w:hAnsiTheme="majorBidi"/>
-          <w:sz w:val="28"/>
-          <w:rtl/>
-        </w:rPr>
-      </w:pPr>
       <w:r>
         <w:rPr>
           <w:rStyle w:val="citation-358"/>
+          <w:rFonts w:asciiTheme="majorBidi" w:hAnsiTheme="majorBidi" w:hint="cs"/>
+          <w:sz w:val="28"/>
+          <w:rtl/>
+        </w:rPr>
+        <w:t xml:space="preserve"> </w:t>
+      </w:r>
+      <w:r>
+        <w:rPr>
+          <w:rStyle w:val="citation-358"/>
           <w:rFonts w:asciiTheme="majorBidi" w:hAnsiTheme="majorBidi" w:cs="Times New Roman" w:hint="cs"/>
           <w:sz w:val="28"/>
           <w:rtl/>
@@ -13543,7 +13531,6 @@
         </w:rPr>
         <w:t xml:space="preserve"> </w:t>
       </w:r>
-      <w:proofErr w:type="gramStart"/>
       <w:r>
         <w:rPr>
           <w:rStyle w:val="citation-358"/>
@@ -13562,7 +13549,6 @@
         </w:rPr>
         <w:t xml:space="preserve"> .</w:t>
       </w:r>
-      <w:proofErr w:type="gramEnd"/>
     </w:p>
     <w:p>
       <w:pPr>
@@ -14905,7 +14891,6 @@
         </w:rPr>
         <w:t xml:space="preserve"> </w:t>
       </w:r>
-      <w:proofErr w:type="gramStart"/>
       <w:r>
         <w:rPr>
           <w:rStyle w:val="citation-351"/>
@@ -14941,7 +14926,6 @@
         </w:rPr>
         <w:t>حجز</w:t>
       </w:r>
-      <w:proofErr w:type="gramEnd"/>
       <w:r>
         <w:rPr>
           <w:rStyle w:val="citation-351"/>
@@ -15005,7 +14989,6 @@
         </w:rPr>
         <w:t xml:space="preserve"> </w:t>
       </w:r>
-      <w:proofErr w:type="gramStart"/>
       <w:r>
         <w:rPr>
           <w:rStyle w:val="citation-351"/>
@@ -15032,7 +15015,6 @@
         </w:rPr>
         <w:t xml:space="preserve"> </w:t>
       </w:r>
-      <w:proofErr w:type="gramEnd"/>
       <w:r>
         <w:rPr>
           <w:rStyle w:val="citation-351"/>
@@ -16125,238 +16107,235 @@
         <w:spacing w:after="0"/>
         <w:jc w:val="both"/>
         <w:rPr>
+          <w:rFonts w:asciiTheme="majorBidi" w:hAnsiTheme="majorBidi"/>
+          <w:sz w:val="28"/>
+          <w:rtl/>
+        </w:rPr>
+      </w:pPr>
+      <w:r>
+        <w:rPr>
+          <w:rFonts w:asciiTheme="majorBidi" w:hAnsiTheme="majorBidi"/>
+          <w:sz w:val="28"/>
+          <w:rtl/>
+        </w:rPr>
+        <w:t xml:space="preserve">               </w:t>
+      </w:r>
+      <w:r>
+        <w:rPr>
           <w:rStyle w:val="citation-38"/>
-          <w:rFonts w:asciiTheme="majorBidi" w:hAnsiTheme="majorBidi"/>
-          <w:sz w:val="28"/>
-          <w:rtl/>
-        </w:rPr>
-      </w:pPr>
-      <w:r>
-        <w:rPr>
-          <w:rFonts w:asciiTheme="majorBidi" w:hAnsiTheme="majorBidi"/>
-          <w:sz w:val="28"/>
-          <w:rtl/>
-        </w:rPr>
-        <w:t xml:space="preserve">               </w:t>
+          <w:rFonts w:asciiTheme="majorBidi" w:hAnsiTheme="majorBidi" w:cs="Times New Roman" w:hint="cs"/>
+          <w:sz w:val="28"/>
+          <w:rtl/>
+        </w:rPr>
+        <w:t>تعاني</w:t>
       </w:r>
       <w:r>
         <w:rPr>
           <w:rStyle w:val="citation-38"/>
-          <w:rFonts w:asciiTheme="majorBidi" w:hAnsiTheme="majorBidi" w:cs="Times New Roman" w:hint="cs"/>
-          <w:sz w:val="28"/>
-          <w:rtl/>
-        </w:rPr>
-        <w:t>تعاني</w:t>
+          <w:rFonts w:asciiTheme="majorBidi" w:hAnsiTheme="majorBidi" w:cs="Times New Roman"/>
+          <w:sz w:val="28"/>
+          <w:rtl/>
+        </w:rPr>
+        <w:t xml:space="preserve"> </w:t>
       </w:r>
       <w:r>
         <w:rPr>
           <w:rStyle w:val="citation-38"/>
-          <w:rFonts w:asciiTheme="majorBidi" w:hAnsiTheme="majorBidi" w:cs="Times New Roman"/>
-          <w:sz w:val="28"/>
-          <w:rtl/>
-        </w:rPr>
-        <w:t xml:space="preserve"> </w:t>
+          <w:rFonts w:asciiTheme="majorBidi" w:hAnsiTheme="majorBidi" w:cs="Times New Roman" w:hint="cs"/>
+          <w:sz w:val="28"/>
+          <w:rtl/>
+        </w:rPr>
+        <w:t>المنصات</w:t>
       </w:r>
       <w:r>
         <w:rPr>
           <w:rStyle w:val="citation-38"/>
-          <w:rFonts w:asciiTheme="majorBidi" w:hAnsiTheme="majorBidi" w:cs="Times New Roman" w:hint="cs"/>
-          <w:sz w:val="28"/>
-          <w:rtl/>
-        </w:rPr>
-        <w:t>المنصات</w:t>
+          <w:rFonts w:asciiTheme="majorBidi" w:hAnsiTheme="majorBidi" w:cs="Times New Roman"/>
+          <w:sz w:val="28"/>
+          <w:rtl/>
+        </w:rPr>
+        <w:t xml:space="preserve"> </w:t>
       </w:r>
       <w:r>
         <w:rPr>
           <w:rStyle w:val="citation-38"/>
-          <w:rFonts w:asciiTheme="majorBidi" w:hAnsiTheme="majorBidi" w:cs="Times New Roman"/>
-          <w:sz w:val="28"/>
-          <w:rtl/>
-        </w:rPr>
-        <w:t xml:space="preserve"> </w:t>
+          <w:rFonts w:asciiTheme="majorBidi" w:hAnsiTheme="majorBidi" w:cs="Times New Roman" w:hint="cs"/>
+          <w:sz w:val="28"/>
+          <w:rtl/>
+        </w:rPr>
+        <w:t>الحالية</w:t>
       </w:r>
       <w:r>
         <w:rPr>
           <w:rStyle w:val="citation-38"/>
-          <w:rFonts w:asciiTheme="majorBidi" w:hAnsiTheme="majorBidi" w:cs="Times New Roman" w:hint="cs"/>
-          <w:sz w:val="28"/>
-          <w:rtl/>
-        </w:rPr>
-        <w:t>الحالية</w:t>
+          <w:rFonts w:asciiTheme="majorBidi" w:hAnsiTheme="majorBidi" w:cs="Times New Roman"/>
+          <w:sz w:val="28"/>
+          <w:rtl/>
+        </w:rPr>
+        <w:t xml:space="preserve"> </w:t>
       </w:r>
       <w:r>
         <w:rPr>
           <w:rStyle w:val="citation-38"/>
-          <w:rFonts w:asciiTheme="majorBidi" w:hAnsiTheme="majorBidi" w:cs="Times New Roman"/>
-          <w:sz w:val="28"/>
-          <w:rtl/>
-        </w:rPr>
-        <w:t xml:space="preserve"> </w:t>
+          <w:rFonts w:asciiTheme="majorBidi" w:hAnsiTheme="majorBidi" w:cs="Times New Roman" w:hint="cs"/>
+          <w:sz w:val="28"/>
+          <w:rtl/>
+        </w:rPr>
+        <w:t>من</w:t>
       </w:r>
       <w:r>
         <w:rPr>
           <w:rStyle w:val="citation-38"/>
-          <w:rFonts w:asciiTheme="majorBidi" w:hAnsiTheme="majorBidi" w:cs="Times New Roman" w:hint="cs"/>
-          <w:sz w:val="28"/>
-          <w:rtl/>
-        </w:rPr>
-        <w:t>من</w:t>
+          <w:rFonts w:asciiTheme="majorBidi" w:hAnsiTheme="majorBidi" w:cs="Times New Roman"/>
+          <w:sz w:val="28"/>
+          <w:rtl/>
+        </w:rPr>
+        <w:t xml:space="preserve"> </w:t>
       </w:r>
       <w:r>
         <w:rPr>
           <w:rStyle w:val="citation-38"/>
-          <w:rFonts w:asciiTheme="majorBidi" w:hAnsiTheme="majorBidi" w:cs="Times New Roman"/>
-          <w:sz w:val="28"/>
-          <w:rtl/>
-        </w:rPr>
-        <w:t xml:space="preserve"> </w:t>
+          <w:rFonts w:asciiTheme="majorBidi" w:hAnsiTheme="majorBidi" w:cs="Times New Roman" w:hint="cs"/>
+          <w:sz w:val="28"/>
+          <w:rtl/>
+        </w:rPr>
+        <w:t>فصل</w:t>
       </w:r>
       <w:r>
         <w:rPr>
           <w:rStyle w:val="citation-38"/>
-          <w:rFonts w:asciiTheme="majorBidi" w:hAnsiTheme="majorBidi" w:cs="Times New Roman" w:hint="cs"/>
-          <w:sz w:val="28"/>
-          <w:rtl/>
-        </w:rPr>
-        <w:t>فصل</w:t>
+          <w:rFonts w:asciiTheme="majorBidi" w:hAnsiTheme="majorBidi" w:cs="Times New Roman"/>
+          <w:sz w:val="28"/>
+          <w:rtl/>
+        </w:rPr>
+        <w:t xml:space="preserve"> </w:t>
       </w:r>
       <w:r>
         <w:rPr>
           <w:rStyle w:val="citation-38"/>
-          <w:rFonts w:asciiTheme="majorBidi" w:hAnsiTheme="majorBidi" w:cs="Times New Roman"/>
-          <w:sz w:val="28"/>
-          <w:rtl/>
-        </w:rPr>
-        <w:t xml:space="preserve"> </w:t>
+          <w:rFonts w:asciiTheme="majorBidi" w:hAnsiTheme="majorBidi" w:cs="Times New Roman" w:hint="cs"/>
+          <w:sz w:val="28"/>
+          <w:rtl/>
+        </w:rPr>
+        <w:t>الخدمات</w:t>
       </w:r>
       <w:r>
         <w:rPr>
           <w:rStyle w:val="citation-38"/>
-          <w:rFonts w:asciiTheme="majorBidi" w:hAnsiTheme="majorBidi" w:cs="Times New Roman" w:hint="cs"/>
-          <w:sz w:val="28"/>
-          <w:rtl/>
-        </w:rPr>
-        <w:t>الخدمات</w:t>
+          <w:rFonts w:asciiTheme="majorBidi" w:hAnsiTheme="majorBidi" w:cs="Times New Roman"/>
+          <w:sz w:val="28"/>
+          <w:rtl/>
+        </w:rPr>
+        <w:t xml:space="preserve"> </w:t>
       </w:r>
       <w:r>
         <w:rPr>
           <w:rStyle w:val="citation-38"/>
-          <w:rFonts w:asciiTheme="majorBidi" w:hAnsiTheme="majorBidi" w:cs="Times New Roman"/>
-          <w:sz w:val="28"/>
-          <w:rtl/>
-        </w:rPr>
-        <w:t xml:space="preserve"> </w:t>
+          <w:rFonts w:asciiTheme="majorBidi" w:hAnsiTheme="majorBidi" w:cs="Times New Roman" w:hint="cs"/>
+          <w:sz w:val="28"/>
+          <w:rtl/>
+        </w:rPr>
+        <w:t>الطبية</w:t>
       </w:r>
       <w:r>
         <w:rPr>
           <w:rStyle w:val="citation-38"/>
-          <w:rFonts w:asciiTheme="majorBidi" w:hAnsiTheme="majorBidi" w:cs="Times New Roman" w:hint="cs"/>
-          <w:sz w:val="28"/>
-          <w:rtl/>
-        </w:rPr>
-        <w:t>الطبية</w:t>
+          <w:rFonts w:asciiTheme="majorBidi" w:hAnsiTheme="majorBidi" w:cs="Times New Roman"/>
+          <w:sz w:val="28"/>
+          <w:rtl/>
+        </w:rPr>
+        <w:t xml:space="preserve"> </w:t>
       </w:r>
       <w:r>
         <w:rPr>
           <w:rStyle w:val="citation-38"/>
-          <w:rFonts w:asciiTheme="majorBidi" w:hAnsiTheme="majorBidi" w:cs="Times New Roman"/>
-          <w:sz w:val="28"/>
-          <w:rtl/>
-        </w:rPr>
-        <w:t xml:space="preserve"> </w:t>
+          <w:rFonts w:asciiTheme="majorBidi" w:hAnsiTheme="majorBidi" w:cs="Times New Roman" w:hint="cs"/>
+          <w:sz w:val="28"/>
+          <w:rtl/>
+        </w:rPr>
+        <w:t>الاستشارية</w:t>
       </w:r>
       <w:r>
         <w:rPr>
           <w:rStyle w:val="citation-38"/>
-          <w:rFonts w:asciiTheme="majorBidi" w:hAnsiTheme="majorBidi" w:cs="Times New Roman" w:hint="cs"/>
-          <w:sz w:val="28"/>
-          <w:rtl/>
-        </w:rPr>
-        <w:t>الاستشارية</w:t>
+          <w:rFonts w:asciiTheme="majorBidi" w:hAnsiTheme="majorBidi" w:cs="Times New Roman"/>
+          <w:sz w:val="28"/>
+          <w:rtl/>
+        </w:rPr>
+        <w:t xml:space="preserve"> </w:t>
       </w:r>
       <w:r>
         <w:rPr>
           <w:rStyle w:val="citation-38"/>
-          <w:rFonts w:asciiTheme="majorBidi" w:hAnsiTheme="majorBidi" w:cs="Times New Roman"/>
-          <w:sz w:val="28"/>
-          <w:rtl/>
-        </w:rPr>
-        <w:t xml:space="preserve"> </w:t>
+          <w:rFonts w:asciiTheme="majorBidi" w:hAnsiTheme="majorBidi" w:cs="Times New Roman" w:hint="cs"/>
+          <w:sz w:val="28"/>
+          <w:rtl/>
+        </w:rPr>
+        <w:t>عن</w:t>
       </w:r>
       <w:r>
         <w:rPr>
           <w:rStyle w:val="citation-38"/>
-          <w:rFonts w:asciiTheme="majorBidi" w:hAnsiTheme="majorBidi" w:cs="Times New Roman" w:hint="cs"/>
-          <w:sz w:val="28"/>
-          <w:rtl/>
-        </w:rPr>
-        <w:t>عن</w:t>
+          <w:rFonts w:asciiTheme="majorBidi" w:hAnsiTheme="majorBidi" w:cs="Times New Roman"/>
+          <w:sz w:val="28"/>
+          <w:rtl/>
+        </w:rPr>
+        <w:t xml:space="preserve"> </w:t>
       </w:r>
       <w:r>
         <w:rPr>
           <w:rStyle w:val="citation-38"/>
-          <w:rFonts w:asciiTheme="majorBidi" w:hAnsiTheme="majorBidi" w:cs="Times New Roman"/>
-          <w:sz w:val="28"/>
-          <w:rtl/>
-        </w:rPr>
-        <w:t xml:space="preserve"> </w:t>
+          <w:rFonts w:asciiTheme="majorBidi" w:hAnsiTheme="majorBidi" w:cs="Times New Roman" w:hint="cs"/>
+          <w:sz w:val="28"/>
+          <w:rtl/>
+        </w:rPr>
+        <w:t>أنظمة</w:t>
       </w:r>
       <w:r>
         <w:rPr>
           <w:rStyle w:val="citation-38"/>
-          <w:rFonts w:asciiTheme="majorBidi" w:hAnsiTheme="majorBidi" w:cs="Times New Roman" w:hint="cs"/>
-          <w:sz w:val="28"/>
-          <w:rtl/>
-        </w:rPr>
-        <w:t>أنظمة</w:t>
+          <w:rFonts w:asciiTheme="majorBidi" w:hAnsiTheme="majorBidi" w:cs="Times New Roman"/>
+          <w:sz w:val="28"/>
+          <w:rtl/>
+        </w:rPr>
+        <w:t xml:space="preserve"> </w:t>
       </w:r>
       <w:r>
         <w:rPr>
           <w:rStyle w:val="citation-38"/>
-          <w:rFonts w:asciiTheme="majorBidi" w:hAnsiTheme="majorBidi" w:cs="Times New Roman"/>
-          <w:sz w:val="28"/>
-          <w:rtl/>
-        </w:rPr>
-        <w:t xml:space="preserve"> </w:t>
+          <w:rFonts w:asciiTheme="majorBidi" w:hAnsiTheme="majorBidi" w:cs="Times New Roman" w:hint="cs"/>
+          <w:sz w:val="28"/>
+          <w:rtl/>
+        </w:rPr>
+        <w:t>المتابعة</w:t>
       </w:r>
       <w:r>
         <w:rPr>
           <w:rStyle w:val="citation-38"/>
-          <w:rFonts w:asciiTheme="majorBidi" w:hAnsiTheme="majorBidi" w:cs="Times New Roman" w:hint="cs"/>
-          <w:sz w:val="28"/>
-          <w:rtl/>
-        </w:rPr>
-        <w:t>المتابعة</w:t>
+          <w:rFonts w:asciiTheme="majorBidi" w:hAnsiTheme="majorBidi" w:cs="Times New Roman"/>
+          <w:sz w:val="28"/>
+          <w:rtl/>
+        </w:rPr>
+        <w:t xml:space="preserve"> </w:t>
       </w:r>
       <w:r>
         <w:rPr>
           <w:rStyle w:val="citation-38"/>
-          <w:rFonts w:asciiTheme="majorBidi" w:hAnsiTheme="majorBidi" w:cs="Times New Roman"/>
-          <w:sz w:val="28"/>
-          <w:rtl/>
-        </w:rPr>
-        <w:t xml:space="preserve"> </w:t>
+          <w:rFonts w:asciiTheme="majorBidi" w:hAnsiTheme="majorBidi" w:cs="Times New Roman" w:hint="cs"/>
+          <w:sz w:val="28"/>
+          <w:rtl/>
+        </w:rPr>
+        <w:t>الصحية</w:t>
       </w:r>
       <w:r>
         <w:rPr>
           <w:rStyle w:val="citation-38"/>
-          <w:rFonts w:asciiTheme="majorBidi" w:hAnsiTheme="majorBidi" w:cs="Times New Roman" w:hint="cs"/>
-          <w:sz w:val="28"/>
-          <w:rtl/>
-        </w:rPr>
-        <w:t>الصحية</w:t>
-      </w:r>
-    </w:p>
-    <w:p>
-      <w:pPr>
-        <w:spacing w:after="0"/>
-        <w:jc w:val="both"/>
-        <w:rPr>
-          <w:rFonts w:asciiTheme="majorBidi" w:hAnsiTheme="majorBidi"/>
-          <w:sz w:val="28"/>
-          <w:rtl/>
-        </w:rPr>
-      </w:pPr>
+          <w:rFonts w:asciiTheme="majorBidi" w:hAnsiTheme="majorBidi" w:hint="cs"/>
+          <w:sz w:val="28"/>
+          <w:rtl/>
+        </w:rPr>
+        <w:t xml:space="preserve"> </w:t>
+      </w:r>
       <w:r>
         <w:rPr>
           <w:rStyle w:val="citation-38"/>
@@ -17483,6 +17462,7 @@
     </w:p>
     <w:p>
       <w:pPr>
+        <w:spacing w:after="0"/>
         <w:jc w:val="both"/>
         <w:rPr>
           <w:rtl/>
@@ -17703,14 +17683,13 @@
         </w:rPr>
         <w:t>مع</w:t>
       </w:r>
-    </w:p>
-    <w:p>
-      <w:pPr>
-        <w:jc w:val="both"/>
-        <w:rPr>
-          <w:rtl/>
-        </w:rPr>
-      </w:pPr>
+      <w:r>
+        <w:rPr>
+          <w:rFonts w:cs="Times New Roman" w:hint="cs"/>
+          <w:rtl/>
+        </w:rPr>
+        <w:t xml:space="preserve"> </w:t>
+      </w:r>
       <w:r>
         <w:rPr>
           <w:rFonts w:cs="Times New Roman" w:hint="cs"/>
@@ -20009,7 +19988,6 @@
         </w:rPr>
         <w:t xml:space="preserve"> </w:t>
       </w:r>
-      <w:proofErr w:type="gramStart"/>
       <w:r>
         <w:rPr>
           <w:rFonts w:hint="cs"/>
@@ -20031,7 +20009,6 @@
         </w:rPr>
         <w:t>،</w:t>
       </w:r>
-      <w:proofErr w:type="gramEnd"/>
       <w:r>
         <w:rPr>
           <w:rFonts w:hint="cs"/>
@@ -23533,7 +23510,6 @@
         </w:rPr>
         <w:t xml:space="preserve"> </w:t>
       </w:r>
-      <w:proofErr w:type="gramStart"/>
       <w:r>
         <w:rPr>
           <w:rFonts w:asciiTheme="majorBidi" w:hAnsiTheme="majorBidi" w:cs="Times New Roman" w:hint="cs"/>
@@ -23561,9 +23537,8 @@
           <w:bCs/>
           <w:sz w:val="28"/>
         </w:rPr>
-        <w:t xml:space="preserve"> (</w:t>
-      </w:r>
-      <w:proofErr w:type="gramEnd"/>
+        <w:t xml:space="preserve"> (Quality Assurance)</w:t>
+      </w:r>
       <w:r>
         <w:rPr>
           <w:rFonts w:asciiTheme="majorBidi" w:hAnsiTheme="majorBidi"/>
@@ -23571,25 +23546,6 @@
           <w:bCs/>
           <w:sz w:val="28"/>
         </w:rPr>
-        <w:t>Quality Assurance</w:t>
-      </w:r>
-      <w:proofErr w:type="gramStart"/>
-      <w:r>
-        <w:rPr>
-          <w:rFonts w:asciiTheme="majorBidi" w:hAnsiTheme="majorBidi"/>
-          <w:b/>
-          <w:bCs/>
-          <w:sz w:val="28"/>
-        </w:rPr>
-        <w:t>)</w:t>
-      </w:r>
-      <w:r>
-        <w:rPr>
-          <w:rFonts w:asciiTheme="majorBidi" w:hAnsiTheme="majorBidi"/>
-          <w:b/>
-          <w:bCs/>
-          <w:sz w:val="28"/>
-        </w:rPr>
         <w:t xml:space="preserve"> </w:t>
       </w:r>
       <w:r>
@@ -23600,18 +23556,7 @@
           <w:sz w:val="28"/>
           <w:rtl/>
         </w:rPr>
-        <w:t>:</w:t>
-      </w:r>
-      <w:proofErr w:type="gramEnd"/>
-      <w:r>
-        <w:rPr>
-          <w:rFonts w:asciiTheme="majorBidi" w:eastAsia="Arial" w:hAnsiTheme="majorBidi"/>
-          <w:b/>
-          <w:bCs/>
-          <w:sz w:val="28"/>
-          <w:rtl/>
-        </w:rPr>
-        <w:t xml:space="preserve"> </w:t>
+        <w:t xml:space="preserve">: </w:t>
       </w:r>
       <w:r>
         <w:rPr>
@@ -27398,62 +27343,61 @@
           <w:sz w:val="28"/>
           <w:rtl/>
         </w:rPr>
-        <w:t xml:space="preserve">، وهي أطر تنظّم عملية بناء الأنظمة وتساعد على ضبط التخطيط والتنفيذ. وتتنوع هذه المنهجيات بحسب طبيعة المشروع، ومن </w:t>
-      </w:r>
-      <w:proofErr w:type="gramStart"/>
+        <w:t>، وهي أطر تنظّم عملية بناء الأنظمة وتساعد على ضبط التخطيط والتنفيذ. وتتنوع هذه المنهجيات بحسب طبيعة المشروع، ومن أمثلتها</w:t>
+      </w:r>
       <w:r>
         <w:rPr>
           <w:rFonts w:asciiTheme="majorBidi" w:hAnsiTheme="majorBidi"/>
           <w:sz w:val="28"/>
-          <w:rtl/>
-        </w:rPr>
-        <w:t>أمثلتها</w:t>
+        </w:rPr>
+        <w:t xml:space="preserve"> </w:t>
       </w:r>
       <w:r>
         <w:rPr>
           <w:rFonts w:asciiTheme="majorBidi" w:hAnsiTheme="majorBidi"/>
           <w:sz w:val="28"/>
         </w:rPr>
-        <w:t xml:space="preserve"> </w:t>
+        <w:t xml:space="preserve">: </w:t>
       </w:r>
       <w:r>
         <w:rPr>
           <w:rFonts w:asciiTheme="majorBidi" w:hAnsiTheme="majorBidi"/>
           <w:sz w:val="28"/>
-        </w:rPr>
-        <w:t>:</w:t>
-      </w:r>
-      <w:proofErr w:type="gramEnd"/>
+          <w:rtl/>
+        </w:rPr>
+        <w:t xml:space="preserve">الشلال </w:t>
+      </w:r>
       <w:r>
         <w:rPr>
           <w:rFonts w:asciiTheme="majorBidi" w:hAnsiTheme="majorBidi"/>
           <w:sz w:val="28"/>
         </w:rPr>
-        <w:t xml:space="preserve"> </w:t>
-      </w:r>
-      <w:proofErr w:type="gramStart"/>
+        <w:t xml:space="preserve"> (Waterfall)</w:t>
+      </w:r>
       <w:r>
         <w:rPr>
           <w:rFonts w:asciiTheme="majorBidi" w:hAnsiTheme="majorBidi"/>
           <w:sz w:val="28"/>
           <w:rtl/>
         </w:rPr>
-        <w:t xml:space="preserve">الشلال </w:t>
-      </w:r>
+        <w:t xml:space="preserve">، النماذج </w:t>
+      </w:r>
+      <w:proofErr w:type="spellStart"/>
       <w:r>
         <w:rPr>
           <w:rFonts w:asciiTheme="majorBidi" w:hAnsiTheme="majorBidi"/>
           <w:sz w:val="28"/>
-        </w:rPr>
-        <w:t xml:space="preserve"> (</w:t>
-      </w:r>
-      <w:proofErr w:type="gramEnd"/>
+          <w:rtl/>
+        </w:rPr>
+        <w:t>التزايدية</w:t>
+      </w:r>
+      <w:proofErr w:type="spellEnd"/>
       <w:r>
         <w:rPr>
           <w:rFonts w:asciiTheme="majorBidi" w:hAnsiTheme="majorBidi"/>
           <w:sz w:val="28"/>
         </w:rPr>
-        <w:t>Waterfall)</w:t>
+        <w:t xml:space="preserve"> (Incremental Models)  </w:t>
       </w:r>
       <w:r>
         <w:rPr>
@@ -27461,32 +27405,29 @@
           <w:sz w:val="28"/>
           <w:rtl/>
         </w:rPr>
-        <w:t xml:space="preserve">، النماذج </w:t>
-      </w:r>
-      <w:proofErr w:type="spellStart"/>
+        <w:t>، النموذج الحلزون</w:t>
+      </w:r>
       <w:r>
         <w:rPr>
           <w:rFonts w:asciiTheme="majorBidi" w:hAnsiTheme="majorBidi"/>
           <w:sz w:val="28"/>
-          <w:rtl/>
-        </w:rPr>
-        <w:t>التزايدية</w:t>
-      </w:r>
-      <w:proofErr w:type="spellEnd"/>
+        </w:rPr>
+        <w:t xml:space="preserve"> (Spiral Model) </w:t>
+      </w:r>
       <w:r>
         <w:rPr>
           <w:rFonts w:asciiTheme="majorBidi" w:hAnsiTheme="majorBidi"/>
           <w:sz w:val="28"/>
-        </w:rPr>
-        <w:t xml:space="preserve"> (Incremental </w:t>
-      </w:r>
-      <w:proofErr w:type="gramStart"/>
+          <w:rtl/>
+        </w:rPr>
+        <w:t>، منهجية</w:t>
+      </w:r>
       <w:r>
         <w:rPr>
           <w:rFonts w:asciiTheme="majorBidi" w:hAnsiTheme="majorBidi"/>
           <w:sz w:val="28"/>
         </w:rPr>
-        <w:t xml:space="preserve">Models)  </w:t>
+        <w:t xml:space="preserve"> RAD </w:t>
       </w:r>
       <w:r>
         <w:rPr>
@@ -27494,80 +27435,7 @@
           <w:sz w:val="28"/>
           <w:rtl/>
         </w:rPr>
-        <w:t>،</w:t>
-      </w:r>
-      <w:proofErr w:type="gramEnd"/>
-      <w:r>
-        <w:rPr>
-          <w:rFonts w:asciiTheme="majorBidi" w:hAnsiTheme="majorBidi"/>
-          <w:sz w:val="28"/>
-          <w:rtl/>
-        </w:rPr>
-        <w:t xml:space="preserve"> النموذج الحلزون</w:t>
-      </w:r>
-      <w:r>
-        <w:rPr>
-          <w:rFonts w:asciiTheme="majorBidi" w:hAnsiTheme="majorBidi"/>
-          <w:sz w:val="28"/>
-        </w:rPr>
-        <w:t xml:space="preserve"> (Spiral Model</w:t>
-      </w:r>
-      <w:proofErr w:type="gramStart"/>
-      <w:r>
-        <w:rPr>
-          <w:rFonts w:asciiTheme="majorBidi" w:hAnsiTheme="majorBidi"/>
-          <w:sz w:val="28"/>
-        </w:rPr>
-        <w:t xml:space="preserve">) </w:t>
-      </w:r>
-      <w:r>
-        <w:rPr>
-          <w:rFonts w:asciiTheme="majorBidi" w:hAnsiTheme="majorBidi"/>
-          <w:sz w:val="28"/>
-          <w:rtl/>
-        </w:rPr>
-        <w:t>،</w:t>
-      </w:r>
-      <w:proofErr w:type="gramEnd"/>
-      <w:r>
-        <w:rPr>
-          <w:rFonts w:asciiTheme="majorBidi" w:hAnsiTheme="majorBidi"/>
-          <w:sz w:val="28"/>
-          <w:rtl/>
-        </w:rPr>
-        <w:t xml:space="preserve"> منهجية</w:t>
-      </w:r>
-      <w:r>
-        <w:rPr>
-          <w:rFonts w:asciiTheme="majorBidi" w:hAnsiTheme="majorBidi"/>
-          <w:sz w:val="28"/>
-        </w:rPr>
-        <w:t xml:space="preserve"> </w:t>
-      </w:r>
-      <w:proofErr w:type="gramStart"/>
-      <w:r>
-        <w:rPr>
-          <w:rFonts w:asciiTheme="majorBidi" w:hAnsiTheme="majorBidi"/>
-          <w:sz w:val="28"/>
-        </w:rPr>
-        <w:t xml:space="preserve">RAD </w:t>
-      </w:r>
-      <w:r>
-        <w:rPr>
-          <w:rFonts w:asciiTheme="majorBidi" w:hAnsiTheme="majorBidi"/>
-          <w:sz w:val="28"/>
-          <w:rtl/>
-        </w:rPr>
-        <w:t>،</w:t>
-      </w:r>
-      <w:proofErr w:type="gramEnd"/>
-      <w:r>
-        <w:rPr>
-          <w:rFonts w:asciiTheme="majorBidi" w:hAnsiTheme="majorBidi"/>
-          <w:sz w:val="28"/>
-          <w:rtl/>
-        </w:rPr>
-        <w:t xml:space="preserve"> منهجية</w:t>
+        <w:t>، منهجية</w:t>
       </w:r>
       <w:r>
         <w:rPr>
@@ -27609,52 +27477,34 @@
           <w:rtl/>
         </w:rPr>
         <w:lastRenderedPageBreak/>
-        <w:t xml:space="preserve">وبين هذه النماذج، وقع اختيارنا على منهجية </w:t>
-      </w:r>
-      <w:proofErr w:type="gramStart"/>
+        <w:t xml:space="preserve">وبين هذه النماذج، وقع اختيارنا على منهجية أجايل </w:t>
+      </w:r>
       <w:r>
         <w:rPr>
           <w:rFonts w:asciiTheme="majorBidi" w:hAnsiTheme="majorBidi"/>
           <w:sz w:val="28"/>
-          <w:rtl/>
-        </w:rPr>
-        <w:t xml:space="preserve">أجايل </w:t>
+        </w:rPr>
+        <w:t xml:space="preserve"> (Agile Methodology)</w:t>
       </w:r>
       <w:r>
         <w:rPr>
           <w:rFonts w:asciiTheme="majorBidi" w:hAnsiTheme="majorBidi"/>
           <w:sz w:val="28"/>
-        </w:rPr>
-        <w:t xml:space="preserve"> (</w:t>
-      </w:r>
-      <w:proofErr w:type="gramEnd"/>
+          <w:rtl/>
+        </w:rPr>
+        <w:t xml:space="preserve">، حيث يقوم العمل فيها على دورات تطوير قصيرة ومتكررة تعرف باسم </w:t>
+      </w:r>
       <w:r>
         <w:rPr>
           <w:rFonts w:asciiTheme="majorBidi" w:hAnsiTheme="majorBidi"/>
           <w:sz w:val="28"/>
         </w:rPr>
-        <w:t>Agile Methodology)</w:t>
+        <w:t>Sprint</w:t>
       </w:r>
       <w:r>
         <w:rPr>
           <w:rFonts w:asciiTheme="majorBidi" w:hAnsiTheme="majorBidi"/>
           <w:sz w:val="28"/>
-          <w:rtl/>
-        </w:rPr>
-        <w:t xml:space="preserve">، حيث يقوم العمل فيها على دورات تطوير قصيرة ومتكررة تعرف باسم </w:t>
-      </w:r>
-      <w:proofErr w:type="gramStart"/>
-      <w:r>
-        <w:rPr>
-          <w:rFonts w:asciiTheme="majorBidi" w:hAnsiTheme="majorBidi"/>
-          <w:sz w:val="28"/>
-        </w:rPr>
-        <w:t>Sprint</w:t>
-      </w:r>
-      <w:r>
-        <w:rPr>
-          <w:rFonts w:asciiTheme="majorBidi" w:hAnsiTheme="majorBidi"/>
-          <w:sz w:val="28"/>
         </w:rPr>
         <w:t xml:space="preserve"> </w:t>
       </w:r>
@@ -27664,16 +27514,7 @@
           <w:sz w:val="28"/>
           <w:rtl/>
         </w:rPr>
-        <w:t>.</w:t>
-      </w:r>
-      <w:proofErr w:type="gramEnd"/>
-      <w:r>
-        <w:rPr>
-          <w:rFonts w:asciiTheme="majorBidi" w:hAnsiTheme="majorBidi" w:hint="cs"/>
-          <w:sz w:val="28"/>
-          <w:rtl/>
-        </w:rPr>
-        <w:t xml:space="preserve"> </w:t>
+        <w:t xml:space="preserve">. </w:t>
       </w:r>
       <w:r>
         <w:rPr>
@@ -27840,7 +27681,7 @@
           <w:lang w:val="ar-SA"/>
         </w:rPr>
         <w:drawing>
-          <wp:inline distT="0" distB="0" distL="0" distR="0" wp14:anchorId="544E6ED6" wp14:editId="4651303D">
+          <wp:inline distT="0" distB="0" distL="0" distR="0" wp14:anchorId="544E6ED6" wp14:editId="2A307A6E">
             <wp:extent cx="5731510" cy="4109720"/>
             <wp:effectExtent l="0" t="0" r="2540" b="5080"/>
             <wp:docPr id="1" name="Picture 1"/>
@@ -30552,7 +30393,6 @@
         </w:rPr>
         <w:t xml:space="preserve"> </w:t>
       </w:r>
-      <w:proofErr w:type="gramStart"/>
       <w:r>
         <w:rPr>
           <w:rFonts w:asciiTheme="majorBidi" w:hAnsiTheme="majorBidi" w:cs="Times New Roman" w:hint="cs"/>
@@ -30567,16 +30407,7 @@
           <w:sz w:val="28"/>
           <w:rtl/>
         </w:rPr>
-        <w:t xml:space="preserve"> .</w:t>
-      </w:r>
-      <w:proofErr w:type="gramEnd"/>
-      <w:r>
-        <w:rPr>
-          <w:rFonts w:asciiTheme="majorBidi" w:hAnsiTheme="majorBidi" w:cs="Times New Roman"/>
-          <w:sz w:val="28"/>
-          <w:rtl/>
-        </w:rPr>
-        <w:t xml:space="preserve"> </w:t>
+        <w:t xml:space="preserve"> . </w:t>
       </w:r>
       <w:r>
         <w:rPr>
@@ -31901,15 +31732,7 @@
           <w:rFonts w:asciiTheme="majorBidi" w:hAnsiTheme="majorBidi"/>
           <w:sz w:val="28"/>
         </w:rPr>
-        <w:t xml:space="preserve">Agile </w:t>
-      </w:r>
-      <w:proofErr w:type="gramStart"/>
-      <w:r>
-        <w:rPr>
-          <w:rFonts w:asciiTheme="majorBidi" w:hAnsiTheme="majorBidi"/>
-          <w:sz w:val="28"/>
-        </w:rPr>
-        <w:t>Methodology</w:t>
+        <w:t>Agile Methodology</w:t>
       </w:r>
       <w:r>
         <w:rPr>
@@ -31926,7 +31749,6 @@
         </w:rPr>
         <w:t>لضمان</w:t>
       </w:r>
-      <w:proofErr w:type="gramEnd"/>
       <w:r>
         <w:rPr>
           <w:rFonts w:asciiTheme="majorBidi" w:hAnsiTheme="majorBidi" w:cs="Times New Roman"/>
@@ -32338,7 +32160,6 @@
         </w:rPr>
         <w:t xml:space="preserve"> </w:t>
       </w:r>
-      <w:proofErr w:type="gramStart"/>
       <w:r>
         <w:rPr>
           <w:rFonts w:asciiTheme="majorBidi" w:hAnsiTheme="majorBidi" w:cs="Times New Roman" w:hint="cs"/>
@@ -32362,7 +32183,6 @@
         </w:rPr>
         <w:t>.</w:t>
       </w:r>
-      <w:proofErr w:type="gramEnd"/>
     </w:p>
     <w:p>
       <w:pPr>
@@ -32437,7 +32257,6 @@
         </w:rPr>
         <w:t xml:space="preserve">2.1 </w:t>
       </w:r>
-      <w:proofErr w:type="gramStart"/>
       <w:r>
         <w:rPr>
           <w:rFonts w:hint="cs"/>
@@ -32450,15 +32269,7 @@
           <w:rFonts w:asciiTheme="majorBidi" w:hAnsiTheme="majorBidi"/>
           <w:sz w:val="28"/>
         </w:rPr>
-        <w:t>(</w:t>
-      </w:r>
-      <w:proofErr w:type="gramEnd"/>
-      <w:r>
-        <w:rPr>
-          <w:rFonts w:asciiTheme="majorBidi" w:hAnsiTheme="majorBidi"/>
-          <w:sz w:val="28"/>
-        </w:rPr>
-        <w:t>Introduction</w:t>
+        <w:t>(Introduction</w:t>
       </w:r>
       <w:r>
         <w:rPr>
@@ -32500,15 +32311,7 @@
           <w:rFonts w:hint="cs"/>
           <w:rtl/>
         </w:rPr>
-        <w:t xml:space="preserve">الدراسات </w:t>
-      </w:r>
-      <w:proofErr w:type="gramStart"/>
-      <w:r>
-        <w:rPr>
-          <w:rFonts w:hint="cs"/>
-          <w:rtl/>
-        </w:rPr>
-        <w:t xml:space="preserve">السابقة </w:t>
+        <w:t xml:space="preserve">الدراسات السابقة </w:t>
       </w:r>
       <w:r>
         <w:rPr>
@@ -32523,15 +32326,7 @@
           <w:rFonts w:asciiTheme="majorBidi" w:hAnsiTheme="majorBidi"/>
           <w:sz w:val="28"/>
         </w:rPr>
-        <w:t>(</w:t>
-      </w:r>
-      <w:proofErr w:type="gramEnd"/>
-      <w:r>
-        <w:rPr>
-          <w:rFonts w:asciiTheme="majorBidi" w:hAnsiTheme="majorBidi"/>
-          <w:sz w:val="28"/>
-        </w:rPr>
-        <w:t>Previous Studies)</w:t>
+        <w:t>(Previous Studies)</w:t>
       </w:r>
     </w:p>
     <w:p>
@@ -32559,15 +32354,7 @@
           <w:rFonts w:hint="cs"/>
           <w:rtl/>
         </w:rPr>
-        <w:t>الفجوة البحثية</w:t>
-      </w:r>
-      <w:proofErr w:type="gramStart"/>
-      <w:r>
-        <w:rPr>
-          <w:rFonts w:hint="cs"/>
-          <w:rtl/>
-        </w:rPr>
-        <w:t xml:space="preserve"> </w:t>
+        <w:t xml:space="preserve">الفجوة البحثية </w:t>
       </w:r>
       <w:r>
         <w:rPr>
@@ -32578,7 +32365,6 @@
       <w:r>
         <w:t>(</w:t>
       </w:r>
-      <w:proofErr w:type="gramEnd"/>
       <w:r>
         <w:rPr>
           <w:rFonts w:asciiTheme="majorBidi" w:hAnsiTheme="majorBidi"/>
@@ -32623,29 +32409,14 @@
         <w:rPr>
           <w:rtl/>
         </w:rPr>
-        <w:t xml:space="preserve">الأدوات المستخدمة في </w:t>
-      </w:r>
-      <w:proofErr w:type="gramStart"/>
-      <w:r>
-        <w:rPr>
-          <w:rtl/>
-        </w:rPr>
-        <w:t xml:space="preserve">المشروع  </w:t>
+        <w:t xml:space="preserve">الأدوات المستخدمة في المشروع  </w:t>
       </w:r>
       <w:r>
         <w:rPr>
           <w:rFonts w:asciiTheme="majorBidi" w:hAnsiTheme="majorBidi"/>
           <w:sz w:val="28"/>
         </w:rPr>
-        <w:t>(</w:t>
-      </w:r>
-      <w:proofErr w:type="gramEnd"/>
-      <w:r>
-        <w:rPr>
-          <w:rFonts w:asciiTheme="majorBidi" w:hAnsiTheme="majorBidi"/>
-          <w:sz w:val="28"/>
-        </w:rPr>
-        <w:t>Tools Used in the Project)</w:t>
+        <w:t>(Tools Used in the Project)</w:t>
       </w:r>
       <w:r>
         <w:t xml:space="preserve"> </w:t>
@@ -32693,24 +32464,15 @@
           <w:rFonts w:hint="cs"/>
           <w:rtl/>
         </w:rPr>
-        <w:t xml:space="preserve">ملخص </w:t>
-      </w:r>
-      <w:proofErr w:type="gramStart"/>
+        <w:t xml:space="preserve">ملخص الفصل  </w:t>
+      </w:r>
       <w:r>
         <w:rPr>
           <w:rFonts w:hint="cs"/>
           <w:rtl/>
         </w:rPr>
-        <w:t xml:space="preserve">الفصل  </w:t>
-      </w:r>
-      <w:r>
-        <w:rPr>
-          <w:rFonts w:hint="cs"/>
-          <w:rtl/>
-        </w:rPr>
         <w:t>(</w:t>
       </w:r>
-      <w:proofErr w:type="gramEnd"/>
       <w:r>
         <w:rPr>
           <w:rFonts w:asciiTheme="majorBidi" w:hAnsiTheme="majorBidi"/>
@@ -33129,17 +32891,7 @@
           <w:bCs/>
           <w:sz w:val="28"/>
         </w:rPr>
-        <w:t>.2.</w:t>
-      </w:r>
-      <w:proofErr w:type="gramStart"/>
-      <w:r>
-        <w:rPr>
-          <w:rFonts w:asciiTheme="majorBidi" w:hAnsiTheme="majorBidi"/>
-          <w:b/>
-          <w:bCs/>
-          <w:sz w:val="28"/>
-        </w:rPr>
-        <w:t>1</w:t>
+        <w:t>.2.1</w:t>
       </w:r>
       <w:r>
         <w:rPr>
@@ -33161,7 +32913,6 @@
         </w:rPr>
         <w:t>منصة</w:t>
       </w:r>
-      <w:proofErr w:type="gramEnd"/>
       <w:r>
         <w:rPr>
           <w:rFonts w:asciiTheme="majorBidi" w:hAnsiTheme="majorBidi"/>
@@ -34771,7 +34522,6 @@
         </w:rPr>
         <w:t xml:space="preserve">.2.2     </w:t>
       </w:r>
-      <w:proofErr w:type="gramStart"/>
       <w:r>
         <w:rPr>
           <w:rFonts w:asciiTheme="majorBidi" w:hAnsiTheme="majorBidi" w:hint="cs"/>
@@ -34790,19 +34540,18 @@
           <w:sz w:val="28"/>
           <w:rtl/>
         </w:rPr>
-        <w:t>منصة</w:t>
-      </w:r>
-      <w:proofErr w:type="gramEnd"/>
+        <w:t>منصة الطبي</w:t>
+      </w:r>
       <w:r>
         <w:rPr>
           <w:rFonts w:asciiTheme="majorBidi" w:hAnsiTheme="majorBidi"/>
           <w:b/>
           <w:bCs/>
           <w:sz w:val="28"/>
-          <w:rtl/>
-        </w:rPr>
-        <w:t xml:space="preserve"> الطبي</w:t>
-      </w:r>
+        </w:rPr>
+        <w:t xml:space="preserve"> (</w:t>
+      </w:r>
+      <w:proofErr w:type="spellStart"/>
       <w:r>
         <w:rPr>
           <w:rFonts w:asciiTheme="majorBidi" w:hAnsiTheme="majorBidi"/>
@@ -34810,9 +34559,9 @@
           <w:bCs/>
           <w:sz w:val="28"/>
         </w:rPr>
-        <w:t xml:space="preserve"> (</w:t>
-      </w:r>
-      <w:proofErr w:type="spellStart"/>
+        <w:t>Altibbi</w:t>
+      </w:r>
+      <w:proofErr w:type="spellEnd"/>
       <w:r>
         <w:rPr>
           <w:rFonts w:asciiTheme="majorBidi" w:hAnsiTheme="majorBidi"/>
@@ -34820,24 +34569,14 @@
           <w:bCs/>
           <w:sz w:val="28"/>
         </w:rPr>
-        <w:t>Altibbi</w:t>
-      </w:r>
-      <w:proofErr w:type="spellEnd"/>
+        <w:t xml:space="preserve">) – </w:t>
+      </w:r>
       <w:r>
         <w:rPr>
           <w:rFonts w:asciiTheme="majorBidi" w:hAnsiTheme="majorBidi"/>
           <w:b/>
           <w:bCs/>
           <w:sz w:val="28"/>
-        </w:rPr>
-        <w:t xml:space="preserve">) – </w:t>
-      </w:r>
-      <w:r>
-        <w:rPr>
-          <w:rFonts w:asciiTheme="majorBidi" w:hAnsiTheme="majorBidi"/>
-          <w:b/>
-          <w:bCs/>
-          <w:sz w:val="28"/>
           <w:rtl/>
         </w:rPr>
         <w:t>الوطن العربي</w:t>
@@ -34891,16 +34630,7 @@
           <w:sz w:val="28"/>
           <w:rtl/>
         </w:rPr>
-        <w:t xml:space="preserve">تُعتبر </w:t>
-      </w:r>
-      <w:proofErr w:type="gramStart"/>
-      <w:r>
-        <w:rPr>
-          <w:rFonts w:asciiTheme="majorBidi" w:hAnsiTheme="majorBidi" w:cstheme="majorBidi"/>
-          <w:sz w:val="28"/>
-          <w:rtl/>
-        </w:rPr>
-        <w:t xml:space="preserve">منصة </w:t>
+        <w:t xml:space="preserve">تُعتبر منصة </w:t>
       </w:r>
       <w:r>
         <w:rPr>
@@ -34922,7 +34652,6 @@
         <w:t>Altibbi</w:t>
       </w:r>
       <w:proofErr w:type="spellEnd"/>
-      <w:proofErr w:type="gramEnd"/>
       <w:r>
         <w:rPr>
           <w:rFonts w:asciiTheme="majorBidi" w:hAnsiTheme="majorBidi" w:cstheme="majorBidi"/>
@@ -35227,7 +34956,6 @@
         </w:rPr>
         <w:t>.2.</w:t>
       </w:r>
-      <w:proofErr w:type="gramStart"/>
       <w:r>
         <w:rPr>
           <w:rFonts w:asciiTheme="majorBidi" w:hAnsiTheme="majorBidi"/>
@@ -35247,7 +34975,6 @@
         </w:rPr>
         <w:t>2  منصة</w:t>
       </w:r>
-      <w:proofErr w:type="gramEnd"/>
       <w:r>
         <w:rPr>
           <w:rFonts w:asciiTheme="majorBidi" w:hAnsiTheme="majorBidi"/>
@@ -35301,16 +35028,7 @@
           <w:sz w:val="28"/>
           <w:rtl/>
         </w:rPr>
-        <w:t xml:space="preserve">      تُعد </w:t>
-      </w:r>
-      <w:proofErr w:type="gramStart"/>
-      <w:r>
-        <w:rPr>
-          <w:rFonts w:asciiTheme="majorBidi" w:hAnsiTheme="majorBidi"/>
-          <w:sz w:val="28"/>
-          <w:rtl/>
-        </w:rPr>
-        <w:t xml:space="preserve">منصة </w:t>
+        <w:t xml:space="preserve">      تُعد منصة </w:t>
       </w:r>
       <w:r>
         <w:rPr>
@@ -35332,7 +35050,6 @@
         <w:t>Practo</w:t>
       </w:r>
       <w:proofErr w:type="spellEnd"/>
-      <w:proofErr w:type="gramEnd"/>
       <w:r>
         <w:rPr>
           <w:rFonts w:asciiTheme="majorBidi" w:hAnsiTheme="majorBidi"/>
@@ -36441,16 +36158,14 @@
           <w:sz w:val="28"/>
           <w:rtl/>
         </w:rPr>
-        <w:t xml:space="preserve">بكفاءة عالية. يوفر مجموعة قوية من الميزات لتنظيم </w:t>
-      </w:r>
-      <w:proofErr w:type="gramStart"/>
+        <w:t>بكفاءة عالية. يوفر مجموعة قوية من الميزات لتنظيم المسارات</w:t>
+      </w:r>
       <w:r>
         <w:rPr>
           <w:rFonts w:asciiTheme="majorBidi" w:hAnsiTheme="majorBidi"/>
           <w:sz w:val="28"/>
-          <w:rtl/>
-        </w:rPr>
-        <w:t>المسارات</w:t>
+        </w:rPr>
+        <w:t xml:space="preserve"> </w:t>
       </w:r>
       <w:r>
         <w:rPr>
@@ -36464,39 +36179,23 @@
           <w:rFonts w:asciiTheme="majorBidi" w:hAnsiTheme="majorBidi"/>
           <w:sz w:val="28"/>
         </w:rPr>
+        <w:t xml:space="preserve">(Routing) </w:t>
+      </w:r>
+      <w:r>
+        <w:rPr>
+          <w:rFonts w:asciiTheme="majorBidi" w:hAnsiTheme="majorBidi" w:hint="cs"/>
+          <w:sz w:val="28"/>
+          <w:rtl/>
+        </w:rPr>
         <w:t xml:space="preserve"> </w:t>
       </w:r>
       <w:r>
         <w:rPr>
           <w:rFonts w:asciiTheme="majorBidi" w:hAnsiTheme="majorBidi"/>
           <w:sz w:val="28"/>
-        </w:rPr>
-        <w:t xml:space="preserve">(Routing) </w:t>
-      </w:r>
-      <w:r>
-        <w:rPr>
-          <w:rFonts w:asciiTheme="majorBidi" w:hAnsiTheme="majorBidi" w:hint="cs"/>
-          <w:sz w:val="28"/>
-          <w:rtl/>
-        </w:rPr>
-        <w:t xml:space="preserve"> </w:t>
-      </w:r>
-      <w:r>
-        <w:rPr>
-          <w:rFonts w:asciiTheme="majorBidi" w:hAnsiTheme="majorBidi"/>
-          <w:sz w:val="28"/>
-          <w:rtl/>
-        </w:rPr>
-        <w:t>وإدارة</w:t>
-      </w:r>
-      <w:proofErr w:type="gramEnd"/>
-      <w:r>
-        <w:rPr>
-          <w:rFonts w:asciiTheme="majorBidi" w:hAnsiTheme="majorBidi"/>
-          <w:sz w:val="28"/>
-          <w:rtl/>
-        </w:rPr>
-        <w:t xml:space="preserve"> الطلبات والاستجابات، وهو المحرك الأساسي الذي يدير العمليات المنطقية في خلفية المنصة الطبية</w:t>
+          <w:rtl/>
+        </w:rPr>
+        <w:t>وإدارة الطلبات والاستجابات، وهو المحرك الأساسي الذي يدير العمليات المنطقية في خلفية المنصة الطبية</w:t>
       </w:r>
       <w:r>
         <w:rPr>
@@ -36535,17 +36234,15 @@
           <w:bCs/>
           <w:sz w:val="28"/>
         </w:rPr>
-        <w:t>Prisma (</w:t>
-      </w:r>
-      <w:proofErr w:type="gramStart"/>
+        <w:t>Prisma (ORM</w:t>
+      </w:r>
       <w:r>
         <w:rPr>
           <w:rFonts w:asciiTheme="majorBidi" w:hAnsiTheme="majorBidi"/>
           <w:b/>
-          <w:bCs/>
-          <w:sz w:val="28"/>
-        </w:rPr>
-        <w:t>ORM</w:t>
+          <w:sz w:val="28"/>
+        </w:rPr>
+        <w:t>)</w:t>
       </w:r>
       <w:r>
         <w:rPr>
@@ -36553,26 +36250,17 @@
           <w:b/>
           <w:sz w:val="28"/>
         </w:rPr>
-        <w:t>)</w:t>
+        <w:t xml:space="preserve"> </w:t>
       </w:r>
       <w:r>
         <w:rPr>
           <w:rFonts w:asciiTheme="majorBidi" w:hAnsiTheme="majorBidi"/>
           <w:b/>
           <w:sz w:val="28"/>
-        </w:rPr>
-        <w:t xml:space="preserve"> </w:t>
-      </w:r>
-      <w:r>
-        <w:rPr>
-          <w:rFonts w:asciiTheme="majorBidi" w:hAnsiTheme="majorBidi"/>
-          <w:b/>
-          <w:sz w:val="28"/>
           <w:rtl/>
         </w:rPr>
         <w:t xml:space="preserve"> :</w:t>
       </w:r>
-      <w:proofErr w:type="gramEnd"/>
     </w:p>
     <w:p>
       <w:pPr>
@@ -36729,16 +36417,7 @@
           <w:b/>
           <w:sz w:val="28"/>
         </w:rPr>
-        <w:t xml:space="preserve">MariaDB </w:t>
-      </w:r>
-      <w:proofErr w:type="gramStart"/>
-      <w:r>
-        <w:rPr>
-          <w:rFonts w:asciiTheme="majorBidi" w:hAnsiTheme="majorBidi"/>
-          <w:b/>
-          <w:sz w:val="28"/>
-        </w:rPr>
-        <w:t>Server</w:t>
+        <w:t>MariaDB Server</w:t>
       </w:r>
       <w:r>
         <w:rPr>
@@ -36749,7 +36428,6 @@
         </w:rPr>
         <w:t xml:space="preserve"> :</w:t>
       </w:r>
-      <w:proofErr w:type="gramEnd"/>
     </w:p>
     <w:p>
       <w:pPr>
@@ -36813,17 +36491,7 @@
           <w:bCs/>
           <w:sz w:val="28"/>
         </w:rPr>
-        <w:t>HTML</w:t>
-      </w:r>
-      <w:proofErr w:type="gramStart"/>
-      <w:r>
-        <w:rPr>
-          <w:rFonts w:asciiTheme="majorBidi" w:hAnsiTheme="majorBidi" w:cstheme="majorBidi"/>
-          <w:b/>
-          <w:bCs/>
-          <w:sz w:val="28"/>
-        </w:rPr>
-        <w:t>5</w:t>
+        <w:t>HTML5</w:t>
       </w:r>
       <w:r>
         <w:rPr>
@@ -36834,7 +36502,6 @@
         </w:rPr>
         <w:t xml:space="preserve"> :</w:t>
       </w:r>
-      <w:proofErr w:type="gramEnd"/>
     </w:p>
     <w:p>
       <w:pPr>
@@ -36890,16 +36557,7 @@
           <w:b/>
           <w:sz w:val="28"/>
         </w:rPr>
-        <w:t xml:space="preserve"> HTML</w:t>
-      </w:r>
-      <w:proofErr w:type="gramStart"/>
-      <w:r>
-        <w:rPr>
-          <w:rFonts w:asciiTheme="majorBidi" w:hAnsiTheme="majorBidi" w:cstheme="majorBidi"/>
-          <w:b/>
-          <w:sz w:val="28"/>
-        </w:rPr>
-        <w:t xml:space="preserve">5 </w:t>
+        <w:t xml:space="preserve"> HTML5 </w:t>
       </w:r>
       <w:r>
         <w:rPr>
@@ -36917,34 +36575,15 @@
           <w:sz w:val="28"/>
           <w:rtl/>
         </w:rPr>
-        <w:t>الميزات</w:t>
-      </w:r>
-      <w:proofErr w:type="gramEnd"/>
+        <w:t>الميزات الحديثة مثل الوسائط المتعددة (فيديوهات المقالات الطبية) والعناصر الدلالية</w:t>
+      </w:r>
       <w:r>
         <w:rPr>
           <w:rFonts w:asciiTheme="majorBidi" w:hAnsiTheme="majorBidi" w:cstheme="majorBidi"/>
           <w:b/>
           <w:sz w:val="28"/>
-          <w:rtl/>
-        </w:rPr>
-        <w:t xml:space="preserve"> الحديثة مثل الوسائط المتعددة (فيديوهات المقالات الطبية) والعناصر الدلالية</w:t>
-      </w:r>
-      <w:r>
-        <w:rPr>
-          <w:rFonts w:asciiTheme="majorBidi" w:hAnsiTheme="majorBidi" w:cstheme="majorBidi"/>
-          <w:b/>
-          <w:sz w:val="28"/>
-        </w:rPr>
-        <w:t xml:space="preserve"> (Semantic </w:t>
-      </w:r>
-      <w:proofErr w:type="gramStart"/>
-      <w:r>
-        <w:rPr>
-          <w:rFonts w:asciiTheme="majorBidi" w:hAnsiTheme="majorBidi" w:cstheme="majorBidi"/>
-          <w:b/>
-          <w:sz w:val="28"/>
-        </w:rPr>
-        <w:t xml:space="preserve">Tags) </w:t>
+        </w:rPr>
+        <w:t xml:space="preserve"> (Semantic Tags) </w:t>
       </w:r>
       <w:r>
         <w:rPr>
@@ -36962,17 +36601,7 @@
           <w:sz w:val="28"/>
           <w:rtl/>
         </w:rPr>
-        <w:t>التي</w:t>
-      </w:r>
-      <w:proofErr w:type="gramEnd"/>
-      <w:r>
-        <w:rPr>
-          <w:rFonts w:asciiTheme="majorBidi" w:hAnsiTheme="majorBidi" w:cstheme="majorBidi"/>
-          <w:b/>
-          <w:sz w:val="28"/>
-          <w:rtl/>
-        </w:rPr>
-        <w:t xml:space="preserve"> تحسن من تجربة المستخدم وأداء محركات البحث</w:t>
+        <w:t>التي تحسن من تجربة المستخدم وأداء محركات البحث</w:t>
       </w:r>
       <w:r>
         <w:rPr>
@@ -37194,39 +36823,22 @@
           <w:rFonts w:asciiTheme="majorBidi" w:hAnsiTheme="majorBidi"/>
           <w:sz w:val="28"/>
         </w:rPr>
-        <w:t xml:space="preserve"> (BMI</w:t>
-      </w:r>
-      <w:proofErr w:type="gramStart"/>
+        <w:t xml:space="preserve"> (BMI)</w:t>
+      </w:r>
       <w:r>
         <w:rPr>
           <w:rFonts w:asciiTheme="majorBidi" w:hAnsiTheme="majorBidi"/>
           <w:sz w:val="28"/>
         </w:rPr>
-        <w:t>)</w:t>
+        <w:t xml:space="preserve"> </w:t>
       </w:r>
       <w:r>
         <w:rPr>
           <w:rFonts w:asciiTheme="majorBidi" w:hAnsiTheme="majorBidi"/>
           <w:sz w:val="28"/>
-        </w:rPr>
-        <w:t xml:space="preserve"> </w:t>
-      </w:r>
-      <w:r>
-        <w:rPr>
-          <w:rFonts w:asciiTheme="majorBidi" w:hAnsiTheme="majorBidi"/>
-          <w:sz w:val="28"/>
-          <w:rtl/>
-        </w:rPr>
-        <w:t>،</w:t>
-      </w:r>
-      <w:proofErr w:type="gramEnd"/>
-      <w:r>
-        <w:rPr>
-          <w:rFonts w:asciiTheme="majorBidi" w:hAnsiTheme="majorBidi"/>
-          <w:sz w:val="28"/>
-          <w:rtl/>
-        </w:rPr>
-        <w:t xml:space="preserve"> تحديث بيانات التتبع الصحي لحظياً، والاتصال بواجهات البرمجة</w:t>
+          <w:rtl/>
+        </w:rPr>
+        <w:t>، تحديث بيانات التتبع الصحي لحظياً، والاتصال بواجهات البرمجة</w:t>
       </w:r>
       <w:r>
         <w:rPr>
@@ -37373,7 +36985,6 @@
           <w:sz w:val="28"/>
         </w:rPr>
       </w:pPr>
-      <w:proofErr w:type="gramStart"/>
       <w:r>
         <w:rPr>
           <w:rFonts w:asciiTheme="majorBidi" w:hAnsiTheme="majorBidi" w:cstheme="majorBidi"/>
@@ -37381,9 +36992,8 @@
           <w:bCs/>
           <w:sz w:val="28"/>
         </w:rPr>
-        <w:t>:PWA</w:t>
-      </w:r>
-      <w:proofErr w:type="gramEnd"/>
+        <w:t>:PWA(</w:t>
+      </w:r>
       <w:r>
         <w:rPr>
           <w:rFonts w:asciiTheme="majorBidi" w:hAnsiTheme="majorBidi" w:cstheme="majorBidi"/>
@@ -37391,7 +37001,7 @@
           <w:bCs/>
           <w:sz w:val="28"/>
         </w:rPr>
-        <w:t>(</w:t>
+        <w:t>Progressive Web Apps</w:t>
       </w:r>
       <w:r>
         <w:rPr>
@@ -37400,15 +37010,6 @@
           <w:bCs/>
           <w:sz w:val="28"/>
         </w:rPr>
-        <w:t>Progressive Web Apps</w:t>
-      </w:r>
-      <w:r>
-        <w:rPr>
-          <w:rFonts w:asciiTheme="majorBidi" w:hAnsiTheme="majorBidi" w:cstheme="majorBidi"/>
-          <w:b/>
-          <w:bCs/>
-          <w:sz w:val="28"/>
-        </w:rPr>
         <w:t>)</w:t>
       </w:r>
     </w:p>
@@ -37460,7 +37061,6 @@
         </w:rPr>
         <w:t xml:space="preserve"> Manifest </w:t>
       </w:r>
-      <w:proofErr w:type="gramStart"/>
       <w:r>
         <w:rPr>
           <w:rFonts w:asciiTheme="majorBidi" w:hAnsiTheme="majorBidi"/>
@@ -37474,15 +37074,7 @@
           <w:rFonts w:asciiTheme="majorBidi" w:hAnsiTheme="majorBidi"/>
           <w:sz w:val="28"/>
         </w:rPr>
-        <w:t xml:space="preserve"> Service</w:t>
-      </w:r>
-      <w:proofErr w:type="gramEnd"/>
-      <w:r>
-        <w:rPr>
-          <w:rFonts w:asciiTheme="majorBidi" w:hAnsiTheme="majorBidi"/>
-          <w:sz w:val="28"/>
-        </w:rPr>
-        <w:t xml:space="preserve"> Workers</w:t>
+        <w:t xml:space="preserve"> Service Workers</w:t>
       </w:r>
       <w:r>
         <w:rPr>
@@ -38056,29 +37648,18 @@
           <w:bCs/>
           <w:sz w:val="28"/>
         </w:rPr>
-        <w:t>Visual Studio Code (VS Code</w:t>
-      </w:r>
-      <w:proofErr w:type="gramStart"/>
+        <w:t>Visual Studio Code (VS Code)</w:t>
+      </w:r>
       <w:r>
         <w:rPr>
           <w:rFonts w:asciiTheme="majorBidi" w:hAnsiTheme="majorBidi" w:cstheme="majorBidi"/>
           <w:b/>
           <w:bCs/>
           <w:sz w:val="28"/>
-        </w:rPr>
-        <w:t>)</w:t>
-      </w:r>
-      <w:r>
-        <w:rPr>
-          <w:rFonts w:asciiTheme="majorBidi" w:hAnsiTheme="majorBidi" w:cstheme="majorBidi"/>
-          <w:b/>
-          <w:bCs/>
-          <w:sz w:val="28"/>
           <w:rtl/>
         </w:rPr>
         <w:t xml:space="preserve"> :</w:t>
       </w:r>
-      <w:proofErr w:type="gramEnd"/>
     </w:p>
     <w:p>
       <w:pPr>
@@ -38397,16 +37978,7 @@
           <w:sz w:val="28"/>
           <w:rtl/>
         </w:rPr>
-        <w:t xml:space="preserve">، </w:t>
-      </w:r>
-      <w:proofErr w:type="gramStart"/>
-      <w:r>
-        <w:rPr>
-          <w:rFonts w:asciiTheme="majorBidi" w:hAnsiTheme="majorBidi" w:hint="cs"/>
-          <w:sz w:val="28"/>
-          <w:rtl/>
-        </w:rPr>
-        <w:t xml:space="preserve">و </w:t>
+        <w:t xml:space="preserve">، و </w:t>
       </w:r>
       <w:r>
         <w:rPr>
@@ -38415,7 +37987,6 @@
         </w:rPr>
         <w:t>SVG</w:t>
       </w:r>
-      <w:proofErr w:type="gramEnd"/>
       <w:r>
         <w:rPr>
           <w:rFonts w:asciiTheme="majorBidi" w:hAnsiTheme="majorBidi" w:hint="cs"/>
@@ -38445,7 +38016,6 @@
           <w:sz w:val="24"/>
         </w:rPr>
       </w:pPr>
-      <w:proofErr w:type="gramStart"/>
       <w:r>
         <w:rPr>
           <w:rFonts w:asciiTheme="majorBidi" w:hAnsiTheme="majorBidi" w:cstheme="majorBidi"/>
@@ -38472,18 +38042,7 @@
           <w:sz w:val="28"/>
           <w:rtl/>
         </w:rPr>
-        <w:t>:</w:t>
-      </w:r>
-      <w:proofErr w:type="gramEnd"/>
-      <w:r>
-        <w:rPr>
-          <w:rFonts w:asciiTheme="majorBidi" w:hAnsiTheme="majorBidi" w:cstheme="majorBidi" w:hint="cs"/>
-          <w:b/>
-          <w:bCs/>
-          <w:sz w:val="28"/>
-          <w:rtl/>
-        </w:rPr>
-        <w:t xml:space="preserve"> </w:t>
+        <w:t xml:space="preserve">: </w:t>
       </w:r>
     </w:p>
     <w:p>
@@ -38547,15 +38106,15 @@
           <w:rFonts w:asciiTheme="majorBidi" w:hAnsiTheme="majorBidi"/>
           <w:sz w:val="28"/>
         </w:rPr>
-        <w:t xml:space="preserve">Version Control </w:t>
-      </w:r>
-      <w:proofErr w:type="gramStart"/>
+        <w:t xml:space="preserve">Version Control System)  </w:t>
+      </w:r>
       <w:r>
         <w:rPr>
           <w:rFonts w:asciiTheme="majorBidi" w:hAnsiTheme="majorBidi"/>
           <w:sz w:val="28"/>
-        </w:rPr>
-        <w:t xml:space="preserve">System)  </w:t>
+          <w:rtl/>
+        </w:rPr>
+        <w:t>مفتوح المصدر</w:t>
       </w:r>
       <w:r>
         <w:rPr>
@@ -38563,42 +38122,7 @@
           <w:sz w:val="28"/>
           <w:rtl/>
         </w:rPr>
-        <w:t>مفتوح</w:t>
-      </w:r>
-      <w:proofErr w:type="gramEnd"/>
-      <w:r>
-        <w:rPr>
-          <w:rFonts w:asciiTheme="majorBidi" w:hAnsiTheme="majorBidi"/>
-          <w:sz w:val="28"/>
-          <w:rtl/>
-        </w:rPr>
-        <w:t xml:space="preserve"> </w:t>
-      </w:r>
-      <w:proofErr w:type="gramStart"/>
-      <w:r>
-        <w:rPr>
-          <w:rFonts w:asciiTheme="majorBidi" w:hAnsiTheme="majorBidi"/>
-          <w:sz w:val="28"/>
-          <w:rtl/>
-        </w:rPr>
-        <w:t>المصدر</w:t>
-      </w:r>
-      <w:r>
-        <w:rPr>
-          <w:rFonts w:asciiTheme="majorBidi" w:hAnsiTheme="majorBidi"/>
-          <w:sz w:val="28"/>
-          <w:rtl/>
-        </w:rPr>
-        <w:t xml:space="preserve"> ،</w:t>
-      </w:r>
-      <w:proofErr w:type="gramEnd"/>
-      <w:r>
-        <w:rPr>
-          <w:rFonts w:asciiTheme="majorBidi" w:hAnsiTheme="majorBidi"/>
-          <w:sz w:val="28"/>
-          <w:rtl/>
-        </w:rPr>
-        <w:t xml:space="preserve"> يُستخدم</w:t>
+        <w:t xml:space="preserve"> ، يُستخدم</w:t>
       </w:r>
       <w:r>
         <w:rPr>
@@ -38741,25 +38265,15 @@
           <w:sz w:val="28"/>
           <w:rtl/>
         </w:rPr>
-        <w:t xml:space="preserve">، </w:t>
-      </w:r>
-      <w:proofErr w:type="gramStart"/>
+        <w:t xml:space="preserve">، و </w:t>
+      </w:r>
       <w:r>
         <w:rPr>
           <w:rFonts w:asciiTheme="majorBidi" w:hAnsiTheme="majorBidi"/>
           <w:sz w:val="28"/>
-          <w:rtl/>
-        </w:rPr>
-        <w:t xml:space="preserve">و </w:t>
-      </w:r>
-      <w:r>
-        <w:rPr>
-          <w:rFonts w:asciiTheme="majorBidi" w:hAnsiTheme="majorBidi"/>
-          <w:sz w:val="28"/>
         </w:rPr>
         <w:t>Bitbucket</w:t>
       </w:r>
-      <w:proofErr w:type="gramEnd"/>
       <w:r>
         <w:rPr>
           <w:rFonts w:asciiTheme="majorBidi" w:hAnsiTheme="majorBidi"/>
@@ -38783,7 +38297,6 @@
           <w:sz w:val="24"/>
         </w:rPr>
       </w:pPr>
-      <w:proofErr w:type="gramStart"/>
       <w:r>
         <w:rPr>
           <w:rFonts w:asciiTheme="majorBidi" w:hAnsiTheme="majorBidi" w:cstheme="majorBidi"/>
@@ -38803,7 +38316,6 @@
         </w:rPr>
         <w:t xml:space="preserve"> :</w:t>
       </w:r>
-      <w:proofErr w:type="gramEnd"/>
     </w:p>
     <w:p>
       <w:pPr>
@@ -38855,7 +38367,6 @@
           <w:sz w:val="24"/>
         </w:rPr>
       </w:pPr>
-      <w:proofErr w:type="gramStart"/>
       <w:r>
         <w:rPr>
           <w:rFonts w:asciiTheme="majorBidi" w:hAnsiTheme="majorBidi" w:cstheme="majorBidi"/>
@@ -38873,18 +38384,7 @@
           <w:sz w:val="24"/>
           <w:rtl/>
         </w:rPr>
-        <w:t xml:space="preserve"> :</w:t>
-      </w:r>
-      <w:proofErr w:type="gramEnd"/>
-      <w:r>
-        <w:rPr>
-          <w:rFonts w:hint="cs"/>
-          <w:b/>
-          <w:bCs/>
-          <w:sz w:val="24"/>
-          <w:rtl/>
-        </w:rPr>
-        <w:t xml:space="preserve"> </w:t>
+        <w:t xml:space="preserve"> : </w:t>
       </w:r>
     </w:p>
     <w:p>
@@ -38982,17 +38482,7 @@
           <w:bCs/>
           <w:sz w:val="28"/>
         </w:rPr>
-        <w:t xml:space="preserve">Microsoft </w:t>
-      </w:r>
-      <w:proofErr w:type="gramStart"/>
-      <w:r>
-        <w:rPr>
-          <w:rFonts w:asciiTheme="majorBidi" w:hAnsiTheme="majorBidi" w:cstheme="majorBidi"/>
-          <w:b/>
-          <w:bCs/>
-          <w:sz w:val="28"/>
-        </w:rPr>
-        <w:t>Word</w:t>
+        <w:t>Microsoft Word</w:t>
       </w:r>
       <w:r>
         <w:rPr>
@@ -39001,7 +38491,6 @@
         </w:rPr>
         <w:t xml:space="preserve"> :</w:t>
       </w:r>
-      <w:proofErr w:type="gramEnd"/>
     </w:p>
     <w:p>
       <w:pPr>
@@ -39137,17 +38626,7 @@
           <w:bCs/>
           <w:sz w:val="28"/>
         </w:rPr>
-        <w:t xml:space="preserve">Google </w:t>
-      </w:r>
-      <w:proofErr w:type="gramStart"/>
-      <w:r>
-        <w:rPr>
-          <w:rFonts w:asciiTheme="majorBidi" w:hAnsiTheme="majorBidi" w:cstheme="majorBidi"/>
-          <w:b/>
-          <w:bCs/>
-          <w:sz w:val="28"/>
-        </w:rPr>
-        <w:t>Chrome</w:t>
+        <w:t>Google Chrome</w:t>
       </w:r>
       <w:r>
         <w:rPr>
@@ -39159,7 +38638,6 @@
         </w:rPr>
         <w:t xml:space="preserve"> :</w:t>
       </w:r>
-      <w:proofErr w:type="gramEnd"/>
     </w:p>
     <w:p>
       <w:pPr>
@@ -39652,7 +39130,6 @@
         </w:rPr>
         <w:t xml:space="preserve"> </w:t>
       </w:r>
-      <w:proofErr w:type="gramStart"/>
       <w:r>
         <w:rPr>
           <w:rFonts w:asciiTheme="majorBidi" w:hAnsiTheme="majorBidi" w:cs="Times New Roman" w:hint="cs"/>
@@ -39678,7 +39155,6 @@
         <w:t>Supabase</w:t>
       </w:r>
       <w:proofErr w:type="spellEnd"/>
-      <w:proofErr w:type="gramEnd"/>
       <w:r>
         <w:rPr>
           <w:rFonts w:asciiTheme="majorBidi" w:hAnsiTheme="majorBidi" w:cs="Times New Roman" w:hint="cs"/>
@@ -40003,7 +39479,6 @@
         </w:rPr>
         <w:t xml:space="preserve"> </w:t>
       </w:r>
-      <w:proofErr w:type="gramStart"/>
       <w:r>
         <w:rPr>
           <w:rFonts w:asciiTheme="majorBidi" w:hAnsiTheme="majorBidi" w:cs="Times New Roman" w:hint="cs"/>
@@ -40029,7 +39504,6 @@
         <w:t>Cloudinary</w:t>
       </w:r>
       <w:proofErr w:type="spellEnd"/>
-      <w:proofErr w:type="gramEnd"/>
       <w:r>
         <w:rPr>
           <w:rFonts w:asciiTheme="majorBidi" w:hAnsiTheme="majorBidi" w:cs="Times New Roman"/>
@@ -43113,32 +42587,23 @@
           <w:rFonts w:asciiTheme="majorBidi" w:hAnsiTheme="majorBidi"/>
           <w:sz w:val="28"/>
         </w:rPr>
-        <w:t>System Modeling</w:t>
-      </w:r>
-      <w:proofErr w:type="gramStart"/>
+        <w:t>System Modeling)</w:t>
+      </w:r>
       <w:r>
         <w:rPr>
           <w:rFonts w:asciiTheme="majorBidi" w:hAnsiTheme="majorBidi"/>
           <w:sz w:val="28"/>
         </w:rPr>
+        <w:t xml:space="preserve"> </w:t>
+      </w:r>
+      <w:r>
+        <w:rPr>
+          <w:rFonts w:asciiTheme="majorBidi" w:hAnsiTheme="majorBidi" w:hint="cs"/>
+          <w:sz w:val="28"/>
+          <w:rtl/>
+        </w:rPr>
         <w:t>)</w:t>
       </w:r>
-      <w:r>
-        <w:rPr>
-          <w:rFonts w:asciiTheme="majorBidi" w:hAnsiTheme="majorBidi"/>
-          <w:sz w:val="28"/>
-        </w:rPr>
-        <w:t xml:space="preserve"> </w:t>
-      </w:r>
-      <w:r>
-        <w:rPr>
-          <w:rFonts w:asciiTheme="majorBidi" w:hAnsiTheme="majorBidi" w:hint="cs"/>
-          <w:sz w:val="28"/>
-          <w:rtl/>
-        </w:rPr>
-        <w:t>)</w:t>
-      </w:r>
-      <w:proofErr w:type="gramEnd"/>
     </w:p>
     <w:p>
       <w:pPr>
@@ -43599,31 +43064,14 @@
           <w:sz w:val="28"/>
           <w:rtl/>
         </w:rPr>
-        <w:t xml:space="preserve">, المكتبة الإلكترونية </w:t>
-      </w:r>
-      <w:proofErr w:type="gramStart"/>
-      <w:r>
-        <w:rPr>
-          <w:rFonts w:asciiTheme="majorBidi" w:hAnsiTheme="majorBidi" w:cstheme="majorBidi"/>
-          <w:sz w:val="28"/>
-          <w:rtl/>
-        </w:rPr>
-        <w:t xml:space="preserve">و </w:t>
-      </w:r>
-      <w:r>
-        <w:rPr>
-          <w:rFonts w:asciiTheme="majorBidi" w:hAnsiTheme="majorBidi" w:cstheme="majorBidi"/>
-          <w:sz w:val="28"/>
-        </w:rPr>
-        <w:t>Video</w:t>
-      </w:r>
-      <w:proofErr w:type="gramEnd"/>
-      <w:r>
-        <w:rPr>
-          <w:rFonts w:asciiTheme="majorBidi" w:hAnsiTheme="majorBidi" w:cstheme="majorBidi"/>
-          <w:sz w:val="28"/>
-        </w:rPr>
-        <w:t xml:space="preserve"> Conference</w:t>
+        <w:t xml:space="preserve">, المكتبة الإلكترونية و </w:t>
+      </w:r>
+      <w:r>
+        <w:rPr>
+          <w:rFonts w:asciiTheme="majorBidi" w:hAnsiTheme="majorBidi" w:cstheme="majorBidi"/>
+          <w:sz w:val="28"/>
+        </w:rPr>
+        <w:t>Video Conference</w:t>
       </w:r>
       <w:r>
         <w:rPr>
@@ -45339,52 +44787,6 @@
       <w:pPr>
         <w:pStyle w:val="a9"/>
         <w:numPr>
-          <w:ilvl w:val="1"/>
-          <w:numId w:val="3"/>
-        </w:numPr>
-        <w:ind w:left="432"/>
-        <w:rPr>
-          <w:rFonts w:asciiTheme="majorBidi" w:hAnsiTheme="majorBidi" w:cstheme="majorBidi"/>
-          <w:sz w:val="28"/>
-        </w:rPr>
-      </w:pPr>
-      <w:r>
-        <w:rPr>
-          <w:rFonts w:asciiTheme="majorBidi" w:hAnsiTheme="majorBidi" w:cstheme="majorBidi"/>
-          <w:b/>
-          <w:bCs/>
-          <w:color w:val="1F1F1F"/>
-          <w:sz w:val="28"/>
-          <w:rtl/>
-        </w:rPr>
-        <w:t>مدير النظام (</w:t>
-      </w:r>
-      <w:r>
-        <w:rPr>
-          <w:rFonts w:asciiTheme="majorBidi" w:hAnsiTheme="majorBidi" w:cstheme="majorBidi"/>
-          <w:b/>
-          <w:bCs/>
-          <w:color w:val="1F1F1F"/>
-          <w:sz w:val="28"/>
-        </w:rPr>
-        <w:t>System Administrator</w:t>
-      </w:r>
-      <w:r>
-        <w:rPr>
-          <w:rFonts w:asciiTheme="majorBidi" w:hAnsiTheme="majorBidi" w:cstheme="majorBidi"/>
-          <w:b/>
-          <w:bCs/>
-          <w:color w:val="1F1F1F"/>
-          <w:sz w:val="28"/>
-          <w:rtl/>
-        </w:rPr>
-        <w:t>)</w:t>
-      </w:r>
-    </w:p>
-    <w:p>
-      <w:pPr>
-        <w:pStyle w:val="a9"/>
-        <w:numPr>
           <w:ilvl w:val="0"/>
           <w:numId w:val="10"/>
         </w:numPr>
@@ -45396,37 +44798,35 @@
       </w:pPr>
       <w:r>
         <w:rPr>
-          <w:rFonts w:asciiTheme="majorBidi" w:hAnsiTheme="majorBidi" w:cstheme="majorBidi"/>
+          <w:rFonts w:asciiTheme="majorBidi" w:hAnsiTheme="majorBidi" w:cs="Times New Roman"/>
+          <w:b/>
+          <w:bCs/>
           <w:color w:val="1F1F1F"/>
           <w:sz w:val="28"/>
           <w:rtl/>
         </w:rPr>
-        <w:t>يجب أن يتمكن المشرف من إدارة حسابات المستخدمين (طلاب، دكاترة، إداريين) وتعيين الأدوار (</w:t>
-      </w:r>
-      <w:r>
-        <w:rPr>
-          <w:rFonts w:asciiTheme="majorBidi" w:hAnsiTheme="majorBidi" w:cstheme="majorBidi"/>
+        <w:t>المرضى (</w:t>
+      </w:r>
+      <w:r>
+        <w:rPr>
+          <w:rFonts w:asciiTheme="majorBidi" w:hAnsiTheme="majorBidi" w:cstheme="majorBidi"/>
+          <w:b/>
+          <w:bCs/>
           <w:color w:val="1F1F1F"/>
           <w:sz w:val="28"/>
         </w:rPr>
-        <w:t>Roles</w:t>
-      </w:r>
-      <w:r>
-        <w:rPr>
-          <w:rFonts w:asciiTheme="majorBidi" w:hAnsiTheme="majorBidi" w:cstheme="majorBidi"/>
+        <w:t>Patients</w:t>
+      </w:r>
+      <w:r>
+        <w:rPr>
+          <w:rFonts w:asciiTheme="majorBidi" w:hAnsiTheme="majorBidi" w:cs="Times New Roman"/>
+          <w:b/>
+          <w:bCs/>
           <w:color w:val="1F1F1F"/>
           <w:sz w:val="28"/>
           <w:rtl/>
         </w:rPr>
-        <w:t>) لكل منهم</w:t>
-      </w:r>
-      <w:r>
-        <w:rPr>
-          <w:rFonts w:asciiTheme="majorBidi" w:hAnsiTheme="majorBidi" w:cstheme="majorBidi"/>
-          <w:sz w:val="28"/>
-          <w:rtl/>
-        </w:rPr>
-        <w:t>.</w:t>
+        <w:t>)</w:t>
       </w:r>
     </w:p>
     <w:p>
@@ -45434,7 +44834,7 @@
         <w:pStyle w:val="a9"/>
         <w:numPr>
           <w:ilvl w:val="0"/>
-          <w:numId w:val="10"/>
+          <w:numId w:val="26"/>
         </w:numPr>
         <w:jc w:val="both"/>
         <w:rPr>
@@ -45444,13 +44844,12 @@
       </w:pPr>
       <w:r>
         <w:rPr>
-          <w:rFonts w:asciiTheme="majorBidi" w:hAnsiTheme="majorBidi" w:cstheme="majorBidi"/>
+          <w:rFonts w:asciiTheme="majorBidi" w:hAnsiTheme="majorBidi" w:cs="Times New Roman"/>
           <w:color w:val="1F1F1F"/>
           <w:sz w:val="28"/>
           <w:rtl/>
         </w:rPr>
-        <w:lastRenderedPageBreak/>
-        <w:t>يجب أن يتمكن المشرف من تهيئة الهيكل الأكاديمي للكلية (الأقسام العلمية، البرامج، المستويات الدراسية)</w:t>
+        <w:t>القدرة على إنشاء حساب جديد وتسجيل الدخول بأمان باستخدام البريد الإلكتروني</w:t>
       </w:r>
       <w:r>
         <w:rPr>
@@ -45466,7 +44865,7 @@
         <w:pStyle w:val="a9"/>
         <w:numPr>
           <w:ilvl w:val="0"/>
-          <w:numId w:val="10"/>
+          <w:numId w:val="26"/>
         </w:numPr>
         <w:jc w:val="both"/>
         <w:rPr>
@@ -45481,38 +44880,7 @@
           <w:sz w:val="28"/>
           <w:rtl/>
         </w:rPr>
-        <w:t xml:space="preserve">يجب أن يتمكن المشرف من إدارة وتخصيص </w:t>
-      </w:r>
-      <w:proofErr w:type="spellStart"/>
-      <w:proofErr w:type="gramStart"/>
-      <w:r>
-        <w:rPr>
-          <w:rFonts w:asciiTheme="majorBidi" w:hAnsiTheme="majorBidi" w:cstheme="majorBidi"/>
-          <w:color w:val="1F1F1F"/>
-          <w:sz w:val="28"/>
-          <w:rtl/>
-        </w:rPr>
-        <w:t>الواجهه</w:t>
-      </w:r>
-      <w:proofErr w:type="spellEnd"/>
-      <w:r>
-        <w:rPr>
-          <w:rFonts w:asciiTheme="majorBidi" w:hAnsiTheme="majorBidi" w:cstheme="majorBidi"/>
-          <w:color w:val="1F1F1F"/>
-          <w:sz w:val="28"/>
-          <w:rtl/>
-        </w:rPr>
-        <w:t xml:space="preserve">  بما</w:t>
-      </w:r>
-      <w:proofErr w:type="gramEnd"/>
-      <w:r>
-        <w:rPr>
-          <w:rFonts w:asciiTheme="majorBidi" w:hAnsiTheme="majorBidi" w:cstheme="majorBidi"/>
-          <w:color w:val="1F1F1F"/>
-          <w:sz w:val="28"/>
-          <w:rtl/>
-        </w:rPr>
-        <w:t xml:space="preserve"> يتناسب مع الهوية البصرية للجامعة</w:t>
+        <w:t>القدرة على البحث عن الأطباء أو العيادات وتصفية النتائج بناءً على التخصص</w:t>
       </w:r>
       <w:r>
         <w:rPr>
@@ -45528,121 +44896,28 @@
         <w:pStyle w:val="a9"/>
         <w:numPr>
           <w:ilvl w:val="0"/>
-          <w:numId w:val="10"/>
+          <w:numId w:val="26"/>
         </w:numPr>
-        <w:jc w:val="both"/>
-        <w:rPr>
-          <w:rFonts w:asciiTheme="majorBidi" w:hAnsiTheme="majorBidi" w:cstheme="majorBidi"/>
-          <w:sz w:val="28"/>
-        </w:rPr>
-      </w:pPr>
-      <w:r>
         <w:rPr>
           <w:rFonts w:asciiTheme="majorBidi" w:hAnsiTheme="majorBidi" w:cstheme="majorBidi"/>
           <w:color w:val="1F1F1F"/>
           <w:sz w:val="28"/>
-          <w:rtl/>
-        </w:rPr>
-        <w:t xml:space="preserve">يجب أن يتمكن المشرف من تنصيب وإعداد الإضافات </w:t>
-      </w:r>
-      <w:proofErr w:type="gramStart"/>
-      <w:r>
-        <w:rPr>
-          <w:rFonts w:asciiTheme="majorBidi" w:hAnsiTheme="majorBidi" w:cstheme="majorBidi"/>
+        </w:rPr>
+      </w:pPr>
+      <w:r>
+        <w:rPr>
+          <w:rFonts w:asciiTheme="majorBidi" w:hAnsiTheme="majorBidi" w:cs="Times New Roman"/>
           <w:color w:val="1F1F1F"/>
           <w:sz w:val="28"/>
           <w:rtl/>
         </w:rPr>
-        <w:t>البرمجية  مثل</w:t>
-      </w:r>
-      <w:proofErr w:type="gramEnd"/>
+        <w:t>القدرة على حجز، تعديل، أو إلغاء المواعيد الطبية بسهولة وفي أي وقت</w:t>
+      </w:r>
       <w:r>
         <w:rPr>
           <w:rFonts w:asciiTheme="majorBidi" w:hAnsiTheme="majorBidi" w:cstheme="majorBidi"/>
           <w:color w:val="1F1F1F"/>
           <w:sz w:val="28"/>
-          <w:rtl/>
-        </w:rPr>
-        <w:t xml:space="preserve"> </w:t>
-      </w:r>
-      <w:proofErr w:type="gramStart"/>
-      <w:r>
-        <w:rPr>
-          <w:rFonts w:asciiTheme="majorBidi" w:hAnsiTheme="majorBidi" w:cstheme="majorBidi"/>
-          <w:color w:val="1F1F1F"/>
-          <w:sz w:val="28"/>
-          <w:rtl/>
-        </w:rPr>
-        <w:t>( نظام</w:t>
-      </w:r>
-      <w:proofErr w:type="gramEnd"/>
-      <w:r>
-        <w:rPr>
-          <w:rFonts w:asciiTheme="majorBidi" w:hAnsiTheme="majorBidi" w:cstheme="majorBidi"/>
-          <w:color w:val="1F1F1F"/>
-          <w:sz w:val="28"/>
-          <w:rtl/>
-        </w:rPr>
-        <w:t xml:space="preserve"> الحضور والغياب </w:t>
-      </w:r>
-      <w:r>
-        <w:rPr>
-          <w:rFonts w:asciiTheme="majorBidi" w:hAnsiTheme="majorBidi" w:cstheme="majorBidi"/>
-          <w:color w:val="1F1F1F"/>
-          <w:sz w:val="28"/>
-        </w:rPr>
-        <w:t>Attendance, QR</w:t>
-      </w:r>
-      <w:proofErr w:type="gramStart"/>
-      <w:r>
-        <w:rPr>
-          <w:rFonts w:asciiTheme="majorBidi" w:hAnsiTheme="majorBidi" w:cstheme="majorBidi"/>
-          <w:color w:val="1F1F1F"/>
-          <w:sz w:val="28"/>
-        </w:rPr>
-        <w:t xml:space="preserve"> ,</w:t>
-      </w:r>
-      <w:proofErr w:type="gramEnd"/>
-      <w:r>
-        <w:rPr>
-          <w:rFonts w:asciiTheme="majorBidi" w:hAnsiTheme="majorBidi" w:cstheme="majorBidi"/>
-          <w:color w:val="1F1F1F"/>
-          <w:sz w:val="28"/>
-        </w:rPr>
-        <w:t xml:space="preserve"> </w:t>
-      </w:r>
-      <w:proofErr w:type="spellStart"/>
-      <w:r>
-        <w:rPr>
-          <w:rFonts w:asciiTheme="majorBidi" w:hAnsiTheme="majorBidi" w:cstheme="majorBidi"/>
-          <w:color w:val="1F1F1F"/>
-          <w:sz w:val="28"/>
-        </w:rPr>
-        <w:t>BigBlueButton</w:t>
-      </w:r>
-      <w:proofErr w:type="spellEnd"/>
-      <w:r>
-        <w:rPr>
-          <w:rFonts w:asciiTheme="majorBidi" w:hAnsiTheme="majorBidi" w:cstheme="majorBidi"/>
-          <w:color w:val="1F1F1F"/>
-          <w:sz w:val="28"/>
-        </w:rPr>
-        <w:t>/Zoom</w:t>
-      </w:r>
-      <w:r>
-        <w:rPr>
-          <w:rFonts w:asciiTheme="majorBidi" w:hAnsiTheme="majorBidi" w:cstheme="majorBidi"/>
-          <w:color w:val="1F1F1F"/>
-          <w:sz w:val="28"/>
-          <w:rtl/>
-        </w:rPr>
-        <w:t xml:space="preserve"> للمؤتمرات ونظام المكتبة)</w:t>
-      </w:r>
-      <w:r>
-        <w:rPr>
-          <w:rFonts w:asciiTheme="majorBidi" w:hAnsiTheme="majorBidi" w:cstheme="majorBidi"/>
-          <w:sz w:val="28"/>
-          <w:rtl/>
         </w:rPr>
         <w:t>.</w:t>
       </w:r>
@@ -45652,7 +44927,7 @@
         <w:pStyle w:val="a9"/>
         <w:numPr>
           <w:ilvl w:val="0"/>
-          <w:numId w:val="10"/>
+          <w:numId w:val="26"/>
         </w:numPr>
         <w:jc w:val="both"/>
         <w:rPr>
@@ -45665,32 +44940,24 @@
           <w:rFonts w:asciiTheme="majorBidi" w:hAnsiTheme="majorBidi" w:cstheme="majorBidi"/>
           <w:color w:val="1F1F1F"/>
           <w:sz w:val="28"/>
-          <w:rtl/>
-        </w:rPr>
-        <w:t>يجب أن يتمكن المشرف من ضبط إعدادات التكامل مع تطبيق الهاتف المحمول (</w:t>
+        </w:rPr>
+        <w:lastRenderedPageBreak/>
+        <w:t> </w:t>
       </w:r>
       <w:r>
         <w:rPr>
           <w:rFonts w:asciiTheme="majorBidi" w:hAnsiTheme="majorBidi" w:cstheme="majorBidi"/>
           <w:color w:val="1F1F1F"/>
           <w:sz w:val="28"/>
-        </w:rPr>
-        <w:t>Mobile Web Services</w:t>
+          <w:rtl/>
+        </w:rPr>
+        <w:t>القدرة على الوصول إلى السجلات الطبية الشخصية (الوصفات الطبية، التشخيصات السابقة) والاحتفاظ بها للرجوع إليها مستقبلاً</w:t>
       </w:r>
       <w:r>
         <w:rPr>
           <w:rFonts w:asciiTheme="majorBidi" w:hAnsiTheme="majorBidi" w:cstheme="majorBidi"/>
           <w:color w:val="1F1F1F"/>
           <w:sz w:val="28"/>
-          <w:rtl/>
-        </w:rPr>
-        <w:t>)</w:t>
-      </w:r>
-      <w:r>
-        <w:rPr>
-          <w:rFonts w:asciiTheme="majorBidi" w:hAnsiTheme="majorBidi" w:cstheme="majorBidi"/>
-          <w:sz w:val="28"/>
-          <w:rtl/>
         </w:rPr>
         <w:t>.</w:t>
       </w:r>
@@ -45700,7 +44967,7 @@
         <w:pStyle w:val="a9"/>
         <w:numPr>
           <w:ilvl w:val="0"/>
-          <w:numId w:val="10"/>
+          <w:numId w:val="26"/>
         </w:numPr>
         <w:jc w:val="both"/>
         <w:rPr>
@@ -45715,13 +44982,13 @@
           <w:sz w:val="28"/>
           <w:rtl/>
         </w:rPr>
-        <w:t>يجب أن يتمكن المشرف من إدارة النسخ الاحتياطي الدوري للنظام وقواعد البيانات لضمان استمرارية العمل</w:t>
-      </w:r>
-      <w:r>
-        <w:rPr>
-          <w:rFonts w:asciiTheme="majorBidi" w:hAnsiTheme="majorBidi" w:cstheme="majorBidi"/>
-          <w:sz w:val="28"/>
-          <w:rtl/>
+        <w:t>القدرة على تصفح وقراءة المقالات والنصائح الطبية الموثوقة التي ينشرها الأطباء</w:t>
+      </w:r>
+      <w:r>
+        <w:rPr>
+          <w:rFonts w:asciiTheme="majorBidi" w:hAnsiTheme="majorBidi" w:cstheme="majorBidi"/>
+          <w:color w:val="1F1F1F"/>
+          <w:sz w:val="28"/>
         </w:rPr>
         <w:t>.</w:t>
       </w:r>
@@ -45730,10 +44997,9 @@
       <w:pPr>
         <w:pStyle w:val="a9"/>
         <w:numPr>
-          <w:ilvl w:val="1"/>
-          <w:numId w:val="3"/>
+          <w:ilvl w:val="0"/>
+          <w:numId w:val="26"/>
         </w:numPr>
-        <w:ind w:left="432"/>
         <w:jc w:val="both"/>
         <w:rPr>
           <w:rFonts w:asciiTheme="majorBidi" w:hAnsiTheme="majorBidi" w:cstheme="majorBidi"/>
@@ -45743,13 +45009,61 @@
       <w:r>
         <w:rPr>
           <w:rFonts w:asciiTheme="majorBidi" w:hAnsiTheme="majorBidi" w:cstheme="majorBidi"/>
+          <w:color w:val="1F1F1F"/>
+          <w:sz w:val="28"/>
+          <w:rtl/>
+        </w:rPr>
+        <w:t>استخدام المنصة عبر الهواتف الذكية كتطبيق ويب تقدمي</w:t>
+      </w:r>
+      <w:r>
+        <w:rPr>
+          <w:rFonts w:asciiTheme="majorBidi" w:hAnsiTheme="majorBidi" w:cstheme="majorBidi"/>
+          <w:color w:val="1F1F1F"/>
+          <w:sz w:val="28"/>
+        </w:rPr>
+        <w:t xml:space="preserve"> (PWA) </w:t>
+      </w:r>
+      <w:r>
+        <w:rPr>
+          <w:rFonts w:asciiTheme="majorBidi" w:hAnsiTheme="majorBidi" w:cstheme="majorBidi"/>
+          <w:color w:val="1F1F1F"/>
+          <w:sz w:val="28"/>
+          <w:rtl/>
+        </w:rPr>
+        <w:t>للحصول على تجربة مستخدم مشابهة للتطبيقات الأصلية</w:t>
+      </w:r>
+      <w:r>
+        <w:rPr>
+          <w:rFonts w:asciiTheme="majorBidi" w:hAnsiTheme="majorBidi" w:cstheme="majorBidi"/>
+          <w:sz w:val="28"/>
+          <w:rtl/>
+        </w:rPr>
+        <w:t>.</w:t>
+      </w:r>
+    </w:p>
+    <w:p>
+      <w:pPr>
+        <w:pStyle w:val="a9"/>
+        <w:numPr>
+          <w:ilvl w:val="0"/>
+          <w:numId w:val="27"/>
+        </w:numPr>
+        <w:jc w:val="both"/>
+        <w:rPr>
+          <w:rFonts w:asciiTheme="majorBidi" w:hAnsiTheme="majorBidi" w:cstheme="majorBidi"/>
+          <w:sz w:val="28"/>
+        </w:rPr>
+      </w:pPr>
+      <w:r>
+        <w:rPr>
+          <w:rFonts w:asciiTheme="majorBidi" w:hAnsiTheme="majorBidi" w:cs="Times New Roman"/>
           <w:b/>
           <w:bCs/>
           <w:color w:val="1F1F1F"/>
           <w:sz w:val="28"/>
           <w:rtl/>
         </w:rPr>
-        <w:t>منسق القسم (</w:t>
+        <w:t>الأطباء ومزودو الرعاية (</w:t>
       </w:r>
       <w:r>
         <w:rPr>
@@ -45759,11 +45073,11 @@
           <w:color w:val="1F1F1F"/>
           <w:sz w:val="28"/>
         </w:rPr>
-        <w:t>Actor: Department Coordinator</w:t>
-      </w:r>
-      <w:r>
-        <w:rPr>
-          <w:rFonts w:asciiTheme="majorBidi" w:hAnsiTheme="majorBidi" w:cstheme="majorBidi"/>
+        <w:t>Doctors / Business</w:t>
+      </w:r>
+      <w:r>
+        <w:rPr>
+          <w:rFonts w:asciiTheme="majorBidi" w:hAnsiTheme="majorBidi" w:cs="Times New Roman"/>
           <w:b/>
           <w:bCs/>
           <w:color w:val="1F1F1F"/>
@@ -45778,22 +45092,30 @@
         <w:pStyle w:val="a9"/>
         <w:numPr>
           <w:ilvl w:val="0"/>
-          <w:numId w:val="10"/>
+          <w:numId w:val="28"/>
         </w:numPr>
-        <w:jc w:val="both"/>
-        <w:rPr>
-          <w:rFonts w:asciiTheme="majorBidi" w:hAnsiTheme="majorBidi" w:cstheme="majorBidi"/>
-          <w:sz w:val="28"/>
-        </w:rPr>
-      </w:pPr>
-      <w:r>
         <w:rPr>
           <w:rFonts w:asciiTheme="majorBidi" w:hAnsiTheme="majorBidi" w:cstheme="majorBidi"/>
           <w:color w:val="1F1F1F"/>
           <w:sz w:val="28"/>
-          <w:rtl/>
-        </w:rPr>
-        <w:t>يجب أن يتمكن المنسق من إنشاء وتعديل المقررات الدراسية التابعة لقسمه.</w:t>
+        </w:rPr>
+      </w:pPr>
+      <w:r>
+        <w:rPr>
+          <w:rFonts w:asciiTheme="majorBidi" w:hAnsiTheme="majorBidi" w:cs="Times New Roman"/>
+          <w:color w:val="1F1F1F"/>
+          <w:sz w:val="28"/>
+          <w:rtl/>
+        </w:rPr>
+        <w:t>القدرة على إنشاء حساب مهني أو عيادة ورفع الوثائق اللازمة للتحقق من الهوية المهنية</w:t>
+      </w:r>
+      <w:r>
+        <w:rPr>
+          <w:rFonts w:asciiTheme="majorBidi" w:hAnsiTheme="majorBidi" w:cstheme="majorBidi"/>
+          <w:color w:val="1F1F1F"/>
+          <w:sz w:val="28"/>
+        </w:rPr>
+        <w:t>.</w:t>
       </w:r>
     </w:p>
     <w:p>
@@ -45801,7 +45123,7 @@
         <w:pStyle w:val="a9"/>
         <w:numPr>
           <w:ilvl w:val="0"/>
-          <w:numId w:val="10"/>
+          <w:numId w:val="28"/>
         </w:numPr>
         <w:jc w:val="both"/>
         <w:rPr>
@@ -45816,24 +45138,16 @@
           <w:sz w:val="28"/>
           <w:rtl/>
         </w:rPr>
-        <w:t>يجب أن يتمكن المنسق من إسناد المدرسين للمواد (</w:t>
+        <w:t>القدرة على إدارة الملف الشخصي الطبي وتحديث (أوقات العمل، التخصص، معلومات التواصل، وتكلفة الكشف)</w:t>
       </w:r>
       <w:r>
         <w:rPr>
           <w:rFonts w:asciiTheme="majorBidi" w:hAnsiTheme="majorBidi" w:cstheme="majorBidi"/>
           <w:color w:val="1F1F1F"/>
           <w:sz w:val="28"/>
-        </w:rPr>
-        <w:t>Enrolment</w:t>
-      </w:r>
-      <w:r>
-        <w:rPr>
-          <w:rFonts w:asciiTheme="majorBidi" w:hAnsiTheme="majorBidi" w:cstheme="majorBidi"/>
-          <w:color w:val="1F1F1F"/>
-          <w:sz w:val="28"/>
-          <w:rtl/>
-        </w:rPr>
-        <w:t>).</w:t>
+          <w:rtl/>
+        </w:rPr>
+        <w:t>.</w:t>
       </w:r>
     </w:p>
     <w:p>
@@ -45841,7 +45155,7 @@
         <w:pStyle w:val="a9"/>
         <w:numPr>
           <w:ilvl w:val="0"/>
-          <w:numId w:val="10"/>
+          <w:numId w:val="27"/>
         </w:numPr>
         <w:jc w:val="both"/>
         <w:rPr>
@@ -45856,30 +45170,13 @@
           <w:sz w:val="28"/>
           <w:rtl/>
         </w:rPr>
-        <w:t>يجب أن يتمكن المنسق من إدارة الدفعات الطلابية (</w:t>
+        <w:t>القدرة على إدارة جدول المواعيد والموافقة على طلبات الحجز أو رفضها</w:t>
       </w:r>
       <w:r>
         <w:rPr>
           <w:rFonts w:asciiTheme="majorBidi" w:hAnsiTheme="majorBidi" w:cstheme="majorBidi"/>
           <w:color w:val="1F1F1F"/>
           <w:sz w:val="28"/>
-        </w:rPr>
-        <w:t>Cohorts</w:t>
-      </w:r>
-      <w:r>
-        <w:rPr>
-          <w:rFonts w:asciiTheme="majorBidi" w:hAnsiTheme="majorBidi" w:cstheme="majorBidi"/>
-          <w:color w:val="1F1F1F"/>
-          <w:sz w:val="28"/>
-          <w:rtl/>
-        </w:rPr>
-        <w:t>)</w:t>
-      </w:r>
-      <w:r>
-        <w:rPr>
-          <w:rFonts w:asciiTheme="majorBidi" w:hAnsiTheme="majorBidi" w:cstheme="majorBidi"/>
-          <w:sz w:val="28"/>
-          <w:rtl/>
         </w:rPr>
         <w:t>.</w:t>
       </w:r>
@@ -45889,7 +45186,7 @@
         <w:pStyle w:val="a9"/>
         <w:numPr>
           <w:ilvl w:val="0"/>
-          <w:numId w:val="10"/>
+          <w:numId w:val="27"/>
         </w:numPr>
         <w:jc w:val="both"/>
         <w:rPr>
@@ -45904,7 +45201,15 @@
           <w:sz w:val="28"/>
           <w:rtl/>
         </w:rPr>
-        <w:t>يجب أن يتمكن المنسق من استعراض تقارير الإحصائيات لجميع طلاب القسم (نسب النجاح، التفاعل).</w:t>
+        <w:t>القدرة على كتابة وتحديث السجلات الطبية للمرضى بعد كل زيارة أو استشارة</w:t>
+      </w:r>
+      <w:r>
+        <w:rPr>
+          <w:rFonts w:asciiTheme="majorBidi" w:hAnsiTheme="majorBidi" w:cstheme="majorBidi"/>
+          <w:color w:val="1F1F1F"/>
+          <w:sz w:val="28"/>
+        </w:rPr>
+        <w:t>.</w:t>
       </w:r>
     </w:p>
     <w:p>
@@ -45912,7 +45217,7 @@
         <w:pStyle w:val="a9"/>
         <w:numPr>
           <w:ilvl w:val="0"/>
-          <w:numId w:val="10"/>
+          <w:numId w:val="27"/>
         </w:numPr>
         <w:jc w:val="both"/>
         <w:rPr>
@@ -45922,16 +45227,17 @@
       </w:pPr>
       <w:r>
         <w:rPr>
-          <w:rFonts w:asciiTheme="majorBidi" w:hAnsiTheme="majorBidi" w:cstheme="majorBidi"/>
+          <w:rFonts w:asciiTheme="majorBidi" w:hAnsiTheme="majorBidi" w:cs="Times New Roman"/>
           <w:color w:val="1F1F1F"/>
           <w:sz w:val="28"/>
           <w:rtl/>
         </w:rPr>
-        <w:t>يجب أن يتمكن المنسق من مراقبة مدى التزام المدرسين برفع المحتوى الأكاديمي في المواعيد المحددة</w:t>
-      </w:r>
-      <w:r>
-        <w:rPr>
-          <w:rFonts w:asciiTheme="majorBidi" w:hAnsiTheme="majorBidi" w:cstheme="majorBidi"/>
+        <w:t>القدرة على نشر مقالات طبية لنشر الوعي الصحي وتعزيز التواجد الرقمي للطبيب</w:t>
+      </w:r>
+      <w:r>
+        <w:rPr>
+          <w:rFonts w:asciiTheme="majorBidi" w:hAnsiTheme="majorBidi" w:cstheme="majorBidi"/>
+          <w:color w:val="1F1F1F"/>
           <w:sz w:val="28"/>
           <w:rtl/>
         </w:rPr>
@@ -45943,7 +45249,7 @@
         <w:pStyle w:val="a9"/>
         <w:numPr>
           <w:ilvl w:val="0"/>
-          <w:numId w:val="10"/>
+          <w:numId w:val="29"/>
         </w:numPr>
         <w:jc w:val="both"/>
         <w:rPr>
@@ -45953,29 +45259,35 @@
       </w:pPr>
       <w:r>
         <w:rPr>
-          <w:rFonts w:asciiTheme="majorBidi" w:hAnsiTheme="majorBidi" w:cstheme="majorBidi"/>
+          <w:rFonts w:asciiTheme="majorBidi" w:hAnsiTheme="majorBidi" w:cs="Times New Roman"/>
+          <w:b/>
+          <w:bCs/>
           <w:color w:val="1F1F1F"/>
           <w:sz w:val="28"/>
           <w:rtl/>
         </w:rPr>
-        <w:t>يجب أن يتمكن المنسق من مراجعة وتدقيق سجلات الدرجات النهائية ومنع التعديل عليها بعد الاعتماد (</w:t>
-      </w:r>
-      <w:r>
-        <w:rPr>
-          <w:rFonts w:asciiTheme="majorBidi" w:hAnsiTheme="majorBidi" w:cstheme="majorBidi"/>
+        <w:t>مديرو النظام (</w:t>
+      </w:r>
+      <w:r>
+        <w:rPr>
+          <w:rFonts w:asciiTheme="majorBidi" w:hAnsiTheme="majorBidi" w:cs="Times New Roman"/>
+          <w:b/>
+          <w:bCs/>
           <w:color w:val="1F1F1F"/>
           <w:sz w:val="28"/>
         </w:rPr>
-        <w:t>Lock Grades</w:t>
-      </w:r>
-      <w:r>
-        <w:rPr>
-          <w:rFonts w:asciiTheme="majorBidi" w:hAnsiTheme="majorBidi" w:cstheme="majorBidi"/>
+        <w:t>Administrators</w:t>
+      </w:r>
+      <w:r>
+        <w:rPr>
+          <w:rFonts w:asciiTheme="majorBidi" w:hAnsiTheme="majorBidi" w:cs="Times New Roman"/>
+          <w:b/>
+          <w:bCs/>
           <w:color w:val="1F1F1F"/>
           <w:sz w:val="28"/>
           <w:rtl/>
         </w:rPr>
-        <w:t>).</w:t>
+        <w:t>)</w:t>
       </w:r>
     </w:p>
     <w:p>
@@ -45983,7 +45295,7 @@
         <w:pStyle w:val="a9"/>
         <w:numPr>
           <w:ilvl w:val="0"/>
-          <w:numId w:val="10"/>
+          <w:numId w:val="30"/>
         </w:numPr>
         <w:jc w:val="both"/>
         <w:rPr>
@@ -45998,24 +45310,7 @@
           <w:sz w:val="28"/>
           <w:rtl/>
         </w:rPr>
-        <w:t>يجب أن يتمكن المنسق من استخراج تقارير كشوف الدرجات الرسمية بصيغ (</w:t>
-      </w:r>
-      <w:r>
-        <w:rPr>
-          <w:rFonts w:asciiTheme="majorBidi" w:hAnsiTheme="majorBidi" w:cstheme="majorBidi"/>
-          <w:color w:val="1F1F1F"/>
-          <w:sz w:val="28"/>
-        </w:rPr>
-        <w:t>Excel/PDF</w:t>
-      </w:r>
-      <w:r>
-        <w:rPr>
-          <w:rFonts w:asciiTheme="majorBidi" w:hAnsiTheme="majorBidi" w:cstheme="majorBidi"/>
-          <w:color w:val="1F1F1F"/>
-          <w:sz w:val="28"/>
-          <w:rtl/>
-        </w:rPr>
-        <w:t>)</w:t>
+        <w:t>القدرة على إدارة حسابات المستخدمين (مرضى، أطباء) وتعديل صلاحياتهم أو حظرهم عند مخالفة الشروط</w:t>
       </w:r>
       <w:r>
         <w:rPr>
@@ -46031,86 +45326,30 @@
         <w:pStyle w:val="a9"/>
         <w:numPr>
           <w:ilvl w:val="0"/>
-          <w:numId w:val="10"/>
+          <w:numId w:val="31"/>
         </w:numPr>
-        <w:jc w:val="both"/>
-        <w:rPr>
-          <w:rFonts w:asciiTheme="majorBidi" w:hAnsiTheme="majorBidi" w:cstheme="majorBidi"/>
-          <w:sz w:val="28"/>
-        </w:rPr>
-      </w:pPr>
-      <w:r>
         <w:rPr>
           <w:rFonts w:asciiTheme="majorBidi" w:hAnsiTheme="majorBidi" w:cstheme="majorBidi"/>
           <w:color w:val="1F1F1F"/>
           <w:sz w:val="28"/>
-          <w:rtl/>
-        </w:rPr>
-        <w:t>يجب أن يتمكن من إدارة حالات الطلاب الأكاديمية (تجميد قيد، نقل من مجموعة إلى أخرى)</w:t>
-      </w:r>
-      <w:r>
-        <w:rPr>
-          <w:rFonts w:asciiTheme="majorBidi" w:hAnsiTheme="majorBidi" w:cstheme="majorBidi"/>
-          <w:sz w:val="28"/>
-          <w:rtl/>
+        </w:rPr>
+      </w:pPr>
+      <w:r>
+        <w:rPr>
+          <w:rFonts w:asciiTheme="majorBidi" w:hAnsiTheme="majorBidi" w:cs="Times New Roman"/>
+          <w:color w:val="1F1F1F"/>
+          <w:sz w:val="28"/>
+          <w:rtl/>
+        </w:rPr>
+        <w:t>القدرة على مراجعة المحتوى (المقالات) والموافقة عليه أو حظره</w:t>
+      </w:r>
+      <w:r>
+        <w:rPr>
+          <w:rFonts w:asciiTheme="majorBidi" w:hAnsiTheme="majorBidi" w:cstheme="majorBidi"/>
+          <w:color w:val="1F1F1F"/>
+          <w:sz w:val="28"/>
         </w:rPr>
         <w:t>.</w:t>
-      </w:r>
-    </w:p>
-    <w:p>
-      <w:pPr>
-        <w:pStyle w:val="a9"/>
-        <w:numPr>
-          <w:ilvl w:val="1"/>
-          <w:numId w:val="3"/>
-        </w:numPr>
-        <w:ind w:left="432"/>
-        <w:jc w:val="both"/>
-        <w:rPr>
-          <w:rFonts w:asciiTheme="majorBidi" w:hAnsiTheme="majorBidi"/>
-          <w:sz w:val="28"/>
-        </w:rPr>
-      </w:pPr>
-      <w:r>
-        <w:rPr>
-          <w:rFonts w:asciiTheme="majorBidi" w:hAnsiTheme="majorBidi" w:cstheme="majorBidi"/>
-          <w:b/>
-          <w:bCs/>
-          <w:color w:val="1F1F1F"/>
-          <w:sz w:val="28"/>
-          <w:rtl/>
-        </w:rPr>
-        <w:t>عضو هيئة التدريس / المحاضر (</w:t>
-      </w:r>
-      <w:r>
-        <w:rPr>
-          <w:rFonts w:asciiTheme="majorBidi" w:hAnsiTheme="majorBidi" w:cstheme="majorBidi"/>
-          <w:b/>
-          <w:bCs/>
-          <w:sz w:val="28"/>
-        </w:rPr>
-        <w:t xml:space="preserve">Faculty Member </w:t>
-      </w:r>
-      <w:r>
-        <w:rPr>
-          <w:rFonts w:asciiTheme="majorBidi" w:hAnsiTheme="majorBidi" w:cstheme="majorBidi"/>
-          <w:b/>
-          <w:bCs/>
-          <w:color w:val="1F1F1F"/>
-          <w:sz w:val="28"/>
-        </w:rPr>
-        <w:t>/Lecturer</w:t>
-      </w:r>
-      <w:r>
-        <w:rPr>
-          <w:rFonts w:asciiTheme="majorBidi" w:hAnsiTheme="majorBidi" w:cstheme="majorBidi"/>
-          <w:b/>
-          <w:bCs/>
-          <w:color w:val="1F1F1F"/>
-          <w:sz w:val="28"/>
-          <w:rtl/>
-        </w:rPr>
-        <w:t>)</w:t>
       </w:r>
     </w:p>
     <w:p>
@@ -46118,7 +45357,7 @@
         <w:pStyle w:val="a9"/>
         <w:numPr>
           <w:ilvl w:val="0"/>
-          <w:numId w:val="10"/>
+          <w:numId w:val="31"/>
         </w:numPr>
         <w:jc w:val="both"/>
         <w:rPr>
@@ -46133,909 +45372,7 @@
           <w:sz w:val="28"/>
           <w:rtl/>
         </w:rPr>
-        <w:t xml:space="preserve">يجب أن يتمكن المحاضر من إدارة محتوى المقرر الدراسي (رفع ملفات </w:t>
-      </w:r>
-      <w:r>
-        <w:rPr>
-          <w:rFonts w:asciiTheme="majorBidi" w:hAnsiTheme="majorBidi" w:cstheme="majorBidi"/>
-          <w:color w:val="1F1F1F"/>
-          <w:sz w:val="28"/>
-        </w:rPr>
-        <w:t>PDF</w:t>
-      </w:r>
-      <w:r>
-        <w:rPr>
-          <w:rFonts w:asciiTheme="majorBidi" w:hAnsiTheme="majorBidi" w:cstheme="majorBidi"/>
-          <w:color w:val="1F1F1F"/>
-          <w:sz w:val="28"/>
-          <w:rtl/>
-        </w:rPr>
-        <w:t>، فيديوهات، محاضرات تفاعلية)</w:t>
-      </w:r>
-      <w:r>
-        <w:rPr>
-          <w:rFonts w:asciiTheme="majorBidi" w:hAnsiTheme="majorBidi" w:cstheme="majorBidi"/>
-          <w:sz w:val="28"/>
-          <w:rtl/>
-        </w:rPr>
-        <w:t>.</w:t>
-      </w:r>
-    </w:p>
-    <w:p>
-      <w:pPr>
-        <w:pStyle w:val="a9"/>
-        <w:numPr>
-          <w:ilvl w:val="0"/>
-          <w:numId w:val="10"/>
-        </w:numPr>
-        <w:jc w:val="both"/>
-        <w:rPr>
-          <w:rFonts w:asciiTheme="majorBidi" w:hAnsiTheme="majorBidi" w:cstheme="majorBidi"/>
-          <w:sz w:val="28"/>
-        </w:rPr>
-      </w:pPr>
-      <w:r>
-        <w:rPr>
-          <w:rFonts w:asciiTheme="majorBidi" w:hAnsiTheme="majorBidi" w:cstheme="majorBidi"/>
-          <w:color w:val="1F1F1F"/>
-          <w:sz w:val="28"/>
-          <w:rtl/>
-        </w:rPr>
-        <w:t>يجب أن يتمكن المحاضر من إدارة "المكتبة الإلكترونية" الخاصة بمقرره (إضافة مراجع، كتب، أبحاث)</w:t>
-      </w:r>
-      <w:r>
-        <w:rPr>
-          <w:rFonts w:asciiTheme="majorBidi" w:hAnsiTheme="majorBidi" w:cstheme="majorBidi"/>
-          <w:sz w:val="28"/>
-          <w:rtl/>
-        </w:rPr>
-        <w:t>.</w:t>
-      </w:r>
-    </w:p>
-    <w:p>
-      <w:pPr>
-        <w:pStyle w:val="a9"/>
-        <w:numPr>
-          <w:ilvl w:val="0"/>
-          <w:numId w:val="10"/>
-        </w:numPr>
-        <w:jc w:val="both"/>
-        <w:rPr>
-          <w:rFonts w:asciiTheme="majorBidi" w:hAnsiTheme="majorBidi" w:cstheme="majorBidi"/>
-          <w:sz w:val="28"/>
-        </w:rPr>
-      </w:pPr>
-      <w:r>
-        <w:rPr>
-          <w:rFonts w:asciiTheme="majorBidi" w:hAnsiTheme="majorBidi" w:cstheme="majorBidi"/>
-          <w:color w:val="1F1F1F"/>
-          <w:sz w:val="28"/>
-          <w:rtl/>
-        </w:rPr>
-        <w:t>يجب أن يتمكن المحاضر من إنشاء وإدارة الأنشطة التعليمية (تكليفات، منتديات نقاش، استبيانات)</w:t>
-      </w:r>
-      <w:r>
-        <w:rPr>
-          <w:rFonts w:asciiTheme="majorBidi" w:hAnsiTheme="majorBidi" w:cstheme="majorBidi"/>
-          <w:sz w:val="28"/>
-          <w:rtl/>
-        </w:rPr>
-        <w:t>.</w:t>
-      </w:r>
-    </w:p>
-    <w:p>
-      <w:pPr>
-        <w:pStyle w:val="a9"/>
-        <w:numPr>
-          <w:ilvl w:val="0"/>
-          <w:numId w:val="10"/>
-        </w:numPr>
-        <w:jc w:val="both"/>
-        <w:rPr>
-          <w:rFonts w:asciiTheme="majorBidi" w:hAnsiTheme="majorBidi" w:cstheme="majorBidi"/>
-          <w:sz w:val="28"/>
-        </w:rPr>
-      </w:pPr>
-      <w:r>
-        <w:rPr>
-          <w:rFonts w:asciiTheme="majorBidi" w:hAnsiTheme="majorBidi" w:cstheme="majorBidi"/>
-          <w:color w:val="1F1F1F"/>
-          <w:sz w:val="28"/>
-          <w:rtl/>
-        </w:rPr>
-        <w:t>يجب أن يتمكن المحاضر من توليد رمز الاستجابة السريعة (</w:t>
-      </w:r>
-      <w:r>
-        <w:rPr>
-          <w:rFonts w:asciiTheme="majorBidi" w:hAnsiTheme="majorBidi" w:cstheme="majorBidi"/>
-          <w:color w:val="1F1F1F"/>
-          <w:sz w:val="28"/>
-        </w:rPr>
-        <w:t>QR Code</w:t>
-      </w:r>
-      <w:r>
-        <w:rPr>
-          <w:rFonts w:asciiTheme="majorBidi" w:hAnsiTheme="majorBidi" w:cstheme="majorBidi"/>
-          <w:color w:val="1F1F1F"/>
-          <w:sz w:val="28"/>
-          <w:rtl/>
-        </w:rPr>
-        <w:t>) لكل محاضرة لتسجيل حضور الطلاب</w:t>
-      </w:r>
-      <w:r>
-        <w:rPr>
-          <w:rFonts w:asciiTheme="majorBidi" w:hAnsiTheme="majorBidi" w:cstheme="majorBidi"/>
-          <w:sz w:val="28"/>
-          <w:rtl/>
-        </w:rPr>
-        <w:t>.</w:t>
-      </w:r>
-    </w:p>
-    <w:p>
-      <w:pPr>
-        <w:pStyle w:val="a9"/>
-        <w:numPr>
-          <w:ilvl w:val="0"/>
-          <w:numId w:val="10"/>
-        </w:numPr>
-        <w:jc w:val="both"/>
-        <w:rPr>
-          <w:rFonts w:asciiTheme="majorBidi" w:hAnsiTheme="majorBidi" w:cstheme="majorBidi"/>
-          <w:sz w:val="28"/>
-        </w:rPr>
-      </w:pPr>
-      <w:r>
-        <w:rPr>
-          <w:rFonts w:asciiTheme="majorBidi" w:hAnsiTheme="majorBidi" w:cstheme="majorBidi"/>
-          <w:color w:val="1F1F1F"/>
-          <w:sz w:val="28"/>
-          <w:rtl/>
-        </w:rPr>
-        <w:lastRenderedPageBreak/>
-        <w:t>يجب أن يتمكن المحاضر من تصميم وإدارة الاختبارات الإلكترونية (</w:t>
-      </w:r>
-      <w:r>
-        <w:rPr>
-          <w:rFonts w:asciiTheme="majorBidi" w:hAnsiTheme="majorBidi" w:cstheme="majorBidi"/>
-          <w:color w:val="1F1F1F"/>
-          <w:sz w:val="28"/>
-        </w:rPr>
-        <w:t>Quizzes</w:t>
-      </w:r>
-      <w:r>
-        <w:rPr>
-          <w:rFonts w:asciiTheme="majorBidi" w:hAnsiTheme="majorBidi" w:cstheme="majorBidi"/>
-          <w:color w:val="1F1F1F"/>
-          <w:sz w:val="28"/>
-          <w:rtl/>
-        </w:rPr>
-        <w:t>) وبنوك الأسئلة</w:t>
-      </w:r>
-      <w:r>
-        <w:rPr>
-          <w:rFonts w:asciiTheme="majorBidi" w:hAnsiTheme="majorBidi" w:cstheme="majorBidi"/>
-          <w:sz w:val="28"/>
-          <w:rtl/>
-        </w:rPr>
-        <w:t>.</w:t>
-      </w:r>
-    </w:p>
-    <w:p>
-      <w:pPr>
-        <w:pStyle w:val="a9"/>
-        <w:numPr>
-          <w:ilvl w:val="0"/>
-          <w:numId w:val="10"/>
-        </w:numPr>
-        <w:jc w:val="both"/>
-        <w:rPr>
-          <w:rFonts w:asciiTheme="majorBidi" w:hAnsiTheme="majorBidi" w:cstheme="majorBidi"/>
-          <w:sz w:val="28"/>
-        </w:rPr>
-      </w:pPr>
-      <w:r>
-        <w:rPr>
-          <w:rFonts w:asciiTheme="majorBidi" w:hAnsiTheme="majorBidi" w:cstheme="majorBidi"/>
-          <w:color w:val="1F1F1F"/>
-          <w:sz w:val="28"/>
-          <w:rtl/>
-        </w:rPr>
-        <w:t>يجب أن يتمكن المحاضر من رصد وتقييم أعمال الفصل والدرجات لكل طالب إلكترونياً.</w:t>
-      </w:r>
-    </w:p>
-    <w:p>
-      <w:pPr>
-        <w:pStyle w:val="a9"/>
-        <w:numPr>
-          <w:ilvl w:val="0"/>
-          <w:numId w:val="10"/>
-        </w:numPr>
-        <w:jc w:val="both"/>
-        <w:rPr>
-          <w:rFonts w:asciiTheme="majorBidi" w:hAnsiTheme="majorBidi" w:cstheme="majorBidi"/>
-          <w:sz w:val="28"/>
-        </w:rPr>
-      </w:pPr>
-      <w:r>
-        <w:rPr>
-          <w:rFonts w:asciiTheme="majorBidi" w:hAnsiTheme="majorBidi" w:cstheme="majorBidi"/>
-          <w:color w:val="1F1F1F"/>
-          <w:sz w:val="28"/>
-          <w:rtl/>
-        </w:rPr>
-        <w:t>يجب أن يتمكن المحاضر من بدء وتسجيل جلسات البث المباشر (</w:t>
-      </w:r>
-      <w:r>
-        <w:rPr>
-          <w:rFonts w:asciiTheme="majorBidi" w:hAnsiTheme="majorBidi" w:cstheme="majorBidi"/>
-          <w:color w:val="1F1F1F"/>
-          <w:sz w:val="28"/>
-        </w:rPr>
-        <w:t>Video Conference</w:t>
-      </w:r>
-      <w:r>
-        <w:rPr>
-          <w:rFonts w:asciiTheme="majorBidi" w:hAnsiTheme="majorBidi" w:cstheme="majorBidi"/>
-          <w:color w:val="1F1F1F"/>
-          <w:sz w:val="28"/>
-          <w:rtl/>
-        </w:rPr>
-        <w:t>)</w:t>
-      </w:r>
-      <w:r>
-        <w:rPr>
-          <w:rFonts w:asciiTheme="majorBidi" w:hAnsiTheme="majorBidi" w:cstheme="majorBidi"/>
-          <w:sz w:val="28"/>
-          <w:rtl/>
-        </w:rPr>
-        <w:t>.</w:t>
-      </w:r>
-    </w:p>
-    <w:p>
-      <w:pPr>
-        <w:pStyle w:val="a9"/>
-        <w:numPr>
-          <w:ilvl w:val="1"/>
-          <w:numId w:val="3"/>
-        </w:numPr>
-        <w:ind w:left="432"/>
-        <w:jc w:val="both"/>
-        <w:rPr>
-          <w:rFonts w:asciiTheme="majorBidi" w:hAnsiTheme="majorBidi"/>
-          <w:sz w:val="28"/>
-        </w:rPr>
-      </w:pPr>
-      <w:r>
-        <w:rPr>
-          <w:rFonts w:asciiTheme="majorBidi" w:hAnsiTheme="majorBidi" w:cstheme="majorBidi"/>
-          <w:b/>
-          <w:bCs/>
-          <w:color w:val="1F1F1F"/>
-          <w:sz w:val="28"/>
-          <w:rtl/>
-        </w:rPr>
-        <w:t>عمادة الكلية / الإدارة الأكاديمية (</w:t>
-      </w:r>
-      <w:r>
-        <w:rPr>
-          <w:rFonts w:asciiTheme="majorBidi" w:hAnsiTheme="majorBidi" w:cstheme="majorBidi"/>
-          <w:b/>
-          <w:bCs/>
-          <w:color w:val="1F1F1F"/>
-          <w:sz w:val="28"/>
-        </w:rPr>
-        <w:t xml:space="preserve">College Deanship / Academic </w:t>
-      </w:r>
-      <w:r>
-        <w:rPr>
-          <w:rFonts w:asciiTheme="majorBidi" w:hAnsiTheme="majorBidi"/>
-          <w:b/>
-          <w:bCs/>
-          <w:color w:val="1F1F1F"/>
-          <w:sz w:val="28"/>
-        </w:rPr>
-        <w:t>Administration</w:t>
-      </w:r>
-      <w:r>
-        <w:rPr>
-          <w:rFonts w:asciiTheme="majorBidi" w:hAnsiTheme="majorBidi" w:cstheme="majorBidi"/>
-          <w:b/>
-          <w:bCs/>
-          <w:color w:val="1F1F1F"/>
-          <w:sz w:val="28"/>
-          <w:rtl/>
-        </w:rPr>
-        <w:t>)</w:t>
-      </w:r>
-    </w:p>
-    <w:p>
-      <w:pPr>
-        <w:pStyle w:val="a9"/>
-        <w:numPr>
-          <w:ilvl w:val="0"/>
-          <w:numId w:val="10"/>
-        </w:numPr>
-        <w:jc w:val="both"/>
-        <w:rPr>
-          <w:rFonts w:asciiTheme="majorBidi" w:hAnsiTheme="majorBidi" w:cstheme="majorBidi"/>
-          <w:sz w:val="28"/>
-        </w:rPr>
-      </w:pPr>
-      <w:r>
-        <w:rPr>
-          <w:rFonts w:asciiTheme="majorBidi" w:hAnsiTheme="majorBidi" w:cstheme="majorBidi"/>
-          <w:color w:val="1F1F1F"/>
-          <w:sz w:val="28"/>
-          <w:rtl/>
-        </w:rPr>
-        <w:t>يجب أن يتمكن العميد من الاطلاع على التقارير التحليلية لمستوى الأداء الأكاديمي العام في الكلية</w:t>
-      </w:r>
-      <w:r>
-        <w:rPr>
-          <w:rFonts w:asciiTheme="majorBidi" w:hAnsiTheme="majorBidi" w:cstheme="majorBidi"/>
-          <w:sz w:val="28"/>
-          <w:rtl/>
-        </w:rPr>
-        <w:t>.</w:t>
-      </w:r>
-    </w:p>
-    <w:p>
-      <w:pPr>
-        <w:pStyle w:val="a9"/>
-        <w:numPr>
-          <w:ilvl w:val="0"/>
-          <w:numId w:val="10"/>
-        </w:numPr>
-        <w:jc w:val="both"/>
-        <w:rPr>
-          <w:rFonts w:asciiTheme="majorBidi" w:hAnsiTheme="majorBidi" w:cstheme="majorBidi"/>
-          <w:sz w:val="28"/>
-        </w:rPr>
-      </w:pPr>
-      <w:r>
-        <w:rPr>
-          <w:rFonts w:asciiTheme="majorBidi" w:hAnsiTheme="majorBidi" w:cstheme="majorBidi"/>
-          <w:color w:val="1F1F1F"/>
-          <w:sz w:val="28"/>
-          <w:rtl/>
-        </w:rPr>
-        <w:t>يجب أن يتمكن العميد من نشر الإعلانات والتعاميم الهامة لتظهر في واجهة النظام لجميع المستخدمين</w:t>
-      </w:r>
-      <w:r>
-        <w:rPr>
-          <w:rFonts w:asciiTheme="majorBidi" w:hAnsiTheme="majorBidi" w:cstheme="majorBidi"/>
-          <w:sz w:val="28"/>
-          <w:rtl/>
-        </w:rPr>
-        <w:t>.</w:t>
-      </w:r>
-    </w:p>
-    <w:p>
-      <w:pPr>
-        <w:pStyle w:val="a9"/>
-        <w:numPr>
-          <w:ilvl w:val="0"/>
-          <w:numId w:val="10"/>
-        </w:numPr>
-        <w:jc w:val="both"/>
-        <w:rPr>
-          <w:rFonts w:asciiTheme="majorBidi" w:hAnsiTheme="majorBidi" w:cstheme="majorBidi"/>
-          <w:sz w:val="28"/>
-        </w:rPr>
-      </w:pPr>
-      <w:r>
-        <w:rPr>
-          <w:rFonts w:asciiTheme="majorBidi" w:hAnsiTheme="majorBidi" w:cstheme="majorBidi"/>
-          <w:color w:val="1F1F1F"/>
-          <w:sz w:val="28"/>
-          <w:rtl/>
-        </w:rPr>
-        <w:t>يجب أن يتمكن العميد من متابعة تقارير حضور وغياب الطلاب والمدرسين بشكل إجمالي</w:t>
-      </w:r>
-      <w:r>
-        <w:rPr>
-          <w:rFonts w:asciiTheme="majorBidi" w:hAnsiTheme="majorBidi" w:cstheme="majorBidi"/>
-          <w:sz w:val="28"/>
-          <w:rtl/>
-        </w:rPr>
-        <w:t>.</w:t>
-      </w:r>
-    </w:p>
-    <w:p>
-      <w:pPr>
-        <w:pStyle w:val="a9"/>
-        <w:numPr>
-          <w:ilvl w:val="0"/>
-          <w:numId w:val="10"/>
-        </w:numPr>
-        <w:jc w:val="both"/>
-        <w:rPr>
-          <w:rFonts w:asciiTheme="majorBidi" w:hAnsiTheme="majorBidi" w:cstheme="majorBidi"/>
-          <w:sz w:val="28"/>
-        </w:rPr>
-      </w:pPr>
-      <w:r>
-        <w:rPr>
-          <w:rFonts w:asciiTheme="majorBidi" w:hAnsiTheme="majorBidi" w:cstheme="majorBidi"/>
-          <w:color w:val="1F1F1F"/>
-          <w:sz w:val="28"/>
-          <w:rtl/>
-        </w:rPr>
-        <w:t>يجب أن يتمكن العميد من إرسال إشعارات وتعاميم مركزية (</w:t>
-      </w:r>
-      <w:r>
-        <w:rPr>
-          <w:rFonts w:asciiTheme="majorBidi" w:hAnsiTheme="majorBidi" w:cstheme="majorBidi"/>
-          <w:color w:val="1F1F1F"/>
-          <w:sz w:val="28"/>
-        </w:rPr>
-        <w:t>Site Announcements</w:t>
-      </w:r>
-      <w:r>
-        <w:rPr>
-          <w:rFonts w:asciiTheme="majorBidi" w:hAnsiTheme="majorBidi" w:cstheme="majorBidi"/>
-          <w:color w:val="1F1F1F"/>
-          <w:sz w:val="28"/>
-          <w:rtl/>
-        </w:rPr>
-        <w:t>) لجميع المستخدمين</w:t>
-      </w:r>
-      <w:r>
-        <w:rPr>
-          <w:rFonts w:asciiTheme="majorBidi" w:hAnsiTheme="majorBidi" w:cstheme="majorBidi"/>
-          <w:sz w:val="28"/>
-          <w:rtl/>
-        </w:rPr>
-        <w:t>.</w:t>
-      </w:r>
-    </w:p>
-    <w:p>
-      <w:pPr>
-        <w:pStyle w:val="a9"/>
-        <w:numPr>
-          <w:ilvl w:val="1"/>
-          <w:numId w:val="3"/>
-        </w:numPr>
-        <w:ind w:left="432"/>
-        <w:jc w:val="both"/>
-        <w:rPr>
-          <w:rFonts w:asciiTheme="majorBidi" w:hAnsiTheme="majorBidi"/>
-          <w:sz w:val="28"/>
-        </w:rPr>
-      </w:pPr>
-      <w:r>
-        <w:rPr>
-          <w:rFonts w:asciiTheme="majorBidi" w:hAnsiTheme="majorBidi" w:cstheme="majorBidi"/>
-          <w:b/>
-          <w:bCs/>
-          <w:color w:val="1F1F1F"/>
-          <w:sz w:val="28"/>
-          <w:rtl/>
-        </w:rPr>
-        <w:t>الطالب (</w:t>
-      </w:r>
-      <w:r>
-        <w:rPr>
-          <w:rFonts w:asciiTheme="majorBidi" w:hAnsiTheme="majorBidi" w:cstheme="majorBidi"/>
-          <w:b/>
-          <w:bCs/>
-          <w:color w:val="1F1F1F"/>
-          <w:sz w:val="28"/>
-        </w:rPr>
-        <w:t>Student</w:t>
-      </w:r>
-      <w:r>
-        <w:rPr>
-          <w:rFonts w:asciiTheme="majorBidi" w:hAnsiTheme="majorBidi" w:cstheme="majorBidi"/>
-          <w:b/>
-          <w:bCs/>
-          <w:color w:val="1F1F1F"/>
-          <w:sz w:val="28"/>
-          <w:rtl/>
-        </w:rPr>
-        <w:t>)</w:t>
-      </w:r>
-    </w:p>
-    <w:p>
-      <w:pPr>
-        <w:pStyle w:val="a9"/>
-        <w:numPr>
-          <w:ilvl w:val="0"/>
-          <w:numId w:val="10"/>
-        </w:numPr>
-        <w:jc w:val="both"/>
-        <w:rPr>
-          <w:rFonts w:asciiTheme="majorBidi" w:hAnsiTheme="majorBidi" w:cstheme="majorBidi"/>
-          <w:sz w:val="28"/>
-        </w:rPr>
-      </w:pPr>
-      <w:r>
-        <w:rPr>
-          <w:rFonts w:asciiTheme="majorBidi" w:hAnsiTheme="majorBidi" w:cstheme="majorBidi"/>
-          <w:color w:val="1F1F1F"/>
-          <w:sz w:val="28"/>
-          <w:rtl/>
-        </w:rPr>
-        <w:t>يجب أن يتمكن الطالب من استعراض المقررات الدراسية المسجل بها والوصول لمصادر التعلم</w:t>
-      </w:r>
-      <w:r>
-        <w:rPr>
-          <w:rFonts w:asciiTheme="majorBidi" w:hAnsiTheme="majorBidi" w:cstheme="majorBidi"/>
-          <w:sz w:val="28"/>
-          <w:rtl/>
-        </w:rPr>
-        <w:t>.</w:t>
-      </w:r>
-    </w:p>
-    <w:p>
-      <w:pPr>
-        <w:pStyle w:val="a9"/>
-        <w:numPr>
-          <w:ilvl w:val="0"/>
-          <w:numId w:val="10"/>
-        </w:numPr>
-        <w:jc w:val="both"/>
-        <w:rPr>
-          <w:rFonts w:asciiTheme="majorBidi" w:hAnsiTheme="majorBidi" w:cstheme="majorBidi"/>
-          <w:sz w:val="28"/>
-        </w:rPr>
-      </w:pPr>
-      <w:r>
-        <w:rPr>
-          <w:rFonts w:asciiTheme="majorBidi" w:hAnsiTheme="majorBidi" w:cstheme="majorBidi"/>
-          <w:color w:val="1F1F1F"/>
-          <w:sz w:val="28"/>
-          <w:rtl/>
-        </w:rPr>
-        <w:t xml:space="preserve">يجب أن يتمكن الطالب من استخدام تطبيق الموبايل لمسح رمز الـ </w:t>
-      </w:r>
-      <w:r>
-        <w:rPr>
-          <w:rFonts w:asciiTheme="majorBidi" w:hAnsiTheme="majorBidi" w:cstheme="majorBidi"/>
-          <w:color w:val="1F1F1F"/>
-          <w:sz w:val="28"/>
-        </w:rPr>
-        <w:t>QR</w:t>
-      </w:r>
-      <w:r>
-        <w:rPr>
-          <w:rFonts w:asciiTheme="majorBidi" w:hAnsiTheme="majorBidi" w:cstheme="majorBidi"/>
-          <w:color w:val="1F1F1F"/>
-          <w:sz w:val="28"/>
-          <w:rtl/>
-        </w:rPr>
-        <w:t xml:space="preserve"> لتسجيل حضوره ذاتياً داخل القاعة</w:t>
-      </w:r>
-      <w:r>
-        <w:rPr>
-          <w:rFonts w:asciiTheme="majorBidi" w:hAnsiTheme="majorBidi" w:cstheme="majorBidi"/>
-          <w:sz w:val="28"/>
-          <w:rtl/>
-        </w:rPr>
-        <w:t>.</w:t>
-      </w:r>
-    </w:p>
-    <w:p>
-      <w:pPr>
-        <w:pStyle w:val="a9"/>
-        <w:numPr>
-          <w:ilvl w:val="0"/>
-          <w:numId w:val="10"/>
-        </w:numPr>
-        <w:jc w:val="both"/>
-        <w:rPr>
-          <w:rFonts w:asciiTheme="majorBidi" w:hAnsiTheme="majorBidi" w:cstheme="majorBidi"/>
-          <w:sz w:val="28"/>
-        </w:rPr>
-      </w:pPr>
-      <w:r>
-        <w:rPr>
-          <w:rFonts w:asciiTheme="majorBidi" w:hAnsiTheme="majorBidi" w:cstheme="majorBidi"/>
-          <w:color w:val="1F1F1F"/>
-          <w:sz w:val="28"/>
-          <w:rtl/>
-        </w:rPr>
-        <w:t>يجب أن يتمكن الطالب من البحث والاطلاع على المراجع المتاحة في المكتبة الإلكترونية وتحميلها.</w:t>
-      </w:r>
-    </w:p>
-    <w:p>
-      <w:pPr>
-        <w:pStyle w:val="a9"/>
-        <w:numPr>
-          <w:ilvl w:val="0"/>
-          <w:numId w:val="10"/>
-        </w:numPr>
-        <w:jc w:val="both"/>
-        <w:rPr>
-          <w:rFonts w:asciiTheme="majorBidi" w:hAnsiTheme="majorBidi" w:cstheme="majorBidi"/>
-          <w:sz w:val="28"/>
-        </w:rPr>
-      </w:pPr>
-      <w:r>
-        <w:rPr>
-          <w:rFonts w:asciiTheme="majorBidi" w:hAnsiTheme="majorBidi" w:cstheme="majorBidi"/>
-          <w:color w:val="1F1F1F"/>
-          <w:sz w:val="28"/>
-          <w:rtl/>
-        </w:rPr>
-        <w:t>يجب أن يتمكن الطالب من أداء الاختبارات الإلكترونية وتسليم التكليفات عبر النظام أو التطبيق</w:t>
-      </w:r>
-      <w:r>
-        <w:rPr>
-          <w:rFonts w:asciiTheme="majorBidi" w:hAnsiTheme="majorBidi" w:cstheme="majorBidi"/>
-          <w:sz w:val="28"/>
-          <w:rtl/>
-        </w:rPr>
-        <w:t>.</w:t>
-      </w:r>
-    </w:p>
-    <w:p>
-      <w:pPr>
-        <w:pStyle w:val="a9"/>
-        <w:numPr>
-          <w:ilvl w:val="0"/>
-          <w:numId w:val="10"/>
-        </w:numPr>
-        <w:jc w:val="both"/>
-        <w:rPr>
-          <w:rFonts w:asciiTheme="majorBidi" w:hAnsiTheme="majorBidi" w:cstheme="majorBidi"/>
-          <w:sz w:val="28"/>
-        </w:rPr>
-      </w:pPr>
-      <w:r>
-        <w:rPr>
-          <w:rFonts w:asciiTheme="majorBidi" w:hAnsiTheme="majorBidi" w:cstheme="majorBidi"/>
-          <w:color w:val="1F1F1F"/>
-          <w:sz w:val="28"/>
-          <w:rtl/>
-        </w:rPr>
-        <w:t>يجب أن يتمكن الطالب من الاطلاع على سجل درجاته الشخصي ومتابعة سجل حضوره وغيابه.</w:t>
-      </w:r>
-    </w:p>
-    <w:p>
-      <w:pPr>
-        <w:pStyle w:val="a9"/>
-        <w:numPr>
-          <w:ilvl w:val="0"/>
-          <w:numId w:val="10"/>
-        </w:numPr>
-        <w:jc w:val="both"/>
-        <w:rPr>
-          <w:rFonts w:asciiTheme="majorBidi" w:hAnsiTheme="majorBidi" w:cstheme="majorBidi"/>
-          <w:sz w:val="28"/>
-        </w:rPr>
-      </w:pPr>
-      <w:r>
-        <w:rPr>
-          <w:rFonts w:asciiTheme="majorBidi" w:hAnsiTheme="majorBidi" w:cstheme="majorBidi"/>
-          <w:color w:val="1F1F1F"/>
-          <w:sz w:val="28"/>
-          <w:rtl/>
-        </w:rPr>
-        <w:t>يجب أن يتمكن الطالب من استقبال الإشعارات الفورية (</w:t>
-      </w:r>
-      <w:r>
-        <w:rPr>
-          <w:rFonts w:asciiTheme="majorBidi" w:hAnsiTheme="majorBidi" w:cstheme="majorBidi"/>
-          <w:color w:val="1F1F1F"/>
-          <w:sz w:val="28"/>
-        </w:rPr>
-        <w:t>Notifications</w:t>
-      </w:r>
-      <w:r>
-        <w:rPr>
-          <w:rFonts w:asciiTheme="majorBidi" w:hAnsiTheme="majorBidi" w:cstheme="majorBidi"/>
-          <w:color w:val="1F1F1F"/>
-          <w:sz w:val="28"/>
-          <w:rtl/>
-        </w:rPr>
-        <w:t>) المتعلقة بالمواعيد والواجبات.</w:t>
-      </w:r>
-    </w:p>
-    <w:p>
-      <w:pPr>
-        <w:pStyle w:val="a9"/>
-        <w:numPr>
-          <w:ilvl w:val="0"/>
-          <w:numId w:val="10"/>
-        </w:numPr>
-        <w:jc w:val="both"/>
-        <w:rPr>
-          <w:rFonts w:asciiTheme="majorBidi" w:hAnsiTheme="majorBidi" w:cstheme="majorBidi"/>
-          <w:sz w:val="28"/>
-        </w:rPr>
-      </w:pPr>
-      <w:r>
-        <w:rPr>
-          <w:rFonts w:asciiTheme="majorBidi" w:hAnsiTheme="majorBidi" w:cstheme="majorBidi"/>
-          <w:color w:val="1F1F1F"/>
-          <w:sz w:val="28"/>
-          <w:rtl/>
-        </w:rPr>
-        <w:t>يجب أن يتمكن الطالب من مشاركة وحضور جلسات البث المباشر (</w:t>
-      </w:r>
-      <w:r>
-        <w:rPr>
-          <w:rFonts w:asciiTheme="majorBidi" w:hAnsiTheme="majorBidi" w:cstheme="majorBidi"/>
-          <w:color w:val="1F1F1F"/>
-          <w:sz w:val="28"/>
-        </w:rPr>
-        <w:t>Video Conference</w:t>
-      </w:r>
-      <w:r>
-        <w:rPr>
-          <w:rFonts w:asciiTheme="majorBidi" w:hAnsiTheme="majorBidi" w:cstheme="majorBidi"/>
-          <w:color w:val="1F1F1F"/>
-          <w:sz w:val="28"/>
-          <w:rtl/>
-        </w:rPr>
-        <w:t>)</w:t>
-      </w:r>
-      <w:r>
-        <w:rPr>
-          <w:rFonts w:asciiTheme="majorBidi" w:hAnsiTheme="majorBidi" w:cstheme="majorBidi"/>
-          <w:sz w:val="28"/>
-          <w:rtl/>
-        </w:rPr>
-        <w:t>.</w:t>
-      </w:r>
-    </w:p>
-    <w:p>
-      <w:pPr>
-        <w:pStyle w:val="a9"/>
-        <w:numPr>
-          <w:ilvl w:val="1"/>
-          <w:numId w:val="3"/>
-        </w:numPr>
-        <w:ind w:left="432"/>
-        <w:jc w:val="both"/>
-        <w:rPr>
-          <w:rFonts w:asciiTheme="majorBidi" w:hAnsiTheme="majorBidi"/>
-          <w:sz w:val="28"/>
-        </w:rPr>
-      </w:pPr>
-      <w:r>
-        <w:rPr>
-          <w:rFonts w:asciiTheme="majorBidi" w:hAnsiTheme="majorBidi" w:cstheme="majorBidi"/>
-          <w:b/>
-          <w:bCs/>
-          <w:color w:val="1F1F1F"/>
-          <w:sz w:val="28"/>
-          <w:rtl/>
-        </w:rPr>
-        <w:t>منسق البرنامج (</w:t>
-      </w:r>
-      <w:r>
-        <w:rPr>
-          <w:rFonts w:asciiTheme="majorBidi" w:hAnsiTheme="majorBidi" w:cstheme="majorBidi"/>
-          <w:b/>
-          <w:bCs/>
-          <w:color w:val="1F1F1F"/>
-          <w:sz w:val="28"/>
-        </w:rPr>
-        <w:t>Program Coordinator</w:t>
-      </w:r>
-      <w:r>
-        <w:rPr>
-          <w:rFonts w:asciiTheme="majorBidi" w:hAnsiTheme="majorBidi" w:cstheme="majorBidi"/>
-          <w:b/>
-          <w:bCs/>
-          <w:color w:val="1F1F1F"/>
-          <w:sz w:val="28"/>
-          <w:rtl/>
-        </w:rPr>
-        <w:t>)</w:t>
-      </w:r>
-    </w:p>
-    <w:p>
-      <w:pPr>
-        <w:pStyle w:val="a9"/>
-        <w:numPr>
-          <w:ilvl w:val="0"/>
-          <w:numId w:val="10"/>
-        </w:numPr>
-        <w:jc w:val="both"/>
-        <w:rPr>
-          <w:rFonts w:asciiTheme="majorBidi" w:hAnsiTheme="majorBidi" w:cstheme="majorBidi"/>
-          <w:sz w:val="28"/>
-        </w:rPr>
-      </w:pPr>
-      <w:r>
-        <w:rPr>
-          <w:rFonts w:asciiTheme="majorBidi" w:hAnsiTheme="majorBidi" w:cstheme="majorBidi"/>
-          <w:color w:val="1F1F1F"/>
-          <w:sz w:val="28"/>
-          <w:rtl/>
-        </w:rPr>
-        <w:t>يجب أن يتمكن من إنشاء المقررات الدراسية الجديدة التابعة لقسمه.</w:t>
-      </w:r>
-    </w:p>
-    <w:p>
-      <w:pPr>
-        <w:pStyle w:val="a9"/>
-        <w:numPr>
-          <w:ilvl w:val="0"/>
-          <w:numId w:val="10"/>
-        </w:numPr>
-        <w:jc w:val="both"/>
-        <w:rPr>
-          <w:rFonts w:asciiTheme="majorBidi" w:hAnsiTheme="majorBidi" w:cstheme="majorBidi"/>
-          <w:sz w:val="28"/>
-        </w:rPr>
-      </w:pPr>
-      <w:r>
-        <w:rPr>
-          <w:rFonts w:asciiTheme="majorBidi" w:hAnsiTheme="majorBidi" w:cstheme="majorBidi"/>
-          <w:color w:val="1F1F1F"/>
-          <w:sz w:val="28"/>
-          <w:rtl/>
-        </w:rPr>
-        <w:t>يجب أن يتمكن من إسناد المدرسين للمواد (</w:t>
-      </w:r>
-      <w:r>
-        <w:rPr>
-          <w:rFonts w:asciiTheme="majorBidi" w:hAnsiTheme="majorBidi" w:cstheme="majorBidi"/>
-          <w:color w:val="1F1F1F"/>
-          <w:sz w:val="28"/>
-        </w:rPr>
-        <w:t>Enrolment</w:t>
-      </w:r>
-      <w:r>
-        <w:rPr>
-          <w:rFonts w:asciiTheme="majorBidi" w:hAnsiTheme="majorBidi" w:cstheme="majorBidi"/>
-          <w:color w:val="1F1F1F"/>
-          <w:sz w:val="28"/>
-          <w:rtl/>
-        </w:rPr>
-        <w:t>) وإدارة الدفعات الطلابية (</w:t>
-      </w:r>
-      <w:r>
-        <w:rPr>
-          <w:rFonts w:asciiTheme="majorBidi" w:hAnsiTheme="majorBidi" w:cstheme="majorBidi"/>
-          <w:color w:val="1F1F1F"/>
-          <w:sz w:val="28"/>
-        </w:rPr>
-        <w:t>Cohorts</w:t>
-      </w:r>
-      <w:r>
-        <w:rPr>
-          <w:rFonts w:asciiTheme="majorBidi" w:hAnsiTheme="majorBidi" w:cstheme="majorBidi"/>
-          <w:color w:val="1F1F1F"/>
-          <w:sz w:val="28"/>
-          <w:rtl/>
-        </w:rPr>
-        <w:t>)</w:t>
-      </w:r>
-      <w:r>
-        <w:rPr>
-          <w:rFonts w:asciiTheme="majorBidi" w:hAnsiTheme="majorBidi" w:cstheme="majorBidi"/>
-          <w:sz w:val="28"/>
-          <w:rtl/>
-        </w:rPr>
-        <w:t>.</w:t>
-      </w:r>
-    </w:p>
-    <w:p>
-      <w:pPr>
-        <w:pStyle w:val="a9"/>
-        <w:numPr>
-          <w:ilvl w:val="0"/>
-          <w:numId w:val="10"/>
-        </w:numPr>
-        <w:jc w:val="both"/>
-        <w:rPr>
-          <w:rFonts w:asciiTheme="majorBidi" w:hAnsiTheme="majorBidi" w:cstheme="majorBidi"/>
-          <w:sz w:val="28"/>
-        </w:rPr>
-      </w:pPr>
-      <w:r>
-        <w:rPr>
-          <w:rFonts w:asciiTheme="majorBidi" w:hAnsiTheme="majorBidi" w:cstheme="majorBidi"/>
-          <w:color w:val="1F1F1F"/>
-          <w:sz w:val="28"/>
-          <w:rtl/>
-        </w:rPr>
-        <w:t>يجب أن يتمكن من استخراج تقارير إحصائية تفصيلية لنشاط المقررات داخل قسمه</w:t>
+        <w:t>القدرة على استعراض الإحصائيات والتقارير العامة للنظام (مثل: عدد المستخدمين، المقالات المحظورة، ونشاط المنصة العام)</w:t>
       </w:r>
       <w:r>
         <w:rPr>
@@ -47110,15 +45447,7 @@
           <w:rFonts w:hint="cs"/>
           <w:rtl/>
         </w:rPr>
-        <w:t xml:space="preserve">متطلبات النظام هي مجموعة من الخصائص والمواصفات الوظيفية وغير الوظيفية التي يجب أن يحققها النظام لضمان تلبية احتياجات المستخدمين وتوقعاتهم، بالإضافة الى تلبية الأهداف التشغيلية </w:t>
-      </w:r>
-      <w:r>
-        <w:rPr>
-          <w:rFonts w:hint="cs"/>
-          <w:rtl/>
-        </w:rPr>
-        <w:lastRenderedPageBreak/>
-        <w:t>والفنية للمشروع. يتم توثيق هذه المتطلبات لضمان أن النظام سيتم تصميمه وتطويره وتشغيله بكفاءة وموثوقية، وبما يتماشى مع أهداف المشروع.</w:t>
+        <w:t>متطلبات النظام هي مجموعة من الخصائص والمواصفات الوظيفية وغير الوظيفية التي يجب أن يحققها النظام لضمان تلبية احتياجات المستخدمين وتوقعاتهم، بالإضافة الى تلبية الأهداف التشغيلية والفنية للمشروع. يتم توثيق هذه المتطلبات لضمان أن النظام سيتم تصميمه وتطويره وتشغيله بكفاءة وموثوقية، وبما يتماشى مع أهداف المشروع.</w:t>
       </w:r>
     </w:p>
     <w:p>
@@ -47211,7 +45540,38 @@
           <w:sz w:val="28"/>
           <w:rtl/>
         </w:rPr>
-        <w:t>الإدارة العامة للحسابات (مشتركة لجميع المستخدمين)</w:t>
+        <w:t>نظام إدارة الهوية والمصادقة</w:t>
+      </w:r>
+      <w:r>
+        <w:rPr>
+          <w:rFonts w:asciiTheme="majorBidi" w:hAnsiTheme="majorBidi" w:cstheme="majorBidi"/>
+          <w:b/>
+          <w:bCs/>
+          <w:color w:val="1F1F1F"/>
+          <w:sz w:val="28"/>
+        </w:rPr>
+        <w:t>Identity &amp; Authentication)</w:t>
+      </w:r>
+      <w:r>
+        <w:rPr>
+          <w:rFonts w:asciiTheme="majorBidi" w:hAnsiTheme="majorBidi" w:cstheme="majorBidi"/>
+          <w:b/>
+          <w:bCs/>
+          <w:color w:val="1F1F1F"/>
+          <w:sz w:val="28"/>
+        </w:rPr>
+        <w:t xml:space="preserve"> </w:t>
+      </w:r>
+      <w:r>
+        <w:rPr>
+          <w:rFonts w:asciiTheme="majorBidi" w:hAnsiTheme="majorBidi" w:cstheme="majorBidi"/>
+          <w:b/>
+          <w:bCs/>
+          <w:color w:val="1F1F1F"/>
+          <w:sz w:val="28"/>
+          <w:rtl/>
+        </w:rPr>
+        <w:t>)</w:t>
       </w:r>
     </w:p>
     <w:p>
@@ -47234,7 +45594,16 @@
           <w:sz w:val="28"/>
           <w:rtl/>
         </w:rPr>
-        <w:t>يجب أن يتمكن المستخدم من تسجيل الدخول الآمن باستخدام (اسم المستخدم وكلمة المرور).</w:t>
+        <w:lastRenderedPageBreak/>
+        <w:t>توفير نظام تسجيل دخول آمن يعتمد على البريد الإلكتروني</w:t>
+      </w:r>
+      <w:r>
+        <w:rPr>
+          <w:rFonts w:asciiTheme="majorBidi" w:hAnsiTheme="majorBidi" w:cstheme="majorBidi"/>
+          <w:sz w:val="28"/>
+          <w:rtl/>
+        </w:rPr>
+        <w:t>.</w:t>
       </w:r>
     </w:p>
     <w:p>
@@ -47257,7 +45626,24 @@
           <w:sz w:val="28"/>
           <w:rtl/>
         </w:rPr>
-        <w:t>يجب أن يتمكن المستخدم من استعادة كلمة المرور عبر البريد الإلكتروني الجامعي</w:t>
+        <w:t>دعم التحكم في الوصول المبني على الأدوار</w:t>
+      </w:r>
+      <w:r>
+        <w:rPr>
+          <w:rFonts w:asciiTheme="majorBidi" w:hAnsiTheme="majorBidi" w:cstheme="majorBidi"/>
+          <w:color w:val="1F1F1F"/>
+          <w:sz w:val="28"/>
+        </w:rPr>
+        <w:t xml:space="preserve"> (Role-Based Access Control) </w:t>
+      </w:r>
+      <w:r>
+        <w:rPr>
+          <w:rFonts w:asciiTheme="majorBidi" w:hAnsiTheme="majorBidi" w:cstheme="majorBidi"/>
+          <w:color w:val="1F1F1F"/>
+          <w:sz w:val="28"/>
+          <w:rtl/>
+        </w:rPr>
+        <w:t>لتوزيع الصلاحيات (مريض، طبيب، أدمن)</w:t>
       </w:r>
       <w:r>
         <w:rPr>
@@ -47359,27 +45745,7 @@
           <w:sz w:val="28"/>
           <w:rtl/>
         </w:rPr>
-        <w:t xml:space="preserve">استقبال إشعارات النظام الفورية (رسائل، تذكير </w:t>
-      </w:r>
-      <w:proofErr w:type="gramStart"/>
-      <w:r>
-        <w:rPr>
-          <w:rFonts w:asciiTheme="majorBidi" w:hAnsiTheme="majorBidi" w:cstheme="majorBidi"/>
-          <w:color w:val="1F1F1F"/>
-          <w:sz w:val="28"/>
-          <w:rtl/>
-        </w:rPr>
-        <w:t>بموعد ،</w:t>
-      </w:r>
-      <w:proofErr w:type="gramEnd"/>
-      <w:r>
-        <w:rPr>
-          <w:rFonts w:asciiTheme="majorBidi" w:hAnsiTheme="majorBidi" w:cstheme="majorBidi"/>
-          <w:color w:val="1F1F1F"/>
-          <w:sz w:val="28"/>
-          <w:rtl/>
-        </w:rPr>
-        <w:t xml:space="preserve"> بث مباشر) عبر الويب وتطبيق الموبايل</w:t>
+        <w:t>استقبال إشعارات النظام الفورية (رسائل، تذكير بموعد ، بث مباشر) عبر الويب وتطبيق الموبايل</w:t>
       </w:r>
       <w:r>
         <w:rPr>
@@ -47732,27 +46098,7 @@
           <w:sz w:val="28"/>
           <w:rtl/>
         </w:rPr>
-        <w:t xml:space="preserve">إنشاء وتعديل التصنيفات الأساسية (الكليات، الأقسام العلمية، </w:t>
-      </w:r>
-      <w:proofErr w:type="gramStart"/>
-      <w:r>
-        <w:rPr>
-          <w:rFonts w:asciiTheme="majorBidi" w:hAnsiTheme="majorBidi" w:cstheme="majorBidi"/>
-          <w:color w:val="1F1F1F"/>
-          <w:sz w:val="28"/>
-          <w:rtl/>
-        </w:rPr>
-        <w:t>البرامج،...</w:t>
-      </w:r>
-      <w:proofErr w:type="gramEnd"/>
-      <w:r>
-        <w:rPr>
-          <w:rFonts w:asciiTheme="majorBidi" w:hAnsiTheme="majorBidi" w:cstheme="majorBidi"/>
-          <w:color w:val="1F1F1F"/>
-          <w:sz w:val="28"/>
-          <w:rtl/>
-        </w:rPr>
-        <w:t>الخ)</w:t>
+        <w:t>إنشاء وتعديل التصنيفات الأساسية (الكليات، الأقسام العلمية، البرامج،...الخ)</w:t>
       </w:r>
       <w:r>
         <w:rPr>
@@ -47885,7 +46231,6 @@
           <w:sz w:val="28"/>
           <w:rtl/>
         </w:rPr>
-        <w:lastRenderedPageBreak/>
         <w:t>إدارة النظام والإضافات (</w:t>
       </w:r>
       <w:r>
@@ -47947,34 +46292,15 @@
           <w:sz w:val="28"/>
           <w:rtl/>
         </w:rPr>
-        <w:t xml:space="preserve">) وإضافة </w:t>
-      </w:r>
-      <w:proofErr w:type="gramStart"/>
+        <w:t>) وإضافة الـ</w:t>
+      </w:r>
       <w:r>
         <w:rPr>
           <w:rFonts w:asciiTheme="majorBidi" w:hAnsiTheme="majorBidi" w:cstheme="majorBidi"/>
           <w:color w:val="1F1F1F"/>
           <w:sz w:val="28"/>
-          <w:rtl/>
-        </w:rPr>
-        <w:t>الـ</w:t>
-      </w:r>
-      <w:r>
-        <w:rPr>
-          <w:rFonts w:asciiTheme="majorBidi" w:hAnsiTheme="majorBidi" w:cstheme="majorBidi"/>
-          <w:color w:val="1F1F1F"/>
-          <w:sz w:val="28"/>
-        </w:rPr>
-        <w:t>.QR</w:t>
-      </w:r>
-      <w:proofErr w:type="gramEnd"/>
-      <w:r>
-        <w:rPr>
-          <w:rFonts w:asciiTheme="majorBidi" w:hAnsiTheme="majorBidi" w:cstheme="majorBidi"/>
-          <w:color w:val="1F1F1F"/>
-          <w:sz w:val="28"/>
-        </w:rPr>
-        <w:t xml:space="preserve"> Code</w:t>
+        </w:rPr>
+        <w:t>.QR Code</w:t>
       </w:r>
     </w:p>
     <w:p>
@@ -48091,6 +46417,7 @@
           <w:sz w:val="28"/>
           <w:rtl/>
         </w:rPr>
+        <w:lastRenderedPageBreak/>
         <w:t>عمادة الكلية (</w:t>
       </w:r>
       <w:r>
@@ -48994,7 +47321,6 @@
           <w:sz w:val="28"/>
           <w:rtl/>
         </w:rPr>
-        <w:lastRenderedPageBreak/>
         <w:t>إدارة "المكتبة الإلكترونية للمقرر": رفع الكتب والمراجع العلمية المساعدة وتصنيفها للطلاب</w:t>
       </w:r>
       <w:r>
@@ -49148,6 +47474,7 @@
           <w:sz w:val="28"/>
           <w:rtl/>
         </w:rPr>
+        <w:lastRenderedPageBreak/>
         <w:t>إنشاء وإدارة "الاختبارات" (</w:t>
       </w:r>
       <w:r>
@@ -49965,7 +48292,6 @@
           <w:sz w:val="28"/>
           <w:rtl/>
         </w:rPr>
-        <w:lastRenderedPageBreak/>
         <w:t>استعراض تقرير الحضور الشخصي الإجمالي (نسبة الحضور والغياب) لكل مقرر</w:t>
       </w:r>
       <w:r>
@@ -50121,6 +48447,7 @@
           <w:sz w:val="28"/>
           <w:rtl/>
         </w:rPr>
+        <w:lastRenderedPageBreak/>
         <w:t>المتطلبات غير الوظيفية (</w:t>
       </w:r>
       <w:r>
@@ -51948,6 +50275,95 @@
 <file path=word/numbering.xml><?xml version="1.0" encoding="utf-8"?>
 <w:numbering xmlns:wpc="http://schemas.microsoft.com/office/word/2010/wordprocessingCanvas" xmlns:cx="http://schemas.microsoft.com/office/drawing/2014/chartex" xmlns:cx1="http://schemas.microsoft.com/office/drawing/2015/9/8/chartex" xmlns:cx2="http://schemas.microsoft.com/office/drawing/2015/10/21/chartex" xmlns:cx3="http://schemas.microsoft.com/office/drawing/2016/5/9/chartex" xmlns:cx4="http://schemas.microsoft.com/office/drawing/2016/5/10/chartex" xmlns:cx5="http://schemas.microsoft.com/office/drawing/2016/5/11/chartex" xmlns:cx6="http://schemas.microsoft.com/office/drawing/2016/5/12/chartex" xmlns:cx7="http://schemas.microsoft.com/office/drawing/2016/5/13/chartex" xmlns:cx8="http://schemas.microsoft.com/office/drawing/2016/5/14/chartex" xmlns:mc="http://schemas.openxmlformats.org/markup-compatibility/2006" xmlns:aink="http://schemas.microsoft.com/office/drawing/2016/ink" xmlns:am3d="http://schemas.microsoft.com/office/drawing/2017/model3d" xmlns:o="urn:schemas-microsoft-com:office:office" xmlns:oel="http://schemas.microsoft.com/office/2019/extlst" xmlns:r="http://schemas.openxmlformats.org/officeDocument/2006/relationships" xmlns:m="http://schemas.openxmlformats.org/officeDocument/2006/math" xmlns:v="urn:schemas-microsoft-com:vml" xmlns:wp14="http://schemas.microsoft.com/office/word/2010/wordprocessingDrawing" xmlns:wp="http://schemas.openxmlformats.org/drawingml/2006/wordprocessingDrawing" xmlns:w10="urn:schemas-microsoft-com:office:word" xmlns:w="http://schemas.openxmlformats.org/wordprocessingml/2006/main" xmlns:w14="http://schemas.microsoft.com/office/word/2010/wordml" xmlns:w15="http://schemas.microsoft.com/office/word/2012/wordml" xmlns:w16cex="http://schemas.microsoft.com/office/word/2018/wordml/cex" xmlns:w16cid="http://schemas.microsoft.com/office/word/2016/wordml/cid" xmlns:w16="http://schemas.microsoft.com/office/word/2018/wordml" xmlns:w16du="http://schemas.microsoft.com/office/word/2023/wordml/word16du" xmlns:w16sdtdh="http://schemas.microsoft.com/office/word/2020/wordml/sdtdatahash" xmlns:w16sdtfl="http://schemas.microsoft.com/office/word/2024/wordml/sdtformatlock" xmlns:w16se="http://schemas.microsoft.com/office/word/2015/wordml/symex" xmlns:wpg="http://schemas.microsoft.com/office/word/2010/wordprocessingGroup" xmlns:wpi="http://schemas.microsoft.com/office/word/2010/wordprocessingInk" xmlns:wne="http://schemas.microsoft.com/office/word/2006/wordml" xmlns:wps="http://schemas.microsoft.com/office/word/2010/wordprocessingShape" mc:Ignorable="w14 w15 w16se w16cid w16 w16cex w16sdtdh w16sdtfl w16du wp14">
   <w:abstractNum w:abstractNumId="0" w15:restartNumberingAfterBreak="0">
+    <w:nsid w:val="004F15E9"/>
+    <w:multiLevelType w:val="hybridMultilevel"/>
+    <w:tmpl w:val="580EADBE"/>
+    <w:lvl w:ilvl="0" w:tplc="35E62B8C">
+      <w:start w:val="1"/>
+      <w:numFmt w:val="decimal"/>
+      <w:lvlText w:val="%1."/>
+      <w:lvlJc w:val="left"/>
+      <w:pPr>
+        <w:ind w:left="810" w:hanging="360"/>
+      </w:pPr>
+      <w:rPr>
+        <w:rFonts w:hint="default"/>
+      </w:rPr>
+    </w:lvl>
+    <w:lvl w:ilvl="1" w:tplc="FFFFFFFF" w:tentative="1">
+      <w:start w:val="1"/>
+      <w:numFmt w:val="lowerLetter"/>
+      <w:lvlText w:val="%2."/>
+      <w:lvlJc w:val="left"/>
+      <w:pPr>
+        <w:ind w:left="1440" w:hanging="360"/>
+      </w:pPr>
+    </w:lvl>
+    <w:lvl w:ilvl="2" w:tplc="FFFFFFFF" w:tentative="1">
+      <w:start w:val="1"/>
+      <w:numFmt w:val="lowerRoman"/>
+      <w:lvlText w:val="%3."/>
+      <w:lvlJc w:val="right"/>
+      <w:pPr>
+        <w:ind w:left="2160" w:hanging="180"/>
+      </w:pPr>
+    </w:lvl>
+    <w:lvl w:ilvl="3" w:tplc="FFFFFFFF" w:tentative="1">
+      <w:start w:val="1"/>
+      <w:numFmt w:val="decimal"/>
+      <w:lvlText w:val="%4."/>
+      <w:lvlJc w:val="left"/>
+      <w:pPr>
+        <w:ind w:left="2880" w:hanging="360"/>
+      </w:pPr>
+    </w:lvl>
+    <w:lvl w:ilvl="4" w:tplc="FFFFFFFF" w:tentative="1">
+      <w:start w:val="1"/>
+      <w:numFmt w:val="lowerLetter"/>
+      <w:lvlText w:val="%5."/>
+      <w:lvlJc w:val="left"/>
+      <w:pPr>
+        <w:ind w:left="3600" w:hanging="360"/>
+      </w:pPr>
+    </w:lvl>
+    <w:lvl w:ilvl="5" w:tplc="FFFFFFFF" w:tentative="1">
+      <w:start w:val="1"/>
+      <w:numFmt w:val="lowerRoman"/>
+      <w:lvlText w:val="%6."/>
+      <w:lvlJc w:val="right"/>
+      <w:pPr>
+        <w:ind w:left="4320" w:hanging="180"/>
+      </w:pPr>
+    </w:lvl>
+    <w:lvl w:ilvl="6" w:tplc="FFFFFFFF" w:tentative="1">
+      <w:start w:val="1"/>
+      <w:numFmt w:val="decimal"/>
+      <w:lvlText w:val="%7."/>
+      <w:lvlJc w:val="left"/>
+      <w:pPr>
+        <w:ind w:left="5040" w:hanging="360"/>
+      </w:pPr>
+    </w:lvl>
+    <w:lvl w:ilvl="7" w:tplc="FFFFFFFF" w:tentative="1">
+      <w:start w:val="1"/>
+      <w:numFmt w:val="lowerLetter"/>
+      <w:lvlText w:val="%8."/>
+      <w:lvlJc w:val="left"/>
+      <w:pPr>
+        <w:ind w:left="5760" w:hanging="360"/>
+      </w:pPr>
+    </w:lvl>
+    <w:lvl w:ilvl="8" w:tplc="FFFFFFFF" w:tentative="1">
+      <w:start w:val="1"/>
+      <w:numFmt w:val="lowerRoman"/>
+      <w:lvlText w:val="%9."/>
+      <w:lvlJc w:val="right"/>
+      <w:pPr>
+        <w:ind w:left="6480" w:hanging="180"/>
+      </w:pPr>
+    </w:lvl>
+  </w:abstractNum>
+  <w:abstractNum w:abstractNumId="1" w15:restartNumberingAfterBreak="0">
     <w:nsid w:val="0E31217E"/>
     <w:multiLevelType w:val="multilevel"/>
     <w:tmpl w:val="222A1AB2"/>
@@ -52125,7 +50541,7 @@
       </w:rPr>
     </w:lvl>
   </w:abstractNum>
-  <w:abstractNum w:abstractNumId="1" w15:restartNumberingAfterBreak="0">
+  <w:abstractNum w:abstractNumId="2" w15:restartNumberingAfterBreak="0">
     <w:nsid w:val="0F695EEC"/>
     <w:multiLevelType w:val="hybridMultilevel"/>
     <w:tmpl w:val="D9EA8D44"/>
@@ -52347,7 +50763,7 @@
       </w:rPr>
     </w:lvl>
   </w:abstractNum>
-  <w:abstractNum w:abstractNumId="2" w15:restartNumberingAfterBreak="0">
+  <w:abstractNum w:abstractNumId="3" w15:restartNumberingAfterBreak="0">
     <w:nsid w:val="1CAD4130"/>
     <w:multiLevelType w:val="hybridMultilevel"/>
     <w:tmpl w:val="1D6C261C"/>
@@ -52436,7 +50852,7 @@
       </w:pPr>
     </w:lvl>
   </w:abstractNum>
-  <w:abstractNum w:abstractNumId="3" w15:restartNumberingAfterBreak="0">
+  <w:abstractNum w:abstractNumId="4" w15:restartNumberingAfterBreak="0">
     <w:nsid w:val="1D7019CB"/>
     <w:multiLevelType w:val="hybridMultilevel"/>
     <w:tmpl w:val="861A13B6"/>
@@ -52549,17 +50965,17 @@
       </w:rPr>
     </w:lvl>
   </w:abstractNum>
-  <w:abstractNum w:abstractNumId="4" w15:restartNumberingAfterBreak="0">
-    <w:nsid w:val="23E37A7B"/>
+  <w:abstractNum w:abstractNumId="5" w15:restartNumberingAfterBreak="0">
+    <w:nsid w:val="21E22447"/>
     <w:multiLevelType w:val="hybridMultilevel"/>
-    <w:tmpl w:val="6142AECE"/>
-    <w:lvl w:ilvl="0" w:tplc="07221028">
-      <w:start w:val="1"/>
+    <w:tmpl w:val="3362BD82"/>
+    <w:lvl w:ilvl="0" w:tplc="3604CA72">
+      <w:start w:val="3"/>
       <w:numFmt w:val="decimal"/>
       <w:lvlText w:val="%1."/>
       <w:lvlJc w:val="left"/>
       <w:pPr>
-        <w:ind w:left="1650" w:hanging="360"/>
+        <w:ind w:left="810" w:hanging="360"/>
       </w:pPr>
       <w:rPr>
         <w:rFonts w:hint="default"/>
@@ -52571,7 +50987,7 @@
       <w:lvlText w:val="%2."/>
       <w:lvlJc w:val="left"/>
       <w:pPr>
-        <w:ind w:left="2370" w:hanging="360"/>
+        <w:ind w:left="1440" w:hanging="360"/>
       </w:pPr>
     </w:lvl>
     <w:lvl w:ilvl="2" w:tplc="FFFFFFFF" w:tentative="1">
@@ -52580,7 +50996,7 @@
       <w:lvlText w:val="%3."/>
       <w:lvlJc w:val="right"/>
       <w:pPr>
-        <w:ind w:left="3090" w:hanging="180"/>
+        <w:ind w:left="2160" w:hanging="180"/>
       </w:pPr>
     </w:lvl>
     <w:lvl w:ilvl="3" w:tplc="FFFFFFFF" w:tentative="1">
@@ -52589,7 +51005,7 @@
       <w:lvlText w:val="%4."/>
       <w:lvlJc w:val="left"/>
       <w:pPr>
-        <w:ind w:left="3810" w:hanging="360"/>
+        <w:ind w:left="2880" w:hanging="360"/>
       </w:pPr>
     </w:lvl>
     <w:lvl w:ilvl="4" w:tplc="FFFFFFFF" w:tentative="1">
@@ -52598,7 +51014,7 @@
       <w:lvlText w:val="%5."/>
       <w:lvlJc w:val="left"/>
       <w:pPr>
-        <w:ind w:left="4530" w:hanging="360"/>
+        <w:ind w:left="3600" w:hanging="360"/>
       </w:pPr>
     </w:lvl>
     <w:lvl w:ilvl="5" w:tplc="FFFFFFFF" w:tentative="1">
@@ -52607,7 +51023,7 @@
       <w:lvlText w:val="%6."/>
       <w:lvlJc w:val="right"/>
       <w:pPr>
-        <w:ind w:left="5250" w:hanging="180"/>
+        <w:ind w:left="4320" w:hanging="180"/>
       </w:pPr>
     </w:lvl>
     <w:lvl w:ilvl="6" w:tplc="FFFFFFFF" w:tentative="1">
@@ -52616,7 +51032,7 @@
       <w:lvlText w:val="%7."/>
       <w:lvlJc w:val="left"/>
       <w:pPr>
-        <w:ind w:left="5970" w:hanging="360"/>
+        <w:ind w:left="5040" w:hanging="360"/>
       </w:pPr>
     </w:lvl>
     <w:lvl w:ilvl="7" w:tplc="FFFFFFFF" w:tentative="1">
@@ -52625,7 +51041,7 @@
       <w:lvlText w:val="%8."/>
       <w:lvlJc w:val="left"/>
       <w:pPr>
-        <w:ind w:left="6690" w:hanging="360"/>
+        <w:ind w:left="5760" w:hanging="360"/>
       </w:pPr>
     </w:lvl>
     <w:lvl w:ilvl="8" w:tplc="FFFFFFFF" w:tentative="1">
@@ -52634,11 +51050,189 @@
       <w:lvlText w:val="%9."/>
       <w:lvlJc w:val="right"/>
       <w:pPr>
-        <w:ind w:left="7410" w:hanging="180"/>
+        <w:ind w:left="6480" w:hanging="180"/>
       </w:pPr>
     </w:lvl>
   </w:abstractNum>
-  <w:abstractNum w:abstractNumId="5" w15:restartNumberingAfterBreak="0">
+  <w:abstractNum w:abstractNumId="6" w15:restartNumberingAfterBreak="0">
+    <w:nsid w:val="23E37A7B"/>
+    <w:multiLevelType w:val="hybridMultilevel"/>
+    <w:tmpl w:val="6142AECE"/>
+    <w:lvl w:ilvl="0" w:tplc="07221028">
+      <w:start w:val="1"/>
+      <w:numFmt w:val="decimal"/>
+      <w:lvlText w:val="%1."/>
+      <w:lvlJc w:val="left"/>
+      <w:pPr>
+        <w:ind w:left="1650" w:hanging="360"/>
+      </w:pPr>
+      <w:rPr>
+        <w:rFonts w:hint="default"/>
+      </w:rPr>
+    </w:lvl>
+    <w:lvl w:ilvl="1" w:tplc="FFFFFFFF" w:tentative="1">
+      <w:start w:val="1"/>
+      <w:numFmt w:val="lowerLetter"/>
+      <w:lvlText w:val="%2."/>
+      <w:lvlJc w:val="left"/>
+      <w:pPr>
+        <w:ind w:left="2370" w:hanging="360"/>
+      </w:pPr>
+    </w:lvl>
+    <w:lvl w:ilvl="2" w:tplc="FFFFFFFF" w:tentative="1">
+      <w:start w:val="1"/>
+      <w:numFmt w:val="lowerRoman"/>
+      <w:lvlText w:val="%3."/>
+      <w:lvlJc w:val="right"/>
+      <w:pPr>
+        <w:ind w:left="3090" w:hanging="180"/>
+      </w:pPr>
+    </w:lvl>
+    <w:lvl w:ilvl="3" w:tplc="FFFFFFFF" w:tentative="1">
+      <w:start w:val="1"/>
+      <w:numFmt w:val="decimal"/>
+      <w:lvlText w:val="%4."/>
+      <w:lvlJc w:val="left"/>
+      <w:pPr>
+        <w:ind w:left="3810" w:hanging="360"/>
+      </w:pPr>
+    </w:lvl>
+    <w:lvl w:ilvl="4" w:tplc="FFFFFFFF" w:tentative="1">
+      <w:start w:val="1"/>
+      <w:numFmt w:val="lowerLetter"/>
+      <w:lvlText w:val="%5."/>
+      <w:lvlJc w:val="left"/>
+      <w:pPr>
+        <w:ind w:left="4530" w:hanging="360"/>
+      </w:pPr>
+    </w:lvl>
+    <w:lvl w:ilvl="5" w:tplc="FFFFFFFF" w:tentative="1">
+      <w:start w:val="1"/>
+      <w:numFmt w:val="lowerRoman"/>
+      <w:lvlText w:val="%6."/>
+      <w:lvlJc w:val="right"/>
+      <w:pPr>
+        <w:ind w:left="5250" w:hanging="180"/>
+      </w:pPr>
+    </w:lvl>
+    <w:lvl w:ilvl="6" w:tplc="FFFFFFFF" w:tentative="1">
+      <w:start w:val="1"/>
+      <w:numFmt w:val="decimal"/>
+      <w:lvlText w:val="%7."/>
+      <w:lvlJc w:val="left"/>
+      <w:pPr>
+        <w:ind w:left="5970" w:hanging="360"/>
+      </w:pPr>
+    </w:lvl>
+    <w:lvl w:ilvl="7" w:tplc="FFFFFFFF" w:tentative="1">
+      <w:start w:val="1"/>
+      <w:numFmt w:val="lowerLetter"/>
+      <w:lvlText w:val="%8."/>
+      <w:lvlJc w:val="left"/>
+      <w:pPr>
+        <w:ind w:left="6690" w:hanging="360"/>
+      </w:pPr>
+    </w:lvl>
+    <w:lvl w:ilvl="8" w:tplc="FFFFFFFF" w:tentative="1">
+      <w:start w:val="1"/>
+      <w:numFmt w:val="lowerRoman"/>
+      <w:lvlText w:val="%9."/>
+      <w:lvlJc w:val="right"/>
+      <w:pPr>
+        <w:ind w:left="7410" w:hanging="180"/>
+      </w:pPr>
+    </w:lvl>
+  </w:abstractNum>
+  <w:abstractNum w:abstractNumId="7" w15:restartNumberingAfterBreak="0">
+    <w:nsid w:val="25945F02"/>
+    <w:multiLevelType w:val="hybridMultilevel"/>
+    <w:tmpl w:val="C38ECB04"/>
+    <w:lvl w:ilvl="0" w:tplc="BC98B268">
+      <w:start w:val="2"/>
+      <w:numFmt w:val="decimal"/>
+      <w:lvlText w:val="%1."/>
+      <w:lvlJc w:val="left"/>
+      <w:pPr>
+        <w:ind w:left="810" w:hanging="360"/>
+      </w:pPr>
+      <w:rPr>
+        <w:rFonts w:hint="default"/>
+      </w:rPr>
+    </w:lvl>
+    <w:lvl w:ilvl="1" w:tplc="FFFFFFFF">
+      <w:start w:val="1"/>
+      <w:numFmt w:val="lowerLetter"/>
+      <w:lvlText w:val="%2."/>
+      <w:lvlJc w:val="left"/>
+      <w:pPr>
+        <w:ind w:left="1440" w:hanging="360"/>
+      </w:pPr>
+    </w:lvl>
+    <w:lvl w:ilvl="2" w:tplc="FFFFFFFF" w:tentative="1">
+      <w:start w:val="1"/>
+      <w:numFmt w:val="lowerRoman"/>
+      <w:lvlText w:val="%3."/>
+      <w:lvlJc w:val="right"/>
+      <w:pPr>
+        <w:ind w:left="2160" w:hanging="180"/>
+      </w:pPr>
+    </w:lvl>
+    <w:lvl w:ilvl="3" w:tplc="FFFFFFFF" w:tentative="1">
+      <w:start w:val="1"/>
+      <w:numFmt w:val="decimal"/>
+      <w:lvlText w:val="%4."/>
+      <w:lvlJc w:val="left"/>
+      <w:pPr>
+        <w:ind w:left="2880" w:hanging="360"/>
+      </w:pPr>
+    </w:lvl>
+    <w:lvl w:ilvl="4" w:tplc="FFFFFFFF" w:tentative="1">
+      <w:start w:val="1"/>
+      <w:numFmt w:val="lowerLetter"/>
+      <w:lvlText w:val="%5."/>
+      <w:lvlJc w:val="left"/>
+      <w:pPr>
+        <w:ind w:left="3600" w:hanging="360"/>
+      </w:pPr>
+    </w:lvl>
+    <w:lvl w:ilvl="5" w:tplc="FFFFFFFF" w:tentative="1">
+      <w:start w:val="1"/>
+      <w:numFmt w:val="lowerRoman"/>
+      <w:lvlText w:val="%6."/>
+      <w:lvlJc w:val="right"/>
+      <w:pPr>
+        <w:ind w:left="4320" w:hanging="180"/>
+      </w:pPr>
+    </w:lvl>
+    <w:lvl w:ilvl="6" w:tplc="FFFFFFFF" w:tentative="1">
+      <w:start w:val="1"/>
+      <w:numFmt w:val="decimal"/>
+      <w:lvlText w:val="%7."/>
+      <w:lvlJc w:val="left"/>
+      <w:pPr>
+        <w:ind w:left="5040" w:hanging="360"/>
+      </w:pPr>
+    </w:lvl>
+    <w:lvl w:ilvl="7" w:tplc="FFFFFFFF" w:tentative="1">
+      <w:start w:val="1"/>
+      <w:numFmt w:val="lowerLetter"/>
+      <w:lvlText w:val="%8."/>
+      <w:lvlJc w:val="left"/>
+      <w:pPr>
+        <w:ind w:left="5760" w:hanging="360"/>
+      </w:pPr>
+    </w:lvl>
+    <w:lvl w:ilvl="8" w:tplc="FFFFFFFF" w:tentative="1">
+      <w:start w:val="1"/>
+      <w:numFmt w:val="lowerRoman"/>
+      <w:lvlText w:val="%9."/>
+      <w:lvlJc w:val="right"/>
+      <w:pPr>
+        <w:ind w:left="6480" w:hanging="180"/>
+      </w:pPr>
+    </w:lvl>
+  </w:abstractNum>
+  <w:abstractNum w:abstractNumId="8" w15:restartNumberingAfterBreak="0">
     <w:nsid w:val="26BC3F7A"/>
     <w:multiLevelType w:val="hybridMultilevel"/>
     <w:tmpl w:val="63866E0C"/>
@@ -52751,7 +51345,7 @@
       </w:rPr>
     </w:lvl>
   </w:abstractNum>
-  <w:abstractNum w:abstractNumId="6" w15:restartNumberingAfterBreak="0">
+  <w:abstractNum w:abstractNumId="9" w15:restartNumberingAfterBreak="0">
     <w:nsid w:val="2F8538E3"/>
     <w:multiLevelType w:val="hybridMultilevel"/>
     <w:tmpl w:val="2B9EB5EA"/>
@@ -52840,7 +51434,7 @@
       </w:pPr>
     </w:lvl>
   </w:abstractNum>
-  <w:abstractNum w:abstractNumId="7" w15:restartNumberingAfterBreak="0">
+  <w:abstractNum w:abstractNumId="10" w15:restartNumberingAfterBreak="0">
     <w:nsid w:val="30655E82"/>
     <w:multiLevelType w:val="hybridMultilevel"/>
     <w:tmpl w:val="C4A0DD20"/>
@@ -52926,7 +51520,7 @@
       </w:pPr>
     </w:lvl>
   </w:abstractNum>
-  <w:abstractNum w:abstractNumId="8" w15:restartNumberingAfterBreak="0">
+  <w:abstractNum w:abstractNumId="11" w15:restartNumberingAfterBreak="0">
     <w:nsid w:val="308B7AB2"/>
     <w:multiLevelType w:val="hybridMultilevel"/>
     <w:tmpl w:val="AB3CA938"/>
@@ -53039,7 +51633,7 @@
       </w:rPr>
     </w:lvl>
   </w:abstractNum>
-  <w:abstractNum w:abstractNumId="9" w15:restartNumberingAfterBreak="0">
+  <w:abstractNum w:abstractNumId="12" w15:restartNumberingAfterBreak="0">
     <w:nsid w:val="33190AA5"/>
     <w:multiLevelType w:val="hybridMultilevel"/>
     <w:tmpl w:val="FCB6890A"/>
@@ -53153,7 +51747,185 @@
       </w:rPr>
     </w:lvl>
   </w:abstractNum>
-  <w:abstractNum w:abstractNumId="10" w15:restartNumberingAfterBreak="0">
+  <w:abstractNum w:abstractNumId="13" w15:restartNumberingAfterBreak="0">
+    <w:nsid w:val="36DB2A60"/>
+    <w:multiLevelType w:val="hybridMultilevel"/>
+    <w:tmpl w:val="9E6044A4"/>
+    <w:lvl w:ilvl="0" w:tplc="1902C6AE">
+      <w:start w:val="2"/>
+      <w:numFmt w:val="decimal"/>
+      <w:lvlText w:val="%1."/>
+      <w:lvlJc w:val="left"/>
+      <w:pPr>
+        <w:ind w:left="810" w:hanging="360"/>
+      </w:pPr>
+      <w:rPr>
+        <w:rFonts w:hint="default"/>
+      </w:rPr>
+    </w:lvl>
+    <w:lvl w:ilvl="1" w:tplc="FFFFFFFF" w:tentative="1">
+      <w:start w:val="1"/>
+      <w:numFmt w:val="lowerLetter"/>
+      <w:lvlText w:val="%2."/>
+      <w:lvlJc w:val="left"/>
+      <w:pPr>
+        <w:ind w:left="1440" w:hanging="360"/>
+      </w:pPr>
+    </w:lvl>
+    <w:lvl w:ilvl="2" w:tplc="FFFFFFFF" w:tentative="1">
+      <w:start w:val="1"/>
+      <w:numFmt w:val="lowerRoman"/>
+      <w:lvlText w:val="%3."/>
+      <w:lvlJc w:val="right"/>
+      <w:pPr>
+        <w:ind w:left="2160" w:hanging="180"/>
+      </w:pPr>
+    </w:lvl>
+    <w:lvl w:ilvl="3" w:tplc="FFFFFFFF" w:tentative="1">
+      <w:start w:val="1"/>
+      <w:numFmt w:val="decimal"/>
+      <w:lvlText w:val="%4."/>
+      <w:lvlJc w:val="left"/>
+      <w:pPr>
+        <w:ind w:left="2880" w:hanging="360"/>
+      </w:pPr>
+    </w:lvl>
+    <w:lvl w:ilvl="4" w:tplc="FFFFFFFF" w:tentative="1">
+      <w:start w:val="1"/>
+      <w:numFmt w:val="lowerLetter"/>
+      <w:lvlText w:val="%5."/>
+      <w:lvlJc w:val="left"/>
+      <w:pPr>
+        <w:ind w:left="3600" w:hanging="360"/>
+      </w:pPr>
+    </w:lvl>
+    <w:lvl w:ilvl="5" w:tplc="FFFFFFFF" w:tentative="1">
+      <w:start w:val="1"/>
+      <w:numFmt w:val="lowerRoman"/>
+      <w:lvlText w:val="%6."/>
+      <w:lvlJc w:val="right"/>
+      <w:pPr>
+        <w:ind w:left="4320" w:hanging="180"/>
+      </w:pPr>
+    </w:lvl>
+    <w:lvl w:ilvl="6" w:tplc="FFFFFFFF" w:tentative="1">
+      <w:start w:val="1"/>
+      <w:numFmt w:val="decimal"/>
+      <w:lvlText w:val="%7."/>
+      <w:lvlJc w:val="left"/>
+      <w:pPr>
+        <w:ind w:left="5040" w:hanging="360"/>
+      </w:pPr>
+    </w:lvl>
+    <w:lvl w:ilvl="7" w:tplc="FFFFFFFF" w:tentative="1">
+      <w:start w:val="1"/>
+      <w:numFmt w:val="lowerLetter"/>
+      <w:lvlText w:val="%8."/>
+      <w:lvlJc w:val="left"/>
+      <w:pPr>
+        <w:ind w:left="5760" w:hanging="360"/>
+      </w:pPr>
+    </w:lvl>
+    <w:lvl w:ilvl="8" w:tplc="FFFFFFFF" w:tentative="1">
+      <w:start w:val="1"/>
+      <w:numFmt w:val="lowerRoman"/>
+      <w:lvlText w:val="%9."/>
+      <w:lvlJc w:val="right"/>
+      <w:pPr>
+        <w:ind w:left="6480" w:hanging="180"/>
+      </w:pPr>
+    </w:lvl>
+  </w:abstractNum>
+  <w:abstractNum w:abstractNumId="14" w15:restartNumberingAfterBreak="0">
+    <w:nsid w:val="3B131A54"/>
+    <w:multiLevelType w:val="hybridMultilevel"/>
+    <w:tmpl w:val="648017EC"/>
+    <w:lvl w:ilvl="0" w:tplc="B9AC7D74">
+      <w:start w:val="1"/>
+      <w:numFmt w:val="decimal"/>
+      <w:lvlText w:val="%1."/>
+      <w:lvlJc w:val="left"/>
+      <w:pPr>
+        <w:ind w:left="810" w:hanging="360"/>
+      </w:pPr>
+      <w:rPr>
+        <w:rFonts w:hint="default"/>
+      </w:rPr>
+    </w:lvl>
+    <w:lvl w:ilvl="1" w:tplc="04090019" w:tentative="1">
+      <w:start w:val="1"/>
+      <w:numFmt w:val="lowerLetter"/>
+      <w:lvlText w:val="%2."/>
+      <w:lvlJc w:val="left"/>
+      <w:pPr>
+        <w:ind w:left="1440" w:hanging="360"/>
+      </w:pPr>
+    </w:lvl>
+    <w:lvl w:ilvl="2" w:tplc="0409001B" w:tentative="1">
+      <w:start w:val="1"/>
+      <w:numFmt w:val="lowerRoman"/>
+      <w:lvlText w:val="%3."/>
+      <w:lvlJc w:val="right"/>
+      <w:pPr>
+        <w:ind w:left="2160" w:hanging="180"/>
+      </w:pPr>
+    </w:lvl>
+    <w:lvl w:ilvl="3" w:tplc="0409000F" w:tentative="1">
+      <w:start w:val="1"/>
+      <w:numFmt w:val="decimal"/>
+      <w:lvlText w:val="%4."/>
+      <w:lvlJc w:val="left"/>
+      <w:pPr>
+        <w:ind w:left="2880" w:hanging="360"/>
+      </w:pPr>
+    </w:lvl>
+    <w:lvl w:ilvl="4" w:tplc="04090019" w:tentative="1">
+      <w:start w:val="1"/>
+      <w:numFmt w:val="lowerLetter"/>
+      <w:lvlText w:val="%5."/>
+      <w:lvlJc w:val="left"/>
+      <w:pPr>
+        <w:ind w:left="3600" w:hanging="360"/>
+      </w:pPr>
+    </w:lvl>
+    <w:lvl w:ilvl="5" w:tplc="0409001B" w:tentative="1">
+      <w:start w:val="1"/>
+      <w:numFmt w:val="lowerRoman"/>
+      <w:lvlText w:val="%6."/>
+      <w:lvlJc w:val="right"/>
+      <w:pPr>
+        <w:ind w:left="4320" w:hanging="180"/>
+      </w:pPr>
+    </w:lvl>
+    <w:lvl w:ilvl="6" w:tplc="0409000F" w:tentative="1">
+      <w:start w:val="1"/>
+      <w:numFmt w:val="decimal"/>
+      <w:lvlText w:val="%7."/>
+      <w:lvlJc w:val="left"/>
+      <w:pPr>
+        <w:ind w:left="5040" w:hanging="360"/>
+      </w:pPr>
+    </w:lvl>
+    <w:lvl w:ilvl="7" w:tplc="04090019" w:tentative="1">
+      <w:start w:val="1"/>
+      <w:numFmt w:val="lowerLetter"/>
+      <w:lvlText w:val="%8."/>
+      <w:lvlJc w:val="left"/>
+      <w:pPr>
+        <w:ind w:left="5760" w:hanging="360"/>
+      </w:pPr>
+    </w:lvl>
+    <w:lvl w:ilvl="8" w:tplc="0409001B" w:tentative="1">
+      <w:start w:val="1"/>
+      <w:numFmt w:val="lowerRoman"/>
+      <w:lvlText w:val="%9."/>
+      <w:lvlJc w:val="right"/>
+      <w:pPr>
+        <w:ind w:left="6480" w:hanging="180"/>
+      </w:pPr>
+    </w:lvl>
+  </w:abstractNum>
+  <w:abstractNum w:abstractNumId="15" w15:restartNumberingAfterBreak="0">
     <w:nsid w:val="4B0376B7"/>
     <w:multiLevelType w:val="hybridMultilevel"/>
     <w:tmpl w:val="6F6C075E"/>
@@ -53266,7 +52038,7 @@
       </w:rPr>
     </w:lvl>
   </w:abstractNum>
-  <w:abstractNum w:abstractNumId="11" w15:restartNumberingAfterBreak="0">
+  <w:abstractNum w:abstractNumId="16" w15:restartNumberingAfterBreak="0">
     <w:nsid w:val="4B496195"/>
     <w:multiLevelType w:val="hybridMultilevel"/>
     <w:tmpl w:val="129C2C1E"/>
@@ -53487,7 +52259,7 @@
       </w:rPr>
     </w:lvl>
   </w:abstractNum>
-  <w:abstractNum w:abstractNumId="12" w15:restartNumberingAfterBreak="0">
+  <w:abstractNum w:abstractNumId="17" w15:restartNumberingAfterBreak="0">
     <w:nsid w:val="4E887778"/>
     <w:multiLevelType w:val="multilevel"/>
     <w:tmpl w:val="CA7C7794"/>
@@ -53601,7 +52373,7 @@
       </w:rPr>
     </w:lvl>
   </w:abstractNum>
-  <w:abstractNum w:abstractNumId="13" w15:restartNumberingAfterBreak="0">
+  <w:abstractNum w:abstractNumId="18" w15:restartNumberingAfterBreak="0">
     <w:nsid w:val="51A62010"/>
     <w:multiLevelType w:val="multilevel"/>
     <w:tmpl w:val="0409001F"/>
@@ -53687,7 +52459,7 @@
       </w:pPr>
     </w:lvl>
   </w:abstractNum>
-  <w:abstractNum w:abstractNumId="14" w15:restartNumberingAfterBreak="0">
+  <w:abstractNum w:abstractNumId="19" w15:restartNumberingAfterBreak="0">
     <w:nsid w:val="5C166FC3"/>
     <w:multiLevelType w:val="hybridMultilevel"/>
     <w:tmpl w:val="CA781D0A"/>
@@ -53800,7 +52572,7 @@
       </w:rPr>
     </w:lvl>
   </w:abstractNum>
-  <w:abstractNum w:abstractNumId="15" w15:restartNumberingAfterBreak="0">
+  <w:abstractNum w:abstractNumId="20" w15:restartNumberingAfterBreak="0">
     <w:nsid w:val="5DDA5017"/>
     <w:multiLevelType w:val="hybridMultilevel"/>
     <w:tmpl w:val="3BB4C14A"/>
@@ -53915,7 +52687,7 @@
       </w:rPr>
     </w:lvl>
   </w:abstractNum>
-  <w:abstractNum w:abstractNumId="16" w15:restartNumberingAfterBreak="0">
+  <w:abstractNum w:abstractNumId="21" w15:restartNumberingAfterBreak="0">
     <w:nsid w:val="64B65F15"/>
     <w:multiLevelType w:val="hybridMultilevel"/>
     <w:tmpl w:val="CFA2FB46"/>
@@ -54030,7 +52802,7 @@
       </w:rPr>
     </w:lvl>
   </w:abstractNum>
-  <w:abstractNum w:abstractNumId="17" w15:restartNumberingAfterBreak="0">
+  <w:abstractNum w:abstractNumId="22" w15:restartNumberingAfterBreak="0">
     <w:nsid w:val="678106B3"/>
     <w:multiLevelType w:val="hybridMultilevel"/>
     <w:tmpl w:val="1EFC320A"/>
@@ -54119,7 +52891,7 @@
       </w:pPr>
     </w:lvl>
   </w:abstractNum>
-  <w:abstractNum w:abstractNumId="18" w15:restartNumberingAfterBreak="0">
+  <w:abstractNum w:abstractNumId="23" w15:restartNumberingAfterBreak="0">
     <w:nsid w:val="6FB1242A"/>
     <w:multiLevelType w:val="multilevel"/>
     <w:tmpl w:val="32F67926"/>
@@ -54234,7 +53006,7 @@
       </w:rPr>
     </w:lvl>
   </w:abstractNum>
-  <w:abstractNum w:abstractNumId="19" w15:restartNumberingAfterBreak="0">
+  <w:abstractNum w:abstractNumId="24" w15:restartNumberingAfterBreak="0">
     <w:nsid w:val="71B466FF"/>
     <w:multiLevelType w:val="hybridMultilevel"/>
     <w:tmpl w:val="307C6134"/>
@@ -54320,65 +53092,154 @@
       </w:pPr>
     </w:lvl>
   </w:abstractNum>
+  <w:abstractNum w:abstractNumId="25" w15:restartNumberingAfterBreak="0">
+    <w:nsid w:val="7814601C"/>
+    <w:multiLevelType w:val="hybridMultilevel"/>
+    <w:tmpl w:val="A428311C"/>
+    <w:lvl w:ilvl="0" w:tplc="68B09DC4">
+      <w:start w:val="1"/>
+      <w:numFmt w:val="decimal"/>
+      <w:lvlText w:val="%1."/>
+      <w:lvlJc w:val="left"/>
+      <w:pPr>
+        <w:ind w:left="810" w:hanging="360"/>
+      </w:pPr>
+      <w:rPr>
+        <w:rFonts w:hint="default"/>
+      </w:rPr>
+    </w:lvl>
+    <w:lvl w:ilvl="1" w:tplc="04090019">
+      <w:start w:val="1"/>
+      <w:numFmt w:val="lowerLetter"/>
+      <w:lvlText w:val="%2."/>
+      <w:lvlJc w:val="left"/>
+      <w:pPr>
+        <w:ind w:left="1440" w:hanging="360"/>
+      </w:pPr>
+    </w:lvl>
+    <w:lvl w:ilvl="2" w:tplc="0409001B" w:tentative="1">
+      <w:start w:val="1"/>
+      <w:numFmt w:val="lowerRoman"/>
+      <w:lvlText w:val="%3."/>
+      <w:lvlJc w:val="right"/>
+      <w:pPr>
+        <w:ind w:left="2160" w:hanging="180"/>
+      </w:pPr>
+    </w:lvl>
+    <w:lvl w:ilvl="3" w:tplc="0409000F" w:tentative="1">
+      <w:start w:val="1"/>
+      <w:numFmt w:val="decimal"/>
+      <w:lvlText w:val="%4."/>
+      <w:lvlJc w:val="left"/>
+      <w:pPr>
+        <w:ind w:left="2880" w:hanging="360"/>
+      </w:pPr>
+    </w:lvl>
+    <w:lvl w:ilvl="4" w:tplc="04090019" w:tentative="1">
+      <w:start w:val="1"/>
+      <w:numFmt w:val="lowerLetter"/>
+      <w:lvlText w:val="%5."/>
+      <w:lvlJc w:val="left"/>
+      <w:pPr>
+        <w:ind w:left="3600" w:hanging="360"/>
+      </w:pPr>
+    </w:lvl>
+    <w:lvl w:ilvl="5" w:tplc="0409001B" w:tentative="1">
+      <w:start w:val="1"/>
+      <w:numFmt w:val="lowerRoman"/>
+      <w:lvlText w:val="%6."/>
+      <w:lvlJc w:val="right"/>
+      <w:pPr>
+        <w:ind w:left="4320" w:hanging="180"/>
+      </w:pPr>
+    </w:lvl>
+    <w:lvl w:ilvl="6" w:tplc="0409000F" w:tentative="1">
+      <w:start w:val="1"/>
+      <w:numFmt w:val="decimal"/>
+      <w:lvlText w:val="%7."/>
+      <w:lvlJc w:val="left"/>
+      <w:pPr>
+        <w:ind w:left="5040" w:hanging="360"/>
+      </w:pPr>
+    </w:lvl>
+    <w:lvl w:ilvl="7" w:tplc="04090019" w:tentative="1">
+      <w:start w:val="1"/>
+      <w:numFmt w:val="lowerLetter"/>
+      <w:lvlText w:val="%8."/>
+      <w:lvlJc w:val="left"/>
+      <w:pPr>
+        <w:ind w:left="5760" w:hanging="360"/>
+      </w:pPr>
+    </w:lvl>
+    <w:lvl w:ilvl="8" w:tplc="0409001B" w:tentative="1">
+      <w:start w:val="1"/>
+      <w:numFmt w:val="lowerRoman"/>
+      <w:lvlText w:val="%9."/>
+      <w:lvlJc w:val="right"/>
+      <w:pPr>
+        <w:ind w:left="6480" w:hanging="180"/>
+      </w:pPr>
+    </w:lvl>
+  </w:abstractNum>
   <w:num w:numId="1" w16cid:durableId="1877160706">
-    <w:abstractNumId w:val="0"/>
+    <w:abstractNumId w:val="1"/>
   </w:num>
   <w:num w:numId="2" w16cid:durableId="1421218120">
+    <w:abstractNumId w:val="11"/>
+  </w:num>
+  <w:num w:numId="3" w16cid:durableId="17777366">
+    <w:abstractNumId w:val="2"/>
+  </w:num>
+  <w:num w:numId="4" w16cid:durableId="1305159793">
+    <w:abstractNumId w:val="16"/>
+  </w:num>
+  <w:num w:numId="5" w16cid:durableId="598173589">
+    <w:abstractNumId w:val="4"/>
+  </w:num>
+  <w:num w:numId="6" w16cid:durableId="106514074">
+    <w:abstractNumId w:val="12"/>
+  </w:num>
+  <w:num w:numId="7" w16cid:durableId="983389078">
+    <w:abstractNumId w:val="21"/>
+  </w:num>
+  <w:num w:numId="8" w16cid:durableId="595360051">
+    <w:abstractNumId w:val="1"/>
+  </w:num>
+  <w:num w:numId="9" w16cid:durableId="121462866">
+    <w:abstractNumId w:val="23"/>
+  </w:num>
+  <w:num w:numId="10" w16cid:durableId="1028406469">
+    <w:abstractNumId w:val="9"/>
+  </w:num>
+  <w:num w:numId="11" w16cid:durableId="54202272">
     <w:abstractNumId w:val="8"/>
   </w:num>
-  <w:num w:numId="3" w16cid:durableId="17777366">
-    <w:abstractNumId w:val="1"/>
+  <w:num w:numId="12" w16cid:durableId="938491951">
+    <w:abstractNumId w:val="22"/>
   </w:num>
-  <w:num w:numId="4" w16cid:durableId="1305159793">
-    <w:abstractNumId w:val="11"/>
+  <w:num w:numId="13" w16cid:durableId="629358744">
+    <w:abstractNumId w:val="17"/>
   </w:num>
-  <w:num w:numId="5" w16cid:durableId="598173589">
+  <w:num w:numId="14" w16cid:durableId="1242376873">
+    <w:abstractNumId w:val="20"/>
+  </w:num>
+  <w:num w:numId="15" w16cid:durableId="2042784571">
+    <w:abstractNumId w:val="24"/>
+  </w:num>
+  <w:num w:numId="16" w16cid:durableId="430901329">
+    <w:abstractNumId w:val="10"/>
+  </w:num>
+  <w:num w:numId="17" w16cid:durableId="246157313">
     <w:abstractNumId w:val="3"/>
   </w:num>
-  <w:num w:numId="6" w16cid:durableId="106514074">
-    <w:abstractNumId w:val="9"/>
-  </w:num>
-  <w:num w:numId="7" w16cid:durableId="983389078">
-    <w:abstractNumId w:val="16"/>
-  </w:num>
-  <w:num w:numId="8" w16cid:durableId="595360051">
-    <w:abstractNumId w:val="0"/>
-  </w:num>
-  <w:num w:numId="9" w16cid:durableId="121462866">
-    <w:abstractNumId w:val="18"/>
-  </w:num>
-  <w:num w:numId="10" w16cid:durableId="1028406469">
+  <w:num w:numId="18" w16cid:durableId="441999557">
     <w:abstractNumId w:val="6"/>
   </w:num>
-  <w:num w:numId="11" w16cid:durableId="54202272">
-    <w:abstractNumId w:val="5"/>
-  </w:num>
-  <w:num w:numId="12" w16cid:durableId="938491951">
-    <w:abstractNumId w:val="17"/>
-  </w:num>
-  <w:num w:numId="13" w16cid:durableId="629358744">
-    <w:abstractNumId w:val="12"/>
-  </w:num>
-  <w:num w:numId="14" w16cid:durableId="1242376873">
-    <w:abstractNumId w:val="15"/>
-  </w:num>
-  <w:num w:numId="15" w16cid:durableId="2042784571">
-    <w:abstractNumId w:val="19"/>
-  </w:num>
-  <w:num w:numId="16" w16cid:durableId="430901329">
-    <w:abstractNumId w:val="7"/>
-  </w:num>
-  <w:num w:numId="17" w16cid:durableId="246157313">
-    <w:abstractNumId w:val="2"/>
-  </w:num>
-  <w:num w:numId="18" w16cid:durableId="441999557">
-    <w:abstractNumId w:val="4"/>
-  </w:num>
   <w:num w:numId="19" w16cid:durableId="1241720268">
-    <w:abstractNumId w:val="15"/>
+    <w:abstractNumId w:val="20"/>
   </w:num>
   <w:num w:numId="20" w16cid:durableId="571744195">
-    <w:abstractNumId w:val="19"/>
+    <w:abstractNumId w:val="24"/>
     <w:lvlOverride w:ilvl="0">
       <w:startOverride w:val="1"/>
     </w:lvlOverride>
@@ -54408,7 +53269,7 @@
     </w:lvlOverride>
   </w:num>
   <w:num w:numId="21" w16cid:durableId="1843663312">
-    <w:abstractNumId w:val="7"/>
+    <w:abstractNumId w:val="10"/>
     <w:lvlOverride w:ilvl="0">
       <w:startOverride w:val="1"/>
     </w:lvlOverride>
@@ -54438,16 +53299,34 @@
     </w:lvlOverride>
   </w:num>
   <w:num w:numId="22" w16cid:durableId="528955707">
+    <w:abstractNumId w:val="18"/>
+  </w:num>
+  <w:num w:numId="23" w16cid:durableId="375012971">
+    <w:abstractNumId w:val="1"/>
+  </w:num>
+  <w:num w:numId="24" w16cid:durableId="1252273326">
+    <w:abstractNumId w:val="19"/>
+  </w:num>
+  <w:num w:numId="25" w16cid:durableId="1956211937">
+    <w:abstractNumId w:val="15"/>
+  </w:num>
+  <w:num w:numId="26" w16cid:durableId="140931392">
+    <w:abstractNumId w:val="25"/>
+  </w:num>
+  <w:num w:numId="27" w16cid:durableId="1689327729">
     <w:abstractNumId w:val="13"/>
   </w:num>
-  <w:num w:numId="23" w16cid:durableId="375012971">
+  <w:num w:numId="28" w16cid:durableId="811022030">
     <w:abstractNumId w:val="0"/>
   </w:num>
-  <w:num w:numId="24" w16cid:durableId="1252273326">
+  <w:num w:numId="29" w16cid:durableId="2066028672">
+    <w:abstractNumId w:val="5"/>
+  </w:num>
+  <w:num w:numId="30" w16cid:durableId="488252416">
     <w:abstractNumId w:val="14"/>
   </w:num>
-  <w:num w:numId="25" w16cid:durableId="1956211937">
-    <w:abstractNumId w:val="10"/>
+  <w:num w:numId="31" w16cid:durableId="348414124">
+    <w:abstractNumId w:val="7"/>
   </w:num>
 </w:numbering>
 </file>
@@ -55094,7 +53973,6 @@
   <w:style w:type="character" w:default="1" w:styleId="a0">
     <w:name w:val="Default Paragraph Font"/>
     <w:uiPriority w:val="1"/>
-    <w:semiHidden/>
     <w:unhideWhenUsed/>
   </w:style>
   <w:style w:type="table" w:default="1" w:styleId="a1">

--- a/HealtCareProject.docx
+++ b/HealtCareProject.docx
@@ -4,7 +4,8 @@
   <w:body>
     <w:p>
       <w:pPr>
-        <w:spacing w:before="1320"/>
+        <w:spacing w:before="1320" w:line="240" w:lineRule="auto"/>
+        <w:ind w:left="26"/>
         <w:jc w:val="center"/>
         <w:rPr>
           <w:rtl/>
@@ -20,13 +21,13 @@
         <mc:AlternateContent>
           <mc:Choice Requires="wps">
             <w:drawing>
-              <wp:anchor distT="0" distB="0" distL="114300" distR="114300" simplePos="0" relativeHeight="251662336" behindDoc="0" locked="0" layoutInCell="1" allowOverlap="1" wp14:anchorId="1744A117" wp14:editId="2620D00B">
+              <wp:anchor distT="0" distB="0" distL="114300" distR="114300" simplePos="0" relativeHeight="251662336" behindDoc="0" locked="0" layoutInCell="1" allowOverlap="1" wp14:anchorId="1744A117" wp14:editId="35E40B85">
                 <wp:simplePos x="0" y="0"/>
                 <wp:positionH relativeFrom="column">
-                  <wp:posOffset>-457200</wp:posOffset>
+                  <wp:posOffset>-552091</wp:posOffset>
                 </wp:positionH>
                 <wp:positionV relativeFrom="paragraph">
-                  <wp:posOffset>161925</wp:posOffset>
+                  <wp:posOffset>-53736</wp:posOffset>
                 </wp:positionV>
                 <wp:extent cx="6607629" cy="10886"/>
                 <wp:effectExtent l="19050" t="38100" r="41275" b="46355"/>
@@ -74,7 +75,7 @@
           </mc:Choice>
           <mc:Fallback>
             <w:pict>
-              <v:line w14:anchorId="28544D12" id="Straight Connector 11" o:spid="_x0000_s1026" style="position:absolute;left:0;text-align:left;flip:y;z-index:251662336;visibility:visible;mso-wrap-style:square;mso-wrap-distance-left:9pt;mso-wrap-distance-top:0;mso-wrap-distance-right:9pt;mso-wrap-distance-bottom:0;mso-position-horizontal:absolute;mso-position-horizontal-relative:text;mso-position-vertical:absolute;mso-position-vertical-relative:text" from="-36pt,12.75pt" to="484.3pt,13.6pt" o:gfxdata="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" strokecolor="black [3213]" strokeweight="5.5pt">
+              <v:line w14:anchorId="363BC9AF" id="Straight Connector 11" o:spid="_x0000_s1026" style="position:absolute;left:0;text-align:left;flip:y;z-index:251662336;visibility:visible;mso-wrap-style:square;mso-wrap-distance-left:9pt;mso-wrap-distance-top:0;mso-wrap-distance-right:9pt;mso-wrap-distance-bottom:0;mso-position-horizontal:absolute;mso-position-horizontal-relative:text;mso-position-vertical:absolute;mso-position-vertical-relative:text" from="-43.45pt,-4.25pt" to="476.85pt,-3.4pt" o:gfxdata="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" strokecolor="black [3213]" strokeweight="5.5pt">
                 <v:stroke linestyle="thickBetweenThin" joinstyle="miter"/>
               </v:line>
             </w:pict>
@@ -107,7 +108,7 @@
           <w:sz w:val="28"/>
           <w:rtl/>
         </w:rPr>
-        <w:t xml:space="preserve">تطوير نظام </w:t>
+        <w:t xml:space="preserve">تطوير </w:t>
       </w:r>
       <w:r>
         <w:rPr>
@@ -117,8 +118,9 @@
           <w:sz w:val="28"/>
           <w:rtl/>
         </w:rPr>
-        <w:t>أكاديمي</w:t>
-      </w:r>
+        <w:t xml:space="preserve">موقع صحي لمتابعة الأشخاص وتقديم </w:t>
+      </w:r>
+      <w:proofErr w:type="spellStart"/>
       <w:r>
         <w:rPr>
           <w:rFonts w:hint="cs"/>
@@ -127,12 +129,13 @@
           <w:sz w:val="28"/>
           <w:rtl/>
         </w:rPr>
-        <w:t xml:space="preserve"> لتحسين التواصل والإدارة في كلية العلوم</w:t>
-      </w:r>
+        <w:t>الإستشارات</w:t>
+      </w:r>
+      <w:proofErr w:type="spellEnd"/>
     </w:p>
     <w:p>
       <w:pPr>
-        <w:spacing w:before="720"/>
+        <w:spacing w:before="1200"/>
         <w:jc w:val="center"/>
         <w:rPr>
           <w:sz w:val="28"/>
@@ -141,11 +144,11 @@
       </w:pPr>
       <w:r>
         <w:rPr>
-          <w:rFonts w:hint="cs"/>
-          <w:sz w:val="28"/>
-          <w:rtl/>
-        </w:rPr>
-        <w:t>تقرير مشروع التخرج من علوم الحاسوب وهو جزء من متطلبات الحصول على شهادة البكالوريوس في تقنية المعلومات</w:t>
+          <w:rFonts w:asciiTheme="majorBidi" w:hAnsiTheme="majorBidi"/>
+          <w:sz w:val="28"/>
+          <w:rtl/>
+        </w:rPr>
+        <w:t xml:space="preserve">جزء من متطلبات استكمال درجة البكالوريوس </w:t>
       </w:r>
     </w:p>
     <w:p>
@@ -183,18 +186,271 @@
         <mc:AlternateContent>
           <mc:Choice Requires="wps">
             <w:drawing>
-              <wp:anchor distT="0" distB="0" distL="114300" distR="114300" simplePos="0" relativeHeight="251659264" behindDoc="0" locked="0" layoutInCell="1" allowOverlap="1" wp14:anchorId="496A3CB8" wp14:editId="2E1C95FF">
+              <wp:anchor distT="0" distB="0" distL="114300" distR="114300" simplePos="0" relativeHeight="251666432" behindDoc="0" locked="0" layoutInCell="1" allowOverlap="1" wp14:anchorId="27106CF1" wp14:editId="6C4BD9B2">
                 <wp:simplePos x="0" y="0"/>
                 <wp:positionH relativeFrom="column">
-                  <wp:posOffset>3094599</wp:posOffset>
+                  <wp:posOffset>379095</wp:posOffset>
                 </wp:positionH>
                 <wp:positionV relativeFrom="paragraph">
-                  <wp:posOffset>250385</wp:posOffset>
+                  <wp:posOffset>234315</wp:posOffset>
+                </wp:positionV>
+                <wp:extent cx="2021205" cy="793630"/>
+                <wp:effectExtent l="0" t="0" r="0" b="6985"/>
+                <wp:wrapNone/>
+                <wp:docPr id="2111935516" name="Text Box 9"/>
+                <wp:cNvGraphicFramePr/>
+                <a:graphic xmlns:a="http://schemas.openxmlformats.org/drawingml/2006/main">
+                  <a:graphicData uri="http://schemas.microsoft.com/office/word/2010/wordprocessingShape">
+                    <wps:wsp>
+                      <wps:cNvSpPr txBox="1"/>
+                      <wps:spPr>
+                        <a:xfrm>
+                          <a:off x="0" y="0"/>
+                          <a:ext cx="2021205" cy="793630"/>
+                        </a:xfrm>
+                        <a:prstGeom prst="rect">
+                          <a:avLst/>
+                        </a:prstGeom>
+                        <a:solidFill>
+                          <a:schemeClr val="lt1"/>
+                        </a:solidFill>
+                        <a:ln w="6350">
+                          <a:noFill/>
+                        </a:ln>
+                      </wps:spPr>
+                      <wps:txbx>
+                        <w:txbxContent>
+                          <w:p>
+                            <w:pPr>
+                              <w:rPr>
+                                <w:b/>
+                                <w:bCs/>
+                                <w:sz w:val="28"/>
+                                <w:rtl/>
+                              </w:rPr>
+                            </w:pPr>
+                            <w:r>
+                              <w:rPr>
+                                <w:rFonts w:hint="cs"/>
+                                <w:b/>
+                                <w:bCs/>
+                                <w:sz w:val="28"/>
+                                <w:rtl/>
+                              </w:rPr>
+                              <w:t xml:space="preserve">عاصم خالد </w:t>
+                            </w:r>
+                            <w:proofErr w:type="gramStart"/>
+                            <w:r>
+                              <w:rPr>
+                                <w:rFonts w:hint="cs"/>
+                                <w:b/>
+                                <w:bCs/>
+                                <w:sz w:val="28"/>
+                                <w:rtl/>
+                              </w:rPr>
+                              <w:t>عبدالله</w:t>
+                            </w:r>
+                            <w:proofErr w:type="gramEnd"/>
+                            <w:r>
+                              <w:rPr>
+                                <w:rFonts w:hint="cs"/>
+                                <w:b/>
+                                <w:bCs/>
+                                <w:sz w:val="28"/>
+                                <w:rtl/>
+                              </w:rPr>
+                              <w:t xml:space="preserve"> الصاعدي</w:t>
+                            </w:r>
+                          </w:p>
+                          <w:p>
+                            <w:pPr>
+                              <w:rPr>
+                                <w:b/>
+                                <w:bCs/>
+                                <w:sz w:val="28"/>
+                              </w:rPr>
+                            </w:pPr>
+                            <w:r>
+                              <w:rPr>
+                                <w:rFonts w:hint="cs"/>
+                                <w:b/>
+                                <w:bCs/>
+                                <w:sz w:val="28"/>
+                                <w:rtl/>
+                              </w:rPr>
+                              <w:t xml:space="preserve">مشاري جمعان </w:t>
+                            </w:r>
+                            <w:proofErr w:type="gramStart"/>
+                            <w:r>
+                              <w:rPr>
+                                <w:rFonts w:hint="cs"/>
+                                <w:b/>
+                                <w:bCs/>
+                                <w:sz w:val="28"/>
+                                <w:rtl/>
+                              </w:rPr>
+                              <w:t>عطيه</w:t>
+                            </w:r>
+                            <w:proofErr w:type="gramEnd"/>
+                            <w:r>
+                              <w:rPr>
+                                <w:rFonts w:hint="cs"/>
+                                <w:b/>
+                                <w:bCs/>
+                                <w:sz w:val="28"/>
+                                <w:rtl/>
+                              </w:rPr>
+                              <w:t xml:space="preserve"> الزهراني </w:t>
+                            </w:r>
+                          </w:p>
+                        </w:txbxContent>
+                      </wps:txbx>
+                      <wps:bodyPr rot="0" spcFirstLastPara="0" vertOverflow="overflow" horzOverflow="overflow" vert="horz" wrap="square" lIns="91440" tIns="45720" rIns="91440" bIns="45720" numCol="1" spcCol="0" rtlCol="1" fromWordArt="0" anchor="t" anchorCtr="0" forceAA="0" compatLnSpc="1">
+                        <a:prstTxWarp prst="textNoShape">
+                          <a:avLst/>
+                        </a:prstTxWarp>
+                        <a:noAutofit/>
+                      </wps:bodyPr>
+                    </wps:wsp>
+                  </a:graphicData>
+                </a:graphic>
+                <wp14:sizeRelH relativeFrom="margin">
+                  <wp14:pctWidth>0</wp14:pctWidth>
+                </wp14:sizeRelH>
+                <wp14:sizeRelV relativeFrom="margin">
+                  <wp14:pctHeight>0</wp14:pctHeight>
+                </wp14:sizeRelV>
+              </wp:anchor>
+            </w:drawing>
+          </mc:Choice>
+          <mc:Fallback>
+            <w:pict>
+              <v:shapetype w14:anchorId="27106CF1" id="_x0000_t202" coordsize="21600,21600" o:spt="202" path="m,l,21600r21600,l21600,xe">
+                <v:stroke joinstyle="miter"/>
+                <v:path gradientshapeok="t" o:connecttype="rect"/>
+              </v:shapetype>
+              <v:shape id="Text Box 9" o:spid="_x0000_s1026" type="#_x0000_t202" style="position:absolute;left:0;text-align:left;margin-left:29.85pt;margin-top:18.45pt;width:159.15pt;height:62.5pt;z-index:251666432;visibility:visible;mso-wrap-style:square;mso-width-percent:0;mso-height-percent:0;mso-wrap-distance-left:9pt;mso-wrap-distance-top:0;mso-wrap-distance-right:9pt;mso-wrap-distance-bottom:0;mso-position-horizontal:absolute;mso-position-horizontal-relative:text;mso-position-vertical:absolute;mso-position-vertical-relative:text;mso-width-percent:0;mso-height-percent:0;mso-width-relative:margin;mso-height-relative:margin;v-text-anchor:top" o:gfxdata="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" fillcolor="white [3201]" stroked="f" strokeweight=".5pt">
+                <v:textbox>
+                  <w:txbxContent>
+                    <w:p>
+                      <w:pPr>
+                        <w:rPr>
+                          <w:b/>
+                          <w:bCs/>
+                          <w:sz w:val="28"/>
+                          <w:rtl/>
+                        </w:rPr>
+                      </w:pPr>
+                      <w:r>
+                        <w:rPr>
+                          <w:rFonts w:hint="cs"/>
+                          <w:b/>
+                          <w:bCs/>
+                          <w:sz w:val="28"/>
+                          <w:rtl/>
+                        </w:rPr>
+                        <w:t xml:space="preserve">عاصم خالد </w:t>
+                      </w:r>
+                      <w:proofErr w:type="gramStart"/>
+                      <w:r>
+                        <w:rPr>
+                          <w:rFonts w:hint="cs"/>
+                          <w:b/>
+                          <w:bCs/>
+                          <w:sz w:val="28"/>
+                          <w:rtl/>
+                        </w:rPr>
+                        <w:t>عبدالله</w:t>
+                      </w:r>
+                      <w:proofErr w:type="gramEnd"/>
+                      <w:r>
+                        <w:rPr>
+                          <w:rFonts w:hint="cs"/>
+                          <w:b/>
+                          <w:bCs/>
+                          <w:sz w:val="28"/>
+                          <w:rtl/>
+                        </w:rPr>
+                        <w:t xml:space="preserve"> الصاعدي</w:t>
+                      </w:r>
+                    </w:p>
+                    <w:p>
+                      <w:pPr>
+                        <w:rPr>
+                          <w:b/>
+                          <w:bCs/>
+                          <w:sz w:val="28"/>
+                        </w:rPr>
+                      </w:pPr>
+                      <w:r>
+                        <w:rPr>
+                          <w:rFonts w:hint="cs"/>
+                          <w:b/>
+                          <w:bCs/>
+                          <w:sz w:val="28"/>
+                          <w:rtl/>
+                        </w:rPr>
+                        <w:t xml:space="preserve">مشاري جمعان </w:t>
+                      </w:r>
+                      <w:proofErr w:type="gramStart"/>
+                      <w:r>
+                        <w:rPr>
+                          <w:rFonts w:hint="cs"/>
+                          <w:b/>
+                          <w:bCs/>
+                          <w:sz w:val="28"/>
+                          <w:rtl/>
+                        </w:rPr>
+                        <w:t>عطيه</w:t>
+                      </w:r>
+                      <w:proofErr w:type="gramEnd"/>
+                      <w:r>
+                        <w:rPr>
+                          <w:rFonts w:hint="cs"/>
+                          <w:b/>
+                          <w:bCs/>
+                          <w:sz w:val="28"/>
+                          <w:rtl/>
+                        </w:rPr>
+                        <w:t xml:space="preserve"> الزهراني </w:t>
+                      </w:r>
+                    </w:p>
+                  </w:txbxContent>
+                </v:textbox>
+              </v:shape>
+            </w:pict>
+          </mc:Fallback>
+        </mc:AlternateContent>
+      </w:r>
+      <w:r>
+        <w:rPr>
+          <w:noProof/>
+          <w:rtl/>
+          <w:lang w:val="ar-SA"/>
+        </w:rPr>
+        <w:t xml:space="preserve"> </w:t>
+      </w:r>
+      <w:r>
+        <w:rPr>
+          <w:noProof/>
+          <w:rtl/>
+          <w:lang w:val="ar-SA"/>
+        </w:rPr>
+        <mc:AlternateContent>
+          <mc:Choice Requires="wps">
+            <w:drawing>
+              <wp:anchor distT="0" distB="0" distL="114300" distR="114300" simplePos="0" relativeHeight="251668480" behindDoc="0" locked="0" layoutInCell="1" allowOverlap="1" wp14:anchorId="60D770FA" wp14:editId="44160322">
+                <wp:simplePos x="0" y="0"/>
+                <wp:positionH relativeFrom="column">
+                  <wp:posOffset>3094355</wp:posOffset>
+                </wp:positionH>
+                <wp:positionV relativeFrom="paragraph">
+                  <wp:posOffset>250190</wp:posOffset>
                 </wp:positionV>
                 <wp:extent cx="2198077" cy="1178169"/>
                 <wp:effectExtent l="0" t="0" r="0" b="3175"/>
                 <wp:wrapNone/>
-                <wp:docPr id="8" name="Text Box 8"/>
+                <wp:docPr id="1202146607" name="Text Box 8"/>
                 <wp:cNvGraphicFramePr/>
                 <a:graphic xmlns:a="http://schemas.openxmlformats.org/drawingml/2006/main">
                   <a:graphicData uri="http://schemas.microsoft.com/office/word/2010/wordprocessingShape">
@@ -234,18 +490,9 @@
                                 <w:sz w:val="28"/>
                                 <w:rtl/>
                               </w:rPr>
-                              <w:t>أسامة سعيد محمد حمود سعيد</w:t>
+                              <w:t xml:space="preserve">خالد </w:t>
                             </w:r>
-                          </w:p>
-                          <w:p>
-                            <w:pPr>
-                              <w:rPr>
-                                <w:b/>
-                                <w:bCs/>
-                                <w:sz w:val="28"/>
-                                <w:rtl/>
-                              </w:rPr>
-                            </w:pPr>
+                            <w:proofErr w:type="spellStart"/>
                             <w:r>
                               <w:rPr>
                                 <w:rFonts w:hint="cs"/>
@@ -254,8 +501,31 @@
                                 <w:sz w:val="28"/>
                                 <w:rtl/>
                               </w:rPr>
-                              <w:t>عبدالله حسان عبده حسن صالح</w:t>
+                              <w:t>احمدين</w:t>
                             </w:r>
+                            <w:proofErr w:type="spellEnd"/>
+                            <w:r>
+                              <w:rPr>
+                                <w:rFonts w:hint="cs"/>
+                                <w:b/>
+                                <w:bCs/>
+                                <w:sz w:val="28"/>
+                                <w:rtl/>
+                              </w:rPr>
+                              <w:t xml:space="preserve"> غصاب </w:t>
+                            </w:r>
+                            <w:proofErr w:type="spellStart"/>
+                            <w:r>
+                              <w:rPr>
+                                <w:rFonts w:hint="cs"/>
+                                <w:b/>
+                                <w:bCs/>
+                                <w:sz w:val="28"/>
+                                <w:rtl/>
+                              </w:rPr>
+                              <w:t>المنتشري</w:t>
+                            </w:r>
+                            <w:proofErr w:type="spellEnd"/>
                           </w:p>
                           <w:p>
                             <w:pPr>
@@ -265,6 +535,7 @@
                                 <w:sz w:val="28"/>
                               </w:rPr>
                             </w:pPr>
+                            <w:proofErr w:type="gramStart"/>
                             <w:r>
                               <w:rPr>
                                 <w:rFonts w:hint="cs"/>
@@ -273,8 +544,9 @@
                                 <w:sz w:val="28"/>
                                 <w:rtl/>
                               </w:rPr>
-                              <w:t>عبدالرحمن ام</w:t>
+                              <w:t>عبدالرحمن</w:t>
                             </w:r>
+                            <w:proofErr w:type="gramEnd"/>
                             <w:r>
                               <w:rPr>
                                 <w:rFonts w:hint="cs"/>
@@ -283,37 +555,7 @@
                                 <w:sz w:val="28"/>
                                 <w:rtl/>
                               </w:rPr>
-                              <w:t>ـ</w:t>
-                            </w:r>
-                            <w:r>
-                              <w:rPr>
-                                <w:rFonts w:hint="cs"/>
-                                <w:b/>
-                                <w:bCs/>
-                                <w:sz w:val="28"/>
-                                <w:rtl/>
-                              </w:rPr>
-                              <w:t>ين احمد منص</w:t>
-                            </w:r>
-                            <w:r>
-                              <w:rPr>
-                                <w:rFonts w:hint="cs"/>
-                                <w:b/>
-                                <w:bCs/>
-                                <w:sz w:val="28"/>
-                                <w:rtl/>
-                              </w:rPr>
-                              <w:t>ـ</w:t>
-                            </w:r>
-                            <w:r>
-                              <w:rPr>
-                                <w:rFonts w:hint="cs"/>
-                                <w:b/>
-                                <w:bCs/>
-                                <w:sz w:val="28"/>
-                                <w:rtl/>
-                              </w:rPr>
-                              <w:t>ور</w:t>
+                              <w:t xml:space="preserve"> سعيد حسن الغامدي</w:t>
                             </w:r>
                           </w:p>
                         </w:txbxContent>
@@ -338,11 +580,7 @@
           </mc:Choice>
           <mc:Fallback>
             <w:pict>
-              <v:shapetype w14:anchorId="496A3CB8" id="_x0000_t202" coordsize="21600,21600" o:spt="202" path="m,l,21600r21600,l21600,xe">
-                <v:stroke joinstyle="miter"/>
-                <v:path gradientshapeok="t" o:connecttype="rect"/>
-              </v:shapetype>
-              <v:shape id="Text Box 8" o:spid="_x0000_s1026" type="#_x0000_t202" style="position:absolute;left:0;text-align:left;margin-left:243.65pt;margin-top:19.7pt;width:173.1pt;height:92.75pt;z-index:251659264;visibility:visible;mso-wrap-style:square;mso-width-percent:0;mso-height-percent:0;mso-wrap-distance-left:9pt;mso-wrap-distance-top:0;mso-wrap-distance-right:9pt;mso-wrap-distance-bottom:0;mso-position-horizontal:absolute;mso-position-horizontal-relative:text;mso-position-vertical:absolute;mso-position-vertical-relative:text;mso-width-percent:0;mso-height-percent:0;mso-width-relative:margin;mso-height-relative:margin;v-text-anchor:top" o:gfxdata="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" fillcolor="white [3201]" stroked="f" strokeweight=".5pt">
+              <v:shape w14:anchorId="60D770FA" id="Text Box 8" o:spid="_x0000_s1027" type="#_x0000_t202" style="position:absolute;left:0;text-align:left;margin-left:243.65pt;margin-top:19.7pt;width:173.1pt;height:92.75pt;z-index:251668480;visibility:visible;mso-wrap-style:square;mso-width-percent:0;mso-height-percent:0;mso-wrap-distance-left:9pt;mso-wrap-distance-top:0;mso-wrap-distance-right:9pt;mso-wrap-distance-bottom:0;mso-position-horizontal:absolute;mso-position-horizontal-relative:text;mso-position-vertical:absolute;mso-position-vertical-relative:text;mso-width-percent:0;mso-height-percent:0;mso-width-relative:margin;mso-height-relative:margin;v-text-anchor:top" o:gfxdata="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" fillcolor="white [3201]" stroked="f" strokeweight=".5pt">
                 <v:textbox>
                   <w:txbxContent>
                     <w:p>
@@ -362,18 +600,9 @@
                           <w:sz w:val="28"/>
                           <w:rtl/>
                         </w:rPr>
-                        <w:t>أسامة سعيد محمد حمود سعيد</w:t>
+                        <w:t xml:space="preserve">خالد </w:t>
                       </w:r>
-                    </w:p>
-                    <w:p>
-                      <w:pPr>
-                        <w:rPr>
-                          <w:b/>
-                          <w:bCs/>
-                          <w:sz w:val="28"/>
-                          <w:rtl/>
-                        </w:rPr>
-                      </w:pPr>
+                      <w:proofErr w:type="spellStart"/>
                       <w:r>
                         <w:rPr>
                           <w:rFonts w:hint="cs"/>
@@ -382,8 +611,31 @@
                           <w:sz w:val="28"/>
                           <w:rtl/>
                         </w:rPr>
-                        <w:t>عبدالله حسان عبده حسن صالح</w:t>
+                        <w:t>احمدين</w:t>
                       </w:r>
+                      <w:proofErr w:type="spellEnd"/>
+                      <w:r>
+                        <w:rPr>
+                          <w:rFonts w:hint="cs"/>
+                          <w:b/>
+                          <w:bCs/>
+                          <w:sz w:val="28"/>
+                          <w:rtl/>
+                        </w:rPr>
+                        <w:t xml:space="preserve"> غصاب </w:t>
+                      </w:r>
+                      <w:proofErr w:type="spellStart"/>
+                      <w:r>
+                        <w:rPr>
+                          <w:rFonts w:hint="cs"/>
+                          <w:b/>
+                          <w:bCs/>
+                          <w:sz w:val="28"/>
+                          <w:rtl/>
+                        </w:rPr>
+                        <w:t>المنتشري</w:t>
+                      </w:r>
+                      <w:proofErr w:type="spellEnd"/>
                     </w:p>
                     <w:p>
                       <w:pPr>
@@ -393,6 +645,7 @@
                           <w:sz w:val="28"/>
                         </w:rPr>
                       </w:pPr>
+                      <w:proofErr w:type="gramStart"/>
                       <w:r>
                         <w:rPr>
                           <w:rFonts w:hint="cs"/>
@@ -401,8 +654,9 @@
                           <w:sz w:val="28"/>
                           <w:rtl/>
                         </w:rPr>
-                        <w:t>عبدالرحمن ام</w:t>
+                        <w:t>عبدالرحمن</w:t>
                       </w:r>
+                      <w:proofErr w:type="gramEnd"/>
                       <w:r>
                         <w:rPr>
                           <w:rFonts w:hint="cs"/>
@@ -411,37 +665,7 @@
                           <w:sz w:val="28"/>
                           <w:rtl/>
                         </w:rPr>
-                        <w:t>ـ</w:t>
-                      </w:r>
-                      <w:r>
-                        <w:rPr>
-                          <w:rFonts w:hint="cs"/>
-                          <w:b/>
-                          <w:bCs/>
-                          <w:sz w:val="28"/>
-                          <w:rtl/>
-                        </w:rPr>
-                        <w:t>ين احمد منص</w:t>
-                      </w:r>
-                      <w:r>
-                        <w:rPr>
-                          <w:rFonts w:hint="cs"/>
-                          <w:b/>
-                          <w:bCs/>
-                          <w:sz w:val="28"/>
-                          <w:rtl/>
-                        </w:rPr>
-                        <w:t>ـ</w:t>
-                      </w:r>
-                      <w:r>
-                        <w:rPr>
-                          <w:rFonts w:hint="cs"/>
-                          <w:b/>
-                          <w:bCs/>
-                          <w:sz w:val="28"/>
-                          <w:rtl/>
-                        </w:rPr>
-                        <w:t>ور</w:t>
+                        <w:t xml:space="preserve"> سعيد حسن الغامدي</w:t>
                       </w:r>
                     </w:p>
                   </w:txbxContent>
@@ -457,19 +681,27 @@
           <w:rtl/>
           <w:lang w:val="ar-SA"/>
         </w:rPr>
+        <w:t xml:space="preserve"> </w:t>
+      </w:r>
+      <w:r>
+        <w:rPr>
+          <w:noProof/>
+          <w:rtl/>
+          <w:lang w:val="ar-SA"/>
+        </w:rPr>
         <mc:AlternateContent>
           <mc:Choice Requires="wps">
             <w:drawing>
-              <wp:anchor distT="0" distB="0" distL="114300" distR="114300" simplePos="0" relativeHeight="251661312" behindDoc="0" locked="0" layoutInCell="1" allowOverlap="1" wp14:anchorId="45475872" wp14:editId="15DBA04D">
+              <wp:anchor distT="0" distB="0" distL="114300" distR="114300" simplePos="0" relativeHeight="251661312" behindDoc="0" locked="0" layoutInCell="1" allowOverlap="1" wp14:anchorId="45475872" wp14:editId="1A99807C">
                 <wp:simplePos x="0" y="0"/>
                 <wp:positionH relativeFrom="column">
-                  <wp:posOffset>380951</wp:posOffset>
+                  <wp:posOffset>379562</wp:posOffset>
                 </wp:positionH>
                 <wp:positionV relativeFrom="paragraph">
-                  <wp:posOffset>238320</wp:posOffset>
+                  <wp:posOffset>234411</wp:posOffset>
                 </wp:positionV>
-                <wp:extent cx="2021693" cy="1230923"/>
-                <wp:effectExtent l="0" t="0" r="0" b="7620"/>
+                <wp:extent cx="2021205" cy="793630"/>
+                <wp:effectExtent l="0" t="0" r="0" b="6985"/>
                 <wp:wrapNone/>
                 <wp:docPr id="9" name="Text Box 9"/>
                 <wp:cNvGraphicFramePr/>
@@ -480,7 +712,7 @@
                       <wps:spPr>
                         <a:xfrm>
                           <a:off x="0" y="0"/>
-                          <a:ext cx="2021693" cy="1230923"/>
+                          <a:ext cx="2021205" cy="793630"/>
                         </a:xfrm>
                         <a:prstGeom prst="rect">
                           <a:avLst/>
@@ -752,26 +984,6 @@
                                 <w:sz w:val="28"/>
                               </w:rPr>
                             </w:pPr>
-                            <w:r>
-                              <w:rPr>
-                                <w:rFonts w:hint="cs"/>
-                                <w:b/>
-                                <w:bCs/>
-                                <w:sz w:val="28"/>
-                                <w:rtl/>
-                              </w:rPr>
-                              <w:t xml:space="preserve">عفان عبدالله احمد مهيوب </w:t>
-                            </w:r>
-                            <w:r>
-                              <w:rPr>
-                                <w:rFonts w:hint="cs"/>
-                                <w:b/>
-                                <w:bCs/>
-                                <w:sz w:val="28"/>
-                                <w:rtl/>
-                              </w:rPr>
-                              <w:t>قائد</w:t>
-                            </w:r>
                           </w:p>
                         </w:txbxContent>
                       </wps:txbx>
@@ -795,7 +1007,7 @@
           </mc:Choice>
           <mc:Fallback>
             <w:pict>
-              <v:shape w14:anchorId="45475872" id="Text Box 9" o:spid="_x0000_s1027" type="#_x0000_t202" style="position:absolute;left:0;text-align:left;margin-left:30pt;margin-top:18.75pt;width:159.2pt;height:96.9pt;z-index:251661312;visibility:visible;mso-wrap-style:square;mso-width-percent:0;mso-height-percent:0;mso-wrap-distance-left:9pt;mso-wrap-distance-top:0;mso-wrap-distance-right:9pt;mso-wrap-distance-bottom:0;mso-position-horizontal:absolute;mso-position-horizontal-relative:text;mso-position-vertical:absolute;mso-position-vertical-relative:text;mso-width-percent:0;mso-height-percent:0;mso-width-relative:margin;mso-height-relative:margin;v-text-anchor:top" o:gfxdata="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" fillcolor="white [3201]" stroked="f" strokeweight=".5pt">
+              <v:shape w14:anchorId="45475872" id="_x0000_s1028" type="#_x0000_t202" style="position:absolute;left:0;text-align:left;margin-left:29.9pt;margin-top:18.45pt;width:159.15pt;height:62.5pt;z-index:251661312;visibility:visible;mso-wrap-style:square;mso-width-percent:0;mso-height-percent:0;mso-wrap-distance-left:9pt;mso-wrap-distance-top:0;mso-wrap-distance-right:9pt;mso-wrap-distance-bottom:0;mso-position-horizontal:absolute;mso-position-horizontal-relative:text;mso-position-vertical:absolute;mso-position-vertical-relative:text;mso-width-percent:0;mso-height-percent:0;mso-width-relative:margin;mso-height-relative:margin;v-text-anchor:top" o:gfxdata="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" fillcolor="white [3201]" stroked="f" strokeweight=".5pt">
                 <v:textbox>
                   <w:txbxContent>
                     <w:p>
@@ -1056,6 +1268,152 @@
                           <w:sz w:val="28"/>
                         </w:rPr>
                       </w:pPr>
+                    </w:p>
+                  </w:txbxContent>
+                </v:textbox>
+              </v:shape>
+            </w:pict>
+          </mc:Fallback>
+        </mc:AlternateContent>
+      </w:r>
+      <w:r>
+        <w:rPr>
+          <w:noProof/>
+          <w:rtl/>
+          <w:lang w:val="ar-SA"/>
+        </w:rPr>
+        <mc:AlternateContent>
+          <mc:Choice Requires="wps">
+            <w:drawing>
+              <wp:anchor distT="0" distB="0" distL="114300" distR="114300" simplePos="0" relativeHeight="251659264" behindDoc="0" locked="0" layoutInCell="1" allowOverlap="1" wp14:anchorId="496A3CB8" wp14:editId="134C89A1">
+                <wp:simplePos x="0" y="0"/>
+                <wp:positionH relativeFrom="column">
+                  <wp:posOffset>3094599</wp:posOffset>
+                </wp:positionH>
+                <wp:positionV relativeFrom="paragraph">
+                  <wp:posOffset>250385</wp:posOffset>
+                </wp:positionV>
+                <wp:extent cx="2198077" cy="1178169"/>
+                <wp:effectExtent l="0" t="0" r="0" b="3175"/>
+                <wp:wrapNone/>
+                <wp:docPr id="8" name="Text Box 8"/>
+                <wp:cNvGraphicFramePr/>
+                <a:graphic xmlns:a="http://schemas.openxmlformats.org/drawingml/2006/main">
+                  <a:graphicData uri="http://schemas.microsoft.com/office/word/2010/wordprocessingShape">
+                    <wps:wsp>
+                      <wps:cNvSpPr txBox="1"/>
+                      <wps:spPr>
+                        <a:xfrm>
+                          <a:off x="0" y="0"/>
+                          <a:ext cx="2198077" cy="1178169"/>
+                        </a:xfrm>
+                        <a:prstGeom prst="rect">
+                          <a:avLst/>
+                        </a:prstGeom>
+                        <a:solidFill>
+                          <a:schemeClr val="lt1"/>
+                        </a:solidFill>
+                        <a:ln w="6350">
+                          <a:noFill/>
+                        </a:ln>
+                      </wps:spPr>
+                      <wps:txbx>
+                        <w:txbxContent>
+                          <w:p>
+                            <w:pPr>
+                              <w:rPr>
+                                <w:b/>
+                                <w:bCs/>
+                                <w:sz w:val="28"/>
+                                <w:rtl/>
+                              </w:rPr>
+                            </w:pPr>
+                            <w:r>
+                              <w:rPr>
+                                <w:rFonts w:hint="cs"/>
+                                <w:b/>
+                                <w:bCs/>
+                                <w:sz w:val="28"/>
+                                <w:rtl/>
+                              </w:rPr>
+                              <w:t>أسامة سعيد محمد حمود سعيد</w:t>
+                            </w:r>
+                          </w:p>
+                          <w:p>
+                            <w:pPr>
+                              <w:rPr>
+                                <w:b/>
+                                <w:bCs/>
+                                <w:sz w:val="28"/>
+                              </w:rPr>
+                            </w:pPr>
+                            <w:proofErr w:type="gramStart"/>
+                            <w:r>
+                              <w:rPr>
+                                <w:rFonts w:hint="cs"/>
+                                <w:b/>
+                                <w:bCs/>
+                                <w:sz w:val="28"/>
+                                <w:rtl/>
+                              </w:rPr>
+                              <w:t>عبدالله</w:t>
+                            </w:r>
+                            <w:proofErr w:type="gramEnd"/>
+                            <w:r>
+                              <w:rPr>
+                                <w:rFonts w:hint="cs"/>
+                                <w:b/>
+                                <w:bCs/>
+                                <w:sz w:val="28"/>
+                                <w:rtl/>
+                              </w:rPr>
+                              <w:t xml:space="preserve"> حسان عبده حسن صال</w:t>
+                            </w:r>
+                            <w:r>
+                              <w:rPr>
+                                <w:rFonts w:hint="cs"/>
+                                <w:b/>
+                                <w:bCs/>
+                                <w:sz w:val="28"/>
+                                <w:rtl/>
+                              </w:rPr>
+                              <w:t>ح</w:t>
+                            </w:r>
+                          </w:p>
+                        </w:txbxContent>
+                      </wps:txbx>
+                      <wps:bodyPr rot="0" spcFirstLastPara="0" vertOverflow="overflow" horzOverflow="overflow" vert="horz" wrap="square" lIns="91440" tIns="45720" rIns="91440" bIns="45720" numCol="1" spcCol="0" rtlCol="1" fromWordArt="0" anchor="t" anchorCtr="0" forceAA="0" compatLnSpc="1">
+                        <a:prstTxWarp prst="textNoShape">
+                          <a:avLst/>
+                        </a:prstTxWarp>
+                        <a:noAutofit/>
+                      </wps:bodyPr>
+                    </wps:wsp>
+                  </a:graphicData>
+                </a:graphic>
+                <wp14:sizeRelH relativeFrom="margin">
+                  <wp14:pctWidth>0</wp14:pctWidth>
+                </wp14:sizeRelH>
+                <wp14:sizeRelV relativeFrom="margin">
+                  <wp14:pctHeight>0</wp14:pctHeight>
+                </wp14:sizeRelV>
+              </wp:anchor>
+            </w:drawing>
+          </mc:Choice>
+          <mc:Fallback>
+            <w:pict>
+              <v:shape w14:anchorId="496A3CB8" id="_x0000_s1029" type="#_x0000_t202" style="position:absolute;left:0;text-align:left;margin-left:243.65pt;margin-top:19.7pt;width:173.1pt;height:92.75pt;z-index:251659264;visibility:visible;mso-wrap-style:square;mso-width-percent:0;mso-height-percent:0;mso-wrap-distance-left:9pt;mso-wrap-distance-top:0;mso-wrap-distance-right:9pt;mso-wrap-distance-bottom:0;mso-position-horizontal:absolute;mso-position-horizontal-relative:text;mso-position-vertical:absolute;mso-position-vertical-relative:text;mso-width-percent:0;mso-height-percent:0;mso-width-relative:margin;mso-height-relative:margin;v-text-anchor:top" o:gfxdata="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" fillcolor="white [3201]" stroked="f" strokeweight=".5pt">
+                <v:textbox>
+                  <w:txbxContent>
+                    <w:p>
+                      <w:pPr>
+                        <w:rPr>
+                          <w:b/>
+                          <w:bCs/>
+                          <w:sz w:val="28"/>
+                          <w:rtl/>
+                        </w:rPr>
+                      </w:pPr>
                       <w:r>
                         <w:rPr>
                           <w:rFonts w:hint="cs"/>
@@ -1064,7 +1422,38 @@
                           <w:sz w:val="28"/>
                           <w:rtl/>
                         </w:rPr>
-                        <w:t xml:space="preserve">عفان عبدالله احمد مهيوب </w:t>
+                        <w:t>أسامة سعيد محمد حمود سعيد</w:t>
+                      </w:r>
+                    </w:p>
+                    <w:p>
+                      <w:pPr>
+                        <w:rPr>
+                          <w:b/>
+                          <w:bCs/>
+                          <w:sz w:val="28"/>
+                        </w:rPr>
+                      </w:pPr>
+                      <w:proofErr w:type="gramStart"/>
+                      <w:r>
+                        <w:rPr>
+                          <w:rFonts w:hint="cs"/>
+                          <w:b/>
+                          <w:bCs/>
+                          <w:sz w:val="28"/>
+                          <w:rtl/>
+                        </w:rPr>
+                        <w:t>عبدالله</w:t>
+                      </w:r>
+                      <w:proofErr w:type="gramEnd"/>
+                      <w:r>
+                        <w:rPr>
+                          <w:rFonts w:hint="cs"/>
+                          <w:b/>
+                          <w:bCs/>
+                          <w:sz w:val="28"/>
+                          <w:rtl/>
+                        </w:rPr>
+                        <w:t xml:space="preserve"> حسان عبده حسن صال</w:t>
                       </w:r>
                       <w:r>
                         <w:rPr>
@@ -1074,7 +1463,7 @@
                           <w:sz w:val="28"/>
                           <w:rtl/>
                         </w:rPr>
-                        <w:t>قائد</w:t>
+                        <w:t>ح</w:t>
                       </w:r>
                     </w:p>
                   </w:txbxContent>
@@ -1109,6 +1498,143 @@
           <w:rtl/>
         </w:rPr>
       </w:pPr>
+      <w:r>
+        <w:rPr>
+          <w:noProof/>
+          <w:rtl/>
+          <w:lang w:val="ar-SA"/>
+        </w:rPr>
+        <mc:AlternateContent>
+          <mc:Choice Requires="wps">
+            <w:drawing>
+              <wp:anchor distT="0" distB="0" distL="114300" distR="114300" simplePos="0" relativeHeight="251670528" behindDoc="0" locked="0" layoutInCell="1" allowOverlap="1" wp14:anchorId="19A14EEC" wp14:editId="6357193B">
+                <wp:simplePos x="0" y="0"/>
+                <wp:positionH relativeFrom="column">
+                  <wp:posOffset>1759789</wp:posOffset>
+                </wp:positionH>
+                <wp:positionV relativeFrom="paragraph">
+                  <wp:posOffset>242092</wp:posOffset>
+                </wp:positionV>
+                <wp:extent cx="2104845" cy="327804"/>
+                <wp:effectExtent l="0" t="0" r="0" b="0"/>
+                <wp:wrapNone/>
+                <wp:docPr id="163951411" name="Text Box 8"/>
+                <wp:cNvGraphicFramePr/>
+                <a:graphic xmlns:a="http://schemas.openxmlformats.org/drawingml/2006/main">
+                  <a:graphicData uri="http://schemas.microsoft.com/office/word/2010/wordprocessingShape">
+                    <wps:wsp>
+                      <wps:cNvSpPr txBox="1"/>
+                      <wps:spPr>
+                        <a:xfrm>
+                          <a:off x="0" y="0"/>
+                          <a:ext cx="2104845" cy="327804"/>
+                        </a:xfrm>
+                        <a:prstGeom prst="rect">
+                          <a:avLst/>
+                        </a:prstGeom>
+                        <a:solidFill>
+                          <a:schemeClr val="lt1"/>
+                        </a:solidFill>
+                        <a:ln w="6350">
+                          <a:noFill/>
+                        </a:ln>
+                      </wps:spPr>
+                      <wps:txbx>
+                        <w:txbxContent>
+                          <w:p>
+                            <w:pPr>
+                              <w:rPr>
+                                <w:b/>
+                                <w:bCs/>
+                                <w:sz w:val="28"/>
+                              </w:rPr>
+                            </w:pPr>
+                            <w:r>
+                              <w:rPr>
+                                <w:rFonts w:hint="cs"/>
+                                <w:b/>
+                                <w:bCs/>
+                                <w:sz w:val="28"/>
+                                <w:rtl/>
+                              </w:rPr>
+                              <w:t xml:space="preserve">يزيد حمد حمود </w:t>
+                            </w:r>
+                            <w:proofErr w:type="spellStart"/>
+                            <w:r>
+                              <w:rPr>
+                                <w:rFonts w:hint="cs"/>
+                                <w:b/>
+                                <w:bCs/>
+                                <w:sz w:val="28"/>
+                                <w:rtl/>
+                              </w:rPr>
+                              <w:t>الشديواني</w:t>
+                            </w:r>
+                            <w:proofErr w:type="spellEnd"/>
+                          </w:p>
+                        </w:txbxContent>
+                      </wps:txbx>
+                      <wps:bodyPr rot="0" spcFirstLastPara="0" vertOverflow="overflow" horzOverflow="overflow" vert="horz" wrap="square" lIns="91440" tIns="45720" rIns="91440" bIns="45720" numCol="1" spcCol="0" rtlCol="1" fromWordArt="0" anchor="t" anchorCtr="0" forceAA="0" compatLnSpc="1">
+                        <a:prstTxWarp prst="textNoShape">
+                          <a:avLst/>
+                        </a:prstTxWarp>
+                        <a:noAutofit/>
+                      </wps:bodyPr>
+                    </wps:wsp>
+                  </a:graphicData>
+                </a:graphic>
+                <wp14:sizeRelH relativeFrom="margin">
+                  <wp14:pctWidth>0</wp14:pctWidth>
+                </wp14:sizeRelH>
+                <wp14:sizeRelV relativeFrom="margin">
+                  <wp14:pctHeight>0</wp14:pctHeight>
+                </wp14:sizeRelV>
+              </wp:anchor>
+            </w:drawing>
+          </mc:Choice>
+          <mc:Fallback>
+            <w:pict>
+              <v:shape w14:anchorId="19A14EEC" id="_x0000_s1030" type="#_x0000_t202" style="position:absolute;left:0;text-align:left;margin-left:138.55pt;margin-top:19.05pt;width:165.75pt;height:25.8pt;z-index:251670528;visibility:visible;mso-wrap-style:square;mso-width-percent:0;mso-height-percent:0;mso-wrap-distance-left:9pt;mso-wrap-distance-top:0;mso-wrap-distance-right:9pt;mso-wrap-distance-bottom:0;mso-position-horizontal:absolute;mso-position-horizontal-relative:text;mso-position-vertical:absolute;mso-position-vertical-relative:text;mso-width-percent:0;mso-height-percent:0;mso-width-relative:margin;mso-height-relative:margin;v-text-anchor:top" o:gfxdata="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" fillcolor="white [3201]" stroked="f" strokeweight=".5pt">
+                <v:textbox>
+                  <w:txbxContent>
+                    <w:p>
+                      <w:pPr>
+                        <w:rPr>
+                          <w:b/>
+                          <w:bCs/>
+                          <w:sz w:val="28"/>
+                        </w:rPr>
+                      </w:pPr>
+                      <w:r>
+                        <w:rPr>
+                          <w:rFonts w:hint="cs"/>
+                          <w:b/>
+                          <w:bCs/>
+                          <w:sz w:val="28"/>
+                          <w:rtl/>
+                        </w:rPr>
+                        <w:t xml:space="preserve">يزيد حمد حمود </w:t>
+                      </w:r>
+                      <w:proofErr w:type="spellStart"/>
+                      <w:r>
+                        <w:rPr>
+                          <w:rFonts w:hint="cs"/>
+                          <w:b/>
+                          <w:bCs/>
+                          <w:sz w:val="28"/>
+                          <w:rtl/>
+                        </w:rPr>
+                        <w:t>الشديواني</w:t>
+                      </w:r>
+                      <w:proofErr w:type="spellEnd"/>
+                    </w:p>
+                  </w:txbxContent>
+                </v:textbox>
+              </v:shape>
+            </w:pict>
+          </mc:Fallback>
+        </mc:AlternateContent>
+      </w:r>
     </w:p>
     <w:p>
       <w:pPr>
@@ -1161,6 +1687,120 @@
       </w:pPr>
       <w:r>
         <w:rPr>
+          <w:rFonts w:asciiTheme="majorBidi" w:hAnsiTheme="majorBidi"/>
+          <w:noProof/>
+        </w:rPr>
+        <mc:AlternateContent>
+          <mc:Choice Requires="wps">
+            <w:drawing>
+              <wp:anchor distT="0" distB="0" distL="114300" distR="114300" simplePos="0" relativeHeight="251672576" behindDoc="0" locked="0" layoutInCell="1" allowOverlap="1" wp14:anchorId="50BEE17F" wp14:editId="5211278F">
+                <wp:simplePos x="0" y="0"/>
+                <wp:positionH relativeFrom="margin">
+                  <wp:posOffset>1867654</wp:posOffset>
+                </wp:positionH>
+                <wp:positionV relativeFrom="paragraph">
+                  <wp:posOffset>2095584</wp:posOffset>
+                </wp:positionV>
+                <wp:extent cx="2155825" cy="330200"/>
+                <wp:effectExtent l="0" t="0" r="0" b="0"/>
+                <wp:wrapNone/>
+                <wp:docPr id="27" name="Text Box 27"/>
+                <wp:cNvGraphicFramePr/>
+                <a:graphic xmlns:a="http://schemas.openxmlformats.org/drawingml/2006/main">
+                  <a:graphicData uri="http://schemas.microsoft.com/office/word/2010/wordprocessingShape">
+                    <wps:wsp>
+                      <wps:cNvSpPr txBox="1"/>
+                      <wps:spPr>
+                        <a:xfrm>
+                          <a:off x="0" y="0"/>
+                          <a:ext cx="2155825" cy="330200"/>
+                        </a:xfrm>
+                        <a:prstGeom prst="rect">
+                          <a:avLst/>
+                        </a:prstGeom>
+                        <a:noFill/>
+                        <a:ln w="6350">
+                          <a:noFill/>
+                        </a:ln>
+                      </wps:spPr>
+                      <wps:txbx>
+                        <w:txbxContent>
+                          <w:p>
+                            <w:pPr>
+                              <w:jc w:val="center"/>
+                              <w:rPr>
+                                <w:b/>
+                                <w:bCs/>
+                                <w:sz w:val="32"/>
+                                <w:szCs w:val="32"/>
+                              </w:rPr>
+                            </w:pPr>
+                            <w:r>
+                              <w:rPr>
+                                <w:rFonts w:hint="cs"/>
+                                <w:b/>
+                                <w:bCs/>
+                                <w:sz w:val="32"/>
+                                <w:szCs w:val="32"/>
+                                <w:rtl/>
+                              </w:rPr>
+                              <w:t>2025 - 2026</w:t>
+                            </w:r>
+                          </w:p>
+                        </w:txbxContent>
+                      </wps:txbx>
+                      <wps:bodyPr rot="0" spcFirstLastPara="0" vertOverflow="overflow" horzOverflow="overflow" vert="horz" wrap="square" lIns="91440" tIns="45720" rIns="91440" bIns="45720" numCol="1" spcCol="0" rtlCol="1" fromWordArt="0" anchor="t" anchorCtr="0" forceAA="0" compatLnSpc="1">
+                        <a:prstTxWarp prst="textNoShape">
+                          <a:avLst/>
+                        </a:prstTxWarp>
+                        <a:noAutofit/>
+                      </wps:bodyPr>
+                    </wps:wsp>
+                  </a:graphicData>
+                </a:graphic>
+                <wp14:sizeRelV relativeFrom="margin">
+                  <wp14:pctHeight>0</wp14:pctHeight>
+                </wp14:sizeRelV>
+              </wp:anchor>
+            </w:drawing>
+          </mc:Choice>
+          <mc:Fallback>
+            <w:pict>
+              <v:shape w14:anchorId="50BEE17F" id="Text Box 27" o:spid="_x0000_s1031" type="#_x0000_t202" style="position:absolute;left:0;text-align:left;margin-left:147.05pt;margin-top:165pt;width:169.75pt;height:26pt;z-index:251672576;visibility:visible;mso-wrap-style:square;mso-height-percent:0;mso-wrap-distance-left:9pt;mso-wrap-distance-top:0;mso-wrap-distance-right:9pt;mso-wrap-distance-bottom:0;mso-position-horizontal:absolute;mso-position-horizontal-relative:margin;mso-position-vertical:absolute;mso-position-vertical-relative:text;mso-height-percent:0;mso-height-relative:margin;v-text-anchor:top" o:gfxdata="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" filled="f" stroked="f" strokeweight=".5pt">
+                <v:textbox>
+                  <w:txbxContent>
+                    <w:p>
+                      <w:pPr>
+                        <w:jc w:val="center"/>
+                        <w:rPr>
+                          <w:b/>
+                          <w:bCs/>
+                          <w:sz w:val="32"/>
+                          <w:szCs w:val="32"/>
+                        </w:rPr>
+                      </w:pPr>
+                      <w:r>
+                        <w:rPr>
+                          <w:rFonts w:hint="cs"/>
+                          <w:b/>
+                          <w:bCs/>
+                          <w:sz w:val="32"/>
+                          <w:szCs w:val="32"/>
+                          <w:rtl/>
+                        </w:rPr>
+                        <w:t>2025 - 2026</w:t>
+                      </w:r>
+                    </w:p>
+                  </w:txbxContent>
+                </v:textbox>
+                <w10:wrap anchorx="margin"/>
+              </v:shape>
+            </w:pict>
+          </mc:Fallback>
+        </mc:AlternateContent>
+      </w:r>
+      <w:r>
+        <w:rPr>
           <w:b/>
           <w:bCs/>
           <w:sz w:val="28"/>
@@ -1176,30 +1816,127 @@
           <w:sz w:val="28"/>
           <w:rtl/>
         </w:rPr>
-        <w:t>د. إيــاد المـخــلافــي</w:t>
-      </w:r>
-      <w:r>
-        <w:rPr>
+        <w:t xml:space="preserve">د. </w:t>
+      </w:r>
+      <w:r>
+        <w:rPr>
+          <w:rFonts w:hint="cs"/>
           <w:b/>
           <w:bCs/>
           <w:sz w:val="28"/>
           <w:rtl/>
         </w:rPr>
+        <w:t xml:space="preserve">خالد </w:t>
+      </w:r>
+      <w:proofErr w:type="spellStart"/>
+      <w:r>
+        <w:rPr>
+          <w:rFonts w:hint="cs"/>
+          <w:b/>
+          <w:bCs/>
+          <w:sz w:val="28"/>
+          <w:rtl/>
+        </w:rPr>
+        <w:t>علايه</w:t>
+      </w:r>
+      <w:proofErr w:type="spellEnd"/>
+      <w:r>
+        <w:rPr>
+          <w:b/>
+          <w:bCs/>
+          <w:sz w:val="28"/>
+          <w:rtl/>
+        </w:rPr>
         <w:tab/>
       </w:r>
     </w:p>
     <w:p>
       <w:pPr>
-        <w:jc w:val="center"/>
+        <w:spacing w:before="6360"/>
         <w:rPr>
           <w:b/>
           <w:bCs/>
-          <w:sz w:val="28"/>
+          <w:sz w:val="80"/>
+          <w:szCs w:val="80"/>
+          <w:rtl/>
+        </w:rPr>
+      </w:pPr>
+      <w:r>
+        <w:rPr>
+          <w:rFonts w:asciiTheme="majorBidi" w:hAnsiTheme="majorBidi" w:hint="cs"/>
+          <w:noProof/>
+        </w:rPr>
+        <w:lastRenderedPageBreak/>
+        <w:drawing>
+          <wp:anchor distT="0" distB="0" distL="114300" distR="114300" simplePos="0" relativeHeight="251674624" behindDoc="0" locked="0" layoutInCell="1" allowOverlap="1" wp14:anchorId="6A980FC6" wp14:editId="41C8EBE9">
+            <wp:simplePos x="0" y="0"/>
+            <wp:positionH relativeFrom="margin">
+              <wp:posOffset>-49530</wp:posOffset>
+            </wp:positionH>
+            <wp:positionV relativeFrom="paragraph">
+              <wp:posOffset>587</wp:posOffset>
+            </wp:positionV>
+            <wp:extent cx="5730240" cy="3970020"/>
+            <wp:effectExtent l="0" t="0" r="3810" b="0"/>
+            <wp:wrapSquare wrapText="bothSides"/>
+            <wp:docPr id="885193869" name="صورة 38"/>
+            <wp:cNvGraphicFramePr>
+              <a:graphicFrameLocks xmlns:a="http://schemas.openxmlformats.org/drawingml/2006/main" noChangeAspect="1"/>
+            </wp:cNvGraphicFramePr>
+            <a:graphic xmlns:a="http://schemas.openxmlformats.org/drawingml/2006/main">
+              <a:graphicData uri="http://schemas.openxmlformats.org/drawingml/2006/picture">
+                <pic:pic xmlns:pic="http://schemas.openxmlformats.org/drawingml/2006/picture">
+                  <pic:nvPicPr>
+                    <pic:cNvPr id="0" name="Picture 11"/>
+                    <pic:cNvPicPr>
+                      <a:picLocks noChangeAspect="1" noChangeArrowheads="1"/>
+                    </pic:cNvPicPr>
+                  </pic:nvPicPr>
+                  <pic:blipFill>
+                    <a:blip r:embed="rId8">
+                      <a:extLst>
+                        <a:ext uri="{28A0092B-C50C-407E-A947-70E740481C1C}">
+                          <a14:useLocalDpi xmlns:a14="http://schemas.microsoft.com/office/drawing/2010/main" val="0"/>
+                        </a:ext>
+                      </a:extLst>
+                    </a:blip>
+                    <a:srcRect/>
+                    <a:stretch>
+                      <a:fillRect/>
+                    </a:stretch>
+                  </pic:blipFill>
+                  <pic:spPr bwMode="auto">
+                    <a:xfrm>
+                      <a:off x="0" y="0"/>
+                      <a:ext cx="5730240" cy="3970020"/>
+                    </a:xfrm>
+                    <a:prstGeom prst="rect">
+                      <a:avLst/>
+                    </a:prstGeom>
+                    <a:noFill/>
+                    <a:ln>
+                      <a:noFill/>
+                    </a:ln>
+                  </pic:spPr>
+                </pic:pic>
+              </a:graphicData>
+            </a:graphic>
+          </wp:anchor>
+        </w:drawing>
+      </w:r>
+    </w:p>
+    <w:p>
+      <w:pPr>
+        <w:spacing w:before="6360"/>
+        <w:rPr>
+          <w:b/>
+          <w:bCs/>
+          <w:sz w:val="80"/>
+          <w:szCs w:val="80"/>
         </w:rPr>
         <w:sectPr>
-          <w:headerReference w:type="default" r:id="rId8"/>
-          <w:footerReference w:type="default" r:id="rId9"/>
-          <w:footerReference w:type="first" r:id="rId10"/>
+          <w:headerReference w:type="default" r:id="rId9"/>
+          <w:footerReference w:type="default" r:id="rId10"/>
           <w:pgSz w:w="11906" w:h="16838"/>
           <w:pgMar w:top="1440" w:right="1440" w:bottom="1440" w:left="1440" w:header="708" w:footer="708" w:gutter="0"/>
           <w:cols w:space="708"/>
@@ -1208,76 +1945,6 @@
           <w:docGrid w:linePitch="360"/>
         </w:sectPr>
       </w:pPr>
-      <w:r>
-        <w:rPr>
-          <w:rFonts w:hint="cs"/>
-          <w:b/>
-          <w:bCs/>
-          <w:sz w:val="28"/>
-          <w:rtl/>
-        </w:rPr>
-        <w:t xml:space="preserve">أ. </w:t>
-      </w:r>
-      <w:r>
-        <w:rPr>
-          <w:rFonts w:hint="cs"/>
-          <w:b/>
-          <w:bCs/>
-          <w:sz w:val="28"/>
-          <w:rtl/>
-        </w:rPr>
-        <w:t>مـالــك</w:t>
-      </w:r>
-      <w:r>
-        <w:rPr>
-          <w:rFonts w:hint="cs"/>
-          <w:rtl/>
-        </w:rPr>
-        <w:t xml:space="preserve"> </w:t>
-      </w:r>
-      <w:r>
-        <w:rPr>
-          <w:rFonts w:hint="cs"/>
-          <w:b/>
-          <w:bCs/>
-          <w:sz w:val="28"/>
-          <w:rtl/>
-        </w:rPr>
-        <w:t>الـمـصـنـف</w:t>
-      </w:r>
-    </w:p>
-    <w:p>
-      <w:pPr>
-        <w:spacing w:before="6360"/>
-        <w:jc w:val="center"/>
-        <w:rPr>
-          <w:b/>
-          <w:bCs/>
-          <w:sz w:val="80"/>
-          <w:szCs w:val="80"/>
-        </w:rPr>
-        <w:sectPr>
-          <w:headerReference w:type="default" r:id="rId11"/>
-          <w:footerReference w:type="default" r:id="rId12"/>
-          <w:pgSz w:w="11906" w:h="16838"/>
-          <w:pgMar w:top="1440" w:right="1440" w:bottom="1440" w:left="1440" w:header="708" w:footer="708" w:gutter="0"/>
-          <w:cols w:space="708"/>
-          <w:bidi/>
-          <w:rtlGutter/>
-          <w:docGrid w:linePitch="360"/>
-        </w:sectPr>
-      </w:pPr>
-      <w:r>
-        <w:rPr>
-          <w:b/>
-          <w:bCs/>
-          <w:sz w:val="80"/>
-          <w:szCs w:val="80"/>
-          <w:rtl/>
-        </w:rPr>
-        <w:lastRenderedPageBreak/>
-        <w:t>﷽</w:t>
-      </w:r>
     </w:p>
     <w:p>
       <w:pPr>
@@ -1297,12 +1964,799 @@
           <w:docGrid w:linePitch="360"/>
         </w:sectPr>
       </w:pPr>
+      <w:r>
+        <w:rPr>
+          <w:rFonts w:asciiTheme="majorBidi" w:hAnsiTheme="majorBidi"/>
+          <w:noProof/>
+          <w:rtl/>
+        </w:rPr>
+        <w:lastRenderedPageBreak/>
+        <w:drawing>
+          <wp:anchor distT="0" distB="0" distL="114300" distR="114300" simplePos="0" relativeHeight="251664384" behindDoc="1" locked="1" layoutInCell="1" allowOverlap="1" wp14:anchorId="5E811334" wp14:editId="21A26E35">
+            <wp:simplePos x="0" y="0"/>
+            <wp:positionH relativeFrom="page">
+              <wp:posOffset>577850</wp:posOffset>
+            </wp:positionH>
+            <wp:positionV relativeFrom="margin">
+              <wp:posOffset>-673100</wp:posOffset>
+            </wp:positionV>
+            <wp:extent cx="6656070" cy="8298180"/>
+            <wp:effectExtent l="0" t="0" r="0" b="7620"/>
+            <wp:wrapSquare wrapText="bothSides"/>
+            <wp:docPr id="390137452" name="Picture 14"/>
+            <wp:cNvGraphicFramePr>
+              <a:graphicFrameLocks xmlns:a="http://schemas.openxmlformats.org/drawingml/2006/main" noChangeAspect="1"/>
+            </wp:cNvGraphicFramePr>
+            <a:graphic xmlns:a="http://schemas.openxmlformats.org/drawingml/2006/main">
+              <a:graphicData uri="http://schemas.openxmlformats.org/drawingml/2006/picture">
+                <pic:pic xmlns:pic="http://schemas.openxmlformats.org/drawingml/2006/picture">
+                  <pic:nvPicPr>
+                    <pic:cNvPr id="1" name=""/>
+                    <pic:cNvPicPr/>
+                  </pic:nvPicPr>
+                  <pic:blipFill>
+                    <a:blip r:embed="rId11">
+                      <a:extLst>
+                        <a:ext uri="{28A0092B-C50C-407E-A947-70E740481C1C}">
+                          <a14:useLocalDpi xmlns:a14="http://schemas.microsoft.com/office/drawing/2010/main" val="0"/>
+                        </a:ext>
+                      </a:extLst>
+                    </a:blip>
+                    <a:stretch>
+                      <a:fillRect/>
+                    </a:stretch>
+                  </pic:blipFill>
+                  <pic:spPr>
+                    <a:xfrm>
+                      <a:off x="0" y="0"/>
+                      <a:ext cx="6656070" cy="8298180"/>
+                    </a:xfrm>
+                    <a:prstGeom prst="rect">
+                      <a:avLst/>
+                    </a:prstGeom>
+                  </pic:spPr>
+                </pic:pic>
+              </a:graphicData>
+            </a:graphic>
+            <wp14:sizeRelH relativeFrom="margin">
+              <wp14:pctWidth>0</wp14:pctWidth>
+            </wp14:sizeRelH>
+            <wp14:sizeRelV relativeFrom="margin">
+              <wp14:pctHeight>0</wp14:pctHeight>
+            </wp14:sizeRelV>
+          </wp:anchor>
+        </w:drawing>
+      </w:r>
     </w:p>
     <w:p>
       <w:pPr>
         <w:pStyle w:val="a5"/>
+        <w:rPr>
+          <w:rFonts w:hint="cs"/>
+          <w:rtl/>
+        </w:rPr>
+      </w:pPr>
+      <w:bookmarkStart w:id="0" w:name="_Toc225830435"/>
+      <w:r>
+        <w:rPr>
+          <w:rFonts w:hint="cs"/>
+          <w:rtl/>
+        </w:rPr>
+        <w:lastRenderedPageBreak/>
+        <w:t>إهداء</w:t>
+      </w:r>
+      <w:bookmarkEnd w:id="0"/>
+    </w:p>
+    <w:p>
+      <w:pPr>
+        <w:jc w:val="center"/>
+        <w:rPr>
+          <w:rFonts w:asciiTheme="majorBidi" w:hAnsiTheme="majorBidi"/>
+          <w:sz w:val="28"/>
+          <w:rtl/>
+        </w:rPr>
+      </w:pPr>
+      <w:r>
+        <w:rPr>
+          <w:rFonts w:asciiTheme="majorBidi" w:hAnsiTheme="majorBidi" w:cs="Times New Roman" w:hint="cs"/>
+          <w:sz w:val="28"/>
+          <w:rtl/>
+        </w:rPr>
+        <w:t>بسم</w:t>
+      </w:r>
+      <w:r>
+        <w:rPr>
+          <w:rFonts w:asciiTheme="majorBidi" w:hAnsiTheme="majorBidi" w:cs="Times New Roman"/>
+          <w:sz w:val="28"/>
+          <w:rtl/>
+        </w:rPr>
+        <w:t xml:space="preserve"> </w:t>
+      </w:r>
+      <w:r>
+        <w:rPr>
+          <w:rFonts w:asciiTheme="majorBidi" w:hAnsiTheme="majorBidi" w:cs="Times New Roman" w:hint="cs"/>
+          <w:sz w:val="28"/>
+          <w:rtl/>
+        </w:rPr>
+        <w:t>الله</w:t>
+      </w:r>
+      <w:r>
+        <w:rPr>
+          <w:rFonts w:asciiTheme="majorBidi" w:hAnsiTheme="majorBidi" w:cs="Times New Roman"/>
+          <w:sz w:val="28"/>
+          <w:rtl/>
+        </w:rPr>
+        <w:t xml:space="preserve"> </w:t>
+      </w:r>
+      <w:r>
+        <w:rPr>
+          <w:rFonts w:asciiTheme="majorBidi" w:hAnsiTheme="majorBidi" w:cs="Times New Roman" w:hint="cs"/>
+          <w:sz w:val="28"/>
+          <w:rtl/>
+        </w:rPr>
+        <w:t>الرحمن</w:t>
+      </w:r>
+      <w:r>
+        <w:rPr>
+          <w:rFonts w:asciiTheme="majorBidi" w:hAnsiTheme="majorBidi" w:cs="Times New Roman"/>
+          <w:sz w:val="28"/>
+          <w:rtl/>
+        </w:rPr>
+        <w:t xml:space="preserve"> </w:t>
+      </w:r>
+      <w:r>
+        <w:rPr>
+          <w:rFonts w:asciiTheme="majorBidi" w:hAnsiTheme="majorBidi" w:cs="Times New Roman" w:hint="cs"/>
+          <w:sz w:val="28"/>
+          <w:rtl/>
+        </w:rPr>
+        <w:t>الرحيم</w:t>
+      </w:r>
+    </w:p>
+    <w:p>
+      <w:pPr>
+        <w:jc w:val="center"/>
+        <w:rPr>
+          <w:rFonts w:asciiTheme="majorBidi" w:hAnsiTheme="majorBidi"/>
+          <w:sz w:val="28"/>
+          <w:rtl/>
+        </w:rPr>
+      </w:pPr>
+      <w:proofErr w:type="gramStart"/>
+      <w:r>
+        <w:rPr>
+          <w:rFonts w:asciiTheme="majorBidi" w:hAnsiTheme="majorBidi" w:cs="Times New Roman"/>
+          <w:sz w:val="28"/>
+          <w:rtl/>
+        </w:rPr>
+        <w:t xml:space="preserve">{ </w:t>
+      </w:r>
+      <w:r>
+        <w:rPr>
+          <w:rFonts w:asciiTheme="majorBidi" w:hAnsiTheme="majorBidi" w:cs="Times New Roman"/>
+          <w:sz w:val="28"/>
+          <w:rtl/>
+        </w:rPr>
+        <w:t>وَقُلِ</w:t>
+      </w:r>
+      <w:proofErr w:type="gramEnd"/>
+      <w:r>
+        <w:rPr>
+          <w:rFonts w:asciiTheme="majorBidi" w:hAnsiTheme="majorBidi" w:cs="Times New Roman"/>
+          <w:sz w:val="28"/>
+          <w:rtl/>
+        </w:rPr>
+        <w:t xml:space="preserve"> اعْمَلُوا فَسَيَرَى اللَّهُ عَمَلَكُمْ وَرَسُولُهُ </w:t>
+      </w:r>
+      <w:proofErr w:type="gramStart"/>
+      <w:r>
+        <w:rPr>
+          <w:rFonts w:asciiTheme="majorBidi" w:hAnsiTheme="majorBidi" w:cs="Times New Roman"/>
+          <w:sz w:val="28"/>
+          <w:rtl/>
+        </w:rPr>
+        <w:t xml:space="preserve">وَالْمُؤْمِنُونَ </w:t>
+      </w:r>
+      <w:r>
+        <w:rPr>
+          <w:rFonts w:asciiTheme="majorBidi" w:hAnsiTheme="majorBidi" w:cs="Times New Roman"/>
+          <w:sz w:val="28"/>
+          <w:rtl/>
+        </w:rPr>
+        <w:t>}</w:t>
+      </w:r>
+      <w:proofErr w:type="gramEnd"/>
+    </w:p>
+    <w:p>
+      <w:pPr>
+        <w:jc w:val="center"/>
+        <w:rPr>
+          <w:rFonts w:asciiTheme="majorBidi" w:hAnsiTheme="majorBidi" w:cs="Times New Roman"/>
+          <w:sz w:val="24"/>
+          <w:szCs w:val="24"/>
+          <w:rtl/>
+        </w:rPr>
+      </w:pPr>
+      <w:r>
+        <w:rPr>
+          <w:rFonts w:asciiTheme="majorBidi" w:hAnsiTheme="majorBidi" w:cs="Times New Roman"/>
+          <w:sz w:val="28"/>
+          <w:rtl/>
+        </w:rPr>
+        <w:t>(سورة التوبة: 105)</w:t>
+      </w:r>
+    </w:p>
+    <w:p>
+      <w:pPr>
+        <w:jc w:val="both"/>
+        <w:rPr>
+          <w:rFonts w:asciiTheme="majorBidi" w:hAnsiTheme="majorBidi" w:cs="Times New Roman"/>
+          <w:sz w:val="24"/>
+          <w:szCs w:val="24"/>
+        </w:rPr>
+      </w:pPr>
+      <w:r>
+        <w:rPr>
+          <w:rFonts w:asciiTheme="majorBidi" w:hAnsiTheme="majorBidi" w:cs="Times New Roman"/>
+          <w:sz w:val="24"/>
+          <w:szCs w:val="24"/>
+          <w:rtl/>
+        </w:rPr>
+        <w:t xml:space="preserve">الحمد لله الذي علّم بالقلم، علّم الإنسان ما لم يعلم، والصلاة والسلام على معلم البشرية الأول، ونبراس العلم والهدى، سيدنا محمد وعلى </w:t>
+      </w:r>
+      <w:proofErr w:type="spellStart"/>
+      <w:r>
+        <w:rPr>
+          <w:rFonts w:asciiTheme="majorBidi" w:hAnsiTheme="majorBidi" w:cs="Times New Roman"/>
+          <w:sz w:val="24"/>
+          <w:szCs w:val="24"/>
+          <w:rtl/>
+        </w:rPr>
+        <w:t>آله</w:t>
+      </w:r>
+      <w:proofErr w:type="spellEnd"/>
+      <w:r>
+        <w:rPr>
+          <w:rFonts w:asciiTheme="majorBidi" w:hAnsiTheme="majorBidi" w:cs="Times New Roman"/>
+          <w:sz w:val="24"/>
+          <w:szCs w:val="24"/>
+          <w:rtl/>
+        </w:rPr>
+        <w:t xml:space="preserve"> وصحبه أجمعين، وبعد</w:t>
+      </w:r>
+      <w:r>
+        <w:rPr>
+          <w:rFonts w:asciiTheme="majorBidi" w:hAnsiTheme="majorBidi" w:cs="Times New Roman"/>
+          <w:sz w:val="24"/>
+          <w:szCs w:val="24"/>
+        </w:rPr>
+        <w:t>..</w:t>
+      </w:r>
+    </w:p>
+    <w:p>
+      <w:pPr>
+        <w:jc w:val="both"/>
+        <w:rPr>
+          <w:rFonts w:asciiTheme="majorBidi" w:hAnsiTheme="majorBidi" w:cs="Times New Roman"/>
+          <w:sz w:val="24"/>
+          <w:szCs w:val="24"/>
+        </w:rPr>
+      </w:pPr>
+      <w:r>
+        <w:rPr>
+          <w:rFonts w:asciiTheme="majorBidi" w:hAnsiTheme="majorBidi" w:cs="Times New Roman"/>
+          <w:sz w:val="24"/>
+          <w:szCs w:val="24"/>
+          <w:rtl/>
+        </w:rPr>
+        <w:t>إيماناً منا بفضل من مهدوا لنا طريق العلم، واعترافاً بجميل من كانوا سنداً لنا في مسيرتنا، وبعد سنوات من السعي والمثابرة، نقطف اليوم ثمار الجهد، لنهدي هذا العمل</w:t>
+      </w:r>
+      <w:r>
+        <w:rPr>
+          <w:rFonts w:asciiTheme="majorBidi" w:hAnsiTheme="majorBidi" w:cs="Times New Roman"/>
+          <w:sz w:val="24"/>
+          <w:szCs w:val="24"/>
+        </w:rPr>
+        <w:t>:</w:t>
+      </w:r>
+    </w:p>
+    <w:p>
+      <w:pPr>
+        <w:jc w:val="both"/>
+        <w:rPr>
+          <w:rFonts w:asciiTheme="majorBidi" w:hAnsiTheme="majorBidi" w:cs="Times New Roman"/>
+          <w:sz w:val="24"/>
+          <w:szCs w:val="24"/>
+        </w:rPr>
+      </w:pPr>
+      <w:r>
+        <w:rPr>
+          <w:rFonts w:asciiTheme="majorBidi" w:hAnsiTheme="majorBidi" w:cs="Times New Roman"/>
+          <w:b/>
+          <w:bCs/>
+          <w:sz w:val="24"/>
+          <w:szCs w:val="24"/>
+          <w:rtl/>
+        </w:rPr>
+        <w:t>إلى وطننا الغالي</w:t>
+      </w:r>
+      <w:r>
+        <w:rPr>
+          <w:rFonts w:asciiTheme="majorBidi" w:hAnsiTheme="majorBidi" w:cs="Times New Roman"/>
+          <w:b/>
+          <w:bCs/>
+          <w:sz w:val="24"/>
+          <w:szCs w:val="24"/>
+        </w:rPr>
+        <w:t>...</w:t>
+      </w:r>
+      <w:r>
+        <w:rPr>
+          <w:rFonts w:asciiTheme="majorBidi" w:hAnsiTheme="majorBidi" w:cs="Times New Roman"/>
+          <w:sz w:val="24"/>
+          <w:szCs w:val="24"/>
+        </w:rPr>
+        <w:t xml:space="preserve"> </w:t>
+      </w:r>
+      <w:r>
+        <w:rPr>
+          <w:rFonts w:asciiTheme="majorBidi" w:hAnsiTheme="majorBidi" w:cs="Times New Roman" w:hint="cs"/>
+          <w:sz w:val="24"/>
+          <w:szCs w:val="24"/>
+          <w:rtl/>
+        </w:rPr>
+        <w:t xml:space="preserve"> </w:t>
+      </w:r>
+      <w:r>
+        <w:rPr>
+          <w:rFonts w:asciiTheme="majorBidi" w:hAnsiTheme="majorBidi" w:cs="Times New Roman"/>
+          <w:sz w:val="24"/>
+          <w:szCs w:val="24"/>
+          <w:rtl/>
+        </w:rPr>
+        <w:t>إلى الأرض الطيبة التي احتضنت أحلامنا، وإلى كل بقعة فيها نرجو أن نكون لبنة صالحة في بنائها وتطويرها، وأن نرد لها جزءاً من جميلها، سائلين الله أن يمنَّ عليها بالأمن و</w:t>
+      </w:r>
+      <w:r>
+        <w:rPr>
+          <w:rFonts w:asciiTheme="majorBidi" w:hAnsiTheme="majorBidi" w:cs="Times New Roman" w:hint="cs"/>
+          <w:sz w:val="24"/>
+          <w:szCs w:val="24"/>
+          <w:rtl/>
+        </w:rPr>
+        <w:t>الأمان و</w:t>
+      </w:r>
+      <w:r>
+        <w:rPr>
+          <w:rFonts w:asciiTheme="majorBidi" w:hAnsiTheme="majorBidi" w:cs="Times New Roman"/>
+          <w:sz w:val="24"/>
+          <w:szCs w:val="24"/>
+          <w:rtl/>
+        </w:rPr>
+        <w:t>الرخاء</w:t>
+      </w:r>
+      <w:r>
+        <w:rPr>
+          <w:rFonts w:asciiTheme="majorBidi" w:hAnsiTheme="majorBidi" w:cs="Times New Roman"/>
+          <w:sz w:val="24"/>
+          <w:szCs w:val="24"/>
+        </w:rPr>
+        <w:t>.</w:t>
+      </w:r>
+    </w:p>
+    <w:p>
+      <w:pPr>
+        <w:jc w:val="both"/>
+        <w:rPr>
+          <w:rFonts w:asciiTheme="majorBidi" w:hAnsiTheme="majorBidi" w:cs="Times New Roman"/>
+          <w:sz w:val="24"/>
+          <w:szCs w:val="24"/>
+        </w:rPr>
+      </w:pPr>
+      <w:r>
+        <w:rPr>
+          <w:rFonts w:asciiTheme="majorBidi" w:hAnsiTheme="majorBidi" w:cs="Times New Roman"/>
+          <w:b/>
+          <w:bCs/>
+          <w:sz w:val="24"/>
+          <w:szCs w:val="24"/>
+          <w:rtl/>
+        </w:rPr>
+        <w:t>إلى السند المتين والظل الظليل... (آبائنا الأفاضل)</w:t>
+      </w:r>
+      <w:r>
+        <w:rPr>
+          <w:rFonts w:asciiTheme="majorBidi" w:hAnsiTheme="majorBidi" w:cs="Times New Roman"/>
+          <w:sz w:val="24"/>
+          <w:szCs w:val="24"/>
+          <w:rtl/>
+        </w:rPr>
+        <w:t xml:space="preserve"> إلى من علمونا أن نقف بشموخ، وكافحوا في هذه الحياة ليمهدوا لنا دروب النجاح. إلى من حصدوا الأشواك لنحصد نحن الثمار، وبذلوا الغالي والنفيس ليرونا في أعلى المراتب، أدامكم الله فخراً وذخراً لنا</w:t>
+      </w:r>
+      <w:r>
+        <w:rPr>
+          <w:rFonts w:asciiTheme="majorBidi" w:hAnsiTheme="majorBidi" w:cs="Times New Roman"/>
+          <w:sz w:val="24"/>
+          <w:szCs w:val="24"/>
+        </w:rPr>
+        <w:t>.</w:t>
+      </w:r>
+    </w:p>
+    <w:p>
+      <w:pPr>
+        <w:jc w:val="both"/>
+        <w:rPr>
+          <w:rFonts w:asciiTheme="majorBidi" w:hAnsiTheme="majorBidi" w:cs="Times New Roman"/>
+          <w:sz w:val="24"/>
+          <w:szCs w:val="24"/>
+        </w:rPr>
+      </w:pPr>
+      <w:r>
+        <w:rPr>
+          <w:rFonts w:asciiTheme="majorBidi" w:hAnsiTheme="majorBidi" w:cs="Times New Roman"/>
+          <w:b/>
+          <w:bCs/>
+          <w:sz w:val="24"/>
+          <w:szCs w:val="24"/>
+          <w:rtl/>
+        </w:rPr>
+        <w:t xml:space="preserve">إلى ينابيع الحنان وملاذ الروح... (أمهاتنا </w:t>
+      </w:r>
+      <w:r>
+        <w:rPr>
+          <w:rFonts w:asciiTheme="majorBidi" w:hAnsiTheme="majorBidi" w:cs="Times New Roman" w:hint="cs"/>
+          <w:b/>
+          <w:bCs/>
+          <w:sz w:val="24"/>
+          <w:szCs w:val="24"/>
+          <w:rtl/>
+        </w:rPr>
+        <w:t>الطيبات</w:t>
+      </w:r>
+      <w:r>
+        <w:rPr>
+          <w:rFonts w:asciiTheme="majorBidi" w:hAnsiTheme="majorBidi" w:cs="Times New Roman"/>
+          <w:b/>
+          <w:bCs/>
+          <w:sz w:val="24"/>
+          <w:szCs w:val="24"/>
+          <w:rtl/>
+        </w:rPr>
+        <w:t>)</w:t>
+      </w:r>
+      <w:r>
+        <w:rPr>
+          <w:rFonts w:asciiTheme="majorBidi" w:hAnsiTheme="majorBidi" w:cs="Times New Roman"/>
+          <w:sz w:val="24"/>
+          <w:szCs w:val="24"/>
+          <w:rtl/>
+        </w:rPr>
+        <w:t xml:space="preserve"> إلى من جعل الله الجنة تحت أقدامهن، إلى من حملننا وهناً على وهن، وسهرن الليالي الطوال في الدعاء لنا. إلى من كانت دعواتهن الصادقة تضيء لنا عتمة الطريق، وتشحذ هممنا في لحظات اليأس</w:t>
+      </w:r>
+      <w:r>
+        <w:rPr>
+          <w:rFonts w:asciiTheme="majorBidi" w:hAnsiTheme="majorBidi" w:cs="Times New Roman"/>
+          <w:sz w:val="24"/>
+          <w:szCs w:val="24"/>
+        </w:rPr>
+        <w:t>.</w:t>
+      </w:r>
+    </w:p>
+    <w:p>
+      <w:pPr>
+        <w:jc w:val="both"/>
+        <w:rPr>
+          <w:rFonts w:asciiTheme="majorBidi" w:hAnsiTheme="majorBidi" w:cs="Times New Roman"/>
+          <w:sz w:val="24"/>
+          <w:szCs w:val="24"/>
+        </w:rPr>
+      </w:pPr>
+      <w:r>
+        <w:rPr>
+          <w:rFonts w:asciiTheme="majorBidi" w:hAnsiTheme="majorBidi" w:cs="Times New Roman"/>
+          <w:b/>
+          <w:bCs/>
+          <w:sz w:val="24"/>
+          <w:szCs w:val="24"/>
+          <w:rtl/>
+        </w:rPr>
+        <w:t>إلى عزوتنا ومصدر قوتنا... (إخوتنا وأخواتنا وعائلاتنا)</w:t>
+      </w:r>
+      <w:r>
+        <w:rPr>
+          <w:rFonts w:asciiTheme="majorBidi" w:hAnsiTheme="majorBidi" w:cs="Times New Roman"/>
+          <w:sz w:val="24"/>
+          <w:szCs w:val="24"/>
+          <w:rtl/>
+        </w:rPr>
+        <w:t xml:space="preserve"> إلى من شاطرونا أفراحنا وأتراحنا، وكانوا لنا خير سند وعضد في مسيرتنا، وإلى كل من يحمل لنا في قلبه نبضاً من الحب وصادق الدعاء</w:t>
+      </w:r>
+      <w:r>
+        <w:rPr>
+          <w:rFonts w:asciiTheme="majorBidi" w:hAnsiTheme="majorBidi" w:cs="Times New Roman"/>
+          <w:sz w:val="24"/>
+          <w:szCs w:val="24"/>
+        </w:rPr>
+        <w:t>.</w:t>
+      </w:r>
+    </w:p>
+    <w:p>
+      <w:pPr>
+        <w:jc w:val="both"/>
+        <w:rPr>
+          <w:rFonts w:asciiTheme="majorBidi" w:hAnsiTheme="majorBidi" w:cs="Times New Roman"/>
+          <w:sz w:val="24"/>
+          <w:szCs w:val="24"/>
+        </w:rPr>
+      </w:pPr>
+      <w:r>
+        <w:rPr>
+          <w:rFonts w:asciiTheme="majorBidi" w:hAnsiTheme="majorBidi" w:cs="Times New Roman"/>
+          <w:b/>
+          <w:bCs/>
+          <w:sz w:val="24"/>
+          <w:szCs w:val="24"/>
+          <w:rtl/>
+        </w:rPr>
+        <w:t>إلى ورثة الأنبياء وحملة مشاعل النور</w:t>
+      </w:r>
+      <w:r>
+        <w:rPr>
+          <w:rFonts w:asciiTheme="majorBidi" w:hAnsiTheme="majorBidi" w:cs="Times New Roman"/>
+          <w:b/>
+          <w:bCs/>
+          <w:sz w:val="24"/>
+          <w:szCs w:val="24"/>
+        </w:rPr>
+        <w:t>...</w:t>
+      </w:r>
+      <w:r>
+        <w:rPr>
+          <w:rFonts w:asciiTheme="majorBidi" w:hAnsiTheme="majorBidi" w:cs="Times New Roman"/>
+          <w:sz w:val="24"/>
+          <w:szCs w:val="24"/>
+        </w:rPr>
+        <w:t xml:space="preserve"> </w:t>
+      </w:r>
+      <w:r>
+        <w:rPr>
+          <w:rFonts w:asciiTheme="majorBidi" w:hAnsiTheme="majorBidi" w:cs="Times New Roman"/>
+          <w:sz w:val="24"/>
+          <w:szCs w:val="24"/>
+          <w:rtl/>
+        </w:rPr>
+        <w:t xml:space="preserve">إلى أساتذتنا الأفاضل في قسم </w:t>
+      </w:r>
+      <w:r>
+        <w:rPr>
+          <w:rFonts w:asciiTheme="majorBidi" w:hAnsiTheme="majorBidi" w:cs="Times New Roman" w:hint="cs"/>
+          <w:sz w:val="24"/>
+          <w:szCs w:val="24"/>
+          <w:rtl/>
+        </w:rPr>
+        <w:t>علوم الحاسوب و</w:t>
+      </w:r>
+      <w:r>
+        <w:rPr>
+          <w:rFonts w:asciiTheme="majorBidi" w:hAnsiTheme="majorBidi" w:cs="Times New Roman"/>
+          <w:sz w:val="24"/>
+          <w:szCs w:val="24"/>
+          <w:rtl/>
+        </w:rPr>
+        <w:t>تقنية المعلومات، الذين لم يبخلوا علينا بعلمهم، وكانوا لنا خير مرشد وموجه طوال سنوات دراستنا الجامعية، وغرسوا فينا حب المعرفة والتفوق</w:t>
+      </w:r>
+      <w:r>
+        <w:rPr>
+          <w:rFonts w:asciiTheme="majorBidi" w:hAnsiTheme="majorBidi" w:cs="Times New Roman"/>
+          <w:sz w:val="24"/>
+          <w:szCs w:val="24"/>
+        </w:rPr>
+        <w:t>.</w:t>
+      </w:r>
+    </w:p>
+    <w:p>
+      <w:pPr>
+        <w:jc w:val="both"/>
+        <w:rPr>
+          <w:rFonts w:asciiTheme="majorBidi" w:hAnsiTheme="majorBidi" w:cs="Times New Roman"/>
+          <w:sz w:val="24"/>
+          <w:szCs w:val="24"/>
+        </w:rPr>
+      </w:pPr>
+      <w:r>
+        <w:rPr>
+          <w:rFonts w:asciiTheme="majorBidi" w:hAnsiTheme="majorBidi" w:cs="Times New Roman"/>
+          <w:b/>
+          <w:bCs/>
+          <w:sz w:val="24"/>
+          <w:szCs w:val="24"/>
+          <w:rtl/>
+        </w:rPr>
+        <w:t>إلى رفقاء الدرب وشركاء الحلم</w:t>
+      </w:r>
+      <w:r>
+        <w:rPr>
+          <w:rFonts w:asciiTheme="majorBidi" w:hAnsiTheme="majorBidi" w:cs="Times New Roman"/>
+          <w:b/>
+          <w:bCs/>
+          <w:sz w:val="24"/>
+          <w:szCs w:val="24"/>
+        </w:rPr>
+        <w:t>...</w:t>
+      </w:r>
+      <w:r>
+        <w:rPr>
+          <w:rFonts w:asciiTheme="majorBidi" w:hAnsiTheme="majorBidi" w:cs="Times New Roman"/>
+          <w:sz w:val="24"/>
+          <w:szCs w:val="24"/>
+        </w:rPr>
+        <w:t xml:space="preserve"> </w:t>
+      </w:r>
+      <w:r>
+        <w:rPr>
+          <w:rFonts w:asciiTheme="majorBidi" w:hAnsiTheme="majorBidi" w:cs="Times New Roman"/>
+          <w:sz w:val="24"/>
+          <w:szCs w:val="24"/>
+          <w:rtl/>
+        </w:rPr>
+        <w:t>إلى زملائنا وزميلاتنا، وكل من قاسمنا مقاعد الدراسة وعناء البحث، وتشاركنا معهم أجمل الذكريات الجامعية التي لا تُنسى</w:t>
+      </w:r>
+      <w:r>
+        <w:rPr>
+          <w:rFonts w:asciiTheme="majorBidi" w:hAnsiTheme="majorBidi" w:cs="Times New Roman"/>
+          <w:sz w:val="24"/>
+          <w:szCs w:val="24"/>
+        </w:rPr>
+        <w:t>.</w:t>
+      </w:r>
+    </w:p>
+    <w:p>
+      <w:pPr>
+        <w:jc w:val="both"/>
+        <w:rPr>
+          <w:rFonts w:asciiTheme="majorBidi" w:hAnsiTheme="majorBidi" w:cs="Times New Roman"/>
+          <w:sz w:val="24"/>
+          <w:szCs w:val="24"/>
+        </w:rPr>
+      </w:pPr>
+      <w:r>
+        <w:rPr>
+          <w:rFonts w:asciiTheme="majorBidi" w:hAnsiTheme="majorBidi" w:cs="Times New Roman"/>
+          <w:b/>
+          <w:bCs/>
+          <w:sz w:val="24"/>
+          <w:szCs w:val="24"/>
+          <w:rtl/>
+        </w:rPr>
+        <w:t>إلى أنفسنا وفريق عملنا</w:t>
+      </w:r>
+      <w:r>
+        <w:rPr>
+          <w:rFonts w:asciiTheme="majorBidi" w:hAnsiTheme="majorBidi" w:cs="Times New Roman"/>
+          <w:b/>
+          <w:bCs/>
+          <w:sz w:val="24"/>
+          <w:szCs w:val="24"/>
+        </w:rPr>
+        <w:t>...</w:t>
+      </w:r>
+      <w:r>
+        <w:rPr>
+          <w:rFonts w:asciiTheme="majorBidi" w:hAnsiTheme="majorBidi" w:cs="Times New Roman"/>
+          <w:sz w:val="24"/>
+          <w:szCs w:val="24"/>
+        </w:rPr>
+        <w:t xml:space="preserve"> </w:t>
+      </w:r>
+      <w:r>
+        <w:rPr>
+          <w:rFonts w:asciiTheme="majorBidi" w:hAnsiTheme="majorBidi" w:cs="Times New Roman"/>
+          <w:sz w:val="24"/>
+          <w:szCs w:val="24"/>
+          <w:rtl/>
+        </w:rPr>
+        <w:t>إلى الأرواح التي تآلفت وعملت بروح الفريق الواحد، متعاونين على تذليل التحديات وتجاوز الصعوبات حتى بلغنا هذه اللحظة، تتويجاً لسنوات من الجد والعمل المشترك</w:t>
+      </w:r>
+      <w:r>
+        <w:rPr>
+          <w:rFonts w:asciiTheme="majorBidi" w:hAnsiTheme="majorBidi" w:cs="Times New Roman"/>
+          <w:sz w:val="24"/>
+          <w:szCs w:val="24"/>
+        </w:rPr>
+        <w:t>.</w:t>
+      </w:r>
+    </w:p>
+    <w:p>
+      <w:pPr>
+        <w:jc w:val="both"/>
+        <w:rPr>
+          <w:rFonts w:asciiTheme="majorBidi" w:hAnsiTheme="majorBidi" w:cs="Times New Roman"/>
+          <w:sz w:val="24"/>
+          <w:szCs w:val="24"/>
+        </w:rPr>
+      </w:pPr>
+      <w:r>
+        <w:rPr>
+          <w:rFonts w:asciiTheme="majorBidi" w:hAnsiTheme="majorBidi" w:cs="Times New Roman"/>
+          <w:b/>
+          <w:bCs/>
+          <w:sz w:val="24"/>
+          <w:szCs w:val="24"/>
+          <w:rtl/>
+        </w:rPr>
+        <w:lastRenderedPageBreak/>
+        <w:t>وإلى كل طالب علم طموح</w:t>
+      </w:r>
+      <w:r>
+        <w:rPr>
+          <w:rFonts w:asciiTheme="majorBidi" w:hAnsiTheme="majorBidi" w:cs="Times New Roman"/>
+          <w:b/>
+          <w:bCs/>
+          <w:sz w:val="24"/>
+          <w:szCs w:val="24"/>
+        </w:rPr>
+        <w:t>...</w:t>
+      </w:r>
+      <w:r>
+        <w:rPr>
+          <w:rFonts w:asciiTheme="majorBidi" w:hAnsiTheme="majorBidi" w:cs="Times New Roman"/>
+          <w:sz w:val="24"/>
+          <w:szCs w:val="24"/>
+        </w:rPr>
+        <w:t xml:space="preserve"> </w:t>
+      </w:r>
+      <w:r>
+        <w:rPr>
+          <w:rFonts w:asciiTheme="majorBidi" w:hAnsiTheme="majorBidi" w:cs="Times New Roman"/>
+          <w:sz w:val="24"/>
+          <w:szCs w:val="24"/>
+          <w:rtl/>
+        </w:rPr>
+        <w:t xml:space="preserve">يسعى للارتقاء بنفسه وخدمة مجتمعه، نهديكم جميعاً هذا العمل المتواضع، سائلين المولى عز وجل أن يجعله علماً </w:t>
+      </w:r>
+      <w:r>
+        <w:rPr>
+          <w:rFonts w:asciiTheme="majorBidi" w:hAnsiTheme="majorBidi" w:cs="Times New Roman" w:hint="cs"/>
+          <w:sz w:val="24"/>
+          <w:szCs w:val="24"/>
+          <w:rtl/>
+        </w:rPr>
+        <w:t xml:space="preserve">نافعاً </w:t>
+      </w:r>
+      <w:r>
+        <w:rPr>
+          <w:rFonts w:asciiTheme="majorBidi" w:hAnsiTheme="majorBidi" w:cs="Times New Roman"/>
+          <w:sz w:val="24"/>
+          <w:szCs w:val="24"/>
+          <w:rtl/>
+        </w:rPr>
+        <w:t>ينتفع به</w:t>
+      </w:r>
+      <w:r>
+        <w:rPr>
+          <w:rFonts w:asciiTheme="majorBidi" w:hAnsiTheme="majorBidi" w:cs="Times New Roman"/>
+          <w:sz w:val="24"/>
+          <w:szCs w:val="24"/>
+        </w:rPr>
+        <w:t>.</w:t>
+      </w:r>
+    </w:p>
+    <w:p>
+      <w:pPr>
+        <w:rPr>
+          <w:rFonts w:eastAsiaTheme="minorEastAsia" w:hint="cs"/>
+          <w:bCs/>
+          <w:spacing w:val="15"/>
+          <w:rtl/>
+        </w:rPr>
+      </w:pPr>
+    </w:p>
+    <w:p>
+      <w:pPr>
+        <w:rPr>
+          <w:rFonts w:hint="cs"/>
+        </w:rPr>
         <w:sectPr>
-          <w:footerReference w:type="default" r:id="rId13"/>
+          <w:footerReference w:type="default" r:id="rId12"/>
           <w:pgSz w:w="11906" w:h="16838"/>
           <w:pgMar w:top="1440" w:right="1440" w:bottom="1440" w:left="1440" w:header="708" w:footer="708" w:gutter="0"/>
           <w:pgNumType w:fmt="upperRoman" w:start="1"/>
@@ -1312,16 +2766,6 @@
           <w:docGrid w:linePitch="360"/>
         </w:sectPr>
       </w:pPr>
-      <w:bookmarkStart w:id="0" w:name="_Toc225830435"/>
-      <w:r>
-        <w:rPr>
-          <w:rFonts w:hint="cs"/>
-          <w:rtl/>
-        </w:rPr>
-        <w:lastRenderedPageBreak/>
-        <w:t>إهداء</w:t>
-      </w:r>
-      <w:bookmarkEnd w:id="0"/>
     </w:p>
     <w:p>
       <w:pPr>
@@ -4226,7 +5670,7 @@
             <w:webHidden/>
             <w:rtl/>
           </w:rPr>
-          <w:t>10</w:t>
+          <w:t>13</w:t>
         </w:r>
         <w:r>
           <w:rPr>
@@ -4365,7 +5809,7 @@
             <w:webHidden/>
             <w:rtl/>
           </w:rPr>
-          <w:t>10</w:t>
+          <w:t>13</w:t>
         </w:r>
         <w:r>
           <w:rPr>
@@ -4503,22 +5947,18 @@
             <w:webHidden/>
             <w:rtl/>
           </w:rPr>
+          <w:fldChar w:fldCharType="separate"/>
         </w:r>
         <w:r>
           <w:rPr>
+            <w:rFonts w:hint="cs"/>
+            <w:b/>
+            <w:bCs/>
             <w:noProof/>
             <w:webHidden/>
             <w:rtl/>
           </w:rPr>
-          <w:fldChar w:fldCharType="separate"/>
-        </w:r>
-        <w:r>
-          <w:rPr>
-            <w:noProof/>
-            <w:webHidden/>
-            <w:rtl/>
-          </w:rPr>
-          <w:t>15</w:t>
+          <w:t>خطأ! الإشارة المرجعية غير معرّفة.</w:t>
         </w:r>
         <w:r>
           <w:rPr>
@@ -4670,7 +6110,7 @@
             <w:webHidden/>
             <w:rtl/>
           </w:rPr>
-          <w:t>16</w:t>
+          <w:t>17</w:t>
         </w:r>
         <w:r>
           <w:rPr>
@@ -5563,7 +7003,7 @@
             <w:webHidden/>
             <w:rtl/>
           </w:rPr>
-          <w:t>23</w:t>
+          <w:t>22</w:t>
         </w:r>
         <w:r>
           <w:rPr>
@@ -5877,22 +7317,18 @@
             <w:noProof/>
             <w:rtl/>
           </w:rPr>
-        </w:r>
-        <w:r>
-          <w:rPr>
-            <w:rStyle w:val="Hyperlink"/>
-            <w:noProof/>
-            <w:rtl/>
-          </w:rPr>
           <w:fldChar w:fldCharType="separate"/>
         </w:r>
         <w:r>
           <w:rPr>
+            <w:rFonts w:hint="cs"/>
+            <w:b/>
+            <w:bCs/>
             <w:noProof/>
             <w:webHidden/>
             <w:rtl/>
           </w:rPr>
-          <w:t>15</w:t>
+          <w:t>خطأ! الإشارة المرجعية غير معرّفة.</w:t>
         </w:r>
         <w:r>
           <w:rPr>
@@ -6472,10 +7908,10 @@
           <w:rtl/>
         </w:rPr>
         <w:sectPr>
-          <w:headerReference w:type="default" r:id="rId14"/>
-          <w:footerReference w:type="default" r:id="rId15"/>
-          <w:headerReference w:type="first" r:id="rId16"/>
-          <w:footerReference w:type="first" r:id="rId17"/>
+          <w:headerReference w:type="default" r:id="rId13"/>
+          <w:footerReference w:type="default" r:id="rId14"/>
+          <w:headerReference w:type="first" r:id="rId15"/>
+          <w:footerReference w:type="first" r:id="rId16"/>
           <w:pgSz w:w="11906" w:h="16838"/>
           <w:pgMar w:top="2160" w:right="2160" w:bottom="2160" w:left="1440" w:header="708" w:footer="708" w:gutter="0"/>
           <w:pgNumType w:start="1"/>
@@ -13531,6 +14967,7 @@
         </w:rPr>
         <w:t xml:space="preserve"> </w:t>
       </w:r>
+      <w:proofErr w:type="gramStart"/>
       <w:r>
         <w:rPr>
           <w:rStyle w:val="citation-358"/>
@@ -13549,6 +14986,7 @@
         </w:rPr>
         <w:t xml:space="preserve"> .</w:t>
       </w:r>
+      <w:proofErr w:type="gramEnd"/>
     </w:p>
     <w:p>
       <w:pPr>
@@ -14891,6 +16329,7 @@
         </w:rPr>
         <w:t xml:space="preserve"> </w:t>
       </w:r>
+      <w:proofErr w:type="gramStart"/>
       <w:r>
         <w:rPr>
           <w:rStyle w:val="citation-351"/>
@@ -14926,6 +16365,7 @@
         </w:rPr>
         <w:t>حجز</w:t>
       </w:r>
+      <w:proofErr w:type="gramEnd"/>
       <w:r>
         <w:rPr>
           <w:rStyle w:val="citation-351"/>
@@ -14989,6 +16429,7 @@
         </w:rPr>
         <w:t xml:space="preserve"> </w:t>
       </w:r>
+      <w:proofErr w:type="gramStart"/>
       <w:r>
         <w:rPr>
           <w:rStyle w:val="citation-351"/>
@@ -15015,6 +16456,7 @@
         </w:rPr>
         <w:t xml:space="preserve"> </w:t>
       </w:r>
+      <w:proofErr w:type="gramEnd"/>
       <w:r>
         <w:rPr>
           <w:rStyle w:val="citation-351"/>
@@ -19988,6 +21430,7 @@
         </w:rPr>
         <w:t xml:space="preserve"> </w:t>
       </w:r>
+      <w:proofErr w:type="gramStart"/>
       <w:r>
         <w:rPr>
           <w:rFonts w:hint="cs"/>
@@ -20009,6 +21452,7 @@
         </w:rPr>
         <w:t>،</w:t>
       </w:r>
+      <w:proofErr w:type="gramEnd"/>
       <w:r>
         <w:rPr>
           <w:rFonts w:hint="cs"/>
@@ -23510,6 +24954,7 @@
         </w:rPr>
         <w:t xml:space="preserve"> </w:t>
       </w:r>
+      <w:proofErr w:type="gramStart"/>
       <w:r>
         <w:rPr>
           <w:rFonts w:asciiTheme="majorBidi" w:hAnsiTheme="majorBidi" w:cs="Times New Roman" w:hint="cs"/>
@@ -23537,8 +24982,9 @@
           <w:bCs/>
           <w:sz w:val="28"/>
         </w:rPr>
-        <w:t xml:space="preserve"> (Quality Assurance)</w:t>
-      </w:r>
+        <w:t xml:space="preserve"> (</w:t>
+      </w:r>
+      <w:proofErr w:type="gramEnd"/>
       <w:r>
         <w:rPr>
           <w:rFonts w:asciiTheme="majorBidi" w:hAnsiTheme="majorBidi"/>
@@ -23546,6 +24992,25 @@
           <w:bCs/>
           <w:sz w:val="28"/>
         </w:rPr>
+        <w:t>Quality Assurance</w:t>
+      </w:r>
+      <w:proofErr w:type="gramStart"/>
+      <w:r>
+        <w:rPr>
+          <w:rFonts w:asciiTheme="majorBidi" w:hAnsiTheme="majorBidi"/>
+          <w:b/>
+          <w:bCs/>
+          <w:sz w:val="28"/>
+        </w:rPr>
+        <w:t>)</w:t>
+      </w:r>
+      <w:r>
+        <w:rPr>
+          <w:rFonts w:asciiTheme="majorBidi" w:hAnsiTheme="majorBidi"/>
+          <w:b/>
+          <w:bCs/>
+          <w:sz w:val="28"/>
+        </w:rPr>
         <w:t xml:space="preserve"> </w:t>
       </w:r>
       <w:r>
@@ -23556,7 +25021,18 @@
           <w:sz w:val="28"/>
           <w:rtl/>
         </w:rPr>
-        <w:t xml:space="preserve">: </w:t>
+        <w:t>:</w:t>
+      </w:r>
+      <w:proofErr w:type="gramEnd"/>
+      <w:r>
+        <w:rPr>
+          <w:rFonts w:asciiTheme="majorBidi" w:eastAsia="Arial" w:hAnsiTheme="majorBidi"/>
+          <w:b/>
+          <w:bCs/>
+          <w:sz w:val="28"/>
+          <w:rtl/>
+        </w:rPr>
+        <w:t xml:space="preserve"> </w:t>
       </w:r>
       <w:r>
         <w:rPr>
@@ -27343,26 +28819,44 @@
           <w:sz w:val="28"/>
           <w:rtl/>
         </w:rPr>
-        <w:t>، وهي أطر تنظّم عملية بناء الأنظمة وتساعد على ضبط التخطيط والتنفيذ. وتتنوع هذه المنهجيات بحسب طبيعة المشروع، ومن أمثلتها</w:t>
-      </w:r>
+        <w:t xml:space="preserve">، وهي أطر تنظّم عملية بناء الأنظمة وتساعد على ضبط التخطيط والتنفيذ. وتتنوع هذه المنهجيات بحسب طبيعة المشروع، ومن </w:t>
+      </w:r>
+      <w:proofErr w:type="gramStart"/>
       <w:r>
         <w:rPr>
           <w:rFonts w:asciiTheme="majorBidi" w:hAnsiTheme="majorBidi"/>
           <w:sz w:val="28"/>
-        </w:rPr>
-        <w:t xml:space="preserve"> </w:t>
+          <w:rtl/>
+        </w:rPr>
+        <w:t>أمثلتها</w:t>
       </w:r>
       <w:r>
         <w:rPr>
           <w:rFonts w:asciiTheme="majorBidi" w:hAnsiTheme="majorBidi"/>
           <w:sz w:val="28"/>
         </w:rPr>
-        <w:t xml:space="preserve">: </w:t>
+        <w:t xml:space="preserve"> </w:t>
       </w:r>
       <w:r>
         <w:rPr>
           <w:rFonts w:asciiTheme="majorBidi" w:hAnsiTheme="majorBidi"/>
           <w:sz w:val="28"/>
+        </w:rPr>
+        <w:t>:</w:t>
+      </w:r>
+      <w:proofErr w:type="gramEnd"/>
+      <w:r>
+        <w:rPr>
+          <w:rFonts w:asciiTheme="majorBidi" w:hAnsiTheme="majorBidi"/>
+          <w:sz w:val="28"/>
+        </w:rPr>
+        <w:t xml:space="preserve"> </w:t>
+      </w:r>
+      <w:proofErr w:type="gramStart"/>
+      <w:r>
+        <w:rPr>
+          <w:rFonts w:asciiTheme="majorBidi" w:hAnsiTheme="majorBidi"/>
+          <w:sz w:val="28"/>
           <w:rtl/>
         </w:rPr>
         <w:t xml:space="preserve">الشلال </w:t>
@@ -27372,12 +28866,20 @@
           <w:rFonts w:asciiTheme="majorBidi" w:hAnsiTheme="majorBidi"/>
           <w:sz w:val="28"/>
         </w:rPr>
-        <w:t xml:space="preserve"> (Waterfall)</w:t>
-      </w:r>
+        <w:t xml:space="preserve"> (</w:t>
+      </w:r>
+      <w:proofErr w:type="gramEnd"/>
       <w:r>
         <w:rPr>
           <w:rFonts w:asciiTheme="majorBidi" w:hAnsiTheme="majorBidi"/>
           <w:sz w:val="28"/>
+        </w:rPr>
+        <w:t>Waterfall)</w:t>
+      </w:r>
+      <w:r>
+        <w:rPr>
+          <w:rFonts w:asciiTheme="majorBidi" w:hAnsiTheme="majorBidi"/>
+          <w:sz w:val="28"/>
           <w:rtl/>
         </w:rPr>
         <w:t xml:space="preserve">، النماذج </w:t>
@@ -27397,45 +28899,96 @@
           <w:rFonts w:asciiTheme="majorBidi" w:hAnsiTheme="majorBidi"/>
           <w:sz w:val="28"/>
         </w:rPr>
-        <w:t xml:space="preserve"> (Incremental Models)  </w:t>
-      </w:r>
+        <w:t xml:space="preserve"> (Incremental </w:t>
+      </w:r>
+      <w:proofErr w:type="gramStart"/>
       <w:r>
         <w:rPr>
           <w:rFonts w:asciiTheme="majorBidi" w:hAnsiTheme="majorBidi"/>
           <w:sz w:val="28"/>
-          <w:rtl/>
-        </w:rPr>
-        <w:t>، النموذج الحلزون</w:t>
+        </w:rPr>
+        <w:t xml:space="preserve">Models)  </w:t>
       </w:r>
       <w:r>
         <w:rPr>
           <w:rFonts w:asciiTheme="majorBidi" w:hAnsiTheme="majorBidi"/>
           <w:sz w:val="28"/>
-        </w:rPr>
-        <w:t xml:space="preserve"> (Spiral Model) </w:t>
-      </w:r>
+          <w:rtl/>
+        </w:rPr>
+        <w:t>،</w:t>
+      </w:r>
+      <w:proofErr w:type="gramEnd"/>
       <w:r>
         <w:rPr>
           <w:rFonts w:asciiTheme="majorBidi" w:hAnsiTheme="majorBidi"/>
           <w:sz w:val="28"/>
           <w:rtl/>
         </w:rPr>
-        <w:t>، منهجية</w:t>
+        <w:t xml:space="preserve"> النموذج الحلزون</w:t>
       </w:r>
       <w:r>
         <w:rPr>
           <w:rFonts w:asciiTheme="majorBidi" w:hAnsiTheme="majorBidi"/>
           <w:sz w:val="28"/>
         </w:rPr>
-        <w:t xml:space="preserve"> RAD </w:t>
-      </w:r>
+        <w:t xml:space="preserve"> (Spiral Model</w:t>
+      </w:r>
+      <w:proofErr w:type="gramStart"/>
       <w:r>
         <w:rPr>
           <w:rFonts w:asciiTheme="majorBidi" w:hAnsiTheme="majorBidi"/>
           <w:sz w:val="28"/>
-          <w:rtl/>
-        </w:rPr>
-        <w:t>، منهجية</w:t>
+        </w:rPr>
+        <w:t xml:space="preserve">) </w:t>
+      </w:r>
+      <w:r>
+        <w:rPr>
+          <w:rFonts w:asciiTheme="majorBidi" w:hAnsiTheme="majorBidi"/>
+          <w:sz w:val="28"/>
+          <w:rtl/>
+        </w:rPr>
+        <w:t>،</w:t>
+      </w:r>
+      <w:proofErr w:type="gramEnd"/>
+      <w:r>
+        <w:rPr>
+          <w:rFonts w:asciiTheme="majorBidi" w:hAnsiTheme="majorBidi"/>
+          <w:sz w:val="28"/>
+          <w:rtl/>
+        </w:rPr>
+        <w:t xml:space="preserve"> منهجية</w:t>
+      </w:r>
+      <w:r>
+        <w:rPr>
+          <w:rFonts w:asciiTheme="majorBidi" w:hAnsiTheme="majorBidi"/>
+          <w:sz w:val="28"/>
+        </w:rPr>
+        <w:t xml:space="preserve"> </w:t>
+      </w:r>
+      <w:proofErr w:type="gramStart"/>
+      <w:r>
+        <w:rPr>
+          <w:rFonts w:asciiTheme="majorBidi" w:hAnsiTheme="majorBidi"/>
+          <w:sz w:val="28"/>
+        </w:rPr>
+        <w:t xml:space="preserve">RAD </w:t>
+      </w:r>
+      <w:r>
+        <w:rPr>
+          <w:rFonts w:asciiTheme="majorBidi" w:hAnsiTheme="majorBidi"/>
+          <w:sz w:val="28"/>
+          <w:rtl/>
+        </w:rPr>
+        <w:t>،</w:t>
+      </w:r>
+      <w:proofErr w:type="gramEnd"/>
+      <w:r>
+        <w:rPr>
+          <w:rFonts w:asciiTheme="majorBidi" w:hAnsiTheme="majorBidi"/>
+          <w:sz w:val="28"/>
+          <w:rtl/>
+        </w:rPr>
+        <w:t xml:space="preserve"> منهجية</w:t>
       </w:r>
       <w:r>
         <w:rPr>
@@ -27477,23 +29030,41 @@
           <w:rtl/>
         </w:rPr>
         <w:lastRenderedPageBreak/>
-        <w:t xml:space="preserve">وبين هذه النماذج، وقع اختيارنا على منهجية أجايل </w:t>
-      </w:r>
+        <w:t xml:space="preserve">وبين هذه النماذج، وقع اختيارنا على منهجية </w:t>
+      </w:r>
+      <w:proofErr w:type="gramStart"/>
       <w:r>
         <w:rPr>
           <w:rFonts w:asciiTheme="majorBidi" w:hAnsiTheme="majorBidi"/>
           <w:sz w:val="28"/>
-        </w:rPr>
-        <w:t xml:space="preserve"> (Agile Methodology)</w:t>
+          <w:rtl/>
+        </w:rPr>
+        <w:t xml:space="preserve">أجايل </w:t>
       </w:r>
       <w:r>
         <w:rPr>
           <w:rFonts w:asciiTheme="majorBidi" w:hAnsiTheme="majorBidi"/>
           <w:sz w:val="28"/>
+        </w:rPr>
+        <w:t xml:space="preserve"> (</w:t>
+      </w:r>
+      <w:proofErr w:type="gramEnd"/>
+      <w:r>
+        <w:rPr>
+          <w:rFonts w:asciiTheme="majorBidi" w:hAnsiTheme="majorBidi"/>
+          <w:sz w:val="28"/>
+        </w:rPr>
+        <w:t>Agile Methodology)</w:t>
+      </w:r>
+      <w:r>
+        <w:rPr>
+          <w:rFonts w:asciiTheme="majorBidi" w:hAnsiTheme="majorBidi"/>
+          <w:sz w:val="28"/>
           <w:rtl/>
         </w:rPr>
         <w:t xml:space="preserve">، حيث يقوم العمل فيها على دورات تطوير قصيرة ومتكررة تعرف باسم </w:t>
       </w:r>
+      <w:proofErr w:type="gramStart"/>
       <w:r>
         <w:rPr>
           <w:rFonts w:asciiTheme="majorBidi" w:hAnsiTheme="majorBidi"/>
@@ -27514,7 +29085,16 @@
           <w:sz w:val="28"/>
           <w:rtl/>
         </w:rPr>
-        <w:t xml:space="preserve">. </w:t>
+        <w:t>.</w:t>
+      </w:r>
+      <w:proofErr w:type="gramEnd"/>
+      <w:r>
+        <w:rPr>
+          <w:rFonts w:asciiTheme="majorBidi" w:hAnsiTheme="majorBidi" w:hint="cs"/>
+          <w:sz w:val="28"/>
+          <w:rtl/>
+        </w:rPr>
+        <w:t xml:space="preserve"> </w:t>
       </w:r>
       <w:r>
         <w:rPr>
@@ -27681,7 +29261,7 @@
           <w:lang w:val="ar-SA"/>
         </w:rPr>
         <w:drawing>
-          <wp:inline distT="0" distB="0" distL="0" distR="0" wp14:anchorId="544E6ED6" wp14:editId="2A307A6E">
+          <wp:inline distT="0" distB="0" distL="0" distR="0" wp14:anchorId="544E6ED6" wp14:editId="34AC1F88">
             <wp:extent cx="5731510" cy="4109720"/>
             <wp:effectExtent l="0" t="0" r="2540" b="5080"/>
             <wp:docPr id="1" name="Picture 1"/>
@@ -27696,7 +29276,7 @@
                     <pic:cNvPicPr/>
                   </pic:nvPicPr>
                   <pic:blipFill>
-                    <a:blip r:embed="rId18" cstate="print">
+                    <a:blip r:embed="rId17" cstate="print">
                       <a:extLst>
                         <a:ext uri="{28A0092B-C50C-407E-A947-70E740481C1C}">
                           <a14:useLocalDpi xmlns:a14="http://schemas.microsoft.com/office/drawing/2010/main" val="0"/>
@@ -27730,7 +29310,7 @@
           <w:rtl/>
         </w:rPr>
         <w:sectPr>
-          <w:headerReference w:type="default" r:id="rId19"/>
+          <w:headerReference w:type="default" r:id="rId18"/>
           <w:pgSz w:w="11906" w:h="16838"/>
           <w:pgMar w:top="1440" w:right="1440" w:bottom="1440" w:left="1440" w:header="708" w:footer="708" w:gutter="0"/>
           <w:cols w:space="708"/>
@@ -30393,6 +31973,7 @@
         </w:rPr>
         <w:t xml:space="preserve"> </w:t>
       </w:r>
+      <w:proofErr w:type="gramStart"/>
       <w:r>
         <w:rPr>
           <w:rFonts w:asciiTheme="majorBidi" w:hAnsiTheme="majorBidi" w:cs="Times New Roman" w:hint="cs"/>
@@ -30407,7 +31988,16 @@
           <w:sz w:val="28"/>
           <w:rtl/>
         </w:rPr>
-        <w:t xml:space="preserve"> . </w:t>
+        <w:t xml:space="preserve"> .</w:t>
+      </w:r>
+      <w:proofErr w:type="gramEnd"/>
+      <w:r>
+        <w:rPr>
+          <w:rFonts w:asciiTheme="majorBidi" w:hAnsiTheme="majorBidi" w:cs="Times New Roman"/>
+          <w:sz w:val="28"/>
+          <w:rtl/>
+        </w:rPr>
+        <w:t xml:space="preserve"> </w:t>
       </w:r>
       <w:r>
         <w:rPr>
@@ -31732,7 +33322,15 @@
           <w:rFonts w:asciiTheme="majorBidi" w:hAnsiTheme="majorBidi"/>
           <w:sz w:val="28"/>
         </w:rPr>
-        <w:t>Agile Methodology</w:t>
+        <w:t xml:space="preserve">Agile </w:t>
+      </w:r>
+      <w:proofErr w:type="gramStart"/>
+      <w:r>
+        <w:rPr>
+          <w:rFonts w:asciiTheme="majorBidi" w:hAnsiTheme="majorBidi"/>
+          <w:sz w:val="28"/>
+        </w:rPr>
+        <w:t>Methodology</w:t>
       </w:r>
       <w:r>
         <w:rPr>
@@ -31749,6 +33347,7 @@
         </w:rPr>
         <w:t>لضمان</w:t>
       </w:r>
+      <w:proofErr w:type="gramEnd"/>
       <w:r>
         <w:rPr>
           <w:rFonts w:asciiTheme="majorBidi" w:hAnsiTheme="majorBidi" w:cs="Times New Roman"/>
@@ -32160,6 +33759,7 @@
         </w:rPr>
         <w:t xml:space="preserve"> </w:t>
       </w:r>
+      <w:proofErr w:type="gramStart"/>
       <w:r>
         <w:rPr>
           <w:rFonts w:asciiTheme="majorBidi" w:hAnsiTheme="majorBidi" w:cs="Times New Roman" w:hint="cs"/>
@@ -32183,6 +33783,7 @@
         </w:rPr>
         <w:t>.</w:t>
       </w:r>
+      <w:proofErr w:type="gramEnd"/>
     </w:p>
     <w:p>
       <w:pPr>
@@ -32257,6 +33858,7 @@
         </w:rPr>
         <w:t xml:space="preserve">2.1 </w:t>
       </w:r>
+      <w:proofErr w:type="gramStart"/>
       <w:r>
         <w:rPr>
           <w:rFonts w:hint="cs"/>
@@ -32269,7 +33871,15 @@
           <w:rFonts w:asciiTheme="majorBidi" w:hAnsiTheme="majorBidi"/>
           <w:sz w:val="28"/>
         </w:rPr>
-        <w:t>(Introduction</w:t>
+        <w:t>(</w:t>
+      </w:r>
+      <w:proofErr w:type="gramEnd"/>
+      <w:r>
+        <w:rPr>
+          <w:rFonts w:asciiTheme="majorBidi" w:hAnsiTheme="majorBidi"/>
+          <w:sz w:val="28"/>
+        </w:rPr>
+        <w:t>Introduction</w:t>
       </w:r>
       <w:r>
         <w:rPr>
@@ -32311,7 +33921,15 @@
           <w:rFonts w:hint="cs"/>
           <w:rtl/>
         </w:rPr>
-        <w:t xml:space="preserve">الدراسات السابقة </w:t>
+        <w:t xml:space="preserve">الدراسات </w:t>
+      </w:r>
+      <w:proofErr w:type="gramStart"/>
+      <w:r>
+        <w:rPr>
+          <w:rFonts w:hint="cs"/>
+          <w:rtl/>
+        </w:rPr>
+        <w:t xml:space="preserve">السابقة </w:t>
       </w:r>
       <w:r>
         <w:rPr>
@@ -32326,7 +33944,15 @@
           <w:rFonts w:asciiTheme="majorBidi" w:hAnsiTheme="majorBidi"/>
           <w:sz w:val="28"/>
         </w:rPr>
-        <w:t>(Previous Studies)</w:t>
+        <w:t>(</w:t>
+      </w:r>
+      <w:proofErr w:type="gramEnd"/>
+      <w:r>
+        <w:rPr>
+          <w:rFonts w:asciiTheme="majorBidi" w:hAnsiTheme="majorBidi"/>
+          <w:sz w:val="28"/>
+        </w:rPr>
+        <w:t>Previous Studies)</w:t>
       </w:r>
     </w:p>
     <w:p>
@@ -32354,7 +33980,15 @@
           <w:rFonts w:hint="cs"/>
           <w:rtl/>
         </w:rPr>
-        <w:t xml:space="preserve">الفجوة البحثية </w:t>
+        <w:t>الفجوة البحثية</w:t>
+      </w:r>
+      <w:proofErr w:type="gramStart"/>
+      <w:r>
+        <w:rPr>
+          <w:rFonts w:hint="cs"/>
+          <w:rtl/>
+        </w:rPr>
+        <w:t xml:space="preserve"> </w:t>
       </w:r>
       <w:r>
         <w:rPr>
@@ -32365,6 +33999,7 @@
       <w:r>
         <w:t>(</w:t>
       </w:r>
+      <w:proofErr w:type="gramEnd"/>
       <w:r>
         <w:rPr>
           <w:rFonts w:asciiTheme="majorBidi" w:hAnsiTheme="majorBidi"/>
@@ -32409,14 +34044,29 @@
         <w:rPr>
           <w:rtl/>
         </w:rPr>
-        <w:t xml:space="preserve">الأدوات المستخدمة في المشروع  </w:t>
+        <w:t xml:space="preserve">الأدوات المستخدمة في </w:t>
+      </w:r>
+      <w:proofErr w:type="gramStart"/>
+      <w:r>
+        <w:rPr>
+          <w:rtl/>
+        </w:rPr>
+        <w:t xml:space="preserve">المشروع  </w:t>
       </w:r>
       <w:r>
         <w:rPr>
           <w:rFonts w:asciiTheme="majorBidi" w:hAnsiTheme="majorBidi"/>
           <w:sz w:val="28"/>
         </w:rPr>
-        <w:t>(Tools Used in the Project)</w:t>
+        <w:t>(</w:t>
+      </w:r>
+      <w:proofErr w:type="gramEnd"/>
+      <w:r>
+        <w:rPr>
+          <w:rFonts w:asciiTheme="majorBidi" w:hAnsiTheme="majorBidi"/>
+          <w:sz w:val="28"/>
+        </w:rPr>
+        <w:t>Tools Used in the Project)</w:t>
       </w:r>
       <w:r>
         <w:t xml:space="preserve"> </w:t>
@@ -32428,7 +34078,7 @@
           <w:rtl/>
         </w:rPr>
         <w:sectPr>
-          <w:footerReference w:type="first" r:id="rId20"/>
+          <w:footerReference w:type="first" r:id="rId19"/>
           <w:pgSz w:w="11906" w:h="16838"/>
           <w:pgMar w:top="1440" w:right="1440" w:bottom="1440" w:left="1440" w:header="708" w:footer="708" w:gutter="0"/>
           <w:cols w:space="708"/>
@@ -32464,15 +34114,24 @@
           <w:rFonts w:hint="cs"/>
           <w:rtl/>
         </w:rPr>
-        <w:t xml:space="preserve">ملخص الفصل  </w:t>
-      </w:r>
+        <w:t xml:space="preserve">ملخص </w:t>
+      </w:r>
+      <w:proofErr w:type="gramStart"/>
       <w:r>
         <w:rPr>
           <w:rFonts w:hint="cs"/>
           <w:rtl/>
         </w:rPr>
+        <w:t xml:space="preserve">الفصل  </w:t>
+      </w:r>
+      <w:r>
+        <w:rPr>
+          <w:rFonts w:hint="cs"/>
+          <w:rtl/>
+        </w:rPr>
         <w:t>(</w:t>
       </w:r>
+      <w:proofErr w:type="gramEnd"/>
       <w:r>
         <w:rPr>
           <w:rFonts w:asciiTheme="majorBidi" w:hAnsiTheme="majorBidi"/>
@@ -32891,7 +34550,17 @@
           <w:bCs/>
           <w:sz w:val="28"/>
         </w:rPr>
-        <w:t>.2.1</w:t>
+        <w:t>.2.</w:t>
+      </w:r>
+      <w:proofErr w:type="gramStart"/>
+      <w:r>
+        <w:rPr>
+          <w:rFonts w:asciiTheme="majorBidi" w:hAnsiTheme="majorBidi"/>
+          <w:b/>
+          <w:bCs/>
+          <w:sz w:val="28"/>
+        </w:rPr>
+        <w:t>1</w:t>
       </w:r>
       <w:r>
         <w:rPr>
@@ -32913,6 +34582,7 @@
         </w:rPr>
         <w:t>منصة</w:t>
       </w:r>
+      <w:proofErr w:type="gramEnd"/>
       <w:r>
         <w:rPr>
           <w:rFonts w:asciiTheme="majorBidi" w:hAnsiTheme="majorBidi"/>
@@ -34522,6 +36192,7 @@
         </w:rPr>
         <w:t xml:space="preserve">.2.2     </w:t>
       </w:r>
+      <w:proofErr w:type="gramStart"/>
       <w:r>
         <w:rPr>
           <w:rFonts w:asciiTheme="majorBidi" w:hAnsiTheme="majorBidi" w:hint="cs"/>
@@ -34540,18 +36211,19 @@
           <w:sz w:val="28"/>
           <w:rtl/>
         </w:rPr>
-        <w:t>منصة الطبي</w:t>
-      </w:r>
+        <w:t>منصة</w:t>
+      </w:r>
+      <w:proofErr w:type="gramEnd"/>
       <w:r>
         <w:rPr>
           <w:rFonts w:asciiTheme="majorBidi" w:hAnsiTheme="majorBidi"/>
           <w:b/>
           <w:bCs/>
           <w:sz w:val="28"/>
-        </w:rPr>
-        <w:t xml:space="preserve"> (</w:t>
-      </w:r>
-      <w:proofErr w:type="spellStart"/>
+          <w:rtl/>
+        </w:rPr>
+        <w:t xml:space="preserve"> الطبي</w:t>
+      </w:r>
       <w:r>
         <w:rPr>
           <w:rFonts w:asciiTheme="majorBidi" w:hAnsiTheme="majorBidi"/>
@@ -34559,9 +36231,9 @@
           <w:bCs/>
           <w:sz w:val="28"/>
         </w:rPr>
-        <w:t>Altibbi</w:t>
-      </w:r>
-      <w:proofErr w:type="spellEnd"/>
+        <w:t xml:space="preserve"> (</w:t>
+      </w:r>
+      <w:proofErr w:type="spellStart"/>
       <w:r>
         <w:rPr>
           <w:rFonts w:asciiTheme="majorBidi" w:hAnsiTheme="majorBidi"/>
@@ -34569,14 +36241,24 @@
           <w:bCs/>
           <w:sz w:val="28"/>
         </w:rPr>
-        <w:t xml:space="preserve">) – </w:t>
-      </w:r>
+        <w:t>Altibbi</w:t>
+      </w:r>
+      <w:proofErr w:type="spellEnd"/>
       <w:r>
         <w:rPr>
           <w:rFonts w:asciiTheme="majorBidi" w:hAnsiTheme="majorBidi"/>
           <w:b/>
           <w:bCs/>
           <w:sz w:val="28"/>
+        </w:rPr>
+        <w:t xml:space="preserve">) – </w:t>
+      </w:r>
+      <w:r>
+        <w:rPr>
+          <w:rFonts w:asciiTheme="majorBidi" w:hAnsiTheme="majorBidi"/>
+          <w:b/>
+          <w:bCs/>
+          <w:sz w:val="28"/>
           <w:rtl/>
         </w:rPr>
         <w:t>الوطن العربي</w:t>
@@ -34630,7 +36312,16 @@
           <w:sz w:val="28"/>
           <w:rtl/>
         </w:rPr>
-        <w:t xml:space="preserve">تُعتبر منصة </w:t>
+        <w:t xml:space="preserve">تُعتبر </w:t>
+      </w:r>
+      <w:proofErr w:type="gramStart"/>
+      <w:r>
+        <w:rPr>
+          <w:rFonts w:asciiTheme="majorBidi" w:hAnsiTheme="majorBidi" w:cstheme="majorBidi"/>
+          <w:sz w:val="28"/>
+          <w:rtl/>
+        </w:rPr>
+        <w:t xml:space="preserve">منصة </w:t>
       </w:r>
       <w:r>
         <w:rPr>
@@ -34652,6 +36343,7 @@
         <w:t>Altibbi</w:t>
       </w:r>
       <w:proofErr w:type="spellEnd"/>
+      <w:proofErr w:type="gramEnd"/>
       <w:r>
         <w:rPr>
           <w:rFonts w:asciiTheme="majorBidi" w:hAnsiTheme="majorBidi" w:cstheme="majorBidi"/>
@@ -34956,6 +36648,7 @@
         </w:rPr>
         <w:t>.2.</w:t>
       </w:r>
+      <w:proofErr w:type="gramStart"/>
       <w:r>
         <w:rPr>
           <w:rFonts w:asciiTheme="majorBidi" w:hAnsiTheme="majorBidi"/>
@@ -34975,6 +36668,7 @@
         </w:rPr>
         <w:t>2  منصة</w:t>
       </w:r>
+      <w:proofErr w:type="gramEnd"/>
       <w:r>
         <w:rPr>
           <w:rFonts w:asciiTheme="majorBidi" w:hAnsiTheme="majorBidi"/>
@@ -35028,7 +36722,16 @@
           <w:sz w:val="28"/>
           <w:rtl/>
         </w:rPr>
-        <w:t xml:space="preserve">      تُعد منصة </w:t>
+        <w:t xml:space="preserve">      تُعد </w:t>
+      </w:r>
+      <w:proofErr w:type="gramStart"/>
+      <w:r>
+        <w:rPr>
+          <w:rFonts w:asciiTheme="majorBidi" w:hAnsiTheme="majorBidi"/>
+          <w:sz w:val="28"/>
+          <w:rtl/>
+        </w:rPr>
+        <w:t xml:space="preserve">منصة </w:t>
       </w:r>
       <w:r>
         <w:rPr>
@@ -35050,6 +36753,7 @@
         <w:t>Practo</w:t>
       </w:r>
       <w:proofErr w:type="spellEnd"/>
+      <w:proofErr w:type="gramEnd"/>
       <w:r>
         <w:rPr>
           <w:rFonts w:asciiTheme="majorBidi" w:hAnsiTheme="majorBidi"/>
@@ -36158,14 +37862,16 @@
           <w:sz w:val="28"/>
           <w:rtl/>
         </w:rPr>
-        <w:t>بكفاءة عالية. يوفر مجموعة قوية من الميزات لتنظيم المسارات</w:t>
-      </w:r>
+        <w:t xml:space="preserve">بكفاءة عالية. يوفر مجموعة قوية من الميزات لتنظيم </w:t>
+      </w:r>
+      <w:proofErr w:type="gramStart"/>
       <w:r>
         <w:rPr>
           <w:rFonts w:asciiTheme="majorBidi" w:hAnsiTheme="majorBidi"/>
           <w:sz w:val="28"/>
-        </w:rPr>
-        <w:t xml:space="preserve"> </w:t>
+          <w:rtl/>
+        </w:rPr>
+        <w:t>المسارات</w:t>
       </w:r>
       <w:r>
         <w:rPr>
@@ -36179,6 +37885,13 @@
           <w:rFonts w:asciiTheme="majorBidi" w:hAnsiTheme="majorBidi"/>
           <w:sz w:val="28"/>
         </w:rPr>
+        <w:t xml:space="preserve"> </w:t>
+      </w:r>
+      <w:r>
+        <w:rPr>
+          <w:rFonts w:asciiTheme="majorBidi" w:hAnsiTheme="majorBidi"/>
+          <w:sz w:val="28"/>
+        </w:rPr>
         <w:t xml:space="preserve">(Routing) </w:t>
       </w:r>
       <w:r>
@@ -36195,7 +37908,16 @@
           <w:sz w:val="28"/>
           <w:rtl/>
         </w:rPr>
-        <w:t>وإدارة الطلبات والاستجابات، وهو المحرك الأساسي الذي يدير العمليات المنطقية في خلفية المنصة الطبية</w:t>
+        <w:t>وإدارة</w:t>
+      </w:r>
+      <w:proofErr w:type="gramEnd"/>
+      <w:r>
+        <w:rPr>
+          <w:rFonts w:asciiTheme="majorBidi" w:hAnsiTheme="majorBidi"/>
+          <w:sz w:val="28"/>
+          <w:rtl/>
+        </w:rPr>
+        <w:t xml:space="preserve"> الطلبات والاستجابات، وهو المحرك الأساسي الذي يدير العمليات المنطقية في خلفية المنصة الطبية</w:t>
       </w:r>
       <w:r>
         <w:rPr>
@@ -36234,15 +37956,17 @@
           <w:bCs/>
           <w:sz w:val="28"/>
         </w:rPr>
-        <w:t>Prisma (ORM</w:t>
-      </w:r>
+        <w:t>Prisma (</w:t>
+      </w:r>
+      <w:proofErr w:type="gramStart"/>
       <w:r>
         <w:rPr>
           <w:rFonts w:asciiTheme="majorBidi" w:hAnsiTheme="majorBidi"/>
           <w:b/>
-          <w:sz w:val="28"/>
-        </w:rPr>
-        <w:t>)</w:t>
+          <w:bCs/>
+          <w:sz w:val="28"/>
+        </w:rPr>
+        <w:t>ORM</w:t>
       </w:r>
       <w:r>
         <w:rPr>
@@ -36250,17 +37974,26 @@
           <w:b/>
           <w:sz w:val="28"/>
         </w:rPr>
-        <w:t xml:space="preserve"> </w:t>
+        <w:t>)</w:t>
       </w:r>
       <w:r>
         <w:rPr>
           <w:rFonts w:asciiTheme="majorBidi" w:hAnsiTheme="majorBidi"/>
           <w:b/>
           <w:sz w:val="28"/>
+        </w:rPr>
+        <w:t xml:space="preserve"> </w:t>
+      </w:r>
+      <w:r>
+        <w:rPr>
+          <w:rFonts w:asciiTheme="majorBidi" w:hAnsiTheme="majorBidi"/>
+          <w:b/>
+          <w:sz w:val="28"/>
           <w:rtl/>
         </w:rPr>
         <w:t xml:space="preserve"> :</w:t>
       </w:r>
+      <w:proofErr w:type="gramEnd"/>
     </w:p>
     <w:p>
       <w:pPr>
@@ -36417,7 +38150,16 @@
           <w:b/>
           <w:sz w:val="28"/>
         </w:rPr>
-        <w:t>MariaDB Server</w:t>
+        <w:t xml:space="preserve">MariaDB </w:t>
+      </w:r>
+      <w:proofErr w:type="gramStart"/>
+      <w:r>
+        <w:rPr>
+          <w:rFonts w:asciiTheme="majorBidi" w:hAnsiTheme="majorBidi"/>
+          <w:b/>
+          <w:sz w:val="28"/>
+        </w:rPr>
+        <w:t>Server</w:t>
       </w:r>
       <w:r>
         <w:rPr>
@@ -36428,6 +38170,7 @@
         </w:rPr>
         <w:t xml:space="preserve"> :</w:t>
       </w:r>
+      <w:proofErr w:type="gramEnd"/>
     </w:p>
     <w:p>
       <w:pPr>
@@ -36491,7 +38234,17 @@
           <w:bCs/>
           <w:sz w:val="28"/>
         </w:rPr>
-        <w:t>HTML5</w:t>
+        <w:t>HTML</w:t>
+      </w:r>
+      <w:proofErr w:type="gramStart"/>
+      <w:r>
+        <w:rPr>
+          <w:rFonts w:asciiTheme="majorBidi" w:hAnsiTheme="majorBidi" w:cstheme="majorBidi"/>
+          <w:b/>
+          <w:bCs/>
+          <w:sz w:val="28"/>
+        </w:rPr>
+        <w:t>5</w:t>
       </w:r>
       <w:r>
         <w:rPr>
@@ -36502,6 +38255,7 @@
         </w:rPr>
         <w:t xml:space="preserve"> :</w:t>
       </w:r>
+      <w:proofErr w:type="gramEnd"/>
     </w:p>
     <w:p>
       <w:pPr>
@@ -36557,7 +38311,16 @@
           <w:b/>
           <w:sz w:val="28"/>
         </w:rPr>
-        <w:t xml:space="preserve"> HTML5 </w:t>
+        <w:t xml:space="preserve"> HTML</w:t>
+      </w:r>
+      <w:proofErr w:type="gramStart"/>
+      <w:r>
+        <w:rPr>
+          <w:rFonts w:asciiTheme="majorBidi" w:hAnsiTheme="majorBidi" w:cstheme="majorBidi"/>
+          <w:b/>
+          <w:sz w:val="28"/>
+        </w:rPr>
+        <w:t xml:space="preserve">5 </w:t>
       </w:r>
       <w:r>
         <w:rPr>
@@ -36575,15 +38338,34 @@
           <w:sz w:val="28"/>
           <w:rtl/>
         </w:rPr>
-        <w:t>الميزات الحديثة مثل الوسائط المتعددة (فيديوهات المقالات الطبية) والعناصر الدلالية</w:t>
-      </w:r>
+        <w:t>الميزات</w:t>
+      </w:r>
+      <w:proofErr w:type="gramEnd"/>
       <w:r>
         <w:rPr>
           <w:rFonts w:asciiTheme="majorBidi" w:hAnsiTheme="majorBidi" w:cstheme="majorBidi"/>
           <w:b/>
           <w:sz w:val="28"/>
-        </w:rPr>
-        <w:t xml:space="preserve"> (Semantic Tags) </w:t>
+          <w:rtl/>
+        </w:rPr>
+        <w:t xml:space="preserve"> الحديثة مثل الوسائط المتعددة (فيديوهات المقالات الطبية) والعناصر الدلالية</w:t>
+      </w:r>
+      <w:r>
+        <w:rPr>
+          <w:rFonts w:asciiTheme="majorBidi" w:hAnsiTheme="majorBidi" w:cstheme="majorBidi"/>
+          <w:b/>
+          <w:sz w:val="28"/>
+        </w:rPr>
+        <w:t xml:space="preserve"> (Semantic </w:t>
+      </w:r>
+      <w:proofErr w:type="gramStart"/>
+      <w:r>
+        <w:rPr>
+          <w:rFonts w:asciiTheme="majorBidi" w:hAnsiTheme="majorBidi" w:cstheme="majorBidi"/>
+          <w:b/>
+          <w:sz w:val="28"/>
+        </w:rPr>
+        <w:t xml:space="preserve">Tags) </w:t>
       </w:r>
       <w:r>
         <w:rPr>
@@ -36601,7 +38383,17 @@
           <w:sz w:val="28"/>
           <w:rtl/>
         </w:rPr>
-        <w:t>التي تحسن من تجربة المستخدم وأداء محركات البحث</w:t>
+        <w:t>التي</w:t>
+      </w:r>
+      <w:proofErr w:type="gramEnd"/>
+      <w:r>
+        <w:rPr>
+          <w:rFonts w:asciiTheme="majorBidi" w:hAnsiTheme="majorBidi" w:cstheme="majorBidi"/>
+          <w:b/>
+          <w:sz w:val="28"/>
+          <w:rtl/>
+        </w:rPr>
+        <w:t xml:space="preserve"> تحسن من تجربة المستخدم وأداء محركات البحث</w:t>
       </w:r>
       <w:r>
         <w:rPr>
@@ -36823,22 +38615,39 @@
           <w:rFonts w:asciiTheme="majorBidi" w:hAnsiTheme="majorBidi"/>
           <w:sz w:val="28"/>
         </w:rPr>
-        <w:t xml:space="preserve"> (BMI)</w:t>
-      </w:r>
+        <w:t xml:space="preserve"> (BMI</w:t>
+      </w:r>
+      <w:proofErr w:type="gramStart"/>
       <w:r>
         <w:rPr>
           <w:rFonts w:asciiTheme="majorBidi" w:hAnsiTheme="majorBidi"/>
           <w:sz w:val="28"/>
         </w:rPr>
-        <w:t xml:space="preserve"> </w:t>
+        <w:t>)</w:t>
       </w:r>
       <w:r>
         <w:rPr>
           <w:rFonts w:asciiTheme="majorBidi" w:hAnsiTheme="majorBidi"/>
           <w:sz w:val="28"/>
-          <w:rtl/>
-        </w:rPr>
-        <w:t>، تحديث بيانات التتبع الصحي لحظياً، والاتصال بواجهات البرمجة</w:t>
+        </w:rPr>
+        <w:t xml:space="preserve"> </w:t>
+      </w:r>
+      <w:r>
+        <w:rPr>
+          <w:rFonts w:asciiTheme="majorBidi" w:hAnsiTheme="majorBidi"/>
+          <w:sz w:val="28"/>
+          <w:rtl/>
+        </w:rPr>
+        <w:t>،</w:t>
+      </w:r>
+      <w:proofErr w:type="gramEnd"/>
+      <w:r>
+        <w:rPr>
+          <w:rFonts w:asciiTheme="majorBidi" w:hAnsiTheme="majorBidi"/>
+          <w:sz w:val="28"/>
+          <w:rtl/>
+        </w:rPr>
+        <w:t xml:space="preserve"> تحديث بيانات التتبع الصحي لحظياً، والاتصال بواجهات البرمجة</w:t>
       </w:r>
       <w:r>
         <w:rPr>
@@ -36985,6 +38794,7 @@
           <w:sz w:val="28"/>
         </w:rPr>
       </w:pPr>
+      <w:proofErr w:type="gramStart"/>
       <w:r>
         <w:rPr>
           <w:rFonts w:asciiTheme="majorBidi" w:hAnsiTheme="majorBidi" w:cstheme="majorBidi"/>
@@ -36992,8 +38802,9 @@
           <w:bCs/>
           <w:sz w:val="28"/>
         </w:rPr>
-        <w:t>:PWA(</w:t>
-      </w:r>
+        <w:t>:PWA</w:t>
+      </w:r>
+      <w:proofErr w:type="gramEnd"/>
       <w:r>
         <w:rPr>
           <w:rFonts w:asciiTheme="majorBidi" w:hAnsiTheme="majorBidi" w:cstheme="majorBidi"/>
@@ -37001,7 +38812,7 @@
           <w:bCs/>
           <w:sz w:val="28"/>
         </w:rPr>
-        <w:t>Progressive Web Apps</w:t>
+        <w:t>(</w:t>
       </w:r>
       <w:r>
         <w:rPr>
@@ -37010,6 +38821,15 @@
           <w:bCs/>
           <w:sz w:val="28"/>
         </w:rPr>
+        <w:t>Progressive Web Apps</w:t>
+      </w:r>
+      <w:r>
+        <w:rPr>
+          <w:rFonts w:asciiTheme="majorBidi" w:hAnsiTheme="majorBidi" w:cstheme="majorBidi"/>
+          <w:b/>
+          <w:bCs/>
+          <w:sz w:val="28"/>
+        </w:rPr>
         <w:t>)</w:t>
       </w:r>
     </w:p>
@@ -37061,6 +38881,7 @@
         </w:rPr>
         <w:t xml:space="preserve"> Manifest </w:t>
       </w:r>
+      <w:proofErr w:type="gramStart"/>
       <w:r>
         <w:rPr>
           <w:rFonts w:asciiTheme="majorBidi" w:hAnsiTheme="majorBidi"/>
@@ -37074,7 +38895,15 @@
           <w:rFonts w:asciiTheme="majorBidi" w:hAnsiTheme="majorBidi"/>
           <w:sz w:val="28"/>
         </w:rPr>
-        <w:t xml:space="preserve"> Service Workers</w:t>
+        <w:t xml:space="preserve"> Service</w:t>
+      </w:r>
+      <w:proofErr w:type="gramEnd"/>
+      <w:r>
+        <w:rPr>
+          <w:rFonts w:asciiTheme="majorBidi" w:hAnsiTheme="majorBidi"/>
+          <w:sz w:val="28"/>
+        </w:rPr>
+        <w:t xml:space="preserve"> Workers</w:t>
       </w:r>
       <w:r>
         <w:rPr>
@@ -37648,18 +39477,29 @@
           <w:bCs/>
           <w:sz w:val="28"/>
         </w:rPr>
-        <w:t>Visual Studio Code (VS Code)</w:t>
-      </w:r>
+        <w:t>Visual Studio Code (VS Code</w:t>
+      </w:r>
+      <w:proofErr w:type="gramStart"/>
       <w:r>
         <w:rPr>
           <w:rFonts w:asciiTheme="majorBidi" w:hAnsiTheme="majorBidi" w:cstheme="majorBidi"/>
           <w:b/>
           <w:bCs/>
           <w:sz w:val="28"/>
+        </w:rPr>
+        <w:t>)</w:t>
+      </w:r>
+      <w:r>
+        <w:rPr>
+          <w:rFonts w:asciiTheme="majorBidi" w:hAnsiTheme="majorBidi" w:cstheme="majorBidi"/>
+          <w:b/>
+          <w:bCs/>
+          <w:sz w:val="28"/>
           <w:rtl/>
         </w:rPr>
         <w:t xml:space="preserve"> :</w:t>
       </w:r>
+      <w:proofErr w:type="gramEnd"/>
     </w:p>
     <w:p>
       <w:pPr>
@@ -37978,7 +39818,16 @@
           <w:sz w:val="28"/>
           <w:rtl/>
         </w:rPr>
-        <w:t xml:space="preserve">، و </w:t>
+        <w:t xml:space="preserve">، </w:t>
+      </w:r>
+      <w:proofErr w:type="gramStart"/>
+      <w:r>
+        <w:rPr>
+          <w:rFonts w:asciiTheme="majorBidi" w:hAnsiTheme="majorBidi" w:hint="cs"/>
+          <w:sz w:val="28"/>
+          <w:rtl/>
+        </w:rPr>
+        <w:t xml:space="preserve">و </w:t>
       </w:r>
       <w:r>
         <w:rPr>
@@ -37987,6 +39836,7 @@
         </w:rPr>
         <w:t>SVG</w:t>
       </w:r>
+      <w:proofErr w:type="gramEnd"/>
       <w:r>
         <w:rPr>
           <w:rFonts w:asciiTheme="majorBidi" w:hAnsiTheme="majorBidi" w:hint="cs"/>
@@ -38016,6 +39866,7 @@
           <w:sz w:val="24"/>
         </w:rPr>
       </w:pPr>
+      <w:proofErr w:type="gramStart"/>
       <w:r>
         <w:rPr>
           <w:rFonts w:asciiTheme="majorBidi" w:hAnsiTheme="majorBidi" w:cstheme="majorBidi"/>
@@ -38042,7 +39893,18 @@
           <w:sz w:val="28"/>
           <w:rtl/>
         </w:rPr>
-        <w:t xml:space="preserve">: </w:t>
+        <w:t>:</w:t>
+      </w:r>
+      <w:proofErr w:type="gramEnd"/>
+      <w:r>
+        <w:rPr>
+          <w:rFonts w:asciiTheme="majorBidi" w:hAnsiTheme="majorBidi" w:cstheme="majorBidi" w:hint="cs"/>
+          <w:b/>
+          <w:bCs/>
+          <w:sz w:val="28"/>
+          <w:rtl/>
+        </w:rPr>
+        <w:t xml:space="preserve"> </w:t>
       </w:r>
     </w:p>
     <w:p>
@@ -38106,15 +39968,15 @@
           <w:rFonts w:asciiTheme="majorBidi" w:hAnsiTheme="majorBidi"/>
           <w:sz w:val="28"/>
         </w:rPr>
-        <w:t xml:space="preserve">Version Control System)  </w:t>
-      </w:r>
+        <w:t xml:space="preserve">Version Control </w:t>
+      </w:r>
+      <w:proofErr w:type="gramStart"/>
       <w:r>
         <w:rPr>
           <w:rFonts w:asciiTheme="majorBidi" w:hAnsiTheme="majorBidi"/>
           <w:sz w:val="28"/>
-          <w:rtl/>
-        </w:rPr>
-        <w:t>مفتوح المصدر</w:t>
+        </w:rPr>
+        <w:t xml:space="preserve">System)  </w:t>
       </w:r>
       <w:r>
         <w:rPr>
@@ -38122,7 +39984,42 @@
           <w:sz w:val="28"/>
           <w:rtl/>
         </w:rPr>
-        <w:t xml:space="preserve"> ، يُستخدم</w:t>
+        <w:t>مفتوح</w:t>
+      </w:r>
+      <w:proofErr w:type="gramEnd"/>
+      <w:r>
+        <w:rPr>
+          <w:rFonts w:asciiTheme="majorBidi" w:hAnsiTheme="majorBidi"/>
+          <w:sz w:val="28"/>
+          <w:rtl/>
+        </w:rPr>
+        <w:t xml:space="preserve"> </w:t>
+      </w:r>
+      <w:proofErr w:type="gramStart"/>
+      <w:r>
+        <w:rPr>
+          <w:rFonts w:asciiTheme="majorBidi" w:hAnsiTheme="majorBidi"/>
+          <w:sz w:val="28"/>
+          <w:rtl/>
+        </w:rPr>
+        <w:t>المصدر</w:t>
+      </w:r>
+      <w:r>
+        <w:rPr>
+          <w:rFonts w:asciiTheme="majorBidi" w:hAnsiTheme="majorBidi"/>
+          <w:sz w:val="28"/>
+          <w:rtl/>
+        </w:rPr>
+        <w:t xml:space="preserve"> ،</w:t>
+      </w:r>
+      <w:proofErr w:type="gramEnd"/>
+      <w:r>
+        <w:rPr>
+          <w:rFonts w:asciiTheme="majorBidi" w:hAnsiTheme="majorBidi"/>
+          <w:sz w:val="28"/>
+          <w:rtl/>
+        </w:rPr>
+        <w:t xml:space="preserve"> يُستخدم</w:t>
       </w:r>
       <w:r>
         <w:rPr>
@@ -38265,15 +40162,25 @@
           <w:sz w:val="28"/>
           <w:rtl/>
         </w:rPr>
-        <w:t xml:space="preserve">، و </w:t>
-      </w:r>
+        <w:t xml:space="preserve">، </w:t>
+      </w:r>
+      <w:proofErr w:type="gramStart"/>
       <w:r>
         <w:rPr>
           <w:rFonts w:asciiTheme="majorBidi" w:hAnsiTheme="majorBidi"/>
           <w:sz w:val="28"/>
+          <w:rtl/>
+        </w:rPr>
+        <w:t xml:space="preserve">و </w:t>
+      </w:r>
+      <w:r>
+        <w:rPr>
+          <w:rFonts w:asciiTheme="majorBidi" w:hAnsiTheme="majorBidi"/>
+          <w:sz w:val="28"/>
         </w:rPr>
         <w:t>Bitbucket</w:t>
       </w:r>
+      <w:proofErr w:type="gramEnd"/>
       <w:r>
         <w:rPr>
           <w:rFonts w:asciiTheme="majorBidi" w:hAnsiTheme="majorBidi"/>
@@ -38297,6 +40204,7 @@
           <w:sz w:val="24"/>
         </w:rPr>
       </w:pPr>
+      <w:proofErr w:type="gramStart"/>
       <w:r>
         <w:rPr>
           <w:rFonts w:asciiTheme="majorBidi" w:hAnsiTheme="majorBidi" w:cstheme="majorBidi"/>
@@ -38316,6 +40224,7 @@
         </w:rPr>
         <w:t xml:space="preserve"> :</w:t>
       </w:r>
+      <w:proofErr w:type="gramEnd"/>
     </w:p>
     <w:p>
       <w:pPr>
@@ -38367,6 +40276,7 @@
           <w:sz w:val="24"/>
         </w:rPr>
       </w:pPr>
+      <w:proofErr w:type="gramStart"/>
       <w:r>
         <w:rPr>
           <w:rFonts w:asciiTheme="majorBidi" w:hAnsiTheme="majorBidi" w:cstheme="majorBidi"/>
@@ -38384,7 +40294,18 @@
           <w:sz w:val="24"/>
           <w:rtl/>
         </w:rPr>
-        <w:t xml:space="preserve"> : </w:t>
+        <w:t xml:space="preserve"> :</w:t>
+      </w:r>
+      <w:proofErr w:type="gramEnd"/>
+      <w:r>
+        <w:rPr>
+          <w:rFonts w:hint="cs"/>
+          <w:b/>
+          <w:bCs/>
+          <w:sz w:val="24"/>
+          <w:rtl/>
+        </w:rPr>
+        <w:t xml:space="preserve"> </w:t>
       </w:r>
     </w:p>
     <w:p>
@@ -38482,7 +40403,17 @@
           <w:bCs/>
           <w:sz w:val="28"/>
         </w:rPr>
-        <w:t>Microsoft Word</w:t>
+        <w:t xml:space="preserve">Microsoft </w:t>
+      </w:r>
+      <w:proofErr w:type="gramStart"/>
+      <w:r>
+        <w:rPr>
+          <w:rFonts w:asciiTheme="majorBidi" w:hAnsiTheme="majorBidi" w:cstheme="majorBidi"/>
+          <w:b/>
+          <w:bCs/>
+          <w:sz w:val="28"/>
+        </w:rPr>
+        <w:t>Word</w:t>
       </w:r>
       <w:r>
         <w:rPr>
@@ -38491,6 +40422,7 @@
         </w:rPr>
         <w:t xml:space="preserve"> :</w:t>
       </w:r>
+      <w:proofErr w:type="gramEnd"/>
     </w:p>
     <w:p>
       <w:pPr>
@@ -38626,7 +40558,17 @@
           <w:bCs/>
           <w:sz w:val="28"/>
         </w:rPr>
-        <w:t>Google Chrome</w:t>
+        <w:t xml:space="preserve">Google </w:t>
+      </w:r>
+      <w:proofErr w:type="gramStart"/>
+      <w:r>
+        <w:rPr>
+          <w:rFonts w:asciiTheme="majorBidi" w:hAnsiTheme="majorBidi" w:cstheme="majorBidi"/>
+          <w:b/>
+          <w:bCs/>
+          <w:sz w:val="28"/>
+        </w:rPr>
+        <w:t>Chrome</w:t>
       </w:r>
       <w:r>
         <w:rPr>
@@ -38638,6 +40580,7 @@
         </w:rPr>
         <w:t xml:space="preserve"> :</w:t>
       </w:r>
+      <w:proofErr w:type="gramEnd"/>
     </w:p>
     <w:p>
       <w:pPr>
@@ -38650,9 +40593,9 @@
           <w:rtl/>
         </w:rPr>
         <w:sectPr>
-          <w:headerReference w:type="default" r:id="rId21"/>
-          <w:headerReference w:type="first" r:id="rId22"/>
-          <w:footerReference w:type="first" r:id="rId23"/>
+          <w:headerReference w:type="default" r:id="rId20"/>
+          <w:headerReference w:type="first" r:id="rId21"/>
+          <w:footerReference w:type="first" r:id="rId22"/>
           <w:pgSz w:w="11906" w:h="16838"/>
           <w:pgMar w:top="1440" w:right="1440" w:bottom="1440" w:left="1440" w:header="708" w:footer="708" w:gutter="0"/>
           <w:cols w:space="708"/>
@@ -39130,6 +41073,7 @@
         </w:rPr>
         <w:t xml:space="preserve"> </w:t>
       </w:r>
+      <w:proofErr w:type="gramStart"/>
       <w:r>
         <w:rPr>
           <w:rFonts w:asciiTheme="majorBidi" w:hAnsiTheme="majorBidi" w:cs="Times New Roman" w:hint="cs"/>
@@ -39155,6 +41099,7 @@
         <w:t>Supabase</w:t>
       </w:r>
       <w:proofErr w:type="spellEnd"/>
+      <w:proofErr w:type="gramEnd"/>
       <w:r>
         <w:rPr>
           <w:rFonts w:asciiTheme="majorBidi" w:hAnsiTheme="majorBidi" w:cs="Times New Roman" w:hint="cs"/>
@@ -39479,6 +41424,7 @@
         </w:rPr>
         <w:t xml:space="preserve"> </w:t>
       </w:r>
+      <w:proofErr w:type="gramStart"/>
       <w:r>
         <w:rPr>
           <w:rFonts w:asciiTheme="majorBidi" w:hAnsiTheme="majorBidi" w:cs="Times New Roman" w:hint="cs"/>
@@ -39504,6 +41450,7 @@
         <w:t>Cloudinary</w:t>
       </w:r>
       <w:proofErr w:type="spellEnd"/>
+      <w:proofErr w:type="gramEnd"/>
       <w:r>
         <w:rPr>
           <w:rFonts w:asciiTheme="majorBidi" w:hAnsiTheme="majorBidi" w:cs="Times New Roman"/>
@@ -42587,13 +44534,21 @@
           <w:rFonts w:asciiTheme="majorBidi" w:hAnsiTheme="majorBidi"/>
           <w:sz w:val="28"/>
         </w:rPr>
-        <w:t>System Modeling)</w:t>
-      </w:r>
+        <w:t>System Modeling</w:t>
+      </w:r>
+      <w:proofErr w:type="gramStart"/>
       <w:r>
         <w:rPr>
           <w:rFonts w:asciiTheme="majorBidi" w:hAnsiTheme="majorBidi"/>
           <w:sz w:val="28"/>
         </w:rPr>
+        <w:t>)</w:t>
+      </w:r>
+      <w:r>
+        <w:rPr>
+          <w:rFonts w:asciiTheme="majorBidi" w:hAnsiTheme="majorBidi"/>
+          <w:sz w:val="28"/>
+        </w:rPr>
         <w:t xml:space="preserve"> </w:t>
       </w:r>
       <w:r>
@@ -42604,6 +44559,7 @@
         </w:rPr>
         <w:t>)</w:t>
       </w:r>
+      <w:proofErr w:type="gramEnd"/>
     </w:p>
     <w:p>
       <w:pPr>
@@ -43064,14 +45020,31 @@
           <w:sz w:val="28"/>
           <w:rtl/>
         </w:rPr>
-        <w:t xml:space="preserve">, المكتبة الإلكترونية و </w:t>
-      </w:r>
-      <w:r>
-        <w:rPr>
-          <w:rFonts w:asciiTheme="majorBidi" w:hAnsiTheme="majorBidi" w:cstheme="majorBidi"/>
-          <w:sz w:val="28"/>
-        </w:rPr>
-        <w:t>Video Conference</w:t>
+        <w:t xml:space="preserve">, المكتبة الإلكترونية </w:t>
+      </w:r>
+      <w:proofErr w:type="gramStart"/>
+      <w:r>
+        <w:rPr>
+          <w:rFonts w:asciiTheme="majorBidi" w:hAnsiTheme="majorBidi" w:cstheme="majorBidi"/>
+          <w:sz w:val="28"/>
+          <w:rtl/>
+        </w:rPr>
+        <w:t xml:space="preserve">و </w:t>
+      </w:r>
+      <w:r>
+        <w:rPr>
+          <w:rFonts w:asciiTheme="majorBidi" w:hAnsiTheme="majorBidi" w:cstheme="majorBidi"/>
+          <w:sz w:val="28"/>
+        </w:rPr>
+        <w:t>Video</w:t>
+      </w:r>
+      <w:proofErr w:type="gramEnd"/>
+      <w:r>
+        <w:rPr>
+          <w:rFonts w:asciiTheme="majorBidi" w:hAnsiTheme="majorBidi" w:cstheme="majorBidi"/>
+          <w:sz w:val="28"/>
+        </w:rPr>
+        <w:t xml:space="preserve"> Conference</w:t>
       </w:r>
       <w:r>
         <w:rPr>
@@ -45550,8 +47523,9 @@
           <w:color w:val="1F1F1F"/>
           <w:sz w:val="28"/>
         </w:rPr>
-        <w:t>Identity &amp; Authentication)</w:t>
-      </w:r>
+        <w:t>Identity &amp; Authentication</w:t>
+      </w:r>
+      <w:proofErr w:type="gramStart"/>
       <w:r>
         <w:rPr>
           <w:rFonts w:asciiTheme="majorBidi" w:hAnsiTheme="majorBidi" w:cstheme="majorBidi"/>
@@ -45560,7 +47534,7 @@
           <w:color w:val="1F1F1F"/>
           <w:sz w:val="28"/>
         </w:rPr>
-        <w:t xml:space="preserve"> </w:t>
+        <w:t>)</w:t>
       </w:r>
       <w:r>
         <w:rPr>
@@ -45569,10 +47543,21 @@
           <w:bCs/>
           <w:color w:val="1F1F1F"/>
           <w:sz w:val="28"/>
+        </w:rPr>
+        <w:t xml:space="preserve"> </w:t>
+      </w:r>
+      <w:r>
+        <w:rPr>
+          <w:rFonts w:asciiTheme="majorBidi" w:hAnsiTheme="majorBidi" w:cstheme="majorBidi"/>
+          <w:b/>
+          <w:bCs/>
+          <w:color w:val="1F1F1F"/>
+          <w:sz w:val="28"/>
           <w:rtl/>
         </w:rPr>
         <w:t>)</w:t>
       </w:r>
+      <w:proofErr w:type="gramEnd"/>
     </w:p>
     <w:p>
       <w:pPr>
@@ -45745,7 +47730,27 @@
           <w:sz w:val="28"/>
           <w:rtl/>
         </w:rPr>
-        <w:t>استقبال إشعارات النظام الفورية (رسائل، تذكير بموعد ، بث مباشر) عبر الويب وتطبيق الموبايل</w:t>
+        <w:t xml:space="preserve">استقبال إشعارات النظام الفورية (رسائل، تذكير </w:t>
+      </w:r>
+      <w:proofErr w:type="gramStart"/>
+      <w:r>
+        <w:rPr>
+          <w:rFonts w:asciiTheme="majorBidi" w:hAnsiTheme="majorBidi" w:cstheme="majorBidi"/>
+          <w:color w:val="1F1F1F"/>
+          <w:sz w:val="28"/>
+          <w:rtl/>
+        </w:rPr>
+        <w:t>بموعد ،</w:t>
+      </w:r>
+      <w:proofErr w:type="gramEnd"/>
+      <w:r>
+        <w:rPr>
+          <w:rFonts w:asciiTheme="majorBidi" w:hAnsiTheme="majorBidi" w:cstheme="majorBidi"/>
+          <w:color w:val="1F1F1F"/>
+          <w:sz w:val="28"/>
+          <w:rtl/>
+        </w:rPr>
+        <w:t xml:space="preserve"> بث مباشر) عبر الويب وتطبيق الموبايل</w:t>
       </w:r>
       <w:r>
         <w:rPr>
@@ -46098,7 +48103,27 @@
           <w:sz w:val="28"/>
           <w:rtl/>
         </w:rPr>
-        <w:t>إنشاء وتعديل التصنيفات الأساسية (الكليات، الأقسام العلمية، البرامج،...الخ)</w:t>
+        <w:t xml:space="preserve">إنشاء وتعديل التصنيفات الأساسية (الكليات، الأقسام العلمية، </w:t>
+      </w:r>
+      <w:proofErr w:type="gramStart"/>
+      <w:r>
+        <w:rPr>
+          <w:rFonts w:asciiTheme="majorBidi" w:hAnsiTheme="majorBidi" w:cstheme="majorBidi"/>
+          <w:color w:val="1F1F1F"/>
+          <w:sz w:val="28"/>
+          <w:rtl/>
+        </w:rPr>
+        <w:t>البرامج،...</w:t>
+      </w:r>
+      <w:proofErr w:type="gramEnd"/>
+      <w:r>
+        <w:rPr>
+          <w:rFonts w:asciiTheme="majorBidi" w:hAnsiTheme="majorBidi" w:cstheme="majorBidi"/>
+          <w:color w:val="1F1F1F"/>
+          <w:sz w:val="28"/>
+          <w:rtl/>
+        </w:rPr>
+        <w:t>الخ)</w:t>
       </w:r>
       <w:r>
         <w:rPr>
@@ -46292,15 +48317,34 @@
           <w:sz w:val="28"/>
           <w:rtl/>
         </w:rPr>
-        <w:t>) وإضافة الـ</w:t>
-      </w:r>
+        <w:t xml:space="preserve">) وإضافة </w:t>
+      </w:r>
+      <w:proofErr w:type="gramStart"/>
       <w:r>
         <w:rPr>
           <w:rFonts w:asciiTheme="majorBidi" w:hAnsiTheme="majorBidi" w:cstheme="majorBidi"/>
           <w:color w:val="1F1F1F"/>
           <w:sz w:val="28"/>
-        </w:rPr>
-        <w:t>.QR Code</w:t>
+          <w:rtl/>
+        </w:rPr>
+        <w:t>الـ</w:t>
+      </w:r>
+      <w:r>
+        <w:rPr>
+          <w:rFonts w:asciiTheme="majorBidi" w:hAnsiTheme="majorBidi" w:cstheme="majorBidi"/>
+          <w:color w:val="1F1F1F"/>
+          <w:sz w:val="28"/>
+        </w:rPr>
+        <w:t>.QR</w:t>
+      </w:r>
+      <w:proofErr w:type="gramEnd"/>
+      <w:r>
+        <w:rPr>
+          <w:rFonts w:asciiTheme="majorBidi" w:hAnsiTheme="majorBidi" w:cstheme="majorBidi"/>
+          <w:color w:val="1F1F1F"/>
+          <w:sz w:val="28"/>
+        </w:rPr>
+        <w:t xml:space="preserve"> Code</w:t>
       </w:r>
     </w:p>
     <w:p>
@@ -48496,7 +50540,7 @@
       </w:r>
     </w:p>
     <w:sectPr>
-      <w:headerReference w:type="default" r:id="rId24"/>
+      <w:headerReference w:type="default" r:id="rId23"/>
       <w:pgSz w:w="11906" w:h="16838"/>
       <w:pgMar w:top="1440" w:right="1440" w:bottom="1440" w:left="1440" w:header="708" w:footer="708" w:gutter="0"/>
       <w:cols w:space="708"/>
@@ -48545,311 +50589,11 @@
         <w:sz w:val="28"/>
       </w:rPr>
     </w:pPr>
-    <w:r>
-      <w:rPr>
-        <w:rFonts w:hint="cs"/>
-        <w:b/>
-        <w:bCs/>
-        <w:sz w:val="28"/>
-        <w:rtl/>
-      </w:rPr>
-      <w:t xml:space="preserve">2025 </w:t>
-    </w:r>
-    <w:r>
-      <w:rPr>
-        <w:b/>
-        <w:bCs/>
-        <w:sz w:val="28"/>
-        <w:rtl/>
-      </w:rPr>
-      <w:t>–</w:t>
-    </w:r>
-    <w:r>
-      <w:rPr>
-        <w:rFonts w:hint="cs"/>
-        <w:b/>
-        <w:bCs/>
-        <w:sz w:val="28"/>
-        <w:rtl/>
-      </w:rPr>
-      <w:t xml:space="preserve"> 2026م</w:t>
-    </w:r>
   </w:p>
 </w:ftr>
 </file>
 
 <file path=word/footer2.xml><?xml version="1.0" encoding="utf-8"?>
-<w:ftr xmlns:wpc="http://schemas.microsoft.com/office/word/2010/wordprocessingCanvas" xmlns:cx="http://schemas.microsoft.com/office/drawing/2014/chartex" xmlns:cx1="http://schemas.microsoft.com/office/drawing/2015/9/8/chartex" xmlns:cx2="http://schemas.microsoft.com/office/drawing/2015/10/21/chartex" xmlns:cx3="http://schemas.microsoft.com/office/drawing/2016/5/9/chartex" xmlns:cx4="http://schemas.microsoft.com/office/drawing/2016/5/10/chartex" xmlns:cx5="http://schemas.microsoft.com/office/drawing/2016/5/11/chartex" xmlns:cx6="http://schemas.microsoft.com/office/drawing/2016/5/12/chartex" xmlns:cx7="http://schemas.microsoft.com/office/drawing/2016/5/13/chartex" xmlns:cx8="http://schemas.microsoft.com/office/drawing/2016/5/14/chartex" xmlns:mc="http://schemas.openxmlformats.org/markup-compatibility/2006" xmlns:aink="http://schemas.microsoft.com/office/drawing/2016/ink" xmlns:am3d="http://schemas.microsoft.com/office/drawing/2017/model3d" xmlns:o="urn:schemas-microsoft-com:office:office" xmlns:oel="http://schemas.microsoft.com/office/2019/extlst" xmlns:r="http://schemas.openxmlformats.org/officeDocument/2006/relationships" xmlns:m="http://schemas.openxmlformats.org/officeDocument/2006/math" xmlns:v="urn:schemas-microsoft-com:vml" xmlns:wp14="http://schemas.microsoft.com/office/word/2010/wordprocessingDrawing" xmlns:wp="http://schemas.openxmlformats.org/drawingml/2006/wordprocessingDrawing" xmlns:w10="urn:schemas-microsoft-com:office:word" xmlns:w="http://schemas.openxmlformats.org/wordprocessingml/2006/main" xmlns:w14="http://schemas.microsoft.com/office/word/2010/wordml" xmlns:w15="http://schemas.microsoft.com/office/word/2012/wordml" xmlns:w16cex="http://schemas.microsoft.com/office/word/2018/wordml/cex" xmlns:w16cid="http://schemas.microsoft.com/office/word/2016/wordml/cid" xmlns:w16="http://schemas.microsoft.com/office/word/2018/wordml" xmlns:w16du="http://schemas.microsoft.com/office/word/2023/wordml/word16du" xmlns:w16sdtdh="http://schemas.microsoft.com/office/word/2020/wordml/sdtdatahash" xmlns:w16sdtfl="http://schemas.microsoft.com/office/word/2024/wordml/sdtformatlock" xmlns:w16se="http://schemas.microsoft.com/office/word/2015/wordml/symex" xmlns:wpg="http://schemas.microsoft.com/office/word/2010/wordprocessingGroup" xmlns:wpi="http://schemas.microsoft.com/office/word/2010/wordprocessingInk" xmlns:wne="http://schemas.microsoft.com/office/word/2006/wordml" xmlns:wps="http://schemas.microsoft.com/office/word/2010/wordprocessingShape" mc:Ignorable="w14 w15 w16se w16cid w16 w16cex w16sdtdh w16sdtfl w16du wp14">
-  <w:sdt>
-    <w:sdtPr>
-      <w:rPr>
-        <w:rtl/>
-      </w:rPr>
-      <w:id w:val="1090585784"/>
-      <w:docPartObj>
-        <w:docPartGallery w:val="Page Numbers (Bottom of Page)"/>
-        <w:docPartUnique/>
-      </w:docPartObj>
-    </w:sdtPr>
-    <w:sdtContent>
-      <w:p>
-        <w:pPr>
-          <w:pStyle w:val="a4"/>
-        </w:pPr>
-        <w:r>
-          <w:rPr>
-            <w:noProof/>
-          </w:rPr>
-          <mc:AlternateContent>
-            <mc:Choice Requires="wps">
-              <w:drawing>
-                <wp:anchor distT="0" distB="0" distL="114300" distR="114300" simplePos="0" relativeHeight="251670528" behindDoc="0" locked="0" layoutInCell="1" allowOverlap="1" wp14:anchorId="657EE255" wp14:editId="418A92AD">
-                  <wp:simplePos x="0" y="0"/>
-                  <wp:positionH relativeFrom="margin">
-                    <wp:align>center</wp:align>
-                  </wp:positionH>
-                  <wp:positionV relativeFrom="bottomMargin">
-                    <wp:align>center</wp:align>
-                  </wp:positionV>
-                  <wp:extent cx="551815" cy="238760"/>
-                  <wp:effectExtent l="19050" t="19050" r="19685" b="18415"/>
-                  <wp:wrapNone/>
-                  <wp:docPr id="15" name="Double Bracket 15"/>
-                  <wp:cNvGraphicFramePr>
-                    <a:graphicFrameLocks xmlns:a="http://schemas.openxmlformats.org/drawingml/2006/main"/>
-                  </wp:cNvGraphicFramePr>
-                  <a:graphic xmlns:a="http://schemas.openxmlformats.org/drawingml/2006/main">
-                    <a:graphicData uri="http://schemas.microsoft.com/office/word/2010/wordprocessingShape">
-                      <wps:wsp>
-                        <wps:cNvSpPr>
-                          <a:spLocks noChangeArrowheads="1"/>
-                        </wps:cNvSpPr>
-                        <wps:spPr bwMode="auto">
-                          <a:xfrm>
-                            <a:off x="0" y="0"/>
-                            <a:ext cx="551815" cy="238760"/>
-                          </a:xfrm>
-                          <a:prstGeom prst="bracketPair">
-                            <a:avLst>
-                              <a:gd name="adj" fmla="val 16667"/>
-                            </a:avLst>
-                          </a:prstGeom>
-                          <a:solidFill>
-                            <a:srgbClr val="FFFFFF"/>
-                          </a:solidFill>
-                          <a:ln w="28575">
-                            <a:solidFill>
-                              <a:srgbClr val="808080"/>
-                            </a:solidFill>
-                            <a:round/>
-                            <a:headEnd/>
-                            <a:tailEnd/>
-                          </a:ln>
-                        </wps:spPr>
-                        <wps:txbx>
-                          <w:txbxContent>
-                            <w:p>
-                              <w:pPr>
-                                <w:jc w:val="center"/>
-                              </w:pPr>
-                              <w:r>
-                                <w:fldChar w:fldCharType="begin"/>
-                              </w:r>
-                              <w:r>
-                                <w:instrText xml:space="preserve"> PAGE    \* MERGEFORMAT </w:instrText>
-                              </w:r>
-                              <w:r>
-                                <w:fldChar w:fldCharType="separate"/>
-                              </w:r>
-                              <w:r>
-                                <w:rPr>
-                                  <w:noProof/>
-                                </w:rPr>
-                                <w:t>2</w:t>
-                              </w:r>
-                              <w:r>
-                                <w:rPr>
-                                  <w:noProof/>
-                                </w:rPr>
-                                <w:fldChar w:fldCharType="end"/>
-                              </w:r>
-                            </w:p>
-                          </w:txbxContent>
-                        </wps:txbx>
-                        <wps:bodyPr rot="0" vert="horz" wrap="square" lIns="91440" tIns="0" rIns="91440" bIns="0" anchor="t" anchorCtr="0" upright="1">
-                          <a:noAutofit/>
-                        </wps:bodyPr>
-                      </wps:wsp>
-                    </a:graphicData>
-                  </a:graphic>
-                  <wp14:sizeRelH relativeFrom="margin">
-                    <wp14:pctWidth>10000</wp14:pctWidth>
-                  </wp14:sizeRelH>
-                  <wp14:sizeRelV relativeFrom="bottomMargin">
-                    <wp14:pctHeight>0</wp14:pctHeight>
-                  </wp14:sizeRelV>
-                </wp:anchor>
-              </w:drawing>
-            </mc:Choice>
-            <mc:Fallback>
-              <w:pict>
-                <v:shapetype w14:anchorId="657EE255" id="_x0000_t185" coordsize="21600,21600" o:spt="185" adj="3600" path="m@0,nfqx0@0l0@2qy@0,21600em@1,nfqx21600@0l21600@2qy@1,21600em@0,nsqx0@0l0@2qy@0,21600l@1,21600qx21600@2l21600@0qy@1,xe" filled="f">
-                  <v:formulas>
-                    <v:f eqn="val #0"/>
-                    <v:f eqn="sum width 0 #0"/>
-                    <v:f eqn="sum height 0 #0"/>
-                    <v:f eqn="prod @0 2929 10000"/>
-                    <v:f eqn="sum width 0 @3"/>
-                    <v:f eqn="sum height 0 @3"/>
-                    <v:f eqn="val width"/>
-                    <v:f eqn="val height"/>
-                    <v:f eqn="prod width 1 2"/>
-                    <v:f eqn="prod height 1 2"/>
-                  </v:formulas>
-                  <v:path o:extrusionok="f" gradientshapeok="t" limo="10800,10800" o:connecttype="custom" o:connectlocs="@8,0;0,@9;@8,@7;@6,@9" textboxrect="@3,@3,@4,@5"/>
-                  <v:handles>
-                    <v:h position="#0,topLeft" switch="" xrange="0,10800"/>
-                  </v:handles>
-                </v:shapetype>
-                <v:shape id="Double Bracket 15" o:spid="_x0000_s1030" type="#_x0000_t185" style="position:absolute;left:0;text-align:left;margin-left:0;margin-top:0;width:43.45pt;height:18.8pt;z-index:251670528;visibility:visible;mso-wrap-style:square;mso-width-percent:100;mso-height-percent:0;mso-wrap-distance-left:9pt;mso-wrap-distance-top:0;mso-wrap-distance-right:9pt;mso-wrap-distance-bottom:0;mso-position-horizontal:center;mso-position-horizontal-relative:margin;mso-position-vertical:center;mso-position-vertical-relative:bottom-margin-area;mso-width-percent:100;mso-height-percent:0;mso-width-relative:margin;mso-height-relative:bottom-margin-area;v-text-anchor:top" o:gfxdata="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" filled="t" strokecolor="gray" strokeweight="2.25pt">
-                  <v:textbox inset=",0,,0">
-                    <w:txbxContent>
-                      <w:p>
-                        <w:pPr>
-                          <w:jc w:val="center"/>
-                        </w:pPr>
-                        <w:r>
-                          <w:fldChar w:fldCharType="begin"/>
-                        </w:r>
-                        <w:r>
-                          <w:instrText xml:space="preserve"> PAGE    \* MERGEFORMAT </w:instrText>
-                        </w:r>
-                        <w:r>
-                          <w:fldChar w:fldCharType="separate"/>
-                        </w:r>
-                        <w:r>
-                          <w:rPr>
-                            <w:noProof/>
-                          </w:rPr>
-                          <w:t>2</w:t>
-                        </w:r>
-                        <w:r>
-                          <w:rPr>
-                            <w:noProof/>
-                          </w:rPr>
-                          <w:fldChar w:fldCharType="end"/>
-                        </w:r>
-                      </w:p>
-                    </w:txbxContent>
-                  </v:textbox>
-                  <w10:wrap anchorx="margin" anchory="margin"/>
-                </v:shape>
-              </w:pict>
-            </mc:Fallback>
-          </mc:AlternateContent>
-        </w:r>
-        <w:r>
-          <w:rPr>
-            <w:noProof/>
-          </w:rPr>
-          <mc:AlternateContent>
-            <mc:Choice Requires="wps">
-              <w:drawing>
-                <wp:anchor distT="0" distB="0" distL="114300" distR="114300" simplePos="0" relativeHeight="251669504" behindDoc="0" locked="0" layoutInCell="1" allowOverlap="1" wp14:anchorId="4FBDD1E9" wp14:editId="016F4EA5">
-                  <wp:simplePos x="0" y="0"/>
-                  <wp:positionH relativeFrom="margin">
-                    <wp:align>center</wp:align>
-                  </wp:positionH>
-                  <wp:positionV relativeFrom="bottomMargin">
-                    <wp:align>center</wp:align>
-                  </wp:positionV>
-                  <wp:extent cx="5518150" cy="0"/>
-                  <wp:effectExtent l="9525" t="9525" r="6350" b="9525"/>
-                  <wp:wrapNone/>
-                  <wp:docPr id="14" name="Straight Arrow Connector 14"/>
-                  <wp:cNvGraphicFramePr>
-                    <a:graphicFrameLocks xmlns:a="http://schemas.openxmlformats.org/drawingml/2006/main"/>
-                  </wp:cNvGraphicFramePr>
-                  <a:graphic xmlns:a="http://schemas.openxmlformats.org/drawingml/2006/main">
-                    <a:graphicData uri="http://schemas.microsoft.com/office/word/2010/wordprocessingShape">
-                      <wps:wsp>
-                        <wps:cNvCnPr>
-                          <a:cxnSpLocks noChangeShapeType="1"/>
-                        </wps:cNvCnPr>
-                        <wps:spPr bwMode="auto">
-                          <a:xfrm>
-                            <a:off x="0" y="0"/>
-                            <a:ext cx="5518150" cy="0"/>
-                          </a:xfrm>
-                          <a:prstGeom prst="straightConnector1">
-                            <a:avLst/>
-                          </a:prstGeom>
-                          <a:noFill/>
-                          <a:ln w="12700">
-                            <a:solidFill>
-                              <a:srgbClr val="808080"/>
-                            </a:solidFill>
-                            <a:round/>
-                            <a:headEnd/>
-                            <a:tailEnd/>
-                          </a:ln>
-                          <a:extLst>
-                            <a:ext uri="{909E8E84-426E-40DD-AFC4-6F175D3DCCD1}">
-                              <a14:hiddenFill xmlns:a14="http://schemas.microsoft.com/office/drawing/2010/main">
-                                <a:noFill/>
-                              </a14:hiddenFill>
-                            </a:ext>
-                          </a:extLst>
-                        </wps:spPr>
-                        <wps:bodyPr/>
-                      </wps:wsp>
-                    </a:graphicData>
-                  </a:graphic>
-                  <wp14:sizeRelH relativeFrom="page">
-                    <wp14:pctWidth>0</wp14:pctWidth>
-                  </wp14:sizeRelH>
-                  <wp14:sizeRelV relativeFrom="bottomMargin">
-                    <wp14:pctHeight>0</wp14:pctHeight>
-                  </wp14:sizeRelV>
-                </wp:anchor>
-              </w:drawing>
-            </mc:Choice>
-            <mc:Fallback>
-              <w:pict>
-                <v:shapetype w14:anchorId="3C380110" id="_x0000_t32" coordsize="21600,21600" o:spt="32" o:oned="t" path="m,l21600,21600e" filled="f">
-                  <v:path arrowok="t" fillok="f" o:connecttype="none"/>
-                  <o:lock v:ext="edit" shapetype="t"/>
-                </v:shapetype>
-                <v:shape id="Straight Arrow Connector 14" o:spid="_x0000_s1026" type="#_x0000_t32" style="position:absolute;left:0;text-align:left;margin-left:0;margin-top:0;width:434.5pt;height:0;z-index:251669504;visibility:visible;mso-wrap-style:square;mso-width-percent:0;mso-height-percent:0;mso-wrap-distance-left:9pt;mso-wrap-distance-top:0;mso-wrap-distance-right:9pt;mso-wrap-distance-bottom:0;mso-position-horizontal:center;mso-position-horizontal-relative:margin;mso-position-vertical:center;mso-position-vertical-relative:bottom-margin-area;mso-width-percent:0;mso-height-percent:0;mso-width-relative:page;mso-height-relative:bottom-margin-area" o:gfxdata="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" strokecolor="gray" strokeweight="1pt">
-                  <w10:wrap anchorx="margin" anchory="margin"/>
-                </v:shape>
-              </w:pict>
-            </mc:Fallback>
-          </mc:AlternateContent>
-        </w:r>
-      </w:p>
-    </w:sdtContent>
-  </w:sdt>
-</w:ftr>
-</file>
-
-<file path=word/footer3.xml><?xml version="1.0" encoding="utf-8"?>
-<w:ftr xmlns:wpc="http://schemas.microsoft.com/office/word/2010/wordprocessingCanvas" xmlns:cx="http://schemas.microsoft.com/office/drawing/2014/chartex" xmlns:cx1="http://schemas.microsoft.com/office/drawing/2015/9/8/chartex" xmlns:cx2="http://schemas.microsoft.com/office/drawing/2015/10/21/chartex" xmlns:cx3="http://schemas.microsoft.com/office/drawing/2016/5/9/chartex" xmlns:cx4="http://schemas.microsoft.com/office/drawing/2016/5/10/chartex" xmlns:cx5="http://schemas.microsoft.com/office/drawing/2016/5/11/chartex" xmlns:cx6="http://schemas.microsoft.com/office/drawing/2016/5/12/chartex" xmlns:cx7="http://schemas.microsoft.com/office/drawing/2016/5/13/chartex" xmlns:cx8="http://schemas.microsoft.com/office/drawing/2016/5/14/chartex" xmlns:mc="http://schemas.openxmlformats.org/markup-compatibility/2006" xmlns:aink="http://schemas.microsoft.com/office/drawing/2016/ink" xmlns:am3d="http://schemas.microsoft.com/office/drawing/2017/model3d" xmlns:o="urn:schemas-microsoft-com:office:office" xmlns:oel="http://schemas.microsoft.com/office/2019/extlst" xmlns:r="http://schemas.openxmlformats.org/officeDocument/2006/relationships" xmlns:m="http://schemas.openxmlformats.org/officeDocument/2006/math" xmlns:v="urn:schemas-microsoft-com:vml" xmlns:wp14="http://schemas.microsoft.com/office/word/2010/wordprocessingDrawing" xmlns:wp="http://schemas.openxmlformats.org/drawingml/2006/wordprocessingDrawing" xmlns:w10="urn:schemas-microsoft-com:office:word" xmlns:w="http://schemas.openxmlformats.org/wordprocessingml/2006/main" xmlns:w14="http://schemas.microsoft.com/office/word/2010/wordml" xmlns:w15="http://schemas.microsoft.com/office/word/2012/wordml" xmlns:w16cex="http://schemas.microsoft.com/office/word/2018/wordml/cex" xmlns:w16cid="http://schemas.microsoft.com/office/word/2016/wordml/cid" xmlns:w16="http://schemas.microsoft.com/office/word/2018/wordml" xmlns:w16du="http://schemas.microsoft.com/office/word/2023/wordml/word16du" xmlns:w16sdtdh="http://schemas.microsoft.com/office/word/2020/wordml/sdtdatahash" xmlns:w16sdtfl="http://schemas.microsoft.com/office/word/2024/wordml/sdtformatlock" xmlns:w16se="http://schemas.microsoft.com/office/word/2015/wordml/symex" xmlns:wpg="http://schemas.microsoft.com/office/word/2010/wordprocessingGroup" xmlns:wpi="http://schemas.microsoft.com/office/word/2010/wordprocessingInk" xmlns:wne="http://schemas.microsoft.com/office/word/2006/wordml" xmlns:wps="http://schemas.microsoft.com/office/word/2010/wordprocessingShape" mc:Ignorable="w14 w15 w16se w16cid w16 w16cex w16sdtdh w16sdtfl w16du wp14">
-  <w:p>
-    <w:pPr>
-      <w:pStyle w:val="a4"/>
-      <w:jc w:val="center"/>
-      <w:rPr>
-        <w:b/>
-        <w:bCs/>
-        <w:sz w:val="28"/>
-      </w:rPr>
-    </w:pPr>
-  </w:p>
-</w:ftr>
-</file>
-
-<file path=word/footer4.xml><?xml version="1.0" encoding="utf-8"?>
 <w:ftr xmlns:wpc="http://schemas.microsoft.com/office/word/2010/wordprocessingCanvas" xmlns:cx="http://schemas.microsoft.com/office/drawing/2014/chartex" xmlns:cx1="http://schemas.microsoft.com/office/drawing/2015/9/8/chartex" xmlns:cx2="http://schemas.microsoft.com/office/drawing/2015/10/21/chartex" xmlns:cx3="http://schemas.microsoft.com/office/drawing/2016/5/9/chartex" xmlns:cx4="http://schemas.microsoft.com/office/drawing/2016/5/10/chartex" xmlns:cx5="http://schemas.microsoft.com/office/drawing/2016/5/11/chartex" xmlns:cx6="http://schemas.microsoft.com/office/drawing/2016/5/12/chartex" xmlns:cx7="http://schemas.microsoft.com/office/drawing/2016/5/13/chartex" xmlns:cx8="http://schemas.microsoft.com/office/drawing/2016/5/14/chartex" xmlns:mc="http://schemas.openxmlformats.org/markup-compatibility/2006" xmlns:aink="http://schemas.microsoft.com/office/drawing/2016/ink" xmlns:am3d="http://schemas.microsoft.com/office/drawing/2017/model3d" xmlns:o="urn:schemas-microsoft-com:office:office" xmlns:oel="http://schemas.microsoft.com/office/2019/extlst" xmlns:r="http://schemas.openxmlformats.org/officeDocument/2006/relationships" xmlns:m="http://schemas.openxmlformats.org/officeDocument/2006/math" xmlns:v="urn:schemas-microsoft-com:vml" xmlns:wp14="http://schemas.microsoft.com/office/word/2010/wordprocessingDrawing" xmlns:wp="http://schemas.openxmlformats.org/drawingml/2006/wordprocessingDrawing" xmlns:w10="urn:schemas-microsoft-com:office:word" xmlns:w="http://schemas.openxmlformats.org/wordprocessingml/2006/main" xmlns:w14="http://schemas.microsoft.com/office/word/2010/wordml" xmlns:w15="http://schemas.microsoft.com/office/word/2012/wordml" xmlns:w16cex="http://schemas.microsoft.com/office/word/2018/wordml/cex" xmlns:w16cid="http://schemas.microsoft.com/office/word/2016/wordml/cid" xmlns:w16="http://schemas.microsoft.com/office/word/2018/wordml" xmlns:w16du="http://schemas.microsoft.com/office/word/2023/wordml/word16du" xmlns:w16sdtdh="http://schemas.microsoft.com/office/word/2020/wordml/sdtdatahash" xmlns:w16sdtfl="http://schemas.microsoft.com/office/word/2024/wordml/sdtformatlock" xmlns:w16se="http://schemas.microsoft.com/office/word/2015/wordml/symex" xmlns:wpg="http://schemas.microsoft.com/office/word/2010/wordprocessingGroup" xmlns:wpi="http://schemas.microsoft.com/office/word/2010/wordprocessingInk" xmlns:wne="http://schemas.microsoft.com/office/word/2006/wordml" xmlns:wps="http://schemas.microsoft.com/office/word/2010/wordprocessingShape" mc:Ignorable="w14 w15 w16se w16cid w16 w16cex w16sdtdh w16sdtfl w16du wp14">
   <w:p>
     <w:pPr>
@@ -49156,7 +50900,7 @@
 </w:ftr>
 </file>
 
-<file path=word/footer5.xml><?xml version="1.0" encoding="utf-8"?>
+<file path=word/footer3.xml><?xml version="1.0" encoding="utf-8"?>
 <w:ftr xmlns:wpc="http://schemas.microsoft.com/office/word/2010/wordprocessingCanvas" xmlns:cx="http://schemas.microsoft.com/office/drawing/2014/chartex" xmlns:cx1="http://schemas.microsoft.com/office/drawing/2015/9/8/chartex" xmlns:cx2="http://schemas.microsoft.com/office/drawing/2015/10/21/chartex" xmlns:cx3="http://schemas.microsoft.com/office/drawing/2016/5/9/chartex" xmlns:cx4="http://schemas.microsoft.com/office/drawing/2016/5/10/chartex" xmlns:cx5="http://schemas.microsoft.com/office/drawing/2016/5/11/chartex" xmlns:cx6="http://schemas.microsoft.com/office/drawing/2016/5/12/chartex" xmlns:cx7="http://schemas.microsoft.com/office/drawing/2016/5/13/chartex" xmlns:cx8="http://schemas.microsoft.com/office/drawing/2016/5/14/chartex" xmlns:mc="http://schemas.openxmlformats.org/markup-compatibility/2006" xmlns:aink="http://schemas.microsoft.com/office/drawing/2016/ink" xmlns:am3d="http://schemas.microsoft.com/office/drawing/2017/model3d" xmlns:o="urn:schemas-microsoft-com:office:office" xmlns:oel="http://schemas.microsoft.com/office/2019/extlst" xmlns:r="http://schemas.openxmlformats.org/officeDocument/2006/relationships" xmlns:m="http://schemas.openxmlformats.org/officeDocument/2006/math" xmlns:v="urn:schemas-microsoft-com:vml" xmlns:wp14="http://schemas.microsoft.com/office/word/2010/wordprocessingDrawing" xmlns:wp="http://schemas.openxmlformats.org/drawingml/2006/wordprocessingDrawing" xmlns:w10="urn:schemas-microsoft-com:office:word" xmlns:w="http://schemas.openxmlformats.org/wordprocessingml/2006/main" xmlns:w14="http://schemas.microsoft.com/office/word/2010/wordml" xmlns:w15="http://schemas.microsoft.com/office/word/2012/wordml" xmlns:w16cex="http://schemas.microsoft.com/office/word/2018/wordml/cex" xmlns:w16cid="http://schemas.microsoft.com/office/word/2016/wordml/cid" xmlns:w16="http://schemas.microsoft.com/office/word/2018/wordml" xmlns:w16du="http://schemas.microsoft.com/office/word/2023/wordml/word16du" xmlns:w16sdtdh="http://schemas.microsoft.com/office/word/2020/wordml/sdtdatahash" xmlns:w16sdtfl="http://schemas.microsoft.com/office/word/2024/wordml/sdtformatlock" xmlns:w16se="http://schemas.microsoft.com/office/word/2015/wordml/symex" xmlns:wpg="http://schemas.microsoft.com/office/word/2010/wordprocessingGroup" xmlns:wpi="http://schemas.microsoft.com/office/word/2010/wordprocessingInk" xmlns:wne="http://schemas.microsoft.com/office/word/2006/wordml" xmlns:wps="http://schemas.microsoft.com/office/word/2010/wordprocessingShape" mc:Ignorable="w14 w15 w16se w16cid w16 w16cex w16sdtdh w16sdtfl w16du wp14">
   <w:p>
     <w:pPr>
@@ -49430,7 +51174,7 @@
 </w:ftr>
 </file>
 
-<file path=word/footer6.xml><?xml version="1.0" encoding="utf-8"?>
+<file path=word/footer4.xml><?xml version="1.0" encoding="utf-8"?>
 <w:ftr xmlns:wpc="http://schemas.microsoft.com/office/word/2010/wordprocessingCanvas" xmlns:cx="http://schemas.microsoft.com/office/drawing/2014/chartex" xmlns:cx1="http://schemas.microsoft.com/office/drawing/2015/9/8/chartex" xmlns:cx2="http://schemas.microsoft.com/office/drawing/2015/10/21/chartex" xmlns:cx3="http://schemas.microsoft.com/office/drawing/2016/5/9/chartex" xmlns:cx4="http://schemas.microsoft.com/office/drawing/2016/5/10/chartex" xmlns:cx5="http://schemas.microsoft.com/office/drawing/2016/5/11/chartex" xmlns:cx6="http://schemas.microsoft.com/office/drawing/2016/5/12/chartex" xmlns:cx7="http://schemas.microsoft.com/office/drawing/2016/5/13/chartex" xmlns:cx8="http://schemas.microsoft.com/office/drawing/2016/5/14/chartex" xmlns:mc="http://schemas.openxmlformats.org/markup-compatibility/2006" xmlns:aink="http://schemas.microsoft.com/office/drawing/2016/ink" xmlns:am3d="http://schemas.microsoft.com/office/drawing/2017/model3d" xmlns:o="urn:schemas-microsoft-com:office:office" xmlns:oel="http://schemas.microsoft.com/office/2019/extlst" xmlns:r="http://schemas.openxmlformats.org/officeDocument/2006/relationships" xmlns:m="http://schemas.openxmlformats.org/officeDocument/2006/math" xmlns:v="urn:schemas-microsoft-com:vml" xmlns:wp14="http://schemas.microsoft.com/office/word/2010/wordprocessingDrawing" xmlns:wp="http://schemas.openxmlformats.org/drawingml/2006/wordprocessingDrawing" xmlns:w10="urn:schemas-microsoft-com:office:word" xmlns:w="http://schemas.openxmlformats.org/wordprocessingml/2006/main" xmlns:w14="http://schemas.microsoft.com/office/word/2010/wordml" xmlns:w15="http://schemas.microsoft.com/office/word/2012/wordml" xmlns:w16cex="http://schemas.microsoft.com/office/word/2018/wordml/cex" xmlns:w16cid="http://schemas.microsoft.com/office/word/2016/wordml/cid" xmlns:w16="http://schemas.microsoft.com/office/word/2018/wordml" xmlns:w16du="http://schemas.microsoft.com/office/word/2023/wordml/word16du" xmlns:w16sdtdh="http://schemas.microsoft.com/office/word/2020/wordml/sdtdatahash" xmlns:w16sdtfl="http://schemas.microsoft.com/office/word/2024/wordml/sdtformatlock" xmlns:w16se="http://schemas.microsoft.com/office/word/2015/wordml/symex" xmlns:wpg="http://schemas.microsoft.com/office/word/2010/wordprocessingGroup" xmlns:wpi="http://schemas.microsoft.com/office/word/2010/wordprocessingInk" xmlns:wne="http://schemas.microsoft.com/office/word/2006/wordml" xmlns:wps="http://schemas.microsoft.com/office/word/2010/wordprocessingShape" mc:Ignorable="w14 w15 w16se w16cid w16 w16cex w16sdtdh w16sdtfl w16du wp14">
   <w:p>
     <w:pPr>
@@ -49440,7 +51184,7 @@
 </w:ftr>
 </file>
 
-<file path=word/footer7.xml><?xml version="1.0" encoding="utf-8"?>
+<file path=word/footer5.xml><?xml version="1.0" encoding="utf-8"?>
 <w:ftr xmlns:wpc="http://schemas.microsoft.com/office/word/2010/wordprocessingCanvas" xmlns:cx="http://schemas.microsoft.com/office/drawing/2014/chartex" xmlns:cx1="http://schemas.microsoft.com/office/drawing/2015/9/8/chartex" xmlns:cx2="http://schemas.microsoft.com/office/drawing/2015/10/21/chartex" xmlns:cx3="http://schemas.microsoft.com/office/drawing/2016/5/9/chartex" xmlns:cx4="http://schemas.microsoft.com/office/drawing/2016/5/10/chartex" xmlns:cx5="http://schemas.microsoft.com/office/drawing/2016/5/11/chartex" xmlns:cx6="http://schemas.microsoft.com/office/drawing/2016/5/12/chartex" xmlns:cx7="http://schemas.microsoft.com/office/drawing/2016/5/13/chartex" xmlns:cx8="http://schemas.microsoft.com/office/drawing/2016/5/14/chartex" xmlns:mc="http://schemas.openxmlformats.org/markup-compatibility/2006" xmlns:aink="http://schemas.microsoft.com/office/drawing/2016/ink" xmlns:am3d="http://schemas.microsoft.com/office/drawing/2017/model3d" xmlns:o="urn:schemas-microsoft-com:office:office" xmlns:oel="http://schemas.microsoft.com/office/2019/extlst" xmlns:r="http://schemas.openxmlformats.org/officeDocument/2006/relationships" xmlns:m="http://schemas.openxmlformats.org/officeDocument/2006/math" xmlns:v="urn:schemas-microsoft-com:vml" xmlns:wp14="http://schemas.microsoft.com/office/word/2010/wordprocessingDrawing" xmlns:wp="http://schemas.openxmlformats.org/drawingml/2006/wordprocessingDrawing" xmlns:w10="urn:schemas-microsoft-com:office:word" xmlns:w="http://schemas.openxmlformats.org/wordprocessingml/2006/main" xmlns:w14="http://schemas.microsoft.com/office/word/2010/wordml" xmlns:w15="http://schemas.microsoft.com/office/word/2012/wordml" xmlns:w16cex="http://schemas.microsoft.com/office/word/2018/wordml/cex" xmlns:w16cid="http://schemas.microsoft.com/office/word/2016/wordml/cid" xmlns:w16="http://schemas.microsoft.com/office/word/2018/wordml" xmlns:w16du="http://schemas.microsoft.com/office/word/2023/wordml/word16du" xmlns:w16sdtdh="http://schemas.microsoft.com/office/word/2020/wordml/sdtdatahash" xmlns:w16sdtfl="http://schemas.microsoft.com/office/word/2024/wordml/sdtformatlock" xmlns:w16se="http://schemas.microsoft.com/office/word/2015/wordml/symex" xmlns:wpg="http://schemas.microsoft.com/office/word/2010/wordprocessingGroup" xmlns:wpi="http://schemas.microsoft.com/office/word/2010/wordprocessingInk" xmlns:wne="http://schemas.microsoft.com/office/word/2006/wordml" xmlns:wps="http://schemas.microsoft.com/office/word/2010/wordprocessingShape" mc:Ignorable="w14 w15 w16se w16cid w16 w16cex w16sdtdh w16sdtfl w16du wp14">
   <w:p>
     <w:pPr>
@@ -49450,7 +51194,7 @@
 </w:ftr>
 </file>
 
-<file path=word/footer8.xml><?xml version="1.0" encoding="utf-8"?>
+<file path=word/footer6.xml><?xml version="1.0" encoding="utf-8"?>
 <w:ftr xmlns:wpc="http://schemas.microsoft.com/office/word/2010/wordprocessingCanvas" xmlns:cx="http://schemas.microsoft.com/office/drawing/2014/chartex" xmlns:cx1="http://schemas.microsoft.com/office/drawing/2015/9/8/chartex" xmlns:cx2="http://schemas.microsoft.com/office/drawing/2015/10/21/chartex" xmlns:cx3="http://schemas.microsoft.com/office/drawing/2016/5/9/chartex" xmlns:cx4="http://schemas.microsoft.com/office/drawing/2016/5/10/chartex" xmlns:cx5="http://schemas.microsoft.com/office/drawing/2016/5/11/chartex" xmlns:cx6="http://schemas.microsoft.com/office/drawing/2016/5/12/chartex" xmlns:cx7="http://schemas.microsoft.com/office/drawing/2016/5/13/chartex" xmlns:cx8="http://schemas.microsoft.com/office/drawing/2016/5/14/chartex" xmlns:mc="http://schemas.openxmlformats.org/markup-compatibility/2006" xmlns:aink="http://schemas.microsoft.com/office/drawing/2016/ink" xmlns:am3d="http://schemas.microsoft.com/office/drawing/2017/model3d" xmlns:o="urn:schemas-microsoft-com:office:office" xmlns:oel="http://schemas.microsoft.com/office/2019/extlst" xmlns:r="http://schemas.openxmlformats.org/officeDocument/2006/relationships" xmlns:m="http://schemas.openxmlformats.org/officeDocument/2006/math" xmlns:v="urn:schemas-microsoft-com:vml" xmlns:wp14="http://schemas.microsoft.com/office/word/2010/wordprocessingDrawing" xmlns:wp="http://schemas.openxmlformats.org/drawingml/2006/wordprocessingDrawing" xmlns:w10="urn:schemas-microsoft-com:office:word" xmlns:w="http://schemas.openxmlformats.org/wordprocessingml/2006/main" xmlns:w14="http://schemas.microsoft.com/office/word/2010/wordml" xmlns:w15="http://schemas.microsoft.com/office/word/2012/wordml" xmlns:w16cex="http://schemas.microsoft.com/office/word/2018/wordml/cex" xmlns:w16cid="http://schemas.microsoft.com/office/word/2016/wordml/cid" xmlns:w16="http://schemas.microsoft.com/office/word/2018/wordml" xmlns:w16du="http://schemas.microsoft.com/office/word/2023/wordml/word16du" xmlns:w16sdtdh="http://schemas.microsoft.com/office/word/2020/wordml/sdtdatahash" xmlns:w16sdtfl="http://schemas.microsoft.com/office/word/2024/wordml/sdtformatlock" xmlns:w16se="http://schemas.microsoft.com/office/word/2015/wordml/symex" xmlns:wpg="http://schemas.microsoft.com/office/word/2010/wordprocessingGroup" xmlns:wpi="http://schemas.microsoft.com/office/word/2010/wordprocessingInk" xmlns:wne="http://schemas.microsoft.com/office/word/2006/wordml" xmlns:wps="http://schemas.microsoft.com/office/word/2010/wordprocessingShape" mc:Ignorable="w14 w15 w16se w16cid w16 w16cex w16sdtdh w16sdtfl w16du wp14">
   <w:p>
     <w:pPr>
@@ -49503,588 +51247,22 @@
     <w:r>
       <w:rPr>
         <w:noProof/>
-      </w:rPr>
-      <mc:AlternateContent>
-        <mc:Choice Requires="wps">
-          <w:drawing>
-            <wp:anchor distT="0" distB="0" distL="114300" distR="114300" simplePos="0" relativeHeight="251659264" behindDoc="0" locked="0" layoutInCell="1" allowOverlap="1" wp14:anchorId="45DADEC5" wp14:editId="6AF38403">
-              <wp:simplePos x="0" y="0"/>
-              <wp:positionH relativeFrom="column">
-                <wp:posOffset>3853180</wp:posOffset>
-              </wp:positionH>
-              <wp:positionV relativeFrom="paragraph">
-                <wp:posOffset>105410</wp:posOffset>
-              </wp:positionV>
-              <wp:extent cx="2672715" cy="1088390"/>
-              <wp:effectExtent l="0" t="0" r="0" b="0"/>
-              <wp:wrapNone/>
-              <wp:docPr id="3" name="Text Box 3"/>
-              <wp:cNvGraphicFramePr/>
-              <a:graphic xmlns:a="http://schemas.openxmlformats.org/drawingml/2006/main">
-                <a:graphicData uri="http://schemas.microsoft.com/office/word/2010/wordprocessingShape">
-                  <wps:wsp>
-                    <wps:cNvSpPr txBox="1"/>
-                    <wps:spPr>
-                      <a:xfrm>
-                        <a:off x="0" y="0"/>
-                        <a:ext cx="2672715" cy="1088390"/>
-                      </a:xfrm>
-                      <a:prstGeom prst="rect">
-                        <a:avLst/>
-                      </a:prstGeom>
-                      <a:solidFill>
-                        <a:schemeClr val="lt1"/>
-                      </a:solidFill>
-                      <a:ln w="6350">
-                        <a:noFill/>
-                      </a:ln>
-                    </wps:spPr>
-                    <wps:txbx>
-                      <w:txbxContent>
-                        <w:p>
-                          <w:pPr>
-                            <w:spacing w:after="0" w:line="276" w:lineRule="auto"/>
-                            <w:jc w:val="center"/>
-                            <w:rPr>
-                              <w:rFonts w:ascii="Simplified Arabic" w:hAnsi="Simplified Arabic"/>
-                              <w:b/>
-                              <w:bCs/>
-                              <w:sz w:val="28"/>
-                              <w:rtl/>
-                            </w:rPr>
-                          </w:pPr>
-                          <w:r>
-                            <w:rPr>
-                              <w:rFonts w:ascii="Simplified Arabic" w:hAnsi="Simplified Arabic"/>
-                              <w:b/>
-                              <w:bCs/>
-                              <w:sz w:val="28"/>
-                              <w:rtl/>
-                            </w:rPr>
-                            <w:t>الجمهورية اليمنية</w:t>
-                          </w:r>
-                        </w:p>
-                        <w:p>
-                          <w:pPr>
-                            <w:spacing w:after="0" w:line="276" w:lineRule="auto"/>
-                            <w:jc w:val="center"/>
-                            <w:rPr>
-                              <w:rFonts w:ascii="Simplified Arabic" w:hAnsi="Simplified Arabic"/>
-                              <w:b/>
-                              <w:bCs/>
-                              <w:sz w:val="28"/>
-                              <w:rtl/>
-                            </w:rPr>
-                          </w:pPr>
-                          <w:r>
-                            <w:rPr>
-                              <w:rFonts w:ascii="Simplified Arabic" w:hAnsi="Simplified Arabic"/>
-                              <w:b/>
-                              <w:bCs/>
-                              <w:sz w:val="28"/>
-                              <w:rtl/>
-                            </w:rPr>
-                            <w:t xml:space="preserve">جامعة </w:t>
-                          </w:r>
-                          <w:r>
-                            <w:rPr>
-                              <w:rFonts w:ascii="Simplified Arabic" w:hAnsi="Simplified Arabic" w:hint="cs"/>
-                              <w:b/>
-                              <w:bCs/>
-                              <w:sz w:val="28"/>
-                              <w:rtl/>
-                            </w:rPr>
-                            <w:t>إ</w:t>
-                          </w:r>
-                          <w:r>
-                            <w:rPr>
-                              <w:rFonts w:ascii="Simplified Arabic" w:hAnsi="Simplified Arabic"/>
-                              <w:b/>
-                              <w:bCs/>
-                              <w:sz w:val="28"/>
-                              <w:rtl/>
-                            </w:rPr>
-                            <w:t>ب</w:t>
-                          </w:r>
-                        </w:p>
-                        <w:p>
-                          <w:pPr>
-                            <w:spacing w:after="0" w:line="276" w:lineRule="auto"/>
-                            <w:jc w:val="center"/>
-                            <w:rPr>
-                              <w:rFonts w:ascii="Simplified Arabic" w:hAnsi="Simplified Arabic"/>
-                              <w:b/>
-                              <w:bCs/>
-                              <w:sz w:val="28"/>
-                              <w:rtl/>
-                            </w:rPr>
-                          </w:pPr>
-                          <w:r>
-                            <w:rPr>
-                              <w:rFonts w:ascii="Simplified Arabic" w:hAnsi="Simplified Arabic"/>
-                              <w:b/>
-                              <w:bCs/>
-                              <w:sz w:val="28"/>
-                              <w:rtl/>
-                            </w:rPr>
-                            <w:t>كلية العلوم</w:t>
-                          </w:r>
-                        </w:p>
-                        <w:p>
-                          <w:pPr>
-                            <w:spacing w:after="0" w:line="276" w:lineRule="auto"/>
-                            <w:jc w:val="center"/>
-                            <w:rPr>
-                              <w:rFonts w:ascii="Simplified Arabic" w:hAnsi="Simplified Arabic"/>
-                              <w:b/>
-                              <w:bCs/>
-                              <w:sz w:val="28"/>
-                            </w:rPr>
-                          </w:pPr>
-                          <w:r>
-                            <w:rPr>
-                              <w:rFonts w:ascii="Simplified Arabic" w:hAnsi="Simplified Arabic"/>
-                              <w:b/>
-                              <w:bCs/>
-                              <w:sz w:val="28"/>
-                              <w:rtl/>
-                            </w:rPr>
-                            <w:t>قسم علوم الحاسوب وتكنولوجيا المعلومات</w:t>
-                          </w:r>
-                        </w:p>
-                      </w:txbxContent>
-                    </wps:txbx>
-                    <wps:bodyPr rot="0" spcFirstLastPara="0" vertOverflow="overflow" horzOverflow="overflow" vert="horz" wrap="square" lIns="91440" tIns="45720" rIns="91440" bIns="45720" numCol="1" spcCol="0" rtlCol="1" fromWordArt="0" anchor="t" anchorCtr="0" forceAA="0" compatLnSpc="1">
-                      <a:prstTxWarp prst="textNoShape">
-                        <a:avLst/>
-                      </a:prstTxWarp>
-                      <a:noAutofit/>
-                    </wps:bodyPr>
-                  </wps:wsp>
-                </a:graphicData>
-              </a:graphic>
-              <wp14:sizeRelH relativeFrom="margin">
-                <wp14:pctWidth>0</wp14:pctWidth>
-              </wp14:sizeRelH>
-              <wp14:sizeRelV relativeFrom="margin">
-                <wp14:pctHeight>0</wp14:pctHeight>
-              </wp14:sizeRelV>
-            </wp:anchor>
-          </w:drawing>
-        </mc:Choice>
-        <mc:Fallback>
-          <w:pict>
-            <v:shapetype w14:anchorId="45DADEC5" id="_x0000_t202" coordsize="21600,21600" o:spt="202" path="m,l,21600r21600,l21600,xe">
-              <v:stroke joinstyle="miter"/>
-              <v:path gradientshapeok="t" o:connecttype="rect"/>
-            </v:shapetype>
-            <v:shape id="Text Box 3" o:spid="_x0000_s1028" type="#_x0000_t202" style="position:absolute;left:0;text-align:left;margin-left:303.4pt;margin-top:8.3pt;width:210.45pt;height:85.7pt;z-index:251659264;visibility:visible;mso-wrap-style:square;mso-width-percent:0;mso-height-percent:0;mso-wrap-distance-left:9pt;mso-wrap-distance-top:0;mso-wrap-distance-right:9pt;mso-wrap-distance-bottom:0;mso-position-horizontal:absolute;mso-position-horizontal-relative:text;mso-position-vertical:absolute;mso-position-vertical-relative:text;mso-width-percent:0;mso-height-percent:0;mso-width-relative:margin;mso-height-relative:margin;v-text-anchor:top" o:gfxdata="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" fillcolor="white [3201]" stroked="f" strokeweight=".5pt">
-              <v:textbox>
-                <w:txbxContent>
-                  <w:p>
-                    <w:pPr>
-                      <w:spacing w:after="0" w:line="276" w:lineRule="auto"/>
-                      <w:jc w:val="center"/>
-                      <w:rPr>
-                        <w:rFonts w:ascii="Simplified Arabic" w:hAnsi="Simplified Arabic"/>
-                        <w:b/>
-                        <w:bCs/>
-                        <w:sz w:val="28"/>
-                        <w:rtl/>
-                      </w:rPr>
-                    </w:pPr>
-                    <w:r>
-                      <w:rPr>
-                        <w:rFonts w:ascii="Simplified Arabic" w:hAnsi="Simplified Arabic"/>
-                        <w:b/>
-                        <w:bCs/>
-                        <w:sz w:val="28"/>
-                        <w:rtl/>
-                      </w:rPr>
-                      <w:t>الجمهورية اليمنية</w:t>
-                    </w:r>
-                  </w:p>
-                  <w:p>
-                    <w:pPr>
-                      <w:spacing w:after="0" w:line="276" w:lineRule="auto"/>
-                      <w:jc w:val="center"/>
-                      <w:rPr>
-                        <w:rFonts w:ascii="Simplified Arabic" w:hAnsi="Simplified Arabic"/>
-                        <w:b/>
-                        <w:bCs/>
-                        <w:sz w:val="28"/>
-                        <w:rtl/>
-                      </w:rPr>
-                    </w:pPr>
-                    <w:r>
-                      <w:rPr>
-                        <w:rFonts w:ascii="Simplified Arabic" w:hAnsi="Simplified Arabic"/>
-                        <w:b/>
-                        <w:bCs/>
-                        <w:sz w:val="28"/>
-                        <w:rtl/>
-                      </w:rPr>
-                      <w:t xml:space="preserve">جامعة </w:t>
-                    </w:r>
-                    <w:r>
-                      <w:rPr>
-                        <w:rFonts w:ascii="Simplified Arabic" w:hAnsi="Simplified Arabic" w:hint="cs"/>
-                        <w:b/>
-                        <w:bCs/>
-                        <w:sz w:val="28"/>
-                        <w:rtl/>
-                      </w:rPr>
-                      <w:t>إ</w:t>
-                    </w:r>
-                    <w:r>
-                      <w:rPr>
-                        <w:rFonts w:ascii="Simplified Arabic" w:hAnsi="Simplified Arabic"/>
-                        <w:b/>
-                        <w:bCs/>
-                        <w:sz w:val="28"/>
-                        <w:rtl/>
-                      </w:rPr>
-                      <w:t>ب</w:t>
-                    </w:r>
-                  </w:p>
-                  <w:p>
-                    <w:pPr>
-                      <w:spacing w:after="0" w:line="276" w:lineRule="auto"/>
-                      <w:jc w:val="center"/>
-                      <w:rPr>
-                        <w:rFonts w:ascii="Simplified Arabic" w:hAnsi="Simplified Arabic"/>
-                        <w:b/>
-                        <w:bCs/>
-                        <w:sz w:val="28"/>
-                        <w:rtl/>
-                      </w:rPr>
-                    </w:pPr>
-                    <w:r>
-                      <w:rPr>
-                        <w:rFonts w:ascii="Simplified Arabic" w:hAnsi="Simplified Arabic"/>
-                        <w:b/>
-                        <w:bCs/>
-                        <w:sz w:val="28"/>
-                        <w:rtl/>
-                      </w:rPr>
-                      <w:t>كلية العلوم</w:t>
-                    </w:r>
-                  </w:p>
-                  <w:p>
-                    <w:pPr>
-                      <w:spacing w:after="0" w:line="276" w:lineRule="auto"/>
-                      <w:jc w:val="center"/>
-                      <w:rPr>
-                        <w:rFonts w:ascii="Simplified Arabic" w:hAnsi="Simplified Arabic"/>
-                        <w:b/>
-                        <w:bCs/>
-                        <w:sz w:val="28"/>
-                      </w:rPr>
-                    </w:pPr>
-                    <w:r>
-                      <w:rPr>
-                        <w:rFonts w:ascii="Simplified Arabic" w:hAnsi="Simplified Arabic"/>
-                        <w:b/>
-                        <w:bCs/>
-                        <w:sz w:val="28"/>
-                        <w:rtl/>
-                      </w:rPr>
-                      <w:t>قسم علوم الحاسوب وتكنولوجيا المعلومات</w:t>
-                    </w:r>
-                  </w:p>
-                </w:txbxContent>
-              </v:textbox>
-            </v:shape>
-          </w:pict>
-        </mc:Fallback>
-      </mc:AlternateContent>
-    </w:r>
-    <w:r>
-      <w:rPr>
-        <w:noProof/>
-      </w:rPr>
-      <mc:AlternateContent>
-        <mc:Choice Requires="wps">
-          <w:drawing>
-            <wp:anchor distT="0" distB="0" distL="114300" distR="114300" simplePos="0" relativeHeight="251661312" behindDoc="0" locked="0" layoutInCell="1" allowOverlap="1" wp14:anchorId="6A32D7FD" wp14:editId="1C6F3F4E">
-              <wp:simplePos x="0" y="0"/>
-              <wp:positionH relativeFrom="column">
-                <wp:posOffset>-783590</wp:posOffset>
-              </wp:positionH>
-              <wp:positionV relativeFrom="paragraph">
-                <wp:posOffset>8164</wp:posOffset>
-              </wp:positionV>
-              <wp:extent cx="2729230" cy="1328057"/>
-              <wp:effectExtent l="0" t="0" r="0" b="5715"/>
-              <wp:wrapNone/>
-              <wp:docPr id="4" name="Text Box 4"/>
-              <wp:cNvGraphicFramePr/>
-              <a:graphic xmlns:a="http://schemas.openxmlformats.org/drawingml/2006/main">
-                <a:graphicData uri="http://schemas.microsoft.com/office/word/2010/wordprocessingShape">
-                  <wps:wsp>
-                    <wps:cNvSpPr txBox="1"/>
-                    <wps:spPr>
-                      <a:xfrm>
-                        <a:off x="0" y="0"/>
-                        <a:ext cx="2729230" cy="1328057"/>
-                      </a:xfrm>
-                      <a:prstGeom prst="rect">
-                        <a:avLst/>
-                      </a:prstGeom>
-                      <a:solidFill>
-                        <a:schemeClr val="lt1"/>
-                      </a:solidFill>
-                      <a:ln w="6350">
-                        <a:noFill/>
-                      </a:ln>
-                    </wps:spPr>
-                    <wps:txbx>
-                      <w:txbxContent>
-                        <w:p>
-                          <w:pPr>
-                            <w:spacing w:after="0" w:line="276" w:lineRule="auto"/>
-                            <w:jc w:val="center"/>
-                            <w:rPr>
-                              <w:rFonts w:asciiTheme="majorBidi" w:hAnsiTheme="majorBidi"/>
-                              <w:b/>
-                              <w:bCs/>
-                              <w:sz w:val="28"/>
-                            </w:rPr>
-                          </w:pPr>
-                          <w:r>
-                            <w:rPr>
-                              <w:rFonts w:asciiTheme="majorBidi" w:hAnsiTheme="majorBidi"/>
-                              <w:b/>
-                              <w:bCs/>
-                              <w:sz w:val="28"/>
-                            </w:rPr>
-                            <w:t>Republic of Yemen</w:t>
-                          </w:r>
-                        </w:p>
-                        <w:p>
-                          <w:pPr>
-                            <w:spacing w:after="0" w:line="276" w:lineRule="auto"/>
-                            <w:jc w:val="center"/>
-                            <w:rPr>
-                              <w:rFonts w:asciiTheme="majorBidi" w:hAnsiTheme="majorBidi"/>
-                              <w:b/>
-                              <w:bCs/>
-                              <w:sz w:val="28"/>
-                            </w:rPr>
-                          </w:pPr>
-                          <w:r>
-                            <w:rPr>
-                              <w:rFonts w:asciiTheme="majorBidi" w:hAnsiTheme="majorBidi"/>
-                              <w:b/>
-                              <w:bCs/>
-                              <w:sz w:val="28"/>
-                            </w:rPr>
-                            <w:t>Ibb University</w:t>
-                          </w:r>
-                        </w:p>
-                        <w:p>
-                          <w:pPr>
-                            <w:spacing w:after="0" w:line="276" w:lineRule="auto"/>
-                            <w:jc w:val="center"/>
-                            <w:rPr>
-                              <w:rFonts w:asciiTheme="majorBidi" w:hAnsiTheme="majorBidi"/>
-                              <w:b/>
-                              <w:bCs/>
-                              <w:sz w:val="28"/>
-                            </w:rPr>
-                          </w:pPr>
-                          <w:r>
-                            <w:rPr>
-                              <w:rFonts w:asciiTheme="majorBidi" w:hAnsiTheme="majorBidi"/>
-                              <w:b/>
-                              <w:bCs/>
-                              <w:sz w:val="28"/>
-                            </w:rPr>
-                            <w:t>Faculty of Sciences</w:t>
-                          </w:r>
-                        </w:p>
-                        <w:p>
-                          <w:pPr>
-                            <w:spacing w:after="0" w:line="276" w:lineRule="auto"/>
-                            <w:jc w:val="center"/>
-                            <w:rPr>
-                              <w:rFonts w:asciiTheme="majorBidi" w:hAnsiTheme="majorBidi"/>
-                              <w:b/>
-                              <w:bCs/>
-                              <w:sz w:val="28"/>
-                            </w:rPr>
-                          </w:pPr>
-                          <w:r>
-                            <w:rPr>
-                              <w:rFonts w:asciiTheme="majorBidi" w:hAnsiTheme="majorBidi"/>
-                              <w:b/>
-                              <w:bCs/>
-                              <w:sz w:val="28"/>
-                            </w:rPr>
-                            <w:t xml:space="preserve">Department of Computer Science </w:t>
-                          </w:r>
-                          <w:r>
-                            <w:rPr>
-                              <w:rFonts w:asciiTheme="majorBidi" w:hAnsiTheme="majorBidi"/>
-                              <w:b/>
-                              <w:bCs/>
-                              <w:sz w:val="28"/>
-                            </w:rPr>
-                            <w:t xml:space="preserve">&amp; </w:t>
-                          </w:r>
-                          <w:r>
-                            <w:rPr>
-                              <w:rFonts w:asciiTheme="majorBidi" w:hAnsiTheme="majorBidi"/>
-                              <w:b/>
-                              <w:bCs/>
-                              <w:sz w:val="28"/>
-                            </w:rPr>
-                            <w:t>Information Technology</w:t>
-                          </w:r>
-                        </w:p>
-                      </w:txbxContent>
-                    </wps:txbx>
-                    <wps:bodyPr rot="0" spcFirstLastPara="0" vertOverflow="overflow" horzOverflow="overflow" vert="horz" wrap="square" lIns="91440" tIns="45720" rIns="91440" bIns="45720" numCol="1" spcCol="0" rtlCol="1" fromWordArt="0" anchor="t" anchorCtr="0" forceAA="0" compatLnSpc="1">
-                      <a:prstTxWarp prst="textNoShape">
-                        <a:avLst/>
-                      </a:prstTxWarp>
-                      <a:noAutofit/>
-                    </wps:bodyPr>
-                  </wps:wsp>
-                </a:graphicData>
-              </a:graphic>
-              <wp14:sizeRelH relativeFrom="margin">
-                <wp14:pctWidth>0</wp14:pctWidth>
-              </wp14:sizeRelH>
-              <wp14:sizeRelV relativeFrom="margin">
-                <wp14:pctHeight>0</wp14:pctHeight>
-              </wp14:sizeRelV>
-            </wp:anchor>
-          </w:drawing>
-        </mc:Choice>
-        <mc:Fallback>
-          <w:pict>
-            <v:shape w14:anchorId="6A32D7FD" id="Text Box 4" o:spid="_x0000_s1029" type="#_x0000_t202" style="position:absolute;left:0;text-align:left;margin-left:-61.7pt;margin-top:.65pt;width:214.9pt;height:104.55pt;z-index:251661312;visibility:visible;mso-wrap-style:square;mso-width-percent:0;mso-height-percent:0;mso-wrap-distance-left:9pt;mso-wrap-distance-top:0;mso-wrap-distance-right:9pt;mso-wrap-distance-bottom:0;mso-position-horizontal:absolute;mso-position-horizontal-relative:text;mso-position-vertical:absolute;mso-position-vertical-relative:text;mso-width-percent:0;mso-height-percent:0;mso-width-relative:margin;mso-height-relative:margin;v-text-anchor:top" o:gfxdata="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" fillcolor="white [3201]" stroked="f" strokeweight=".5pt">
-              <v:textbox>
-                <w:txbxContent>
-                  <w:p>
-                    <w:pPr>
-                      <w:spacing w:after="0" w:line="276" w:lineRule="auto"/>
-                      <w:jc w:val="center"/>
-                      <w:rPr>
-                        <w:rFonts w:asciiTheme="majorBidi" w:hAnsiTheme="majorBidi"/>
-                        <w:b/>
-                        <w:bCs/>
-                        <w:sz w:val="28"/>
-                      </w:rPr>
-                    </w:pPr>
-                    <w:r>
-                      <w:rPr>
-                        <w:rFonts w:asciiTheme="majorBidi" w:hAnsiTheme="majorBidi"/>
-                        <w:b/>
-                        <w:bCs/>
-                        <w:sz w:val="28"/>
-                      </w:rPr>
-                      <w:t>Republic of Yemen</w:t>
-                    </w:r>
-                  </w:p>
-                  <w:p>
-                    <w:pPr>
-                      <w:spacing w:after="0" w:line="276" w:lineRule="auto"/>
-                      <w:jc w:val="center"/>
-                      <w:rPr>
-                        <w:rFonts w:asciiTheme="majorBidi" w:hAnsiTheme="majorBidi"/>
-                        <w:b/>
-                        <w:bCs/>
-                        <w:sz w:val="28"/>
-                      </w:rPr>
-                    </w:pPr>
-                    <w:r>
-                      <w:rPr>
-                        <w:rFonts w:asciiTheme="majorBidi" w:hAnsiTheme="majorBidi"/>
-                        <w:b/>
-                        <w:bCs/>
-                        <w:sz w:val="28"/>
-                      </w:rPr>
-                      <w:t>Ibb University</w:t>
-                    </w:r>
-                  </w:p>
-                  <w:p>
-                    <w:pPr>
-                      <w:spacing w:after="0" w:line="276" w:lineRule="auto"/>
-                      <w:jc w:val="center"/>
-                      <w:rPr>
-                        <w:rFonts w:asciiTheme="majorBidi" w:hAnsiTheme="majorBidi"/>
-                        <w:b/>
-                        <w:bCs/>
-                        <w:sz w:val="28"/>
-                      </w:rPr>
-                    </w:pPr>
-                    <w:r>
-                      <w:rPr>
-                        <w:rFonts w:asciiTheme="majorBidi" w:hAnsiTheme="majorBidi"/>
-                        <w:b/>
-                        <w:bCs/>
-                        <w:sz w:val="28"/>
-                      </w:rPr>
-                      <w:t>Faculty of Sciences</w:t>
-                    </w:r>
-                  </w:p>
-                  <w:p>
-                    <w:pPr>
-                      <w:spacing w:after="0" w:line="276" w:lineRule="auto"/>
-                      <w:jc w:val="center"/>
-                      <w:rPr>
-                        <w:rFonts w:asciiTheme="majorBidi" w:hAnsiTheme="majorBidi"/>
-                        <w:b/>
-                        <w:bCs/>
-                        <w:sz w:val="28"/>
-                      </w:rPr>
-                    </w:pPr>
-                    <w:r>
-                      <w:rPr>
-                        <w:rFonts w:asciiTheme="majorBidi" w:hAnsiTheme="majorBidi"/>
-                        <w:b/>
-                        <w:bCs/>
-                        <w:sz w:val="28"/>
-                      </w:rPr>
-                      <w:t xml:space="preserve">Department of Computer Science </w:t>
-                    </w:r>
-                    <w:r>
-                      <w:rPr>
-                        <w:rFonts w:asciiTheme="majorBidi" w:hAnsiTheme="majorBidi"/>
-                        <w:b/>
-                        <w:bCs/>
-                        <w:sz w:val="28"/>
-                      </w:rPr>
-                      <w:t xml:space="preserve">&amp; </w:t>
-                    </w:r>
-                    <w:r>
-                      <w:rPr>
-                        <w:rFonts w:asciiTheme="majorBidi" w:hAnsiTheme="majorBidi"/>
-                        <w:b/>
-                        <w:bCs/>
-                        <w:sz w:val="28"/>
-                      </w:rPr>
-                      <w:t>Information Technology</w:t>
-                    </w:r>
-                  </w:p>
-                </w:txbxContent>
-              </v:textbox>
-            </v:shape>
-          </w:pict>
-        </mc:Fallback>
-      </mc:AlternateContent>
-    </w:r>
-    <w:r>
-      <w:rPr>
-        <w:noProof/>
+        <w:rtl/>
+        <w:lang w:val="ar-SA"/>
       </w:rPr>
       <w:drawing>
-        <wp:inline distT="0" distB="0" distL="0" distR="0" wp14:anchorId="3A1E2723" wp14:editId="434B1461">
-          <wp:extent cx="1371600" cy="1371600"/>
-          <wp:effectExtent l="0" t="0" r="0" b="0"/>
-          <wp:docPr id="18" name="Picture 18"/>
+        <wp:anchor distT="0" distB="0" distL="114300" distR="114300" simplePos="0" relativeHeight="251668480" behindDoc="0" locked="0" layoutInCell="1" allowOverlap="1" wp14:anchorId="508F99AE" wp14:editId="569276E4">
+          <wp:simplePos x="0" y="0"/>
+          <wp:positionH relativeFrom="column">
+            <wp:posOffset>2354580</wp:posOffset>
+          </wp:positionH>
+          <wp:positionV relativeFrom="paragraph">
+            <wp:posOffset>-251460</wp:posOffset>
+          </wp:positionV>
+          <wp:extent cx="1325245" cy="1319530"/>
+          <wp:effectExtent l="0" t="0" r="8255" b="0"/>
+          <wp:wrapTopAndBottom/>
+          <wp:docPr id="1850975715" name="صورة 13"/>
           <wp:cNvGraphicFramePr>
             <a:graphicFrameLocks xmlns:a="http://schemas.openxmlformats.org/drawingml/2006/main" noChangeAspect="1"/>
           </wp:cNvGraphicFramePr>
@@ -50092,7 +51270,7 @@
             <a:graphicData uri="http://schemas.openxmlformats.org/drawingml/2006/picture">
               <pic:pic xmlns:pic="http://schemas.openxmlformats.org/drawingml/2006/picture">
                 <pic:nvPicPr>
-                  <pic:cNvPr id="5" name="Picture 5"/>
+                  <pic:cNvPr id="1850975715" name="صورة 1850975715"/>
                   <pic:cNvPicPr/>
                 </pic:nvPicPr>
                 <pic:blipFill>
@@ -50110,7 +51288,7 @@
                 <pic:spPr>
                   <a:xfrm>
                     <a:off x="0" y="0"/>
-                    <a:ext cx="1371600" cy="1371600"/>
+                    <a:ext cx="1325245" cy="1319530"/>
                   </a:xfrm>
                   <a:prstGeom prst="rect">
                     <a:avLst/>
@@ -50119,7 +51297,13 @@
               </pic:pic>
             </a:graphicData>
           </a:graphic>
-        </wp:inline>
+          <wp14:sizeRelH relativeFrom="margin">
+            <wp14:pctWidth>0</wp14:pctWidth>
+          </wp14:sizeRelH>
+          <wp14:sizeRelV relativeFrom="margin">
+            <wp14:pctHeight>0</wp14:pctHeight>
+          </wp14:sizeRelV>
+        </wp:anchor>
       </w:drawing>
     </w:r>
     <w:r>
@@ -50133,31 +51317,6 @@
 </file>
 
 <file path=word/header2.xml><?xml version="1.0" encoding="utf-8"?>
-<w:hdr xmlns:wpc="http://schemas.microsoft.com/office/word/2010/wordprocessingCanvas" xmlns:cx="http://schemas.microsoft.com/office/drawing/2014/chartex" xmlns:cx1="http://schemas.microsoft.com/office/drawing/2015/9/8/chartex" xmlns:cx2="http://schemas.microsoft.com/office/drawing/2015/10/21/chartex" xmlns:cx3="http://schemas.microsoft.com/office/drawing/2016/5/9/chartex" xmlns:cx4="http://schemas.microsoft.com/office/drawing/2016/5/10/chartex" xmlns:cx5="http://schemas.microsoft.com/office/drawing/2016/5/11/chartex" xmlns:cx6="http://schemas.microsoft.com/office/drawing/2016/5/12/chartex" xmlns:cx7="http://schemas.microsoft.com/office/drawing/2016/5/13/chartex" xmlns:cx8="http://schemas.microsoft.com/office/drawing/2016/5/14/chartex" xmlns:mc="http://schemas.openxmlformats.org/markup-compatibility/2006" xmlns:aink="http://schemas.microsoft.com/office/drawing/2016/ink" xmlns:am3d="http://schemas.microsoft.com/office/drawing/2017/model3d" xmlns:o="urn:schemas-microsoft-com:office:office" xmlns:oel="http://schemas.microsoft.com/office/2019/extlst" xmlns:r="http://schemas.openxmlformats.org/officeDocument/2006/relationships" xmlns:m="http://schemas.openxmlformats.org/officeDocument/2006/math" xmlns:v="urn:schemas-microsoft-com:vml" xmlns:wp14="http://schemas.microsoft.com/office/word/2010/wordprocessingDrawing" xmlns:wp="http://schemas.openxmlformats.org/drawingml/2006/wordprocessingDrawing" xmlns:w10="urn:schemas-microsoft-com:office:word" xmlns:w="http://schemas.openxmlformats.org/wordprocessingml/2006/main" xmlns:w14="http://schemas.microsoft.com/office/word/2010/wordml" xmlns:w15="http://schemas.microsoft.com/office/word/2012/wordml" xmlns:w16cex="http://schemas.microsoft.com/office/word/2018/wordml/cex" xmlns:w16cid="http://schemas.microsoft.com/office/word/2016/wordml/cid" xmlns:w16="http://schemas.microsoft.com/office/word/2018/wordml" xmlns:w16du="http://schemas.microsoft.com/office/word/2023/wordml/word16du" xmlns:w16sdtdh="http://schemas.microsoft.com/office/word/2020/wordml/sdtdatahash" xmlns:w16sdtfl="http://schemas.microsoft.com/office/word/2024/wordml/sdtformatlock" xmlns:w16se="http://schemas.microsoft.com/office/word/2015/wordml/symex" xmlns:wpg="http://schemas.microsoft.com/office/word/2010/wordprocessingGroup" xmlns:wpi="http://schemas.microsoft.com/office/word/2010/wordprocessingInk" xmlns:wne="http://schemas.microsoft.com/office/word/2006/wordml" xmlns:wps="http://schemas.microsoft.com/office/word/2010/wordprocessingShape" mc:Ignorable="w14 w15 w16se w16cid w16 w16cex w16sdtdh w16sdtfl w16du wp14">
-  <w:p>
-    <w:pPr>
-      <w:pStyle w:val="a3"/>
-      <w:tabs>
-        <w:tab w:val="clear" w:pos="9026"/>
-        <w:tab w:val="center" w:pos="6128"/>
-      </w:tabs>
-      <w:spacing w:before="100" w:beforeAutospacing="1"/>
-      <w:ind w:left="3231"/>
-      <w:rPr>
-        <w:rtl/>
-      </w:rPr>
-    </w:pPr>
-    <w:r>
-      <w:rPr>
-        <w:rtl/>
-      </w:rPr>
-      <w:tab/>
-    </w:r>
-  </w:p>
-</w:hdr>
-</file>
-
-<file path=word/header3.xml><?xml version="1.0" encoding="utf-8"?>
 <w:hdr xmlns:wpc="http://schemas.microsoft.com/office/word/2010/wordprocessingCanvas" xmlns:cx="http://schemas.microsoft.com/office/drawing/2014/chartex" xmlns:cx1="http://schemas.microsoft.com/office/drawing/2015/9/8/chartex" xmlns:cx2="http://schemas.microsoft.com/office/drawing/2015/10/21/chartex" xmlns:cx3="http://schemas.microsoft.com/office/drawing/2016/5/9/chartex" xmlns:cx4="http://schemas.microsoft.com/office/drawing/2016/5/10/chartex" xmlns:cx5="http://schemas.microsoft.com/office/drawing/2016/5/11/chartex" xmlns:cx6="http://schemas.microsoft.com/office/drawing/2016/5/12/chartex" xmlns:cx7="http://schemas.microsoft.com/office/drawing/2016/5/13/chartex" xmlns:cx8="http://schemas.microsoft.com/office/drawing/2016/5/14/chartex" xmlns:mc="http://schemas.openxmlformats.org/markup-compatibility/2006" xmlns:aink="http://schemas.microsoft.com/office/drawing/2016/ink" xmlns:am3d="http://schemas.microsoft.com/office/drawing/2017/model3d" xmlns:o="urn:schemas-microsoft-com:office:office" xmlns:oel="http://schemas.microsoft.com/office/2019/extlst" xmlns:r="http://schemas.openxmlformats.org/officeDocument/2006/relationships" xmlns:m="http://schemas.openxmlformats.org/officeDocument/2006/math" xmlns:v="urn:schemas-microsoft-com:vml" xmlns:wp14="http://schemas.microsoft.com/office/word/2010/wordprocessingDrawing" xmlns:wp="http://schemas.openxmlformats.org/drawingml/2006/wordprocessingDrawing" xmlns:w10="urn:schemas-microsoft-com:office:word" xmlns:w="http://schemas.openxmlformats.org/wordprocessingml/2006/main" xmlns:w14="http://schemas.microsoft.com/office/word/2010/wordml" xmlns:w15="http://schemas.microsoft.com/office/word/2012/wordml" xmlns:w16cex="http://schemas.microsoft.com/office/word/2018/wordml/cex" xmlns:w16cid="http://schemas.microsoft.com/office/word/2016/wordml/cid" xmlns:w16="http://schemas.microsoft.com/office/word/2018/wordml" xmlns:w16du="http://schemas.microsoft.com/office/word/2023/wordml/word16du" xmlns:w16sdtdh="http://schemas.microsoft.com/office/word/2020/wordml/sdtdatahash" xmlns:w16sdtfl="http://schemas.microsoft.com/office/word/2024/wordml/sdtformatlock" xmlns:w16se="http://schemas.microsoft.com/office/word/2015/wordml/symex" xmlns:wpg="http://schemas.microsoft.com/office/word/2010/wordprocessingGroup" xmlns:wpi="http://schemas.microsoft.com/office/word/2010/wordprocessingInk" xmlns:wne="http://schemas.microsoft.com/office/word/2006/wordml" xmlns:wps="http://schemas.microsoft.com/office/word/2010/wordprocessingShape" mc:Ignorable="w14 w15 w16se w16cid w16 w16cex w16sdtdh w16sdtfl w16du wp14">
   <w:p>
     <w:pPr>
@@ -50177,7 +51336,7 @@
 </w:hdr>
 </file>
 
-<file path=word/header4.xml><?xml version="1.0" encoding="utf-8"?>
+<file path=word/header3.xml><?xml version="1.0" encoding="utf-8"?>
 <w:hdr xmlns:wpc="http://schemas.microsoft.com/office/word/2010/wordprocessingCanvas" xmlns:cx="http://schemas.microsoft.com/office/drawing/2014/chartex" xmlns:cx1="http://schemas.microsoft.com/office/drawing/2015/9/8/chartex" xmlns:cx2="http://schemas.microsoft.com/office/drawing/2015/10/21/chartex" xmlns:cx3="http://schemas.microsoft.com/office/drawing/2016/5/9/chartex" xmlns:cx4="http://schemas.microsoft.com/office/drawing/2016/5/10/chartex" xmlns:cx5="http://schemas.microsoft.com/office/drawing/2016/5/11/chartex" xmlns:cx6="http://schemas.microsoft.com/office/drawing/2016/5/12/chartex" xmlns:cx7="http://schemas.microsoft.com/office/drawing/2016/5/13/chartex" xmlns:cx8="http://schemas.microsoft.com/office/drawing/2016/5/14/chartex" xmlns:mc="http://schemas.openxmlformats.org/markup-compatibility/2006" xmlns:aink="http://schemas.microsoft.com/office/drawing/2016/ink" xmlns:am3d="http://schemas.microsoft.com/office/drawing/2017/model3d" xmlns:o="urn:schemas-microsoft-com:office:office" xmlns:oel="http://schemas.microsoft.com/office/2019/extlst" xmlns:r="http://schemas.openxmlformats.org/officeDocument/2006/relationships" xmlns:m="http://schemas.openxmlformats.org/officeDocument/2006/math" xmlns:v="urn:schemas-microsoft-com:vml" xmlns:wp14="http://schemas.microsoft.com/office/word/2010/wordprocessingDrawing" xmlns:wp="http://schemas.openxmlformats.org/drawingml/2006/wordprocessingDrawing" xmlns:w10="urn:schemas-microsoft-com:office:word" xmlns:w="http://schemas.openxmlformats.org/wordprocessingml/2006/main" xmlns:w14="http://schemas.microsoft.com/office/word/2010/wordml" xmlns:w15="http://schemas.microsoft.com/office/word/2012/wordml" xmlns:w16cex="http://schemas.microsoft.com/office/word/2018/wordml/cex" xmlns:w16cid="http://schemas.microsoft.com/office/word/2016/wordml/cid" xmlns:w16="http://schemas.microsoft.com/office/word/2018/wordml" xmlns:w16du="http://schemas.microsoft.com/office/word/2023/wordml/word16du" xmlns:w16sdtdh="http://schemas.microsoft.com/office/word/2020/wordml/sdtdatahash" xmlns:w16sdtfl="http://schemas.microsoft.com/office/word/2024/wordml/sdtformatlock" xmlns:w16se="http://schemas.microsoft.com/office/word/2015/wordml/symex" xmlns:wpg="http://schemas.microsoft.com/office/word/2010/wordprocessingGroup" xmlns:wpi="http://schemas.microsoft.com/office/word/2010/wordprocessingInk" xmlns:wne="http://schemas.microsoft.com/office/word/2006/wordml" xmlns:wps="http://schemas.microsoft.com/office/word/2010/wordprocessingShape" mc:Ignorable="w14 w15 w16se w16cid w16 w16cex w16sdtdh w16sdtfl w16du wp14">
   <w:p>
     <w:pPr>
@@ -50187,7 +51346,7 @@
 </w:hdr>
 </file>
 
-<file path=word/header5.xml><?xml version="1.0" encoding="utf-8"?>
+<file path=word/header4.xml><?xml version="1.0" encoding="utf-8"?>
 <w:hdr xmlns:wpc="http://schemas.microsoft.com/office/word/2010/wordprocessingCanvas" xmlns:cx="http://schemas.microsoft.com/office/drawing/2014/chartex" xmlns:cx1="http://schemas.microsoft.com/office/drawing/2015/9/8/chartex" xmlns:cx2="http://schemas.microsoft.com/office/drawing/2015/10/21/chartex" xmlns:cx3="http://schemas.microsoft.com/office/drawing/2016/5/9/chartex" xmlns:cx4="http://schemas.microsoft.com/office/drawing/2016/5/10/chartex" xmlns:cx5="http://schemas.microsoft.com/office/drawing/2016/5/11/chartex" xmlns:cx6="http://schemas.microsoft.com/office/drawing/2016/5/12/chartex" xmlns:cx7="http://schemas.microsoft.com/office/drawing/2016/5/13/chartex" xmlns:cx8="http://schemas.microsoft.com/office/drawing/2016/5/14/chartex" xmlns:mc="http://schemas.openxmlformats.org/markup-compatibility/2006" xmlns:aink="http://schemas.microsoft.com/office/drawing/2016/ink" xmlns:am3d="http://schemas.microsoft.com/office/drawing/2017/model3d" xmlns:o="urn:schemas-microsoft-com:office:office" xmlns:oel="http://schemas.microsoft.com/office/2019/extlst" xmlns:r="http://schemas.openxmlformats.org/officeDocument/2006/relationships" xmlns:m="http://schemas.openxmlformats.org/officeDocument/2006/math" xmlns:v="urn:schemas-microsoft-com:vml" xmlns:wp14="http://schemas.microsoft.com/office/word/2010/wordprocessingDrawing" xmlns:wp="http://schemas.openxmlformats.org/drawingml/2006/wordprocessingDrawing" xmlns:w10="urn:schemas-microsoft-com:office:word" xmlns:w="http://schemas.openxmlformats.org/wordprocessingml/2006/main" xmlns:w14="http://schemas.microsoft.com/office/word/2010/wordml" xmlns:w15="http://schemas.microsoft.com/office/word/2012/wordml" xmlns:w16cex="http://schemas.microsoft.com/office/word/2018/wordml/cex" xmlns:w16cid="http://schemas.microsoft.com/office/word/2016/wordml/cid" xmlns:w16="http://schemas.microsoft.com/office/word/2018/wordml" xmlns:w16du="http://schemas.microsoft.com/office/word/2023/wordml/word16du" xmlns:w16sdtdh="http://schemas.microsoft.com/office/word/2020/wordml/sdtdatahash" xmlns:w16sdtfl="http://schemas.microsoft.com/office/word/2024/wordml/sdtformatlock" xmlns:w16se="http://schemas.microsoft.com/office/word/2015/wordml/symex" xmlns:wpg="http://schemas.microsoft.com/office/word/2010/wordprocessingGroup" xmlns:wpi="http://schemas.microsoft.com/office/word/2010/wordprocessingInk" xmlns:wne="http://schemas.microsoft.com/office/word/2006/wordml" xmlns:wps="http://schemas.microsoft.com/office/word/2010/wordprocessingShape" mc:Ignorable="w14 w15 w16se w16cid w16 w16cex w16sdtdh w16sdtfl w16du wp14">
   <w:p>
     <w:pPr>
@@ -50212,7 +51371,7 @@
 </w:hdr>
 </file>
 
-<file path=word/header6.xml><?xml version="1.0" encoding="utf-8"?>
+<file path=word/header5.xml><?xml version="1.0" encoding="utf-8"?>
 <w:hdr xmlns:wpc="http://schemas.microsoft.com/office/word/2010/wordprocessingCanvas" xmlns:cx="http://schemas.microsoft.com/office/drawing/2014/chartex" xmlns:cx1="http://schemas.microsoft.com/office/drawing/2015/9/8/chartex" xmlns:cx2="http://schemas.microsoft.com/office/drawing/2015/10/21/chartex" xmlns:cx3="http://schemas.microsoft.com/office/drawing/2016/5/9/chartex" xmlns:cx4="http://schemas.microsoft.com/office/drawing/2016/5/10/chartex" xmlns:cx5="http://schemas.microsoft.com/office/drawing/2016/5/11/chartex" xmlns:cx6="http://schemas.microsoft.com/office/drawing/2016/5/12/chartex" xmlns:cx7="http://schemas.microsoft.com/office/drawing/2016/5/13/chartex" xmlns:cx8="http://schemas.microsoft.com/office/drawing/2016/5/14/chartex" xmlns:mc="http://schemas.openxmlformats.org/markup-compatibility/2006" xmlns:aink="http://schemas.microsoft.com/office/drawing/2016/ink" xmlns:am3d="http://schemas.microsoft.com/office/drawing/2017/model3d" xmlns:o="urn:schemas-microsoft-com:office:office" xmlns:oel="http://schemas.microsoft.com/office/2019/extlst" xmlns:r="http://schemas.openxmlformats.org/officeDocument/2006/relationships" xmlns:m="http://schemas.openxmlformats.org/officeDocument/2006/math" xmlns:v="urn:schemas-microsoft-com:vml" xmlns:wp14="http://schemas.microsoft.com/office/word/2010/wordprocessingDrawing" xmlns:wp="http://schemas.openxmlformats.org/drawingml/2006/wordprocessingDrawing" xmlns:w10="urn:schemas-microsoft-com:office:word" xmlns:w="http://schemas.openxmlformats.org/wordprocessingml/2006/main" xmlns:w14="http://schemas.microsoft.com/office/word/2010/wordml" xmlns:w15="http://schemas.microsoft.com/office/word/2012/wordml" xmlns:w16cex="http://schemas.microsoft.com/office/word/2018/wordml/cex" xmlns:w16cid="http://schemas.microsoft.com/office/word/2016/wordml/cid" xmlns:w16="http://schemas.microsoft.com/office/word/2018/wordml" xmlns:w16du="http://schemas.microsoft.com/office/word/2023/wordml/word16du" xmlns:w16sdtdh="http://schemas.microsoft.com/office/word/2020/wordml/sdtdatahash" xmlns:w16sdtfl="http://schemas.microsoft.com/office/word/2024/wordml/sdtformatlock" xmlns:w16se="http://schemas.microsoft.com/office/word/2015/wordml/symex" xmlns:wpg="http://schemas.microsoft.com/office/word/2010/wordprocessingGroup" xmlns:wpi="http://schemas.microsoft.com/office/word/2010/wordprocessingInk" xmlns:wne="http://schemas.microsoft.com/office/word/2006/wordml" xmlns:wps="http://schemas.microsoft.com/office/word/2010/wordprocessingShape" mc:Ignorable="w14 w15 w16se w16cid w16 w16cex w16sdtdh w16sdtfl w16du wp14">
   <w:p>
     <w:pPr>
@@ -50237,7 +51396,7 @@
 </w:hdr>
 </file>
 
-<file path=word/header7.xml><?xml version="1.0" encoding="utf-8"?>
+<file path=word/header6.xml><?xml version="1.0" encoding="utf-8"?>
 <w:hdr xmlns:wpc="http://schemas.microsoft.com/office/word/2010/wordprocessingCanvas" xmlns:cx="http://schemas.microsoft.com/office/drawing/2014/chartex" xmlns:cx1="http://schemas.microsoft.com/office/drawing/2015/9/8/chartex" xmlns:cx2="http://schemas.microsoft.com/office/drawing/2015/10/21/chartex" xmlns:cx3="http://schemas.microsoft.com/office/drawing/2016/5/9/chartex" xmlns:cx4="http://schemas.microsoft.com/office/drawing/2016/5/10/chartex" xmlns:cx5="http://schemas.microsoft.com/office/drawing/2016/5/11/chartex" xmlns:cx6="http://schemas.microsoft.com/office/drawing/2016/5/12/chartex" xmlns:cx7="http://schemas.microsoft.com/office/drawing/2016/5/13/chartex" xmlns:cx8="http://schemas.microsoft.com/office/drawing/2016/5/14/chartex" xmlns:mc="http://schemas.openxmlformats.org/markup-compatibility/2006" xmlns:aink="http://schemas.microsoft.com/office/drawing/2016/ink" xmlns:am3d="http://schemas.microsoft.com/office/drawing/2017/model3d" xmlns:o="urn:schemas-microsoft-com:office:office" xmlns:oel="http://schemas.microsoft.com/office/2019/extlst" xmlns:r="http://schemas.openxmlformats.org/officeDocument/2006/relationships" xmlns:m="http://schemas.openxmlformats.org/officeDocument/2006/math" xmlns:v="urn:schemas-microsoft-com:vml" xmlns:wp14="http://schemas.microsoft.com/office/word/2010/wordprocessingDrawing" xmlns:wp="http://schemas.openxmlformats.org/drawingml/2006/wordprocessingDrawing" xmlns:w10="urn:schemas-microsoft-com:office:word" xmlns:w="http://schemas.openxmlformats.org/wordprocessingml/2006/main" xmlns:w14="http://schemas.microsoft.com/office/word/2010/wordml" xmlns:w15="http://schemas.microsoft.com/office/word/2012/wordml" xmlns:w16cex="http://schemas.microsoft.com/office/word/2018/wordml/cex" xmlns:w16cid="http://schemas.microsoft.com/office/word/2016/wordml/cid" xmlns:w16="http://schemas.microsoft.com/office/word/2018/wordml" xmlns:w16du="http://schemas.microsoft.com/office/word/2023/wordml/word16du" xmlns:w16sdtdh="http://schemas.microsoft.com/office/word/2020/wordml/sdtdatahash" xmlns:w16sdtfl="http://schemas.microsoft.com/office/word/2024/wordml/sdtformatlock" xmlns:w16se="http://schemas.microsoft.com/office/word/2015/wordml/symex" xmlns:wpg="http://schemas.microsoft.com/office/word/2010/wordprocessingGroup" xmlns:wpi="http://schemas.microsoft.com/office/word/2010/wordprocessingInk" xmlns:wne="http://schemas.microsoft.com/office/word/2006/wordml" xmlns:wps="http://schemas.microsoft.com/office/word/2010/wordprocessingShape" mc:Ignorable="w14 w15 w16se w16cid w16 w16cex w16sdtdh w16sdtfl w16du wp14">
   <w:p>
     <w:pPr>
@@ -50247,7 +51406,7 @@
 </w:hdr>
 </file>
 
-<file path=word/header8.xml><?xml version="1.0" encoding="utf-8"?>
+<file path=word/header7.xml><?xml version="1.0" encoding="utf-8"?>
 <w:hdr xmlns:wpc="http://schemas.microsoft.com/office/word/2010/wordprocessingCanvas" xmlns:cx="http://schemas.microsoft.com/office/drawing/2014/chartex" xmlns:cx1="http://schemas.microsoft.com/office/drawing/2015/9/8/chartex" xmlns:cx2="http://schemas.microsoft.com/office/drawing/2015/10/21/chartex" xmlns:cx3="http://schemas.microsoft.com/office/drawing/2016/5/9/chartex" xmlns:cx4="http://schemas.microsoft.com/office/drawing/2016/5/10/chartex" xmlns:cx5="http://schemas.microsoft.com/office/drawing/2016/5/11/chartex" xmlns:cx6="http://schemas.microsoft.com/office/drawing/2016/5/12/chartex" xmlns:cx7="http://schemas.microsoft.com/office/drawing/2016/5/13/chartex" xmlns:cx8="http://schemas.microsoft.com/office/drawing/2016/5/14/chartex" xmlns:mc="http://schemas.openxmlformats.org/markup-compatibility/2006" xmlns:aink="http://schemas.microsoft.com/office/drawing/2016/ink" xmlns:am3d="http://schemas.microsoft.com/office/drawing/2017/model3d" xmlns:o="urn:schemas-microsoft-com:office:office" xmlns:oel="http://schemas.microsoft.com/office/2019/extlst" xmlns:r="http://schemas.openxmlformats.org/officeDocument/2006/relationships" xmlns:m="http://schemas.openxmlformats.org/officeDocument/2006/math" xmlns:v="urn:schemas-microsoft-com:vml" xmlns:wp14="http://schemas.microsoft.com/office/word/2010/wordprocessingDrawing" xmlns:wp="http://schemas.openxmlformats.org/drawingml/2006/wordprocessingDrawing" xmlns:w10="urn:schemas-microsoft-com:office:word" xmlns:w="http://schemas.openxmlformats.org/wordprocessingml/2006/main" xmlns:w14="http://schemas.microsoft.com/office/word/2010/wordml" xmlns:w15="http://schemas.microsoft.com/office/word/2012/wordml" xmlns:w16cex="http://schemas.microsoft.com/office/word/2018/wordml/cex" xmlns:w16cid="http://schemas.microsoft.com/office/word/2016/wordml/cid" xmlns:w16="http://schemas.microsoft.com/office/word/2018/wordml" xmlns:w16du="http://schemas.microsoft.com/office/word/2023/wordml/word16du" xmlns:w16sdtdh="http://schemas.microsoft.com/office/word/2020/wordml/sdtdatahash" xmlns:w16sdtfl="http://schemas.microsoft.com/office/word/2024/wordml/sdtformatlock" xmlns:w16se="http://schemas.microsoft.com/office/word/2015/wordml/symex" xmlns:wpg="http://schemas.microsoft.com/office/word/2010/wordprocessingGroup" xmlns:wpi="http://schemas.microsoft.com/office/word/2010/wordprocessingInk" xmlns:wne="http://schemas.microsoft.com/office/word/2006/wordml" xmlns:wps="http://schemas.microsoft.com/office/word/2010/wordprocessingShape" mc:Ignorable="w14 w15 w16se w16cid w16 w16cex w16sdtdh w16sdtfl w16du wp14">
   <w:p>
     <w:pPr>
@@ -53973,6 +55132,7 @@
   <w:style w:type="character" w:default="1" w:styleId="a0">
     <w:name w:val="Default Paragraph Font"/>
     <w:uiPriority w:val="1"/>
+    <w:semiHidden/>
     <w:unhideWhenUsed/>
   </w:style>
   <w:style w:type="table" w:default="1" w:styleId="a1">
